--- a/iit/quiz3/ITWS1100-S26-Quiz3-collid7.docx
+++ b/iit/quiz3/ITWS1100-S26-Quiz3-collid7.docx
@@ -455,6 +455,43 @@
     </w:p>
     <w:p>
       <w:pPr>
+        <w:pStyle w:val="Compact"/>
+      </w:pPr>
+    </w:p>
+    <w:p>
+      <w:pPr>
+        <w:pStyle w:val="Compact"/>
+      </w:pPr>
+    </w:p>
+    <w:p>
+      <w:pPr>
+        <w:pStyle w:val="Compact"/>
+        <w:rPr>
+          <w:color w:val="0070C0"/>
+        </w:rPr>
+      </w:pPr>
+      <w:r>
+        <w:rPr>
+          <w:color w:val="0070C0"/>
+        </w:rPr>
+        <w:t xml:space="preserve">Answer: </w:t>
+      </w:r>
+    </w:p>
+    <w:p>
+      <w:pPr>
+        <w:pStyle w:val="Compact"/>
+      </w:pPr>
+      <w:r>
+        <w:t>When a user submits the “Add Movie” form on my movies page, the process starts</w:t>
+      </w:r>
+    </w:p>
+    <w:p>
+      <w:pPr>
+        <w:pStyle w:val="Compact"/>
+      </w:pPr>
+    </w:p>
+    <w:p>
+      <w:pPr>
         <w:pStyle w:val="FirstParagraph"/>
       </w:pPr>
       <w:r>
@@ -525,6 +562,7 @@
           <w:b/>
           <w:bCs/>
         </w:rPr>
+        <w:lastRenderedPageBreak/>
         <w:t>c. (8 points)</w:t>
       </w:r>
       <w:r>
@@ -570,7 +608,6 @@
         </w:numPr>
       </w:pPr>
       <w:r>
-        <w:lastRenderedPageBreak/>
         <w:t xml:space="preserve">You secured Lab 1 and Lab 9 folders with password protection. Explain the relationship between </w:t>
       </w:r>
       <w:r>
@@ -763,6 +800,7 @@
         </w:numPr>
       </w:pPr>
       <w:r>
+        <w:lastRenderedPageBreak/>
         <w:t>CEO El-Gohary reframes the question from “How fast can we implement GenAI?” to “What kind of intelligence do we want to cultivate?” If you were advising El-Gohary, would you recommend Al-Najjar’s aggressive automation plan, Koenig’s human-in-the-loop model, or something else entirely? Justify your recommendation with evidence from the case.</w:t>
       </w:r>
     </w:p>
@@ -775,7 +813,6 @@
           <w:b/>
           <w:bCs/>
         </w:rPr>
-        <w:lastRenderedPageBreak/>
         <w:t>b. (7 points)</w:t>
       </w:r>
       <w:r>
@@ -954,6 +991,7 @@
           <w:b/>
           <w:bCs/>
         </w:rPr>
+        <w:lastRenderedPageBreak/>
         <w:t>Option D: Propose Your Own</w:t>
       </w:r>
       <w:r>
@@ -1029,7 +1067,6 @@
           <w:b/>
           <w:bCs/>
         </w:rPr>
-        <w:lastRenderedPageBreak/>
         <w:t>Prepared statements</w:t>
       </w:r>
       <w:r>
@@ -1347,6 +1384,7 @@
         </w:numPr>
       </w:pPr>
       <w:r>
+        <w:lastRenderedPageBreak/>
         <w:t xml:space="preserve">Your PHP “read” path — trace how data gets from MySQL back to the browser. Explain the fetch loop and how you build the HTML output. </w:t>
       </w:r>
       <w:r>
@@ -1401,7 +1439,6 @@
         <w:pStyle w:val="BodyText"/>
       </w:pPr>
       <w:r>
-        <w:lastRenderedPageBreak/>
         <w:t xml:space="preserve">This is the most important part of this section. You will intentionally introduce </w:t>
       </w:r>
       <w:r>
@@ -1661,6 +1698,7 @@
           <w:b/>
           <w:bCs/>
         </w:rPr>
+        <w:lastRenderedPageBreak/>
         <w:t>a. (8 points)</w:t>
       </w:r>
       <w:r>
@@ -1873,7 +1911,6 @@
               <w:pStyle w:val="Compact"/>
             </w:pPr>
             <w:r>
-              <w:lastRenderedPageBreak/>
               <w:t>Server-Side Language</w:t>
             </w:r>
           </w:p>
@@ -2426,6 +2463,7 @@
         </w:numPr>
       </w:pPr>
       <w:r>
+        <w:lastRenderedPageBreak/>
         <w:t xml:space="preserve">What is one skill or concept from this course that you will use </w:t>
       </w:r>
       <w:r>
@@ -2594,7 +2632,6 @@
               <w:pStyle w:val="Compact"/>
             </w:pPr>
             <w:r>
-              <w:lastRenderedPageBreak/>
               <w:t>3</w:t>
             </w:r>
           </w:p>

--- a/iit/quiz3/ITWS1100-S26-Quiz3-collid7.docx
+++ b/iit/quiz3/ITWS1100-S26-Quiz3-collid7.docx
@@ -480,10 +480,425 @@
     <w:p>
       <w:pPr>
         <w:pStyle w:val="Compact"/>
-      </w:pPr>
-      <w:r>
+        <w:rPr>
+          <w:color w:val="0070C0"/>
+        </w:rPr>
+      </w:pPr>
+      <w:r>
+        <w:rPr>
+          <w:color w:val="0070C0"/>
+        </w:rPr>
         <w:t>When a user submits the “Add Movie” form on my movies page, the process starts</w:t>
       </w:r>
+      <w:r>
+        <w:rPr>
+          <w:color w:val="0070C0"/>
+        </w:rPr>
+        <w:t xml:space="preserve"> in the browser. The form uses the POST method and sends the input data, such as the movie title, to a PHP file through the action attribute. The browser packages this data in the request body and sends it to the server</w:t>
+      </w:r>
+      <w:r>
+        <w:rPr>
+          <w:color w:val="0070C0"/>
+        </w:rPr>
+        <w:t xml:space="preserve">. </w:t>
+      </w:r>
+    </w:p>
+    <w:p>
+      <w:pPr>
+        <w:pStyle w:val="Compact"/>
+        <w:rPr>
+          <w:color w:val="0070C0"/>
+        </w:rPr>
+      </w:pPr>
+    </w:p>
+    <w:p>
+      <w:pPr>
+        <w:pStyle w:val="Compact"/>
+        <w:rPr>
+          <w:color w:val="0070C0"/>
+        </w:rPr>
+      </w:pPr>
+      <w:r>
+        <w:rPr>
+          <w:color w:val="0070C0"/>
+        </w:rPr>
+        <w:t>Apache receives the request and sees that the requested file has a .php extension. Because PHP is configured with Apache, the server does not return the file as static HTML. Instead, it passes the request to the PHP interpreter, which executes the code inside the file.</w:t>
+      </w:r>
+    </w:p>
+    <w:p>
+      <w:pPr>
+        <w:pStyle w:val="Compact"/>
+        <w:rPr>
+          <w:color w:val="0070C0"/>
+        </w:rPr>
+      </w:pPr>
+    </w:p>
+    <w:p>
+      <w:pPr>
+        <w:pStyle w:val="Compact"/>
+        <w:rPr>
+          <w:color w:val="0070C0"/>
+        </w:rPr>
+      </w:pPr>
+      <w:r>
+        <w:rPr>
+          <w:color w:val="0070C0"/>
+        </w:rPr>
+        <w:t xml:space="preserve">In my setup, the main movies page includes multiple files such as init.inc.php, functions.inc.php, and other layout files. These </w:t>
+      </w:r>
+      <w:r>
+        <w:rPr>
+          <w:color w:val="0070C0"/>
+        </w:rPr>
+        <w:t xml:space="preserve">includes </w:t>
+      </w:r>
+      <w:proofErr w:type="gramStart"/>
+      <w:r>
+        <w:rPr>
+          <w:color w:val="0070C0"/>
+        </w:rPr>
+        <w:t>allow</w:t>
+      </w:r>
+      <w:proofErr w:type="gramEnd"/>
+      <w:r>
+        <w:rPr>
+          <w:color w:val="0070C0"/>
+        </w:rPr>
+        <w:t xml:space="preserve"> me </w:t>
+      </w:r>
+      <w:r>
+        <w:rPr>
+          <w:color w:val="0070C0"/>
+        </w:rPr>
+        <w:t>to organize my code and reuse functionality. When the request is processed, my PHP code</w:t>
+      </w:r>
+      <w:r>
+        <w:rPr>
+          <w:color w:val="0070C0"/>
+        </w:rPr>
+        <w:t xml:space="preserve"> accesses the submitted </w:t>
+      </w:r>
+      <w:r>
+        <w:rPr>
+          <w:color w:val="0070C0"/>
+        </w:rPr>
+        <w:lastRenderedPageBreak/>
+        <w:t xml:space="preserve">form data using the $_POST super global. For example, I would retrieve the movie title using $_POST[‘title’]. </w:t>
+      </w:r>
+    </w:p>
+    <w:p>
+      <w:pPr>
+        <w:pStyle w:val="Compact"/>
+        <w:rPr>
+          <w:color w:val="0070C0"/>
+        </w:rPr>
+      </w:pPr>
+    </w:p>
+    <w:p>
+      <w:pPr>
+        <w:pStyle w:val="Compact"/>
+        <w:rPr>
+          <w:color w:val="0070C0"/>
+        </w:rPr>
+      </w:pPr>
+      <w:r>
+        <w:rPr>
+          <w:color w:val="0070C0"/>
+        </w:rPr>
+        <w:t xml:space="preserve">To connect to the database, I use a separate configuration file. In my </w:t>
+      </w:r>
+      <w:proofErr w:type="spellStart"/>
+      <w:r>
+        <w:rPr>
+          <w:color w:val="0070C0"/>
+        </w:rPr>
+        <w:t>config.php</w:t>
+      </w:r>
+      <w:proofErr w:type="spellEnd"/>
+      <w:r>
+        <w:rPr>
+          <w:color w:val="0070C0"/>
+        </w:rPr>
+        <w:t xml:space="preserve"> file, I define the connection using </w:t>
+      </w:r>
+      <w:proofErr w:type="spellStart"/>
+      <w:r>
+        <w:rPr>
+          <w:color w:val="0070C0"/>
+        </w:rPr>
+        <w:t>mysqli_connect</w:t>
+      </w:r>
+      <w:proofErr w:type="spellEnd"/>
+      <w:r>
+        <w:rPr>
+          <w:color w:val="0070C0"/>
+        </w:rPr>
+        <w:t xml:space="preserve"> with the </w:t>
+      </w:r>
+      <w:proofErr w:type="gramStart"/>
+      <w:r>
+        <w:rPr>
+          <w:color w:val="0070C0"/>
+        </w:rPr>
+        <w:t>server</w:t>
+      </w:r>
+      <w:proofErr w:type="gramEnd"/>
+      <w:r>
+        <w:rPr>
+          <w:color w:val="0070C0"/>
+        </w:rPr>
+        <w:t xml:space="preserve"> name, username, password, and database name. This connected is then used to interact with MySQL.</w:t>
+      </w:r>
+    </w:p>
+    <w:p>
+      <w:pPr>
+        <w:pStyle w:val="Compact"/>
+        <w:rPr>
+          <w:color w:val="0070C0"/>
+        </w:rPr>
+      </w:pPr>
+    </w:p>
+    <w:p>
+      <w:pPr>
+        <w:pStyle w:val="Compact"/>
+        <w:rPr>
+          <w:color w:val="0070C0"/>
+        </w:rPr>
+      </w:pPr>
+      <w:r>
+        <w:rPr>
+          <w:color w:val="0070C0"/>
+        </w:rPr>
+        <w:t>To insert a new movie, I use a prepared statement. The pattern follows this structure:</w:t>
+      </w:r>
+    </w:p>
+    <w:p>
+      <w:pPr>
+        <w:pStyle w:val="Compact"/>
+        <w:rPr>
+          <w:color w:val="0070C0"/>
+        </w:rPr>
+      </w:pPr>
+    </w:p>
+    <w:p>
+      <w:pPr>
+        <w:pStyle w:val="Compact"/>
+        <w:rPr>
+          <w:color w:val="0070C0"/>
+        </w:rPr>
+      </w:pPr>
+      <w:r>
+        <w:rPr>
+          <w:color w:val="0070C0"/>
+        </w:rPr>
+        <w:t>$</w:t>
+      </w:r>
+      <w:proofErr w:type="spellStart"/>
+      <w:r>
+        <w:rPr>
+          <w:color w:val="0070C0"/>
+        </w:rPr>
+        <w:t>stmt</w:t>
+      </w:r>
+      <w:proofErr w:type="spellEnd"/>
+      <w:r>
+        <w:rPr>
+          <w:color w:val="0070C0"/>
+        </w:rPr>
+        <w:t xml:space="preserve"> = $conn-&gt;</w:t>
+      </w:r>
+      <w:proofErr w:type="gramStart"/>
+      <w:r>
+        <w:rPr>
+          <w:color w:val="0070C0"/>
+        </w:rPr>
+        <w:t>prepare(</w:t>
+      </w:r>
+      <w:proofErr w:type="gramEnd"/>
+      <w:r>
+        <w:rPr>
+          <w:color w:val="0070C0"/>
+        </w:rPr>
+        <w:t>"INSERT INTO movies (title) VALUES (?)"</w:t>
+      </w:r>
+      <w:proofErr w:type="gramStart"/>
+      <w:r>
+        <w:rPr>
+          <w:color w:val="0070C0"/>
+        </w:rPr>
+        <w:t>);</w:t>
+      </w:r>
+      <w:proofErr w:type="gramEnd"/>
+    </w:p>
+    <w:p>
+      <w:pPr>
+        <w:pStyle w:val="Compact"/>
+        <w:rPr>
+          <w:color w:val="0070C0"/>
+        </w:rPr>
+      </w:pPr>
+      <w:r>
+        <w:rPr>
+          <w:color w:val="0070C0"/>
+        </w:rPr>
+        <w:t>$</w:t>
+      </w:r>
+      <w:proofErr w:type="spellStart"/>
+      <w:r>
+        <w:rPr>
+          <w:color w:val="0070C0"/>
+        </w:rPr>
+        <w:t>stmt</w:t>
+      </w:r>
+      <w:proofErr w:type="spellEnd"/>
+      <w:r>
+        <w:rPr>
+          <w:color w:val="0070C0"/>
+        </w:rPr>
+        <w:t>-&gt;</w:t>
+      </w:r>
+      <w:proofErr w:type="spellStart"/>
+      <w:r>
+        <w:rPr>
+          <w:color w:val="0070C0"/>
+        </w:rPr>
+        <w:t>bind_</w:t>
+      </w:r>
+      <w:proofErr w:type="gramStart"/>
+      <w:r>
+        <w:rPr>
+          <w:color w:val="0070C0"/>
+        </w:rPr>
+        <w:t>param</w:t>
+      </w:r>
+      <w:proofErr w:type="spellEnd"/>
+      <w:r>
+        <w:rPr>
+          <w:color w:val="0070C0"/>
+        </w:rPr>
+        <w:t>(</w:t>
+      </w:r>
+      <w:proofErr w:type="gramEnd"/>
+      <w:r>
+        <w:rPr>
+          <w:color w:val="0070C0"/>
+        </w:rPr>
+        <w:t>"s", $title</w:t>
+      </w:r>
+      <w:proofErr w:type="gramStart"/>
+      <w:r>
+        <w:rPr>
+          <w:color w:val="0070C0"/>
+        </w:rPr>
+        <w:t>);</w:t>
+      </w:r>
+      <w:proofErr w:type="gramEnd"/>
+    </w:p>
+    <w:p>
+      <w:pPr>
+        <w:pStyle w:val="Compact"/>
+        <w:rPr>
+          <w:color w:val="0070C0"/>
+        </w:rPr>
+      </w:pPr>
+      <w:r>
+        <w:rPr>
+          <w:color w:val="0070C0"/>
+        </w:rPr>
+        <w:t>$</w:t>
+      </w:r>
+      <w:proofErr w:type="spellStart"/>
+      <w:r>
+        <w:rPr>
+          <w:color w:val="0070C0"/>
+        </w:rPr>
+        <w:t>stmt</w:t>
+      </w:r>
+      <w:proofErr w:type="spellEnd"/>
+      <w:r>
+        <w:rPr>
+          <w:color w:val="0070C0"/>
+        </w:rPr>
+        <w:t>-&gt;</w:t>
+      </w:r>
+      <w:proofErr w:type="gramStart"/>
+      <w:r>
+        <w:rPr>
+          <w:color w:val="0070C0"/>
+        </w:rPr>
+        <w:t>execute();</w:t>
+      </w:r>
+      <w:proofErr w:type="gramEnd"/>
+    </w:p>
+    <w:p>
+      <w:pPr>
+        <w:pStyle w:val="Compact"/>
+        <w:rPr>
+          <w:color w:val="0070C0"/>
+        </w:rPr>
+      </w:pPr>
+    </w:p>
+    <w:p>
+      <w:pPr>
+        <w:pStyle w:val="Compact"/>
+        <w:rPr>
+          <w:color w:val="0070C0"/>
+        </w:rPr>
+      </w:pPr>
+      <w:r>
+        <w:rPr>
+          <w:color w:val="0070C0"/>
+        </w:rPr>
+        <w:t xml:space="preserve">I use a prepared statement to prevent SQL injection. Without it, a malicious user could enter input such </w:t>
+      </w:r>
+      <w:proofErr w:type="gramStart"/>
+      <w:r>
+        <w:rPr>
+          <w:color w:val="0070C0"/>
+        </w:rPr>
+        <w:t>as ‘)</w:t>
+      </w:r>
+      <w:proofErr w:type="gramEnd"/>
+      <w:r>
+        <w:rPr>
+          <w:color w:val="0070C0"/>
+        </w:rPr>
+        <w:t xml:space="preserve">; DROP TABLE movies; -- into the form field. If that input were directly played into the SQL string, the database could execute it as a command and delete the entire table. With a prepared statement, the input </w:t>
+      </w:r>
+      <w:r>
+        <w:rPr>
+          <w:color w:val="0070C0"/>
+        </w:rPr>
+        <w:t>is treated only as data, so attack does not work.</w:t>
+      </w:r>
+    </w:p>
+    <w:p>
+      <w:pPr>
+        <w:pStyle w:val="Compact"/>
+        <w:rPr>
+          <w:color w:val="0070C0"/>
+        </w:rPr>
+      </w:pPr>
+    </w:p>
+    <w:p>
+      <w:pPr>
+        <w:pStyle w:val="Compact"/>
+        <w:rPr>
+          <w:color w:val="0070C0"/>
+        </w:rPr>
+      </w:pPr>
+      <w:r>
+        <w:rPr>
+          <w:color w:val="0070C0"/>
+        </w:rPr>
+        <w:t xml:space="preserve">After the INSERT executes, the page is reloaded. During this reload, the PHP code runs a SELECT query to retrieve </w:t>
+      </w:r>
+      <w:r>
+        <w:rPr>
+          <w:color w:val="0070C0"/>
+        </w:rPr>
+        <w:t>all movies from the database. The results are looped through and displayed on the page. Since the new movie was just added, it appears in the list immediately after the refresh.</w:t>
+      </w:r>
     </w:p>
     <w:p>
       <w:pPr>
@@ -562,52 +977,52 @@
           <w:b/>
           <w:bCs/>
         </w:rPr>
+        <w:t>c. (8 points)</w:t>
+      </w:r>
+      <w:r>
+        <w:t xml:space="preserve"> In Lab 10, you configured your Azure server for production. Answer the following:</w:t>
+      </w:r>
+    </w:p>
+    <w:p>
+      <w:pPr>
+        <w:pStyle w:val="Compact"/>
+        <w:numPr>
+          <w:ilvl w:val="0"/>
+          <w:numId w:val="5"/>
+        </w:numPr>
+      </w:pPr>
+      <w:r>
+        <w:t xml:space="preserve">What is </w:t>
+      </w:r>
+      <w:r>
+        <w:rPr>
+          <w:rStyle w:val="VerbatimChar"/>
+        </w:rPr>
+        <w:t>.htaccess</w:t>
+      </w:r>
+      <w:r>
+        <w:t xml:space="preserve"> and what does it do? What Apache directive must be enabled for </w:t>
+      </w:r>
+      <w:r>
+        <w:rPr>
+          <w:rStyle w:val="VerbatimChar"/>
+        </w:rPr>
+        <w:t>.htaccess</w:t>
+      </w:r>
+      <w:r>
+        <w:t xml:space="preserve"> files to work?</w:t>
+      </w:r>
+    </w:p>
+    <w:p>
+      <w:pPr>
+        <w:pStyle w:val="Compact"/>
+        <w:numPr>
+          <w:ilvl w:val="0"/>
+          <w:numId w:val="5"/>
+        </w:numPr>
+      </w:pPr>
+      <w:r>
         <w:lastRenderedPageBreak/>
-        <w:t>c. (8 points)</w:t>
-      </w:r>
-      <w:r>
-        <w:t xml:space="preserve"> In Lab 10, you configured your Azure server for production. Answer the following:</w:t>
-      </w:r>
-    </w:p>
-    <w:p>
-      <w:pPr>
-        <w:pStyle w:val="Compact"/>
-        <w:numPr>
-          <w:ilvl w:val="0"/>
-          <w:numId w:val="5"/>
-        </w:numPr>
-      </w:pPr>
-      <w:r>
-        <w:t xml:space="preserve">What is </w:t>
-      </w:r>
-      <w:r>
-        <w:rPr>
-          <w:rStyle w:val="VerbatimChar"/>
-        </w:rPr>
-        <w:t>.htaccess</w:t>
-      </w:r>
-      <w:r>
-        <w:t xml:space="preserve"> and what does it do? What Apache directive must be enabled for </w:t>
-      </w:r>
-      <w:r>
-        <w:rPr>
-          <w:rStyle w:val="VerbatimChar"/>
-        </w:rPr>
-        <w:t>.htaccess</w:t>
-      </w:r>
-      <w:r>
-        <w:t xml:space="preserve"> files to work?</w:t>
-      </w:r>
-    </w:p>
-    <w:p>
-      <w:pPr>
-        <w:pStyle w:val="Compact"/>
-        <w:numPr>
-          <w:ilvl w:val="0"/>
-          <w:numId w:val="5"/>
-        </w:numPr>
-      </w:pPr>
-      <w:r>
         <w:t xml:space="preserve">You secured Lab 1 and Lab 9 folders with password protection. Explain the relationship between </w:t>
       </w:r>
       <w:r>
@@ -800,19 +1215,19 @@
         </w:numPr>
       </w:pPr>
       <w:r>
+        <w:t>CEO El-Gohary reframes the question from “How fast can we implement GenAI?” to “What kind of intelligence do we want to cultivate?” If you were advising El-Gohary, would you recommend Al-Najjar’s aggressive automation plan, Koenig’s human-in-the-loop model, or something else entirely? Justify your recommendation with evidence from the case.</w:t>
+      </w:r>
+    </w:p>
+    <w:p>
+      <w:pPr>
+        <w:pStyle w:val="FirstParagraph"/>
+      </w:pPr>
+      <w:r>
+        <w:rPr>
+          <w:b/>
+          <w:bCs/>
+        </w:rPr>
         <w:lastRenderedPageBreak/>
-        <w:t>CEO El-Gohary reframes the question from “How fast can we implement GenAI?” to “What kind of intelligence do we want to cultivate?” If you were advising El-Gohary, would you recommend Al-Najjar’s aggressive automation plan, Koenig’s human-in-the-loop model, or something else entirely? Justify your recommendation with evidence from the case.</w:t>
-      </w:r>
-    </w:p>
-    <w:p>
-      <w:pPr>
-        <w:pStyle w:val="FirstParagraph"/>
-      </w:pPr>
-      <w:r>
-        <w:rPr>
-          <w:b/>
-          <w:bCs/>
-        </w:rPr>
         <w:t>b. (7 points)</w:t>
       </w:r>
       <w:r>
@@ -991,7 +1406,6 @@
           <w:b/>
           <w:bCs/>
         </w:rPr>
-        <w:lastRenderedPageBreak/>
         <w:t>Option D: Propose Your Own</w:t>
       </w:r>
       <w:r>
@@ -1048,6 +1462,7 @@
           <w:b/>
           <w:bCs/>
         </w:rPr>
+        <w:lastRenderedPageBreak/>
         <w:t>PHP server-side logic</w:t>
       </w:r>
       <w:r>
@@ -1384,61 +1799,61 @@
         </w:numPr>
       </w:pPr>
       <w:r>
+        <w:t xml:space="preserve">Your PHP “read” path — trace how data gets from MySQL back to the browser. Explain the fetch loop and how you build the HTML output. </w:t>
+      </w:r>
+      <w:r>
+        <w:rPr>
+          <w:b/>
+          <w:bCs/>
+        </w:rPr>
+        <w:t>(3 pts)</w:t>
+      </w:r>
+    </w:p>
+    <w:p>
+      <w:pPr>
+        <w:pStyle w:val="Compact"/>
+        <w:numPr>
+          <w:ilvl w:val="0"/>
+          <w:numId w:val="11"/>
+        </w:numPr>
+      </w:pPr>
+      <w:r>
+        <w:t xml:space="preserve">Your client-side JavaScript — what does it do, how does it interact with the server-side? </w:t>
+      </w:r>
+      <w:r>
+        <w:rPr>
+          <w:b/>
+          <w:bCs/>
+        </w:rPr>
+        <w:t>(3 pts)</w:t>
+      </w:r>
+    </w:p>
+    <w:p>
+      <w:pPr>
+        <w:pStyle w:val="FirstParagraph"/>
+      </w:pPr>
+      <w:r>
+        <w:t>If you cannot explain a line of code in your own words, it shouldn’t be in your submission.</w:t>
+      </w:r>
+    </w:p>
+    <w:p>
+      <w:pPr>
+        <w:pStyle w:val="BodyText"/>
+      </w:pPr>
+      <w:r>
+        <w:rPr>
+          <w:b/>
+          <w:bCs/>
+        </w:rPr>
+        <w:t>D4. The “Break It” Exercise (8 points)</w:t>
+      </w:r>
+    </w:p>
+    <w:p>
+      <w:pPr>
+        <w:pStyle w:val="BodyText"/>
+      </w:pPr>
+      <w:r>
         <w:lastRenderedPageBreak/>
-        <w:t xml:space="preserve">Your PHP “read” path — trace how data gets from MySQL back to the browser. Explain the fetch loop and how you build the HTML output. </w:t>
-      </w:r>
-      <w:r>
-        <w:rPr>
-          <w:b/>
-          <w:bCs/>
-        </w:rPr>
-        <w:t>(3 pts)</w:t>
-      </w:r>
-    </w:p>
-    <w:p>
-      <w:pPr>
-        <w:pStyle w:val="Compact"/>
-        <w:numPr>
-          <w:ilvl w:val="0"/>
-          <w:numId w:val="11"/>
-        </w:numPr>
-      </w:pPr>
-      <w:r>
-        <w:t xml:space="preserve">Your client-side JavaScript — what does it do, how does it interact with the server-side? </w:t>
-      </w:r>
-      <w:r>
-        <w:rPr>
-          <w:b/>
-          <w:bCs/>
-        </w:rPr>
-        <w:t>(3 pts)</w:t>
-      </w:r>
-    </w:p>
-    <w:p>
-      <w:pPr>
-        <w:pStyle w:val="FirstParagraph"/>
-      </w:pPr>
-      <w:r>
-        <w:t>If you cannot explain a line of code in your own words, it shouldn’t be in your submission.</w:t>
-      </w:r>
-    </w:p>
-    <w:p>
-      <w:pPr>
-        <w:pStyle w:val="BodyText"/>
-      </w:pPr>
-      <w:r>
-        <w:rPr>
-          <w:b/>
-          <w:bCs/>
-        </w:rPr>
-        <w:t>D4. The “Break It” Exercise (8 points)</w:t>
-      </w:r>
-    </w:p>
-    <w:p>
-      <w:pPr>
-        <w:pStyle w:val="BodyText"/>
-      </w:pPr>
-      <w:r>
         <w:t xml:space="preserve">This is the most important part of this section. You will intentionally introduce </w:t>
       </w:r>
       <w:r>
@@ -1698,7 +2113,6 @@
           <w:b/>
           <w:bCs/>
         </w:rPr>
-        <w:lastRenderedPageBreak/>
         <w:t>a. (8 points)</w:t>
       </w:r>
       <w:r>
@@ -1911,6 +2325,7 @@
               <w:pStyle w:val="Compact"/>
             </w:pPr>
             <w:r>
+              <w:lastRenderedPageBreak/>
               <w:t>Server-Side Language</w:t>
             </w:r>
           </w:p>
@@ -2463,7 +2878,6 @@
         </w:numPr>
       </w:pPr>
       <w:r>
-        <w:lastRenderedPageBreak/>
         <w:t xml:space="preserve">What is one skill or concept from this course that you will use </w:t>
       </w:r>
       <w:r>
@@ -2632,6 +3046,7 @@
               <w:pStyle w:val="Compact"/>
             </w:pPr>
             <w:r>
+              <w:lastRenderedPageBreak/>
               <w:t>3</w:t>
             </w:r>
           </w:p>

--- a/iit/quiz3/ITWS1100-S26-Quiz3-collid7.docx
+++ b/iit/quiz3/ITWS1100-S26-Quiz3-collid7.docx
@@ -970,8 +970,146 @@
     </w:p>
     <w:p>
       <w:pPr>
+        <w:pStyle w:val="NormalWeb"/>
+        <w:ind w:left="720"/>
+      </w:pPr>
+    </w:p>
+    <w:p>
+      <w:pPr>
+        <w:pStyle w:val="NormalWeb"/>
+        <w:ind w:left="720"/>
+        <w:rPr>
+          <w:color w:val="0070C0"/>
+        </w:rPr>
+      </w:pPr>
+      <w:r>
+        <w:rPr>
+          <w:color w:val="0070C0"/>
+        </w:rPr>
+        <w:t>Answer:</w:t>
+      </w:r>
+    </w:p>
+    <w:p>
+      <w:pPr>
+        <w:pStyle w:val="NormalWeb"/>
+        <w:ind w:left="720"/>
+        <w:rPr>
+          <w:color w:val="0070C0"/>
+        </w:rPr>
+      </w:pPr>
+      <w:r>
+        <w:rPr>
+          <w:color w:val="0070C0"/>
+        </w:rPr>
+        <w:lastRenderedPageBreak/>
+        <w:t xml:space="preserve">In Lab 8, the data lives in a JSON file that stores </w:t>
+      </w:r>
+      <w:proofErr w:type="gramStart"/>
+      <w:r>
+        <w:rPr>
+          <w:color w:val="0070C0"/>
+        </w:rPr>
+        <w:t>all of</w:t>
+      </w:r>
+      <w:proofErr w:type="gramEnd"/>
+      <w:r>
+        <w:rPr>
+          <w:color w:val="0070C0"/>
+        </w:rPr>
+        <w:t xml:space="preserve"> my project information, such as title, description, and link. In Lab 9, the data lives in a MySQL database. The JSON file is simple and easy to edit, since I can just add a new object and the menu updates automatically. However, it is static and not built for large or frequently changing data. The database in Lab 9 is more complex, but it allows structured storage, updates, and queries, which makes it better for dynamic applications.</w:t>
+      </w:r>
+    </w:p>
+    <w:p>
+      <w:pPr>
+        <w:pStyle w:val="NormalWeb"/>
+        <w:ind w:left="720"/>
+        <w:rPr>
+          <w:color w:val="0070C0"/>
+        </w:rPr>
+      </w:pPr>
+      <w:r>
+        <w:rPr>
+          <w:color w:val="0070C0"/>
+        </w:rPr>
+        <w:t xml:space="preserve">The timing of when data loads </w:t>
+      </w:r>
+      <w:proofErr w:type="gramStart"/>
+      <w:r>
+        <w:rPr>
+          <w:color w:val="0070C0"/>
+        </w:rPr>
+        <w:t>is</w:t>
+      </w:r>
+      <w:proofErr w:type="gramEnd"/>
+      <w:r>
+        <w:rPr>
+          <w:color w:val="0070C0"/>
+        </w:rPr>
+        <w:t xml:space="preserve"> different in each lab. In Lab 8, the projects page loads first, then JavaScript uses AJAX, specifically a jQuery request like </w:t>
+      </w:r>
+      <w:proofErr w:type="gramStart"/>
+      <w:r>
+        <w:rPr>
+          <w:color w:val="0070C0"/>
+        </w:rPr>
+        <w:t>$.</w:t>
+      </w:r>
+      <w:proofErr w:type="spellStart"/>
+      <w:r>
+        <w:rPr>
+          <w:color w:val="0070C0"/>
+        </w:rPr>
+        <w:t>getJSON</w:t>
+      </w:r>
+      <w:proofErr w:type="spellEnd"/>
+      <w:proofErr w:type="gramEnd"/>
+      <w:r>
+        <w:rPr>
+          <w:color w:val="0070C0"/>
+        </w:rPr>
+        <w:t>(), to fetch the JSON file asynchronously. After the data is received, the menu is built dynamically. In Lab 9, the data is loaded during the page request. PHP runs on the server, queries the database, and sends back a fully built HTML page, so the browser receives everything at once.</w:t>
+      </w:r>
+    </w:p>
+    <w:p>
+      <w:pPr>
+        <w:pStyle w:val="NormalWeb"/>
+        <w:ind w:left="720"/>
+        <w:rPr>
+          <w:color w:val="0070C0"/>
+        </w:rPr>
+      </w:pPr>
+      <w:r>
+        <w:rPr>
+          <w:color w:val="0070C0"/>
+        </w:rPr>
+        <w:t>The responsibility for building HTML is also different. In Lab 8, the browser builds the menu using JavaScript and jQuery by looping through the JSON data and appending elements to the DOM. In Lab 9, the server builds the HTML using PHP before sending it to the browser. This matters because client-side rendering allows dynamic updates without reloading the page, while server-side rendering provides more control and security over the data.</w:t>
+      </w:r>
+    </w:p>
+    <w:p>
+      <w:pPr>
+        <w:pStyle w:val="NormalWeb"/>
+        <w:ind w:left="720"/>
+        <w:rPr>
+          <w:color w:val="0070C0"/>
+        </w:rPr>
+      </w:pPr>
+      <w:r>
+        <w:rPr>
+          <w:color w:val="0070C0"/>
+        </w:rPr>
+        <w:t>Both my Lab 8 projects page and my Lab 9 movies page display lists, but search would be implemented differently. In Lab 8, I would filter the JSON data directly in JavaScript after it is loaded, which is fast and requires no additional requests. In Lab 9, I would send the search input to PHP and use a SQL query with a WHERE clause to filter results in the database. The database approach is more scalable and efficient for large datasets, so search is easier to expand in Lab 9.</w:t>
+      </w:r>
+    </w:p>
+    <w:p>
+      <w:pPr>
+        <w:pStyle w:val="Compact"/>
+      </w:pPr>
+    </w:p>
+    <w:p>
+      <w:pPr>
         <w:pStyle w:val="FirstParagraph"/>
       </w:pPr>
+      <w:proofErr w:type="gramStart"/>
       <w:r>
         <w:rPr>
           <w:b/>
@@ -980,7 +1118,11 @@
         <w:t>c. (8 points)</w:t>
       </w:r>
       <w:r>
-        <w:t xml:space="preserve"> In Lab 10, you configured your Azure server for production. Answer the following:</w:t>
+        <w:t xml:space="preserve"> In</w:t>
+      </w:r>
+      <w:proofErr w:type="gramEnd"/>
+      <w:r>
+        <w:t xml:space="preserve"> Lab 10, you configured your Azure server for production. Answer the following:</w:t>
       </w:r>
     </w:p>
     <w:p>
@@ -1022,7 +1164,6 @@
         </w:numPr>
       </w:pPr>
       <w:r>
-        <w:lastRenderedPageBreak/>
         <w:t xml:space="preserve">You secured Lab 1 and Lab 9 folders with password protection. Explain the relationship between </w:t>
       </w:r>
       <w:r>
@@ -1100,6 +1241,7 @@
       <w:bookmarkStart w:id="3" w:name="deltacore-analytics-case-15-points"/>
       <w:bookmarkEnd w:id="2"/>
       <w:r>
+        <w:lastRenderedPageBreak/>
         <w:t>2. DeltaCore Analytics Case (15 points)</w:t>
       </w:r>
     </w:p>
@@ -1227,56 +1369,56 @@
           <w:b/>
           <w:bCs/>
         </w:rPr>
+        <w:t>b. (7 points)</w:t>
+      </w:r>
+      <w:r>
+        <w:t xml:space="preserve"> Now apply the DeltaCore framework to your </w:t>
+      </w:r>
+      <w:r>
+        <w:rPr>
+          <w:b/>
+          <w:bCs/>
+        </w:rPr>
+        <w:t>own term project team</w:t>
+      </w:r>
+      <w:r>
+        <w:t>:</w:t>
+      </w:r>
+    </w:p>
+    <w:p>
+      <w:pPr>
+        <w:pStyle w:val="Compact"/>
+        <w:numPr>
+          <w:ilvl w:val="0"/>
+          <w:numId w:val="7"/>
+        </w:numPr>
+      </w:pPr>
+      <w:r>
+        <w:t>Deltacore’s CFO identified a “triple constraint” tension between speed, cost, and strategic differentiation. Which of these three constraints has been the tightest for your team’s project, and how has your team managed it?</w:t>
+      </w:r>
+    </w:p>
+    <w:p>
+      <w:pPr>
+        <w:pStyle w:val="Compact"/>
+        <w:numPr>
+          <w:ilvl w:val="0"/>
+          <w:numId w:val="7"/>
+        </w:numPr>
+      </w:pPr>
+      <w:r>
+        <w:t>Did your team use AI tools during the term project? If yes — what worked, what didn’t, and what did you learn about directing AI on a team (where multiple people have different ideas)? If no — why not, and in hindsight, where could AI have helped?</w:t>
+      </w:r>
+    </w:p>
+    <w:p>
+      <w:pPr>
+        <w:pStyle w:val="Compact"/>
+        <w:numPr>
+          <w:ilvl w:val="0"/>
+          <w:numId w:val="7"/>
+        </w:numPr>
+      </w:pPr>
+      <w:r>
         <w:lastRenderedPageBreak/>
-        <w:t>b. (7 points)</w:t>
-      </w:r>
-      <w:r>
-        <w:t xml:space="preserve"> Now apply the DeltaCore framework to your </w:t>
-      </w:r>
-      <w:r>
-        <w:rPr>
-          <w:b/>
-          <w:bCs/>
-        </w:rPr>
-        <w:t>own term project team</w:t>
-      </w:r>
-      <w:r>
-        <w:t>:</w:t>
-      </w:r>
-    </w:p>
-    <w:p>
-      <w:pPr>
-        <w:pStyle w:val="Compact"/>
-        <w:numPr>
-          <w:ilvl w:val="0"/>
-          <w:numId w:val="7"/>
-        </w:numPr>
-      </w:pPr>
-      <w:r>
-        <w:t>Deltacore’s CFO identified a “triple constraint” tension between speed, cost, and strategic differentiation. Which of these three constraints has been the tightest for your team’s project, and how has your team managed it?</w:t>
-      </w:r>
-    </w:p>
-    <w:p>
-      <w:pPr>
-        <w:pStyle w:val="Compact"/>
-        <w:numPr>
-          <w:ilvl w:val="0"/>
-          <w:numId w:val="7"/>
-        </w:numPr>
-      </w:pPr>
-      <w:r>
-        <w:t>Did your team use AI tools during the term project? If yes — what worked, what didn’t, and what did you learn about directing AI on a team (where multiple people have different ideas)? If no — why not, and in hindsight, where could AI have helped?</w:t>
-      </w:r>
-    </w:p>
-    <w:p>
-      <w:pPr>
-        <w:pStyle w:val="Compact"/>
-        <w:numPr>
-          <w:ilvl w:val="0"/>
-          <w:numId w:val="7"/>
-        </w:numPr>
-      </w:pPr>
-      <w:r>
         <w:t>El-Gohary says “This isn’t just about transformation. It’s about stewardship.” As future IT professionals, what responsibility do you have when deciding how to use AI in your work? Give a concrete example — not a vague statement about “being ethical.”</w:t>
       </w:r>
     </w:p>
@@ -1462,7 +1604,6 @@
           <w:b/>
           <w:bCs/>
         </w:rPr>
-        <w:lastRenderedPageBreak/>
         <w:t>PHP server-side logic</w:t>
       </w:r>
       <w:r>
@@ -1552,6 +1693,7 @@
       <w:bookmarkStart w:id="7" w:name="X1544c9c727f2637e8c2ad4241eb4aa7b38aafc8"/>
       <w:bookmarkEnd w:id="6"/>
       <w:r>
+        <w:lastRenderedPageBreak/>
         <w:t>Deliverables (this is where the points are)</w:t>
       </w:r>
     </w:p>
@@ -1853,58 +1995,58 @@
         <w:pStyle w:val="BodyText"/>
       </w:pPr>
       <w:r>
+        <w:t xml:space="preserve">This is the most important part of this section. You will intentionally introduce </w:t>
+      </w:r>
+      <w:r>
+        <w:rPr>
+          <w:b/>
+          <w:bCs/>
+        </w:rPr>
+        <w:t>two</w:t>
+      </w:r>
+      <w:r>
+        <w:t xml:space="preserve"> vulnerabilities into a COPY of your code (do not break your live site), document what happens, and fix them.</w:t>
+      </w:r>
+    </w:p>
+    <w:p>
+      <w:pPr>
+        <w:pStyle w:val="BodyText"/>
+      </w:pPr>
+      <w:r>
+        <w:t xml:space="preserve">Create a file called </w:t>
+      </w:r>
+      <w:r>
+        <w:rPr>
+          <w:rStyle w:val="VerbatimChar"/>
+        </w:rPr>
+        <w:t>break-it.md</w:t>
+      </w:r>
+      <w:r>
+        <w:t xml:space="preserve"> in your quiz3 folder:</w:t>
+      </w:r>
+    </w:p>
+    <w:p>
+      <w:pPr>
+        <w:pStyle w:val="BodyText"/>
+      </w:pPr>
+      <w:r>
+        <w:rPr>
+          <w:b/>
+          <w:bCs/>
+        </w:rPr>
+        <w:t>Vulnerability 1 — SQL Injection (4 pts)</w:t>
+      </w:r>
+    </w:p>
+    <w:p>
+      <w:pPr>
+        <w:pStyle w:val="Compact"/>
+        <w:numPr>
+          <w:ilvl w:val="0"/>
+          <w:numId w:val="12"/>
+        </w:numPr>
+      </w:pPr>
+      <w:r>
         <w:lastRenderedPageBreak/>
-        <w:t xml:space="preserve">This is the most important part of this section. You will intentionally introduce </w:t>
-      </w:r>
-      <w:r>
-        <w:rPr>
-          <w:b/>
-          <w:bCs/>
-        </w:rPr>
-        <w:t>two</w:t>
-      </w:r>
-      <w:r>
-        <w:t xml:space="preserve"> vulnerabilities into a COPY of your code (do not break your live site), document what happens, and fix them.</w:t>
-      </w:r>
-    </w:p>
-    <w:p>
-      <w:pPr>
-        <w:pStyle w:val="BodyText"/>
-      </w:pPr>
-      <w:r>
-        <w:t xml:space="preserve">Create a file called </w:t>
-      </w:r>
-      <w:r>
-        <w:rPr>
-          <w:rStyle w:val="VerbatimChar"/>
-        </w:rPr>
-        <w:t>break-it.md</w:t>
-      </w:r>
-      <w:r>
-        <w:t xml:space="preserve"> in your quiz3 folder:</w:t>
-      </w:r>
-    </w:p>
-    <w:p>
-      <w:pPr>
-        <w:pStyle w:val="BodyText"/>
-      </w:pPr>
-      <w:r>
-        <w:rPr>
-          <w:b/>
-          <w:bCs/>
-        </w:rPr>
-        <w:t>Vulnerability 1 — SQL Injection (4 pts)</w:t>
-      </w:r>
-    </w:p>
-    <w:p>
-      <w:pPr>
-        <w:pStyle w:val="Compact"/>
-        <w:numPr>
-          <w:ilvl w:val="0"/>
-          <w:numId w:val="12"/>
-        </w:numPr>
-      </w:pPr>
-      <w:r>
         <w:t xml:space="preserve">Take one of your prepared statements and rewrite it as a direct string concatenation (e.g., </w:t>
       </w:r>
       <w:r>
@@ -2325,7 +2467,6 @@
               <w:pStyle w:val="Compact"/>
             </w:pPr>
             <w:r>
-              <w:lastRenderedPageBreak/>
               <w:t>Server-Side Language</w:t>
             </w:r>
           </w:p>
@@ -2596,6 +2737,7 @@
               <w:pStyle w:val="Compact"/>
             </w:pPr>
             <w:r>
+              <w:lastRenderedPageBreak/>
               <w:t>Version Control</w:t>
             </w:r>
           </w:p>
@@ -3046,7 +3188,6 @@
               <w:pStyle w:val="Compact"/>
             </w:pPr>
             <w:r>
-              <w:lastRenderedPageBreak/>
               <w:t>3</w:t>
             </w:r>
           </w:p>
@@ -3546,6 +3687,7 @@
     </w:pPrDefault>
   </w:docDefaults>
   <w:latentStyles w:defLockedState="0" w:defUIPriority="0" w:defSemiHidden="0" w:defUnhideWhenUsed="0" w:defQFormat="0" w:count="376">
+    <w:lsdException w:name="Normal (Web)" w:uiPriority="99"/>
     <w:lsdException w:name="Normal Table" w:semiHidden="1" w:unhideWhenUsed="1"/>
     <w:lsdException w:name="Table Simple 1" w:semiHidden="1" w:unhideWhenUsed="1"/>
     <w:lsdException w:name="Table Simple 2" w:semiHidden="1" w:unhideWhenUsed="1"/>
@@ -4735,6 +4877,20 @@
     <w:rPr>
       <w:rFonts w:ascii="Consolas" w:hAnsi="Consolas"/>
       <w:sz w:val="22"/>
+    </w:rPr>
+  </w:style>
+  <w:style w:type="paragraph" w:styleId="NormalWeb">
+    <w:name w:val="Normal (Web)"/>
+    <w:basedOn w:val="Normal"/>
+    <w:uiPriority w:val="99"/>
+    <w:unhideWhenUsed/>
+    <w:rsid w:val="00707300"/>
+    <w:pPr>
+      <w:spacing w:before="100" w:beforeAutospacing="1" w:after="100" w:afterAutospacing="1"/>
+    </w:pPr>
+    <w:rPr>
+      <w:rFonts w:ascii="Times New Roman" w:eastAsia="Times New Roman" w:hAnsi="Times New Roman" w:cs="Times New Roman"/>
+      <w:lang w:eastAsia="en-US"/>
     </w:rPr>
   </w:style>
 </w:styles>

--- a/iit/quiz3/ITWS1100-S26-Quiz3-collid7.docx
+++ b/iit/quiz3/ITWS1100-S26-Quiz3-collid7.docx
@@ -1362,6 +1362,222 @@
     </w:p>
     <w:p>
       <w:pPr>
+        <w:pStyle w:val="Compact"/>
+        <w:ind w:left="360"/>
+      </w:pPr>
+    </w:p>
+    <w:p>
+      <w:pPr>
+        <w:pStyle w:val="Compact"/>
+        <w:ind w:left="360"/>
+        <w:rPr>
+          <w:color w:val="0070C0"/>
+        </w:rPr>
+      </w:pPr>
+      <w:r>
+        <w:rPr>
+          <w:color w:val="0070C0"/>
+        </w:rPr>
+        <w:t>Answer:</w:t>
+      </w:r>
+    </w:p>
+    <w:p>
+      <w:pPr>
+        <w:pStyle w:val="Compact"/>
+        <w:ind w:left="360"/>
+        <w:rPr>
+          <w:color w:val="0070C0"/>
+        </w:rPr>
+      </w:pPr>
+      <w:r>
+        <w:rPr>
+          <w:color w:val="0070C0"/>
+        </w:rPr>
+        <w:t>I agree with Koenig’s statement that AI is a strong co pilot but not a driver. In the case</w:t>
+      </w:r>
+      <w:r>
+        <w:rPr>
+          <w:color w:val="0070C0"/>
+        </w:rPr>
+        <w:t>, Koenig showed that when analysts used AI to generate dra</w:t>
+      </w:r>
+      <w:r>
+        <w:rPr>
+          <w:color w:val="0070C0"/>
+        </w:rPr>
+        <w:t>fts and then reviewed and refined them, client satisfaction improved. This shows that AI can speed up work, but human judgment</w:t>
+      </w:r>
+      <w:r>
+        <w:rPr>
+          <w:color w:val="0070C0"/>
+        </w:rPr>
+        <w:t xml:space="preserve"> is still needed to make the output accurate and meaningful. I saw the same thing in my own work</w:t>
+      </w:r>
+      <w:r>
+        <w:rPr>
+          <w:color w:val="0070C0"/>
+        </w:rPr>
+        <w:t xml:space="preserve">. When I used AI to help with my personal website </w:t>
+      </w:r>
+      <w:r>
+        <w:rPr>
+          <w:color w:val="0070C0"/>
+        </w:rPr>
+        <w:t xml:space="preserve">(lab 3b), it helped me move faster. However, I still had to read through the code, fix errors, and understand what </w:t>
+      </w:r>
+      <w:r>
+        <w:rPr>
+          <w:color w:val="0070C0"/>
+        </w:rPr>
+        <w:t>it was doing. If I just copied the output</w:t>
+      </w:r>
+      <w:r>
+        <w:rPr>
+          <w:color w:val="0070C0"/>
+        </w:rPr>
+        <w:t xml:space="preserve">, it </w:t>
+      </w:r>
+      <w:r>
+        <w:rPr>
+          <w:color w:val="0070C0"/>
+        </w:rPr>
+        <w:t xml:space="preserve">often did not fully work or </w:t>
+      </w:r>
+      <w:r>
+        <w:rPr>
+          <w:color w:val="0070C0"/>
+        </w:rPr>
+        <w:t>matched</w:t>
+      </w:r>
+      <w:r>
+        <w:rPr>
+          <w:color w:val="0070C0"/>
+        </w:rPr>
+        <w:t xml:space="preserve"> the ass</w:t>
+      </w:r>
+      <w:r>
+        <w:rPr>
+          <w:color w:val="0070C0"/>
+        </w:rPr>
+        <w:t xml:space="preserve">ignment requirements. </w:t>
+      </w:r>
+    </w:p>
+    <w:p>
+      <w:pPr>
+        <w:pStyle w:val="Compact"/>
+        <w:ind w:left="360"/>
+        <w:rPr>
+          <w:color w:val="0070C0"/>
+        </w:rPr>
+      </w:pPr>
+    </w:p>
+    <w:p>
+      <w:pPr>
+        <w:pStyle w:val="Compact"/>
+        <w:ind w:left="360"/>
+        <w:rPr>
+          <w:color w:val="0070C0"/>
+        </w:rPr>
+      </w:pPr>
+      <w:r>
+        <w:rPr>
+          <w:color w:val="0070C0"/>
+        </w:rPr>
+        <w:t xml:space="preserve">Sharma’s concern about employees becoming limited to prompt tweaking connects directly to what we discussed in class about becoming “prompt jockeys.” If someone only relies on AI to generate answers, they do not </w:t>
+      </w:r>
+      <w:r>
+        <w:rPr>
+          <w:color w:val="0070C0"/>
+        </w:rPr>
+        <w:t>actually learn how the system works. The difference between using AI to learn and using it to avoid learning is in how you interact with it.</w:t>
+      </w:r>
+      <w:r>
+        <w:rPr>
+          <w:color w:val="0070C0"/>
+        </w:rPr>
+        <w:t xml:space="preserve"> When I use AI to learn, I treat it as a guide. I ask follow</w:t>
+      </w:r>
+      <w:r>
+        <w:rPr>
+          <w:color w:val="0070C0"/>
+        </w:rPr>
+        <w:t>ing</w:t>
+      </w:r>
+      <w:r>
+        <w:rPr>
+          <w:color w:val="0070C0"/>
+        </w:rPr>
+        <w:t xml:space="preserve"> up questions, test the code, and make changes myself. When someone uses AI to avoid learning</w:t>
+      </w:r>
+      <w:r>
+        <w:rPr>
+          <w:color w:val="0070C0"/>
+        </w:rPr>
+        <w:t xml:space="preserve">, they copy the output without understanding it. </w:t>
+      </w:r>
+      <w:r>
+        <w:rPr>
+          <w:color w:val="0070C0"/>
+        </w:rPr>
+        <w:t xml:space="preserve">This leads to gaps in knowledge and makes it harder to solve problems independently. </w:t>
+      </w:r>
+    </w:p>
+    <w:p>
+      <w:pPr>
+        <w:pStyle w:val="Compact"/>
+        <w:ind w:left="360"/>
+        <w:rPr>
+          <w:color w:val="0070C0"/>
+        </w:rPr>
+      </w:pPr>
+    </w:p>
+    <w:p>
+      <w:pPr>
+        <w:pStyle w:val="Compact"/>
+        <w:ind w:left="360"/>
+        <w:rPr>
+          <w:color w:val="0070C0"/>
+        </w:rPr>
+      </w:pPr>
+      <w:r>
+        <w:rPr>
+          <w:color w:val="0070C0"/>
+        </w:rPr>
+        <w:t xml:space="preserve">If I were advising El Gohary, I would recommend Koenig’s human in the loop model. The aggressive automation plan from </w:t>
+      </w:r>
+      <w:r>
+        <w:rPr>
+          <w:color w:val="0070C0"/>
+        </w:rPr>
+        <w:t xml:space="preserve">AI Najjar creates risk, both financially and in terms of quality. Braun </w:t>
+      </w:r>
+      <w:r>
+        <w:rPr>
+          <w:color w:val="0070C0"/>
+        </w:rPr>
+        <w:t xml:space="preserve">already pointed out that only about 25 percent </w:t>
+      </w:r>
+      <w:r>
+        <w:rPr>
+          <w:color w:val="0070C0"/>
+        </w:rPr>
+        <w:t>of these transformations meet ROI, which is a strong signal to be cautious. At the same time, ignoring AI would put the company behind competitors. The hybrid approach allows DeltaCore to gain efficiency while still maintaining the human</w:t>
+      </w:r>
+      <w:r>
+        <w:rPr>
+          <w:color w:val="0070C0"/>
+        </w:rPr>
+        <w:t xml:space="preserve"> insight that clients value. This approach reduces risk, protects employee development, and keeps the company competitive without fully depending on AI.</w:t>
+      </w:r>
+    </w:p>
+    <w:p>
+      <w:pPr>
+        <w:pStyle w:val="Compact"/>
+        <w:ind w:left="360"/>
+      </w:pPr>
+    </w:p>
+    <w:p>
+      <w:pPr>
         <w:pStyle w:val="FirstParagraph"/>
       </w:pPr>
       <w:r>
@@ -1418,9 +1634,14 @@
         </w:numPr>
       </w:pPr>
       <w:r>
-        <w:lastRenderedPageBreak/>
         <w:t>El-Gohary says “This isn’t just about transformation. It’s about stewardship.” As future IT professionals, what responsibility do you have when deciding how to use AI in your work? Give a concrete example — not a vague statement about “being ethical.”</w:t>
       </w:r>
+    </w:p>
+    <w:p>
+      <w:pPr>
+        <w:pStyle w:val="Compact"/>
+        <w:ind w:left="360"/>
+      </w:pPr>
     </w:p>
     <w:p>
       <w:r>
@@ -1473,6 +1694,7 @@
       </w:pPr>
       <w:bookmarkStart w:id="5" w:name="the-assignment"/>
       <w:r>
+        <w:lastRenderedPageBreak/>
         <w:t>The Assignment</w:t>
       </w:r>
     </w:p>
@@ -1693,8 +1915,281 @@
       <w:bookmarkStart w:id="7" w:name="X1544c9c727f2637e8c2ad4241eb4aa7b38aafc8"/>
       <w:bookmarkEnd w:id="6"/>
       <w:r>
+        <w:t>Deliverables (this is where the points are)</w:t>
+      </w:r>
+    </w:p>
+    <w:p>
+      <w:pPr>
+        <w:pStyle w:val="FirstParagraph"/>
+      </w:pPr>
+      <w:r>
+        <w:rPr>
+          <w:b/>
+          <w:bCs/>
+        </w:rPr>
+        <w:t>D1. The Working Feature (10 points)</w:t>
+      </w:r>
+    </w:p>
+    <w:p>
+      <w:pPr>
+        <w:pStyle w:val="Compact"/>
+        <w:numPr>
+          <w:ilvl w:val="0"/>
+          <w:numId w:val="9"/>
+        </w:numPr>
+      </w:pPr>
+      <w:r>
+        <w:t>It works on your Azure server (5 pts)</w:t>
+      </w:r>
+    </w:p>
+    <w:p>
+      <w:pPr>
+        <w:pStyle w:val="Compact"/>
+        <w:numPr>
+          <w:ilvl w:val="0"/>
+          <w:numId w:val="9"/>
+        </w:numPr>
+      </w:pPr>
+      <w:r>
+        <w:t>It meets all 6 technical requirements above (5 pts)</w:t>
+      </w:r>
+    </w:p>
+    <w:p>
+      <w:pPr>
+        <w:pStyle w:val="FirstParagraph"/>
+      </w:pPr>
+      <w:r>
+        <w:rPr>
+          <w:b/>
+          <w:bCs/>
+        </w:rPr>
+        <w:t>D2. AI Prompt Log (10 points)</w:t>
+      </w:r>
+    </w:p>
+    <w:p>
+      <w:pPr>
+        <w:pStyle w:val="BodyText"/>
+      </w:pPr>
+      <w:r>
+        <w:t xml:space="preserve">Create a file called </w:t>
+      </w:r>
+      <w:r>
+        <w:rPr>
+          <w:rStyle w:val="VerbatimChar"/>
+        </w:rPr>
+        <w:t>prompt-log.md</w:t>
+      </w:r>
+      <w:r>
+        <w:t xml:space="preserve"> in your quiz3 folder. For </w:t>
+      </w:r>
+      <w:r>
+        <w:rPr>
+          <w:b/>
+          <w:bCs/>
+        </w:rPr>
+        <w:t>every</w:t>
+      </w:r>
+      <w:r>
+        <w:t xml:space="preserve"> AI interaction, document:</w:t>
+      </w:r>
+    </w:p>
+    <w:p>
+      <w:pPr>
+        <w:pStyle w:val="Compact"/>
+        <w:numPr>
+          <w:ilvl w:val="0"/>
+          <w:numId w:val="10"/>
+        </w:numPr>
+      </w:pPr>
+      <w:r>
+        <w:t>The prompt you gave the AI (exact text)</w:t>
+      </w:r>
+    </w:p>
+    <w:p>
+      <w:pPr>
+        <w:pStyle w:val="Compact"/>
+        <w:numPr>
+          <w:ilvl w:val="0"/>
+          <w:numId w:val="10"/>
+        </w:numPr>
+      </w:pPr>
+      <w:r>
+        <w:t>A 1-2 sentence summary of what it returned</w:t>
+      </w:r>
+    </w:p>
+    <w:p>
+      <w:pPr>
+        <w:pStyle w:val="Compact"/>
+        <w:numPr>
+          <w:ilvl w:val="0"/>
+          <w:numId w:val="10"/>
+        </w:numPr>
+      </w:pPr>
+      <w:r>
+        <w:t xml:space="preserve">What you </w:t>
+      </w:r>
+      <w:r>
+        <w:rPr>
+          <w:b/>
+          <w:bCs/>
+        </w:rPr>
+        <w:t>kept</w:t>
+      </w:r>
+      <w:r>
+        <w:t xml:space="preserve">, what you </w:t>
+      </w:r>
+      <w:r>
+        <w:rPr>
+          <w:b/>
+          <w:bCs/>
+        </w:rPr>
+        <w:t>changed</w:t>
+      </w:r>
+      <w:r>
+        <w:t xml:space="preserve">, and what you </w:t>
+      </w:r>
+      <w:r>
+        <w:rPr>
+          <w:b/>
+          <w:bCs/>
+        </w:rPr>
+        <w:t>threw away</w:t>
+      </w:r>
+      <w:r>
+        <w:t xml:space="preserve"> — and WHY</w:t>
+      </w:r>
+    </w:p>
+    <w:p>
+      <w:pPr>
+        <w:pStyle w:val="FirstParagraph"/>
+      </w:pPr>
+      <w:r>
         <w:lastRenderedPageBreak/>
-        <w:t>Deliverables (this is where the points are)</w:t>
+        <w:t>This is not busy work. The prompt log is how you prove you were driving, not riding. A log that shows blind copy-paste will score lower than a log that shows iteration, correction, and judgment.</w:t>
+      </w:r>
+    </w:p>
+    <w:p>
+      <w:pPr>
+        <w:pStyle w:val="BodyText"/>
+      </w:pPr>
+      <w:r>
+        <w:t xml:space="preserve">Minimum: </w:t>
+      </w:r>
+      <w:r>
+        <w:rPr>
+          <w:b/>
+          <w:bCs/>
+        </w:rPr>
+        <w:t>8 documented prompts</w:t>
+      </w:r>
+      <w:r>
+        <w:t xml:space="preserve"> showing a progression from initial setup to working feature.</w:t>
+      </w:r>
+    </w:p>
+    <w:p>
+      <w:pPr>
+        <w:pStyle w:val="BodyText"/>
+      </w:pPr>
+      <w:r>
+        <w:rPr>
+          <w:b/>
+          <w:bCs/>
+        </w:rPr>
+        <w:t>D3. Code Walkthrough (12 points)</w:t>
+      </w:r>
+    </w:p>
+    <w:p>
+      <w:pPr>
+        <w:pStyle w:val="BodyText"/>
+      </w:pPr>
+      <w:r>
+        <w:t xml:space="preserve">In your quiz document, write a </w:t>
+      </w:r>
+      <w:r>
+        <w:rPr>
+          <w:b/>
+          <w:bCs/>
+        </w:rPr>
+        <w:t>guided tour of your own code</w:t>
+      </w:r>
+      <w:r>
+        <w:t>. Walk through the most important parts and explain them as if you were teaching a classmate who missed the PHP/SQL lectures. You must cover:</w:t>
+      </w:r>
+    </w:p>
+    <w:p>
+      <w:pPr>
+        <w:pStyle w:val="Compact"/>
+        <w:numPr>
+          <w:ilvl w:val="0"/>
+          <w:numId w:val="11"/>
+        </w:numPr>
+      </w:pPr>
+      <w:r>
+        <w:t xml:space="preserve">Your database schema — what table(s) you created, what each column is for, and what data types you chose (and why) </w:t>
+      </w:r>
+      <w:r>
+        <w:rPr>
+          <w:b/>
+          <w:bCs/>
+        </w:rPr>
+        <w:t>(3 pts)</w:t>
+      </w:r>
+    </w:p>
+    <w:p>
+      <w:pPr>
+        <w:pStyle w:val="Compact"/>
+        <w:numPr>
+          <w:ilvl w:val="0"/>
+          <w:numId w:val="11"/>
+        </w:numPr>
+      </w:pPr>
+      <w:r>
+        <w:t xml:space="preserve">Your PHP “write” path — trace a user action from form submission through PHP to the INSERT statement. Explain every line. </w:t>
+      </w:r>
+      <w:r>
+        <w:rPr>
+          <w:b/>
+          <w:bCs/>
+        </w:rPr>
+        <w:t>(3 pts)</w:t>
+      </w:r>
+    </w:p>
+    <w:p>
+      <w:pPr>
+        <w:pStyle w:val="Compact"/>
+        <w:numPr>
+          <w:ilvl w:val="0"/>
+          <w:numId w:val="11"/>
+        </w:numPr>
+      </w:pPr>
+      <w:r>
+        <w:t xml:space="preserve">Your PHP “read” path — trace how data gets from MySQL back to the browser. Explain the fetch loop and how you build the HTML output. </w:t>
+      </w:r>
+      <w:r>
+        <w:rPr>
+          <w:b/>
+          <w:bCs/>
+        </w:rPr>
+        <w:t>(3 pts)</w:t>
+      </w:r>
+    </w:p>
+    <w:p>
+      <w:pPr>
+        <w:pStyle w:val="Compact"/>
+        <w:numPr>
+          <w:ilvl w:val="0"/>
+          <w:numId w:val="11"/>
+        </w:numPr>
+      </w:pPr>
+      <w:r>
+        <w:t xml:space="preserve">Your client-side JavaScript — what does it do, how does it interact with the server-side? </w:t>
+      </w:r>
+      <w:r>
+        <w:rPr>
+          <w:b/>
+          <w:bCs/>
+        </w:rPr>
+        <w:t>(3 pts)</w:t>
       </w:r>
     </w:p>
     <w:p>
@@ -1702,35 +2197,135 @@
         <w:pStyle w:val="FirstParagraph"/>
       </w:pPr>
       <w:r>
-        <w:rPr>
-          <w:b/>
-          <w:bCs/>
-        </w:rPr>
-        <w:t>D1. The Working Feature (10 points)</w:t>
-      </w:r>
-    </w:p>
-    <w:p>
-      <w:pPr>
-        <w:pStyle w:val="Compact"/>
-        <w:numPr>
-          <w:ilvl w:val="0"/>
-          <w:numId w:val="9"/>
-        </w:numPr>
-      </w:pPr>
-      <w:r>
-        <w:t>It works on your Azure server (5 pts)</w:t>
-      </w:r>
-    </w:p>
-    <w:p>
-      <w:pPr>
-        <w:pStyle w:val="Compact"/>
-        <w:numPr>
-          <w:ilvl w:val="0"/>
-          <w:numId w:val="9"/>
-        </w:numPr>
-      </w:pPr>
-      <w:r>
-        <w:t>It meets all 6 technical requirements above (5 pts)</w:t>
+        <w:t>If you cannot explain a line of code in your own words, it shouldn’t be in your submission.</w:t>
+      </w:r>
+    </w:p>
+    <w:p>
+      <w:pPr>
+        <w:pStyle w:val="BodyText"/>
+      </w:pPr>
+      <w:r>
+        <w:rPr>
+          <w:b/>
+          <w:bCs/>
+        </w:rPr>
+        <w:t>D4. The “Break It” Exercise (8 points)</w:t>
+      </w:r>
+    </w:p>
+    <w:p>
+      <w:pPr>
+        <w:pStyle w:val="BodyText"/>
+      </w:pPr>
+      <w:r>
+        <w:t xml:space="preserve">This is the most important part of this section. You will intentionally introduce </w:t>
+      </w:r>
+      <w:r>
+        <w:rPr>
+          <w:b/>
+          <w:bCs/>
+        </w:rPr>
+        <w:t>two</w:t>
+      </w:r>
+      <w:r>
+        <w:t xml:space="preserve"> vulnerabilities into a COPY of your code (do not break your live site), document what happens, and fix them.</w:t>
+      </w:r>
+    </w:p>
+    <w:p>
+      <w:pPr>
+        <w:pStyle w:val="BodyText"/>
+      </w:pPr>
+      <w:r>
+        <w:t xml:space="preserve">Create a file called </w:t>
+      </w:r>
+      <w:r>
+        <w:rPr>
+          <w:rStyle w:val="VerbatimChar"/>
+        </w:rPr>
+        <w:t>break-it.md</w:t>
+      </w:r>
+      <w:r>
+        <w:t xml:space="preserve"> in your quiz3 folder:</w:t>
+      </w:r>
+    </w:p>
+    <w:p>
+      <w:pPr>
+        <w:pStyle w:val="BodyText"/>
+      </w:pPr>
+      <w:r>
+        <w:rPr>
+          <w:b/>
+          <w:bCs/>
+        </w:rPr>
+        <w:t>Vulnerability 1 — SQL Injection (4 pts)</w:t>
+      </w:r>
+    </w:p>
+    <w:p>
+      <w:pPr>
+        <w:pStyle w:val="Compact"/>
+        <w:numPr>
+          <w:ilvl w:val="0"/>
+          <w:numId w:val="12"/>
+        </w:numPr>
+      </w:pPr>
+      <w:r>
+        <w:t xml:space="preserve">Take one of your prepared statements and rewrite it as a direct string concatenation (e.g., </w:t>
+      </w:r>
+      <w:r>
+        <w:rPr>
+          <w:rStyle w:val="VerbatimChar"/>
+        </w:rPr>
+        <w:t>"INSERT INTO ... VALUES ('" . $_POST['name'] . "')"</w:t>
+      </w:r>
+      <w:r>
+        <w:t>)</w:t>
+      </w:r>
+    </w:p>
+    <w:p>
+      <w:pPr>
+        <w:pStyle w:val="Compact"/>
+        <w:numPr>
+          <w:ilvl w:val="0"/>
+          <w:numId w:val="12"/>
+        </w:numPr>
+      </w:pPr>
+      <w:r>
+        <w:t>Show the vulnerable code</w:t>
+      </w:r>
+    </w:p>
+    <w:p>
+      <w:pPr>
+        <w:pStyle w:val="Compact"/>
+        <w:numPr>
+          <w:ilvl w:val="0"/>
+          <w:numId w:val="12"/>
+        </w:numPr>
+      </w:pPr>
+      <w:r>
+        <w:t>Write a specific malicious input that would exploit it (e.g., what someone could type in the form field)</w:t>
+      </w:r>
+    </w:p>
+    <w:p>
+      <w:pPr>
+        <w:pStyle w:val="Compact"/>
+        <w:numPr>
+          <w:ilvl w:val="0"/>
+          <w:numId w:val="12"/>
+        </w:numPr>
+      </w:pPr>
+      <w:r>
+        <w:t>Explain what would happen to your database</w:t>
+      </w:r>
+    </w:p>
+    <w:p>
+      <w:pPr>
+        <w:pStyle w:val="Compact"/>
+        <w:numPr>
+          <w:ilvl w:val="0"/>
+          <w:numId w:val="12"/>
+        </w:numPr>
+      </w:pPr>
+      <w:r>
+        <w:t>Show your original safe code and explain why it prevents this attack</w:t>
       </w:r>
     </w:p>
     <w:p>
@@ -1742,7 +2337,7 @@
           <w:b/>
           <w:bCs/>
         </w:rPr>
-        <w:t>D2. AI Prompt Log (10 points)</w:t>
+        <w:t>Vulnerability 2 — Your Choice (4 pts)</w:t>
       </w:r>
     </w:p>
     <w:p>
@@ -1750,396 +2345,23 @@
         <w:pStyle w:val="BodyText"/>
       </w:pPr>
       <w:r>
-        <w:t xml:space="preserve">Create a file called </w:t>
-      </w:r>
-      <w:r>
-        <w:rPr>
-          <w:rStyle w:val="VerbatimChar"/>
-        </w:rPr>
-        <w:t>prompt-log.md</w:t>
-      </w:r>
-      <w:r>
-        <w:t xml:space="preserve"> in your quiz3 folder. For </w:t>
-      </w:r>
-      <w:r>
-        <w:rPr>
-          <w:b/>
-          <w:bCs/>
-        </w:rPr>
-        <w:t>every</w:t>
-      </w:r>
-      <w:r>
-        <w:t xml:space="preserve"> AI interaction, document:</w:t>
-      </w:r>
-    </w:p>
-    <w:p>
-      <w:pPr>
-        <w:pStyle w:val="Compact"/>
-        <w:numPr>
-          <w:ilvl w:val="0"/>
-          <w:numId w:val="10"/>
-        </w:numPr>
-      </w:pPr>
-      <w:r>
-        <w:t>The prompt you gave the AI (exact text)</w:t>
-      </w:r>
-    </w:p>
-    <w:p>
-      <w:pPr>
-        <w:pStyle w:val="Compact"/>
-        <w:numPr>
-          <w:ilvl w:val="0"/>
-          <w:numId w:val="10"/>
-        </w:numPr>
-      </w:pPr>
-      <w:r>
-        <w:t>A 1-2 sentence summary of what it returned</w:t>
-      </w:r>
-    </w:p>
-    <w:p>
-      <w:pPr>
-        <w:pStyle w:val="Compact"/>
-        <w:numPr>
-          <w:ilvl w:val="0"/>
-          <w:numId w:val="10"/>
-        </w:numPr>
-      </w:pPr>
-      <w:r>
-        <w:t xml:space="preserve">What you </w:t>
-      </w:r>
-      <w:r>
-        <w:rPr>
-          <w:b/>
-          <w:bCs/>
-        </w:rPr>
-        <w:t>kept</w:t>
-      </w:r>
-      <w:r>
-        <w:t xml:space="preserve">, what you </w:t>
-      </w:r>
-      <w:r>
-        <w:rPr>
-          <w:b/>
-          <w:bCs/>
-        </w:rPr>
-        <w:t>changed</w:t>
-      </w:r>
-      <w:r>
-        <w:t xml:space="preserve">, and what you </w:t>
-      </w:r>
-      <w:r>
-        <w:rPr>
-          <w:b/>
-          <w:bCs/>
-        </w:rPr>
-        <w:t>threw away</w:t>
-      </w:r>
-      <w:r>
-        <w:t xml:space="preserve"> — and WHY</w:t>
-      </w:r>
-    </w:p>
-    <w:p>
-      <w:pPr>
-        <w:pStyle w:val="FirstParagraph"/>
-      </w:pPr>
-      <w:r>
-        <w:t>This is not busy work. The prompt log is how you prove you were driving, not riding. A log that shows blind copy-paste will score lower than a log that shows iteration, correction, and judgment.</w:t>
-      </w:r>
-    </w:p>
-    <w:p>
-      <w:pPr>
-        <w:pStyle w:val="BodyText"/>
-      </w:pPr>
-      <w:r>
-        <w:t xml:space="preserve">Minimum: </w:t>
-      </w:r>
-      <w:r>
-        <w:rPr>
-          <w:b/>
-          <w:bCs/>
-        </w:rPr>
-        <w:t>8 documented prompts</w:t>
-      </w:r>
-      <w:r>
-        <w:t xml:space="preserve"> showing a progression from initial setup to working feature.</w:t>
-      </w:r>
-    </w:p>
-    <w:p>
-      <w:pPr>
-        <w:pStyle w:val="BodyText"/>
-      </w:pPr>
-      <w:r>
-        <w:rPr>
-          <w:b/>
-          <w:bCs/>
-        </w:rPr>
-        <w:t>D3. Code Walkthrough (12 points)</w:t>
-      </w:r>
-    </w:p>
-    <w:p>
-      <w:pPr>
-        <w:pStyle w:val="BodyText"/>
-      </w:pPr>
-      <w:r>
-        <w:t xml:space="preserve">In your quiz document, write a </w:t>
-      </w:r>
-      <w:r>
-        <w:rPr>
-          <w:b/>
-          <w:bCs/>
-        </w:rPr>
-        <w:t>guided tour of your own code</w:t>
-      </w:r>
-      <w:r>
-        <w:t>. Walk through the most important parts and explain them as if you were teaching a classmate who missed the PHP/SQL lectures. You must cover:</w:t>
-      </w:r>
-    </w:p>
-    <w:p>
-      <w:pPr>
-        <w:pStyle w:val="Compact"/>
-        <w:numPr>
-          <w:ilvl w:val="0"/>
-          <w:numId w:val="11"/>
-        </w:numPr>
-      </w:pPr>
-      <w:r>
-        <w:t xml:space="preserve">Your database schema — what table(s) you created, what each column is for, and what data types you chose (and why) </w:t>
-      </w:r>
-      <w:r>
-        <w:rPr>
-          <w:b/>
-          <w:bCs/>
-        </w:rPr>
-        <w:t>(3 pts)</w:t>
-      </w:r>
-    </w:p>
-    <w:p>
-      <w:pPr>
-        <w:pStyle w:val="Compact"/>
-        <w:numPr>
-          <w:ilvl w:val="0"/>
-          <w:numId w:val="11"/>
-        </w:numPr>
-      </w:pPr>
-      <w:r>
-        <w:t xml:space="preserve">Your PHP “write” path — trace a user action from form submission through PHP to the INSERT statement. Explain every line. </w:t>
-      </w:r>
-      <w:r>
-        <w:rPr>
-          <w:b/>
-          <w:bCs/>
-        </w:rPr>
-        <w:t>(3 pts)</w:t>
-      </w:r>
-    </w:p>
-    <w:p>
-      <w:pPr>
-        <w:pStyle w:val="Compact"/>
-        <w:numPr>
-          <w:ilvl w:val="0"/>
-          <w:numId w:val="11"/>
-        </w:numPr>
-      </w:pPr>
-      <w:r>
-        <w:t xml:space="preserve">Your PHP “read” path — trace how data gets from MySQL back to the browser. Explain the fetch loop and how you build the HTML output. </w:t>
-      </w:r>
-      <w:r>
-        <w:rPr>
-          <w:b/>
-          <w:bCs/>
-        </w:rPr>
-        <w:t>(3 pts)</w:t>
-      </w:r>
-    </w:p>
-    <w:p>
-      <w:pPr>
-        <w:pStyle w:val="Compact"/>
-        <w:numPr>
-          <w:ilvl w:val="0"/>
-          <w:numId w:val="11"/>
-        </w:numPr>
-      </w:pPr>
-      <w:r>
-        <w:t xml:space="preserve">Your client-side JavaScript — what does it do, how does it interact with the server-side? </w:t>
-      </w:r>
-      <w:r>
-        <w:rPr>
-          <w:b/>
-          <w:bCs/>
-        </w:rPr>
-        <w:t>(3 pts)</w:t>
-      </w:r>
-    </w:p>
-    <w:p>
-      <w:pPr>
-        <w:pStyle w:val="FirstParagraph"/>
-      </w:pPr>
-      <w:r>
-        <w:t>If you cannot explain a line of code in your own words, it shouldn’t be in your submission.</w:t>
-      </w:r>
-    </w:p>
-    <w:p>
-      <w:pPr>
-        <w:pStyle w:val="BodyText"/>
-      </w:pPr>
-      <w:r>
-        <w:rPr>
-          <w:b/>
-          <w:bCs/>
-        </w:rPr>
-        <w:t>D4. The “Break It” Exercise (8 points)</w:t>
-      </w:r>
-    </w:p>
-    <w:p>
-      <w:pPr>
-        <w:pStyle w:val="BodyText"/>
-      </w:pPr>
-      <w:r>
-        <w:t xml:space="preserve">This is the most important part of this section. You will intentionally introduce </w:t>
-      </w:r>
-      <w:r>
-        <w:rPr>
-          <w:b/>
-          <w:bCs/>
-        </w:rPr>
-        <w:t>two</w:t>
-      </w:r>
-      <w:r>
-        <w:t xml:space="preserve"> vulnerabilities into a COPY of your code (do not break your live site), document what happens, and fix them.</w:t>
-      </w:r>
-    </w:p>
-    <w:p>
-      <w:pPr>
-        <w:pStyle w:val="BodyText"/>
-      </w:pPr>
-      <w:r>
-        <w:t xml:space="preserve">Create a file called </w:t>
-      </w:r>
-      <w:r>
-        <w:rPr>
-          <w:rStyle w:val="VerbatimChar"/>
-        </w:rPr>
-        <w:t>break-it.md</w:t>
-      </w:r>
-      <w:r>
-        <w:t xml:space="preserve"> in your quiz3 folder:</w:t>
-      </w:r>
-    </w:p>
-    <w:p>
-      <w:pPr>
-        <w:pStyle w:val="BodyText"/>
-      </w:pPr>
-      <w:r>
-        <w:rPr>
-          <w:b/>
-          <w:bCs/>
-        </w:rPr>
-        <w:t>Vulnerability 1 — SQL Injection (4 pts)</w:t>
-      </w:r>
-    </w:p>
-    <w:p>
-      <w:pPr>
-        <w:pStyle w:val="Compact"/>
-        <w:numPr>
-          <w:ilvl w:val="0"/>
-          <w:numId w:val="12"/>
-        </w:numPr>
-      </w:pPr>
-      <w:r>
+        <w:t>Choose one:</w:t>
+      </w:r>
+    </w:p>
+    <w:p>
+      <w:pPr>
+        <w:pStyle w:val="Compact"/>
+        <w:numPr>
+          <w:ilvl w:val="0"/>
+          <w:numId w:val="13"/>
+        </w:numPr>
+      </w:pPr>
+      <w:r>
+        <w:rPr>
+          <w:b/>
+          <w:bCs/>
+        </w:rPr>
         <w:lastRenderedPageBreak/>
-        <w:t xml:space="preserve">Take one of your prepared statements and rewrite it as a direct string concatenation (e.g., </w:t>
-      </w:r>
-      <w:r>
-        <w:rPr>
-          <w:rStyle w:val="VerbatimChar"/>
-        </w:rPr>
-        <w:t>"INSERT INTO ... VALUES ('" . $_POST['name'] . "')"</w:t>
-      </w:r>
-      <w:r>
-        <w:t>)</w:t>
-      </w:r>
-    </w:p>
-    <w:p>
-      <w:pPr>
-        <w:pStyle w:val="Compact"/>
-        <w:numPr>
-          <w:ilvl w:val="0"/>
-          <w:numId w:val="12"/>
-        </w:numPr>
-      </w:pPr>
-      <w:r>
-        <w:t>Show the vulnerable code</w:t>
-      </w:r>
-    </w:p>
-    <w:p>
-      <w:pPr>
-        <w:pStyle w:val="Compact"/>
-        <w:numPr>
-          <w:ilvl w:val="0"/>
-          <w:numId w:val="12"/>
-        </w:numPr>
-      </w:pPr>
-      <w:r>
-        <w:t>Write a specific malicious input that would exploit it (e.g., what someone could type in the form field)</w:t>
-      </w:r>
-    </w:p>
-    <w:p>
-      <w:pPr>
-        <w:pStyle w:val="Compact"/>
-        <w:numPr>
-          <w:ilvl w:val="0"/>
-          <w:numId w:val="12"/>
-        </w:numPr>
-      </w:pPr>
-      <w:r>
-        <w:t>Explain what would happen to your database</w:t>
-      </w:r>
-    </w:p>
-    <w:p>
-      <w:pPr>
-        <w:pStyle w:val="Compact"/>
-        <w:numPr>
-          <w:ilvl w:val="0"/>
-          <w:numId w:val="12"/>
-        </w:numPr>
-      </w:pPr>
-      <w:r>
-        <w:t>Show your original safe code and explain why it prevents this attack</w:t>
-      </w:r>
-    </w:p>
-    <w:p>
-      <w:pPr>
-        <w:pStyle w:val="FirstParagraph"/>
-      </w:pPr>
-      <w:r>
-        <w:rPr>
-          <w:b/>
-          <w:bCs/>
-        </w:rPr>
-        <w:t>Vulnerability 2 — Your Choice (4 pts)</w:t>
-      </w:r>
-    </w:p>
-    <w:p>
-      <w:pPr>
-        <w:pStyle w:val="BodyText"/>
-      </w:pPr>
-      <w:r>
-        <w:t>Choose one:</w:t>
-      </w:r>
-    </w:p>
-    <w:p>
-      <w:pPr>
-        <w:pStyle w:val="Compact"/>
-        <w:numPr>
-          <w:ilvl w:val="0"/>
-          <w:numId w:val="13"/>
-        </w:numPr>
-      </w:pPr>
-      <w:r>
-        <w:rPr>
-          <w:b/>
-          <w:bCs/>
-        </w:rPr>
         <w:t>XSS (Cross-Site Scripting):</w:t>
       </w:r>
       <w:r>
@@ -2737,7 +2959,6 @@
               <w:pStyle w:val="Compact"/>
             </w:pPr>
             <w:r>
-              <w:lastRenderedPageBreak/>
               <w:t>Version Control</w:t>
             </w:r>
           </w:p>
@@ -2901,6 +3122,7 @@
         <w:pStyle w:val="FirstParagraph"/>
       </w:pPr>
       <w:r>
+        <w:lastRenderedPageBreak/>
         <w:t xml:space="preserve">How has your </w:t>
       </w:r>
       <w:r>

--- a/iit/quiz3/ITWS1100-S26-Quiz3-collid7.docx
+++ b/iit/quiz3/ITWS1100-S26-Quiz3-collid7.docx
@@ -480,10 +480,425 @@
     <w:p>
       <w:pPr>
         <w:pStyle w:val="Compact"/>
-      </w:pPr>
-      <w:r>
+        <w:rPr>
+          <w:color w:val="0070C0"/>
+        </w:rPr>
+      </w:pPr>
+      <w:r>
+        <w:rPr>
+          <w:color w:val="0070C0"/>
+        </w:rPr>
         <w:t>When a user submits the “Add Movie” form on my movies page, the process starts</w:t>
       </w:r>
+      <w:r>
+        <w:rPr>
+          <w:color w:val="0070C0"/>
+        </w:rPr>
+        <w:t xml:space="preserve"> in the browser. The form uses the POST method and sends the input data, such as the movie title, to a PHP file through the action attribute. The browser packages this data in the request body and sends it to the server</w:t>
+      </w:r>
+      <w:r>
+        <w:rPr>
+          <w:color w:val="0070C0"/>
+        </w:rPr>
+        <w:t xml:space="preserve">. </w:t>
+      </w:r>
+    </w:p>
+    <w:p>
+      <w:pPr>
+        <w:pStyle w:val="Compact"/>
+        <w:rPr>
+          <w:color w:val="0070C0"/>
+        </w:rPr>
+      </w:pPr>
+    </w:p>
+    <w:p>
+      <w:pPr>
+        <w:pStyle w:val="Compact"/>
+        <w:rPr>
+          <w:color w:val="0070C0"/>
+        </w:rPr>
+      </w:pPr>
+      <w:r>
+        <w:rPr>
+          <w:color w:val="0070C0"/>
+        </w:rPr>
+        <w:t>Apache receives the request and sees that the requested file has a .php extension. Because PHP is configured with Apache, the server does not return the file as static HTML. Instead, it passes the request to the PHP interpreter, which executes the code inside the file.</w:t>
+      </w:r>
+    </w:p>
+    <w:p>
+      <w:pPr>
+        <w:pStyle w:val="Compact"/>
+        <w:rPr>
+          <w:color w:val="0070C0"/>
+        </w:rPr>
+      </w:pPr>
+    </w:p>
+    <w:p>
+      <w:pPr>
+        <w:pStyle w:val="Compact"/>
+        <w:rPr>
+          <w:color w:val="0070C0"/>
+        </w:rPr>
+      </w:pPr>
+      <w:r>
+        <w:rPr>
+          <w:color w:val="0070C0"/>
+        </w:rPr>
+        <w:t xml:space="preserve">In my setup, the main movies page includes multiple files such as init.inc.php, functions.inc.php, and other layout files. These </w:t>
+      </w:r>
+      <w:r>
+        <w:rPr>
+          <w:color w:val="0070C0"/>
+        </w:rPr>
+        <w:t xml:space="preserve">includes </w:t>
+      </w:r>
+      <w:proofErr w:type="gramStart"/>
+      <w:r>
+        <w:rPr>
+          <w:color w:val="0070C0"/>
+        </w:rPr>
+        <w:t>allow</w:t>
+      </w:r>
+      <w:proofErr w:type="gramEnd"/>
+      <w:r>
+        <w:rPr>
+          <w:color w:val="0070C0"/>
+        </w:rPr>
+        <w:t xml:space="preserve"> me </w:t>
+      </w:r>
+      <w:r>
+        <w:rPr>
+          <w:color w:val="0070C0"/>
+        </w:rPr>
+        <w:t>to organize my code and reuse functionality. When the request is processed, my PHP code</w:t>
+      </w:r>
+      <w:r>
+        <w:rPr>
+          <w:color w:val="0070C0"/>
+        </w:rPr>
+        <w:t xml:space="preserve"> accesses the submitted </w:t>
+      </w:r>
+      <w:r>
+        <w:rPr>
+          <w:color w:val="0070C0"/>
+        </w:rPr>
+        <w:lastRenderedPageBreak/>
+        <w:t xml:space="preserve">form data using the $_POST super global. For example, I would retrieve the movie title using $_POST[‘title’]. </w:t>
+      </w:r>
+    </w:p>
+    <w:p>
+      <w:pPr>
+        <w:pStyle w:val="Compact"/>
+        <w:rPr>
+          <w:color w:val="0070C0"/>
+        </w:rPr>
+      </w:pPr>
+    </w:p>
+    <w:p>
+      <w:pPr>
+        <w:pStyle w:val="Compact"/>
+        <w:rPr>
+          <w:color w:val="0070C0"/>
+        </w:rPr>
+      </w:pPr>
+      <w:r>
+        <w:rPr>
+          <w:color w:val="0070C0"/>
+        </w:rPr>
+        <w:t xml:space="preserve">To connect to the database, I use a separate configuration file. In my </w:t>
+      </w:r>
+      <w:proofErr w:type="spellStart"/>
+      <w:r>
+        <w:rPr>
+          <w:color w:val="0070C0"/>
+        </w:rPr>
+        <w:t>config.php</w:t>
+      </w:r>
+      <w:proofErr w:type="spellEnd"/>
+      <w:r>
+        <w:rPr>
+          <w:color w:val="0070C0"/>
+        </w:rPr>
+        <w:t xml:space="preserve"> file, I define the connection using </w:t>
+      </w:r>
+      <w:proofErr w:type="spellStart"/>
+      <w:r>
+        <w:rPr>
+          <w:color w:val="0070C0"/>
+        </w:rPr>
+        <w:t>mysqli_connect</w:t>
+      </w:r>
+      <w:proofErr w:type="spellEnd"/>
+      <w:r>
+        <w:rPr>
+          <w:color w:val="0070C0"/>
+        </w:rPr>
+        <w:t xml:space="preserve"> with the </w:t>
+      </w:r>
+      <w:proofErr w:type="gramStart"/>
+      <w:r>
+        <w:rPr>
+          <w:color w:val="0070C0"/>
+        </w:rPr>
+        <w:t>server</w:t>
+      </w:r>
+      <w:proofErr w:type="gramEnd"/>
+      <w:r>
+        <w:rPr>
+          <w:color w:val="0070C0"/>
+        </w:rPr>
+        <w:t xml:space="preserve"> name, username, password, and database name. This connected is then used to interact with MySQL.</w:t>
+      </w:r>
+    </w:p>
+    <w:p>
+      <w:pPr>
+        <w:pStyle w:val="Compact"/>
+        <w:rPr>
+          <w:color w:val="0070C0"/>
+        </w:rPr>
+      </w:pPr>
+    </w:p>
+    <w:p>
+      <w:pPr>
+        <w:pStyle w:val="Compact"/>
+        <w:rPr>
+          <w:color w:val="0070C0"/>
+        </w:rPr>
+      </w:pPr>
+      <w:r>
+        <w:rPr>
+          <w:color w:val="0070C0"/>
+        </w:rPr>
+        <w:t>To insert a new movie, I use a prepared statement. The pattern follows this structure:</w:t>
+      </w:r>
+    </w:p>
+    <w:p>
+      <w:pPr>
+        <w:pStyle w:val="Compact"/>
+        <w:rPr>
+          <w:color w:val="0070C0"/>
+        </w:rPr>
+      </w:pPr>
+    </w:p>
+    <w:p>
+      <w:pPr>
+        <w:pStyle w:val="Compact"/>
+        <w:rPr>
+          <w:color w:val="0070C0"/>
+        </w:rPr>
+      </w:pPr>
+      <w:r>
+        <w:rPr>
+          <w:color w:val="0070C0"/>
+        </w:rPr>
+        <w:t>$</w:t>
+      </w:r>
+      <w:proofErr w:type="spellStart"/>
+      <w:r>
+        <w:rPr>
+          <w:color w:val="0070C0"/>
+        </w:rPr>
+        <w:t>stmt</w:t>
+      </w:r>
+      <w:proofErr w:type="spellEnd"/>
+      <w:r>
+        <w:rPr>
+          <w:color w:val="0070C0"/>
+        </w:rPr>
+        <w:t xml:space="preserve"> = $conn-&gt;</w:t>
+      </w:r>
+      <w:proofErr w:type="gramStart"/>
+      <w:r>
+        <w:rPr>
+          <w:color w:val="0070C0"/>
+        </w:rPr>
+        <w:t>prepare(</w:t>
+      </w:r>
+      <w:proofErr w:type="gramEnd"/>
+      <w:r>
+        <w:rPr>
+          <w:color w:val="0070C0"/>
+        </w:rPr>
+        <w:t>"INSERT INTO movies (title) VALUES (?)"</w:t>
+      </w:r>
+      <w:proofErr w:type="gramStart"/>
+      <w:r>
+        <w:rPr>
+          <w:color w:val="0070C0"/>
+        </w:rPr>
+        <w:t>);</w:t>
+      </w:r>
+      <w:proofErr w:type="gramEnd"/>
+    </w:p>
+    <w:p>
+      <w:pPr>
+        <w:pStyle w:val="Compact"/>
+        <w:rPr>
+          <w:color w:val="0070C0"/>
+        </w:rPr>
+      </w:pPr>
+      <w:r>
+        <w:rPr>
+          <w:color w:val="0070C0"/>
+        </w:rPr>
+        <w:t>$</w:t>
+      </w:r>
+      <w:proofErr w:type="spellStart"/>
+      <w:r>
+        <w:rPr>
+          <w:color w:val="0070C0"/>
+        </w:rPr>
+        <w:t>stmt</w:t>
+      </w:r>
+      <w:proofErr w:type="spellEnd"/>
+      <w:r>
+        <w:rPr>
+          <w:color w:val="0070C0"/>
+        </w:rPr>
+        <w:t>-&gt;</w:t>
+      </w:r>
+      <w:proofErr w:type="spellStart"/>
+      <w:r>
+        <w:rPr>
+          <w:color w:val="0070C0"/>
+        </w:rPr>
+        <w:t>bind_</w:t>
+      </w:r>
+      <w:proofErr w:type="gramStart"/>
+      <w:r>
+        <w:rPr>
+          <w:color w:val="0070C0"/>
+        </w:rPr>
+        <w:t>param</w:t>
+      </w:r>
+      <w:proofErr w:type="spellEnd"/>
+      <w:r>
+        <w:rPr>
+          <w:color w:val="0070C0"/>
+        </w:rPr>
+        <w:t>(</w:t>
+      </w:r>
+      <w:proofErr w:type="gramEnd"/>
+      <w:r>
+        <w:rPr>
+          <w:color w:val="0070C0"/>
+        </w:rPr>
+        <w:t>"s", $title</w:t>
+      </w:r>
+      <w:proofErr w:type="gramStart"/>
+      <w:r>
+        <w:rPr>
+          <w:color w:val="0070C0"/>
+        </w:rPr>
+        <w:t>);</w:t>
+      </w:r>
+      <w:proofErr w:type="gramEnd"/>
+    </w:p>
+    <w:p>
+      <w:pPr>
+        <w:pStyle w:val="Compact"/>
+        <w:rPr>
+          <w:color w:val="0070C0"/>
+        </w:rPr>
+      </w:pPr>
+      <w:r>
+        <w:rPr>
+          <w:color w:val="0070C0"/>
+        </w:rPr>
+        <w:t>$</w:t>
+      </w:r>
+      <w:proofErr w:type="spellStart"/>
+      <w:r>
+        <w:rPr>
+          <w:color w:val="0070C0"/>
+        </w:rPr>
+        <w:t>stmt</w:t>
+      </w:r>
+      <w:proofErr w:type="spellEnd"/>
+      <w:r>
+        <w:rPr>
+          <w:color w:val="0070C0"/>
+        </w:rPr>
+        <w:t>-&gt;</w:t>
+      </w:r>
+      <w:proofErr w:type="gramStart"/>
+      <w:r>
+        <w:rPr>
+          <w:color w:val="0070C0"/>
+        </w:rPr>
+        <w:t>execute();</w:t>
+      </w:r>
+      <w:proofErr w:type="gramEnd"/>
+    </w:p>
+    <w:p>
+      <w:pPr>
+        <w:pStyle w:val="Compact"/>
+        <w:rPr>
+          <w:color w:val="0070C0"/>
+        </w:rPr>
+      </w:pPr>
+    </w:p>
+    <w:p>
+      <w:pPr>
+        <w:pStyle w:val="Compact"/>
+        <w:rPr>
+          <w:color w:val="0070C0"/>
+        </w:rPr>
+      </w:pPr>
+      <w:r>
+        <w:rPr>
+          <w:color w:val="0070C0"/>
+        </w:rPr>
+        <w:t xml:space="preserve">I use a prepared statement to prevent SQL injection. Without it, a malicious user could enter input such </w:t>
+      </w:r>
+      <w:proofErr w:type="gramStart"/>
+      <w:r>
+        <w:rPr>
+          <w:color w:val="0070C0"/>
+        </w:rPr>
+        <w:t>as ‘)</w:t>
+      </w:r>
+      <w:proofErr w:type="gramEnd"/>
+      <w:r>
+        <w:rPr>
+          <w:color w:val="0070C0"/>
+        </w:rPr>
+        <w:t xml:space="preserve">; DROP TABLE movies; -- into the form field. If that input were directly played into the SQL string, the database could execute it as a command and delete the entire table. With a prepared statement, the input </w:t>
+      </w:r>
+      <w:r>
+        <w:rPr>
+          <w:color w:val="0070C0"/>
+        </w:rPr>
+        <w:t>is treated only as data, so attack does not work.</w:t>
+      </w:r>
+    </w:p>
+    <w:p>
+      <w:pPr>
+        <w:pStyle w:val="Compact"/>
+        <w:rPr>
+          <w:color w:val="0070C0"/>
+        </w:rPr>
+      </w:pPr>
+    </w:p>
+    <w:p>
+      <w:pPr>
+        <w:pStyle w:val="Compact"/>
+        <w:rPr>
+          <w:color w:val="0070C0"/>
+        </w:rPr>
+      </w:pPr>
+      <w:r>
+        <w:rPr>
+          <w:color w:val="0070C0"/>
+        </w:rPr>
+        <w:t xml:space="preserve">After the INSERT executes, the page is reloaded. During this reload, the PHP code runs a SELECT query to retrieve </w:t>
+      </w:r>
+      <w:r>
+        <w:rPr>
+          <w:color w:val="0070C0"/>
+        </w:rPr>
+        <w:t>all movies from the database. The results are looped through and displayed on the page. Since the new movie was just added, it appears in the list immediately after the refresh.</w:t>
+      </w:r>
     </w:p>
     <w:p>
       <w:pPr>
@@ -555,18 +970,159 @@
     </w:p>
     <w:p>
       <w:pPr>
+        <w:pStyle w:val="NormalWeb"/>
+        <w:ind w:left="720"/>
+      </w:pPr>
+    </w:p>
+    <w:p>
+      <w:pPr>
+        <w:pStyle w:val="NormalWeb"/>
+        <w:ind w:left="720"/>
+        <w:rPr>
+          <w:color w:val="0070C0"/>
+        </w:rPr>
+      </w:pPr>
+      <w:r>
+        <w:rPr>
+          <w:color w:val="0070C0"/>
+        </w:rPr>
+        <w:t>Answer:</w:t>
+      </w:r>
+    </w:p>
+    <w:p>
+      <w:pPr>
+        <w:pStyle w:val="NormalWeb"/>
+        <w:ind w:left="720"/>
+        <w:rPr>
+          <w:color w:val="0070C0"/>
+        </w:rPr>
+      </w:pPr>
+      <w:r>
+        <w:rPr>
+          <w:color w:val="0070C0"/>
+        </w:rPr>
+        <w:lastRenderedPageBreak/>
+        <w:t xml:space="preserve">In Lab 8, the data lives in a JSON file that stores </w:t>
+      </w:r>
+      <w:proofErr w:type="gramStart"/>
+      <w:r>
+        <w:rPr>
+          <w:color w:val="0070C0"/>
+        </w:rPr>
+        <w:t>all of</w:t>
+      </w:r>
+      <w:proofErr w:type="gramEnd"/>
+      <w:r>
+        <w:rPr>
+          <w:color w:val="0070C0"/>
+        </w:rPr>
+        <w:t xml:space="preserve"> my project information, such as title, description, and link. In Lab 9, the data lives in a MySQL database. The JSON file is simple and easy to edit, since I can just add a new object and the menu updates automatically. However, it is static and not built for large or frequently changing data. The database in Lab 9 is more complex, but it allows structured storage, updates, and queries, which makes it better for dynamic applications.</w:t>
+      </w:r>
+    </w:p>
+    <w:p>
+      <w:pPr>
+        <w:pStyle w:val="NormalWeb"/>
+        <w:ind w:left="720"/>
+        <w:rPr>
+          <w:color w:val="0070C0"/>
+        </w:rPr>
+      </w:pPr>
+      <w:r>
+        <w:rPr>
+          <w:color w:val="0070C0"/>
+        </w:rPr>
+        <w:t xml:space="preserve">The timing of when data loads </w:t>
+      </w:r>
+      <w:proofErr w:type="gramStart"/>
+      <w:r>
+        <w:rPr>
+          <w:color w:val="0070C0"/>
+        </w:rPr>
+        <w:t>is</w:t>
+      </w:r>
+      <w:proofErr w:type="gramEnd"/>
+      <w:r>
+        <w:rPr>
+          <w:color w:val="0070C0"/>
+        </w:rPr>
+        <w:t xml:space="preserve"> different in each lab. In Lab 8, the projects page loads first, then JavaScript uses AJAX, specifically a jQuery request like </w:t>
+      </w:r>
+      <w:proofErr w:type="gramStart"/>
+      <w:r>
+        <w:rPr>
+          <w:color w:val="0070C0"/>
+        </w:rPr>
+        <w:t>$.</w:t>
+      </w:r>
+      <w:proofErr w:type="spellStart"/>
+      <w:r>
+        <w:rPr>
+          <w:color w:val="0070C0"/>
+        </w:rPr>
+        <w:t>getJSON</w:t>
+      </w:r>
+      <w:proofErr w:type="spellEnd"/>
+      <w:proofErr w:type="gramEnd"/>
+      <w:r>
+        <w:rPr>
+          <w:color w:val="0070C0"/>
+        </w:rPr>
+        <w:t>(), to fetch the JSON file asynchronously. After the data is received, the menu is built dynamically. In Lab 9, the data is loaded during the page request. PHP runs on the server, queries the database, and sends back a fully built HTML page, so the browser receives everything at once.</w:t>
+      </w:r>
+    </w:p>
+    <w:p>
+      <w:pPr>
+        <w:pStyle w:val="NormalWeb"/>
+        <w:ind w:left="720"/>
+        <w:rPr>
+          <w:color w:val="0070C0"/>
+        </w:rPr>
+      </w:pPr>
+      <w:r>
+        <w:rPr>
+          <w:color w:val="0070C0"/>
+        </w:rPr>
+        <w:t>The responsibility for building HTML is also different. In Lab 8, the browser builds the menu using JavaScript and jQuery by looping through the JSON data and appending elements to the DOM. In Lab 9, the server builds the HTML using PHP before sending it to the browser. This matters because client-side rendering allows dynamic updates without reloading the page, while server-side rendering provides more control and security over the data.</w:t>
+      </w:r>
+    </w:p>
+    <w:p>
+      <w:pPr>
+        <w:pStyle w:val="NormalWeb"/>
+        <w:ind w:left="720"/>
+        <w:rPr>
+          <w:color w:val="0070C0"/>
+        </w:rPr>
+      </w:pPr>
+      <w:r>
+        <w:rPr>
+          <w:color w:val="0070C0"/>
+        </w:rPr>
+        <w:t>Both my Lab 8 projects page and my Lab 9 movies page display lists, but search would be implemented differently. In Lab 8, I would filter the JSON data directly in JavaScript after it is loaded, which is fast and requires no additional requests. In Lab 9, I would send the search input to PHP and use a SQL query with a WHERE clause to filter results in the database. The database approach is more scalable and efficient for large datasets, so search is easier to expand in Lab 9.</w:t>
+      </w:r>
+    </w:p>
+    <w:p>
+      <w:pPr>
+        <w:pStyle w:val="Compact"/>
+      </w:pPr>
+    </w:p>
+    <w:p>
+      <w:pPr>
         <w:pStyle w:val="FirstParagraph"/>
       </w:pPr>
-      <w:r>
-        <w:rPr>
-          <w:b/>
-          <w:bCs/>
-        </w:rPr>
-        <w:lastRenderedPageBreak/>
+      <w:proofErr w:type="gramStart"/>
+      <w:r>
+        <w:rPr>
+          <w:b/>
+          <w:bCs/>
+        </w:rPr>
         <w:t>c. (8 points)</w:t>
       </w:r>
       <w:r>
-        <w:t xml:space="preserve"> In Lab 10, you configured your Azure server for production. Answer the following:</w:t>
+        <w:t xml:space="preserve"> In</w:t>
+      </w:r>
+      <w:proofErr w:type="gramEnd"/>
+      <w:r>
+        <w:t xml:space="preserve"> Lab 10, you configured your Azure server for production. Answer the following:</w:t>
       </w:r>
     </w:p>
     <w:p>
@@ -685,6 +1241,7 @@
       <w:bookmarkStart w:id="3" w:name="deltacore-analytics-case-15-points"/>
       <w:bookmarkEnd w:id="2"/>
       <w:r>
+        <w:lastRenderedPageBreak/>
         <w:t>2. DeltaCore Analytics Case (15 points)</w:t>
       </w:r>
     </w:p>
@@ -800,12 +1357,227 @@
         </w:numPr>
       </w:pPr>
       <w:r>
-        <w:lastRenderedPageBreak/>
         <w:t>CEO El-Gohary reframes the question from “How fast can we implement GenAI?” to “What kind of intelligence do we want to cultivate?” If you were advising El-Gohary, would you recommend Al-Najjar’s aggressive automation plan, Koenig’s human-in-the-loop model, or something else entirely? Justify your recommendation with evidence from the case.</w:t>
       </w:r>
     </w:p>
     <w:p>
       <w:pPr>
+        <w:pStyle w:val="Compact"/>
+        <w:ind w:left="360"/>
+      </w:pPr>
+    </w:p>
+    <w:p>
+      <w:pPr>
+        <w:pStyle w:val="Compact"/>
+        <w:ind w:left="360"/>
+        <w:rPr>
+          <w:color w:val="0070C0"/>
+        </w:rPr>
+      </w:pPr>
+      <w:r>
+        <w:rPr>
+          <w:color w:val="0070C0"/>
+        </w:rPr>
+        <w:t>Answer:</w:t>
+      </w:r>
+    </w:p>
+    <w:p>
+      <w:pPr>
+        <w:pStyle w:val="Compact"/>
+        <w:ind w:left="360"/>
+        <w:rPr>
+          <w:color w:val="0070C0"/>
+        </w:rPr>
+      </w:pPr>
+      <w:r>
+        <w:rPr>
+          <w:color w:val="0070C0"/>
+        </w:rPr>
+        <w:t>I agree with Koenig’s statement that AI is a strong co pilot but not a driver. In the case</w:t>
+      </w:r>
+      <w:r>
+        <w:rPr>
+          <w:color w:val="0070C0"/>
+        </w:rPr>
+        <w:t>, Koenig showed that when analysts used AI to generate dra</w:t>
+      </w:r>
+      <w:r>
+        <w:rPr>
+          <w:color w:val="0070C0"/>
+        </w:rPr>
+        <w:t>fts and then reviewed and refined them, client satisfaction improved. This shows that AI can speed up work, but human judgment</w:t>
+      </w:r>
+      <w:r>
+        <w:rPr>
+          <w:color w:val="0070C0"/>
+        </w:rPr>
+        <w:t xml:space="preserve"> is still needed to make the output accurate and meaningful. I saw the same thing in my own work</w:t>
+      </w:r>
+      <w:r>
+        <w:rPr>
+          <w:color w:val="0070C0"/>
+        </w:rPr>
+        <w:t xml:space="preserve">. When I used AI to help with my personal website </w:t>
+      </w:r>
+      <w:r>
+        <w:rPr>
+          <w:color w:val="0070C0"/>
+        </w:rPr>
+        <w:t xml:space="preserve">(lab 3b), it helped me move faster. However, I still had to read through the code, fix errors, and understand what </w:t>
+      </w:r>
+      <w:r>
+        <w:rPr>
+          <w:color w:val="0070C0"/>
+        </w:rPr>
+        <w:t>it was doing. If I just copied the output</w:t>
+      </w:r>
+      <w:r>
+        <w:rPr>
+          <w:color w:val="0070C0"/>
+        </w:rPr>
+        <w:t xml:space="preserve">, it </w:t>
+      </w:r>
+      <w:r>
+        <w:rPr>
+          <w:color w:val="0070C0"/>
+        </w:rPr>
+        <w:t xml:space="preserve">often did not fully work or </w:t>
+      </w:r>
+      <w:r>
+        <w:rPr>
+          <w:color w:val="0070C0"/>
+        </w:rPr>
+        <w:t>matched</w:t>
+      </w:r>
+      <w:r>
+        <w:rPr>
+          <w:color w:val="0070C0"/>
+        </w:rPr>
+        <w:t xml:space="preserve"> the ass</w:t>
+      </w:r>
+      <w:r>
+        <w:rPr>
+          <w:color w:val="0070C0"/>
+        </w:rPr>
+        <w:t xml:space="preserve">ignment requirements. </w:t>
+      </w:r>
+    </w:p>
+    <w:p>
+      <w:pPr>
+        <w:pStyle w:val="Compact"/>
+        <w:ind w:left="360"/>
+        <w:rPr>
+          <w:color w:val="0070C0"/>
+        </w:rPr>
+      </w:pPr>
+    </w:p>
+    <w:p>
+      <w:pPr>
+        <w:pStyle w:val="Compact"/>
+        <w:ind w:left="360"/>
+        <w:rPr>
+          <w:color w:val="0070C0"/>
+        </w:rPr>
+      </w:pPr>
+      <w:r>
+        <w:rPr>
+          <w:color w:val="0070C0"/>
+        </w:rPr>
+        <w:t xml:space="preserve">Sharma’s concern about employees becoming limited to prompt tweaking connects directly to what we discussed in class about becoming “prompt jockeys.” If someone only relies on AI to generate answers, they do not </w:t>
+      </w:r>
+      <w:r>
+        <w:rPr>
+          <w:color w:val="0070C0"/>
+        </w:rPr>
+        <w:t>actually learn how the system works. The difference between using AI to learn and using it to avoid learning is in how you interact with it.</w:t>
+      </w:r>
+      <w:r>
+        <w:rPr>
+          <w:color w:val="0070C0"/>
+        </w:rPr>
+        <w:t xml:space="preserve"> When I use AI to learn, I treat it as a guide. I ask follow</w:t>
+      </w:r>
+      <w:r>
+        <w:rPr>
+          <w:color w:val="0070C0"/>
+        </w:rPr>
+        <w:t>ing</w:t>
+      </w:r>
+      <w:r>
+        <w:rPr>
+          <w:color w:val="0070C0"/>
+        </w:rPr>
+        <w:t xml:space="preserve"> up questions, test the code, and make changes myself. When someone uses AI to avoid learning</w:t>
+      </w:r>
+      <w:r>
+        <w:rPr>
+          <w:color w:val="0070C0"/>
+        </w:rPr>
+        <w:t xml:space="preserve">, they copy the output without understanding it. </w:t>
+      </w:r>
+      <w:r>
+        <w:rPr>
+          <w:color w:val="0070C0"/>
+        </w:rPr>
+        <w:t xml:space="preserve">This leads to gaps in knowledge and makes it harder to solve problems independently. </w:t>
+      </w:r>
+    </w:p>
+    <w:p>
+      <w:pPr>
+        <w:pStyle w:val="Compact"/>
+        <w:ind w:left="360"/>
+        <w:rPr>
+          <w:color w:val="0070C0"/>
+        </w:rPr>
+      </w:pPr>
+    </w:p>
+    <w:p>
+      <w:pPr>
+        <w:pStyle w:val="Compact"/>
+        <w:ind w:left="360"/>
+        <w:rPr>
+          <w:color w:val="0070C0"/>
+        </w:rPr>
+      </w:pPr>
+      <w:r>
+        <w:rPr>
+          <w:color w:val="0070C0"/>
+        </w:rPr>
+        <w:t xml:space="preserve">If I were advising El Gohary, I would recommend Koenig’s human in the loop model. The aggressive automation plan from </w:t>
+      </w:r>
+      <w:r>
+        <w:rPr>
+          <w:color w:val="0070C0"/>
+        </w:rPr>
+        <w:t xml:space="preserve">AI Najjar creates risk, both financially and in terms of quality. Braun </w:t>
+      </w:r>
+      <w:r>
+        <w:rPr>
+          <w:color w:val="0070C0"/>
+        </w:rPr>
+        <w:t xml:space="preserve">already pointed out that only about 25 percent </w:t>
+      </w:r>
+      <w:r>
+        <w:rPr>
+          <w:color w:val="0070C0"/>
+        </w:rPr>
+        <w:t>of these transformations meet ROI, which is a strong signal to be cautious. At the same time, ignoring AI would put the company behind competitors. The hybrid approach allows DeltaCore to gain efficiency while still maintaining the human</w:t>
+      </w:r>
+      <w:r>
+        <w:rPr>
+          <w:color w:val="0070C0"/>
+        </w:rPr>
+        <w:t xml:space="preserve"> insight that clients value. This approach reduces risk, protects employee development, and keeps the company competitive without fully depending on AI.</w:t>
+      </w:r>
+    </w:p>
+    <w:p>
+      <w:pPr>
+        <w:pStyle w:val="Compact"/>
+        <w:ind w:left="360"/>
+      </w:pPr>
+    </w:p>
+    <w:p>
+      <w:pPr>
         <w:pStyle w:val="FirstParagraph"/>
       </w:pPr>
       <w:r>
@@ -864,6 +1636,12 @@
       <w:r>
         <w:t>El-Gohary says “This isn’t just about transformation. It’s about stewardship.” As future IT professionals, what responsibility do you have when deciding how to use AI in your work? Give a concrete example — not a vague statement about “being ethical.”</w:t>
       </w:r>
+    </w:p>
+    <w:p>
+      <w:pPr>
+        <w:pStyle w:val="Compact"/>
+        <w:ind w:left="360"/>
+      </w:pPr>
     </w:p>
     <w:p>
       <w:r>
@@ -916,6 +1694,7 @@
       </w:pPr>
       <w:bookmarkStart w:id="5" w:name="the-assignment"/>
       <w:r>
+        <w:lastRenderedPageBreak/>
         <w:t>The Assignment</w:t>
       </w:r>
     </w:p>
@@ -991,7 +1770,6 @@
           <w:b/>
           <w:bCs/>
         </w:rPr>
-        <w:lastRenderedPageBreak/>
         <w:t>Option D: Propose Your Own</w:t>
       </w:r>
       <w:r>
@@ -1286,6 +2064,7 @@
         <w:pStyle w:val="FirstParagraph"/>
       </w:pPr>
       <w:r>
+        <w:lastRenderedPageBreak/>
         <w:t>This is not busy work. The prompt log is how you prove you were driving, not riding. A log that shows blind copy-paste will score lower than a log that shows iteration, correction, and judgment.</w:t>
       </w:r>
     </w:p>
@@ -1384,205 +2163,205 @@
         </w:numPr>
       </w:pPr>
       <w:r>
+        <w:t xml:space="preserve">Your PHP “read” path — trace how data gets from MySQL back to the browser. Explain the fetch loop and how you build the HTML output. </w:t>
+      </w:r>
+      <w:r>
+        <w:rPr>
+          <w:b/>
+          <w:bCs/>
+        </w:rPr>
+        <w:t>(3 pts)</w:t>
+      </w:r>
+    </w:p>
+    <w:p>
+      <w:pPr>
+        <w:pStyle w:val="Compact"/>
+        <w:numPr>
+          <w:ilvl w:val="0"/>
+          <w:numId w:val="11"/>
+        </w:numPr>
+      </w:pPr>
+      <w:r>
+        <w:t xml:space="preserve">Your client-side JavaScript — what does it do, how does it interact with the server-side? </w:t>
+      </w:r>
+      <w:r>
+        <w:rPr>
+          <w:b/>
+          <w:bCs/>
+        </w:rPr>
+        <w:t>(3 pts)</w:t>
+      </w:r>
+    </w:p>
+    <w:p>
+      <w:pPr>
+        <w:pStyle w:val="FirstParagraph"/>
+      </w:pPr>
+      <w:r>
+        <w:t>If you cannot explain a line of code in your own words, it shouldn’t be in your submission.</w:t>
+      </w:r>
+    </w:p>
+    <w:p>
+      <w:pPr>
+        <w:pStyle w:val="BodyText"/>
+      </w:pPr>
+      <w:r>
+        <w:rPr>
+          <w:b/>
+          <w:bCs/>
+        </w:rPr>
+        <w:t>D4. The “Break It” Exercise (8 points)</w:t>
+      </w:r>
+    </w:p>
+    <w:p>
+      <w:pPr>
+        <w:pStyle w:val="BodyText"/>
+      </w:pPr>
+      <w:r>
+        <w:t xml:space="preserve">This is the most important part of this section. You will intentionally introduce </w:t>
+      </w:r>
+      <w:r>
+        <w:rPr>
+          <w:b/>
+          <w:bCs/>
+        </w:rPr>
+        <w:t>two</w:t>
+      </w:r>
+      <w:r>
+        <w:t xml:space="preserve"> vulnerabilities into a COPY of your code (do not break your live site), document what happens, and fix them.</w:t>
+      </w:r>
+    </w:p>
+    <w:p>
+      <w:pPr>
+        <w:pStyle w:val="BodyText"/>
+      </w:pPr>
+      <w:r>
+        <w:t xml:space="preserve">Create a file called </w:t>
+      </w:r>
+      <w:r>
+        <w:rPr>
+          <w:rStyle w:val="VerbatimChar"/>
+        </w:rPr>
+        <w:t>break-it.md</w:t>
+      </w:r>
+      <w:r>
+        <w:t xml:space="preserve"> in your quiz3 folder:</w:t>
+      </w:r>
+    </w:p>
+    <w:p>
+      <w:pPr>
+        <w:pStyle w:val="BodyText"/>
+      </w:pPr>
+      <w:r>
+        <w:rPr>
+          <w:b/>
+          <w:bCs/>
+        </w:rPr>
+        <w:t>Vulnerability 1 — SQL Injection (4 pts)</w:t>
+      </w:r>
+    </w:p>
+    <w:p>
+      <w:pPr>
+        <w:pStyle w:val="Compact"/>
+        <w:numPr>
+          <w:ilvl w:val="0"/>
+          <w:numId w:val="12"/>
+        </w:numPr>
+      </w:pPr>
+      <w:r>
+        <w:t xml:space="preserve">Take one of your prepared statements and rewrite it as a direct string concatenation (e.g., </w:t>
+      </w:r>
+      <w:r>
+        <w:rPr>
+          <w:rStyle w:val="VerbatimChar"/>
+        </w:rPr>
+        <w:t>"INSERT INTO ... VALUES ('" . $_POST['name'] . "')"</w:t>
+      </w:r>
+      <w:r>
+        <w:t>)</w:t>
+      </w:r>
+    </w:p>
+    <w:p>
+      <w:pPr>
+        <w:pStyle w:val="Compact"/>
+        <w:numPr>
+          <w:ilvl w:val="0"/>
+          <w:numId w:val="12"/>
+        </w:numPr>
+      </w:pPr>
+      <w:r>
+        <w:t>Show the vulnerable code</w:t>
+      </w:r>
+    </w:p>
+    <w:p>
+      <w:pPr>
+        <w:pStyle w:val="Compact"/>
+        <w:numPr>
+          <w:ilvl w:val="0"/>
+          <w:numId w:val="12"/>
+        </w:numPr>
+      </w:pPr>
+      <w:r>
+        <w:t>Write a specific malicious input that would exploit it (e.g., what someone could type in the form field)</w:t>
+      </w:r>
+    </w:p>
+    <w:p>
+      <w:pPr>
+        <w:pStyle w:val="Compact"/>
+        <w:numPr>
+          <w:ilvl w:val="0"/>
+          <w:numId w:val="12"/>
+        </w:numPr>
+      </w:pPr>
+      <w:r>
+        <w:t>Explain what would happen to your database</w:t>
+      </w:r>
+    </w:p>
+    <w:p>
+      <w:pPr>
+        <w:pStyle w:val="Compact"/>
+        <w:numPr>
+          <w:ilvl w:val="0"/>
+          <w:numId w:val="12"/>
+        </w:numPr>
+      </w:pPr>
+      <w:r>
+        <w:t>Show your original safe code and explain why it prevents this attack</w:t>
+      </w:r>
+    </w:p>
+    <w:p>
+      <w:pPr>
+        <w:pStyle w:val="FirstParagraph"/>
+      </w:pPr>
+      <w:r>
+        <w:rPr>
+          <w:b/>
+          <w:bCs/>
+        </w:rPr>
+        <w:t>Vulnerability 2 — Your Choice (4 pts)</w:t>
+      </w:r>
+    </w:p>
+    <w:p>
+      <w:pPr>
+        <w:pStyle w:val="BodyText"/>
+      </w:pPr>
+      <w:r>
+        <w:t>Choose one:</w:t>
+      </w:r>
+    </w:p>
+    <w:p>
+      <w:pPr>
+        <w:pStyle w:val="Compact"/>
+        <w:numPr>
+          <w:ilvl w:val="0"/>
+          <w:numId w:val="13"/>
+        </w:numPr>
+      </w:pPr>
+      <w:r>
+        <w:rPr>
+          <w:b/>
+          <w:bCs/>
+        </w:rPr>
         <w:lastRenderedPageBreak/>
-        <w:t xml:space="preserve">Your PHP “read” path — trace how data gets from MySQL back to the browser. Explain the fetch loop and how you build the HTML output. </w:t>
-      </w:r>
-      <w:r>
-        <w:rPr>
-          <w:b/>
-          <w:bCs/>
-        </w:rPr>
-        <w:t>(3 pts)</w:t>
-      </w:r>
-    </w:p>
-    <w:p>
-      <w:pPr>
-        <w:pStyle w:val="Compact"/>
-        <w:numPr>
-          <w:ilvl w:val="0"/>
-          <w:numId w:val="11"/>
-        </w:numPr>
-      </w:pPr>
-      <w:r>
-        <w:t xml:space="preserve">Your client-side JavaScript — what does it do, how does it interact with the server-side? </w:t>
-      </w:r>
-      <w:r>
-        <w:rPr>
-          <w:b/>
-          <w:bCs/>
-        </w:rPr>
-        <w:t>(3 pts)</w:t>
-      </w:r>
-    </w:p>
-    <w:p>
-      <w:pPr>
-        <w:pStyle w:val="FirstParagraph"/>
-      </w:pPr>
-      <w:r>
-        <w:t>If you cannot explain a line of code in your own words, it shouldn’t be in your submission.</w:t>
-      </w:r>
-    </w:p>
-    <w:p>
-      <w:pPr>
-        <w:pStyle w:val="BodyText"/>
-      </w:pPr>
-      <w:r>
-        <w:rPr>
-          <w:b/>
-          <w:bCs/>
-        </w:rPr>
-        <w:t>D4. The “Break It” Exercise (8 points)</w:t>
-      </w:r>
-    </w:p>
-    <w:p>
-      <w:pPr>
-        <w:pStyle w:val="BodyText"/>
-      </w:pPr>
-      <w:r>
-        <w:t xml:space="preserve">This is the most important part of this section. You will intentionally introduce </w:t>
-      </w:r>
-      <w:r>
-        <w:rPr>
-          <w:b/>
-          <w:bCs/>
-        </w:rPr>
-        <w:t>two</w:t>
-      </w:r>
-      <w:r>
-        <w:t xml:space="preserve"> vulnerabilities into a COPY of your code (do not break your live site), document what happens, and fix them.</w:t>
-      </w:r>
-    </w:p>
-    <w:p>
-      <w:pPr>
-        <w:pStyle w:val="BodyText"/>
-      </w:pPr>
-      <w:r>
-        <w:t xml:space="preserve">Create a file called </w:t>
-      </w:r>
-      <w:r>
-        <w:rPr>
-          <w:rStyle w:val="VerbatimChar"/>
-        </w:rPr>
-        <w:t>break-it.md</w:t>
-      </w:r>
-      <w:r>
-        <w:t xml:space="preserve"> in your quiz3 folder:</w:t>
-      </w:r>
-    </w:p>
-    <w:p>
-      <w:pPr>
-        <w:pStyle w:val="BodyText"/>
-      </w:pPr>
-      <w:r>
-        <w:rPr>
-          <w:b/>
-          <w:bCs/>
-        </w:rPr>
-        <w:t>Vulnerability 1 — SQL Injection (4 pts)</w:t>
-      </w:r>
-    </w:p>
-    <w:p>
-      <w:pPr>
-        <w:pStyle w:val="Compact"/>
-        <w:numPr>
-          <w:ilvl w:val="0"/>
-          <w:numId w:val="12"/>
-        </w:numPr>
-      </w:pPr>
-      <w:r>
-        <w:t xml:space="preserve">Take one of your prepared statements and rewrite it as a direct string concatenation (e.g., </w:t>
-      </w:r>
-      <w:r>
-        <w:rPr>
-          <w:rStyle w:val="VerbatimChar"/>
-        </w:rPr>
-        <w:t>"INSERT INTO ... VALUES ('" . $_POST['name'] . "')"</w:t>
-      </w:r>
-      <w:r>
-        <w:t>)</w:t>
-      </w:r>
-    </w:p>
-    <w:p>
-      <w:pPr>
-        <w:pStyle w:val="Compact"/>
-        <w:numPr>
-          <w:ilvl w:val="0"/>
-          <w:numId w:val="12"/>
-        </w:numPr>
-      </w:pPr>
-      <w:r>
-        <w:t>Show the vulnerable code</w:t>
-      </w:r>
-    </w:p>
-    <w:p>
-      <w:pPr>
-        <w:pStyle w:val="Compact"/>
-        <w:numPr>
-          <w:ilvl w:val="0"/>
-          <w:numId w:val="12"/>
-        </w:numPr>
-      </w:pPr>
-      <w:r>
-        <w:t>Write a specific malicious input that would exploit it (e.g., what someone could type in the form field)</w:t>
-      </w:r>
-    </w:p>
-    <w:p>
-      <w:pPr>
-        <w:pStyle w:val="Compact"/>
-        <w:numPr>
-          <w:ilvl w:val="0"/>
-          <w:numId w:val="12"/>
-        </w:numPr>
-      </w:pPr>
-      <w:r>
-        <w:t>Explain what would happen to your database</w:t>
-      </w:r>
-    </w:p>
-    <w:p>
-      <w:pPr>
-        <w:pStyle w:val="Compact"/>
-        <w:numPr>
-          <w:ilvl w:val="0"/>
-          <w:numId w:val="12"/>
-        </w:numPr>
-      </w:pPr>
-      <w:r>
-        <w:t>Show your original safe code and explain why it prevents this attack</w:t>
-      </w:r>
-    </w:p>
-    <w:p>
-      <w:pPr>
-        <w:pStyle w:val="FirstParagraph"/>
-      </w:pPr>
-      <w:r>
-        <w:rPr>
-          <w:b/>
-          <w:bCs/>
-        </w:rPr>
-        <w:t>Vulnerability 2 — Your Choice (4 pts)</w:t>
-      </w:r>
-    </w:p>
-    <w:p>
-      <w:pPr>
-        <w:pStyle w:val="BodyText"/>
-      </w:pPr>
-      <w:r>
-        <w:t>Choose one:</w:t>
-      </w:r>
-    </w:p>
-    <w:p>
-      <w:pPr>
-        <w:pStyle w:val="Compact"/>
-        <w:numPr>
-          <w:ilvl w:val="0"/>
-          <w:numId w:val="13"/>
-        </w:numPr>
-      </w:pPr>
-      <w:r>
-        <w:rPr>
-          <w:b/>
-          <w:bCs/>
-        </w:rPr>
         <w:t>XSS (Cross-Site Scripting):</w:t>
       </w:r>
       <w:r>
@@ -1698,7 +2477,6 @@
           <w:b/>
           <w:bCs/>
         </w:rPr>
-        <w:lastRenderedPageBreak/>
         <w:t>a. (8 points)</w:t>
       </w:r>
       <w:r>
@@ -2344,6 +3122,7 @@
         <w:pStyle w:val="FirstParagraph"/>
       </w:pPr>
       <w:r>
+        <w:lastRenderedPageBreak/>
         <w:t xml:space="preserve">How has your </w:t>
       </w:r>
       <w:r>
@@ -2463,7 +3242,6 @@
         </w:numPr>
       </w:pPr>
       <w:r>
-        <w:lastRenderedPageBreak/>
         <w:t xml:space="preserve">What is one skill or concept from this course that you will use </w:t>
       </w:r>
       <w:r>
@@ -3131,6 +3909,7 @@
     </w:pPrDefault>
   </w:docDefaults>
   <w:latentStyles w:defLockedState="0" w:defUIPriority="0" w:defSemiHidden="0" w:defUnhideWhenUsed="0" w:defQFormat="0" w:count="376">
+    <w:lsdException w:name="Normal (Web)" w:uiPriority="99"/>
     <w:lsdException w:name="Normal Table" w:semiHidden="1" w:unhideWhenUsed="1"/>
     <w:lsdException w:name="Table Simple 1" w:semiHidden="1" w:unhideWhenUsed="1"/>
     <w:lsdException w:name="Table Simple 2" w:semiHidden="1" w:unhideWhenUsed="1"/>
@@ -4320,6 +5099,20 @@
     <w:rPr>
       <w:rFonts w:ascii="Consolas" w:hAnsi="Consolas"/>
       <w:sz w:val="22"/>
+    </w:rPr>
+  </w:style>
+  <w:style w:type="paragraph" w:styleId="NormalWeb">
+    <w:name w:val="Normal (Web)"/>
+    <w:basedOn w:val="Normal"/>
+    <w:uiPriority w:val="99"/>
+    <w:unhideWhenUsed/>
+    <w:rsid w:val="00707300"/>
+    <w:pPr>
+      <w:spacing w:before="100" w:beforeAutospacing="1" w:after="100" w:afterAutospacing="1"/>
+    </w:pPr>
+    <w:rPr>
+      <w:rFonts w:ascii="Times New Roman" w:eastAsia="Times New Roman" w:hAnsi="Times New Roman" w:cs="Times New Roman"/>
+      <w:lang w:eastAsia="en-US"/>
     </w:rPr>
   </w:style>
 </w:styles>

--- a/iit/quiz3/ITWS1100-S26-Quiz3-collid7.docx
+++ b/iit/quiz3/ITWS1100-S26-Quiz3-collid7.docx
@@ -2441,6 +2441,122 @@
       <w:r>
         <w:t xml:space="preserve"> output). What could an attacker learn? Explain the fix.</w:t>
       </w:r>
+    </w:p>
+    <w:p>
+      <w:pPr>
+        <w:pStyle w:val="Compact"/>
+      </w:pPr>
+    </w:p>
+    <w:p>
+      <w:pPr>
+        <w:pStyle w:val="Compact"/>
+        <w:rPr>
+          <w:color w:val="0070C0"/>
+        </w:rPr>
+      </w:pPr>
+      <w:r>
+        <w:rPr>
+          <w:color w:val="0070C0"/>
+        </w:rPr>
+        <w:t>I implemented a guestbook web application using PHP, MySQL, and jQuery. The application allows users to submit a name and message through a form. When the form is submitted, jQuery sends the data to the server using an AJAX POST request, which prevents the page from reloading.</w:t>
+      </w:r>
+    </w:p>
+    <w:p>
+      <w:pPr>
+        <w:pStyle w:val="Compact"/>
+        <w:rPr>
+          <w:color w:val="0070C0"/>
+        </w:rPr>
+      </w:pPr>
+      <w:r>
+        <w:rPr>
+          <w:color w:val="0070C0"/>
+        </w:rPr>
+        <w:t xml:space="preserve">On the server side, </w:t>
+      </w:r>
+      <w:proofErr w:type="spellStart"/>
+      <w:r>
+        <w:rPr>
+          <w:color w:val="0070C0"/>
+        </w:rPr>
+        <w:t>submit.php</w:t>
+      </w:r>
+      <w:proofErr w:type="spellEnd"/>
+      <w:r>
+        <w:rPr>
+          <w:color w:val="0070C0"/>
+        </w:rPr>
+        <w:t xml:space="preserve"> receives the form data and validates it. The data is then inserted into a MySQL database using a prepared statement. This ensures that user input is treated as data and prevents SQL injection attacks.</w:t>
+      </w:r>
+    </w:p>
+    <w:p>
+      <w:pPr>
+        <w:pStyle w:val="Compact"/>
+        <w:rPr>
+          <w:color w:val="0070C0"/>
+        </w:rPr>
+      </w:pPr>
+      <w:r>
+        <w:rPr>
+          <w:color w:val="0070C0"/>
+        </w:rPr>
+        <w:t xml:space="preserve">The </w:t>
+      </w:r>
+      <w:proofErr w:type="spellStart"/>
+      <w:r>
+        <w:rPr>
+          <w:color w:val="0070C0"/>
+        </w:rPr>
+        <w:t>guestbook.php</w:t>
+      </w:r>
+      <w:proofErr w:type="spellEnd"/>
+      <w:r>
+        <w:rPr>
+          <w:color w:val="0070C0"/>
+        </w:rPr>
+        <w:t xml:space="preserve"> file retrieves all entries from the database using a SELECT query and displays them on the page. Each entry is shown with the user’s name, message, and timestamp. The output is wrapped with </w:t>
+      </w:r>
+      <w:proofErr w:type="spellStart"/>
+      <w:proofErr w:type="gramStart"/>
+      <w:r>
+        <w:rPr>
+          <w:color w:val="0070C0"/>
+        </w:rPr>
+        <w:t>htmlspecialchars</w:t>
+      </w:r>
+      <w:proofErr w:type="spellEnd"/>
+      <w:r>
+        <w:rPr>
+          <w:color w:val="0070C0"/>
+        </w:rPr>
+        <w:t>(</w:t>
+      </w:r>
+      <w:proofErr w:type="gramEnd"/>
+      <w:r>
+        <w:rPr>
+          <w:color w:val="0070C0"/>
+        </w:rPr>
+        <w:t>) to prevent cross-site scripting (XSS) attacks by escaping any HTML or script content.</w:t>
+      </w:r>
+    </w:p>
+    <w:p>
+      <w:pPr>
+        <w:pStyle w:val="Compact"/>
+        <w:rPr>
+          <w:color w:val="0070C0"/>
+        </w:rPr>
+      </w:pPr>
+      <w:r>
+        <w:rPr>
+          <w:color w:val="0070C0"/>
+        </w:rPr>
+        <w:t>Overall, the system demonstrates a complete full-stack workflow, including client-side interactivity, server-side processing, database integration, and basic security practices.</w:t>
+      </w:r>
+    </w:p>
+    <w:p>
+      <w:pPr>
+        <w:pStyle w:val="Compact"/>
+      </w:pPr>
     </w:p>
     <w:p>
       <w:r>
@@ -2508,10 +2624,10 @@
         <w:tblLook w:val="0020" w:firstRow="1" w:lastRow="0" w:firstColumn="0" w:lastColumn="0" w:noHBand="0" w:noVBand="0"/>
       </w:tblPr>
       <w:tblGrid>
-        <w:gridCol w:w="2459"/>
-        <w:gridCol w:w="1400"/>
-        <w:gridCol w:w="768"/>
-        <w:gridCol w:w="683"/>
+        <w:gridCol w:w="1884"/>
+        <w:gridCol w:w="2882"/>
+        <w:gridCol w:w="845"/>
+        <w:gridCol w:w="3749"/>
       </w:tblGrid>
       <w:tr>
         <w:trPr>
@@ -2594,7 +2710,7 @@
               <w:pStyle w:val="Compact"/>
             </w:pPr>
             <w:r>
-              <w:t>???</w:t>
+              <w:t>Azure Virtual Machine (Ubuntu)</w:t>
             </w:r>
           </w:p>
         </w:tc>
@@ -2607,7 +2723,10 @@
               <w:pStyle w:val="Compact"/>
             </w:pPr>
             <w:r>
-              <w:t>Lab ?</w:t>
+              <w:t xml:space="preserve">Lab </w:t>
+            </w:r>
+            <w:r>
+              <w:t>1</w:t>
             </w:r>
           </w:p>
         </w:tc>
@@ -2620,7 +2739,7 @@
               <w:pStyle w:val="Compact"/>
             </w:pPr>
             <w:r>
-              <w:t>???</w:t>
+              <w:t>Hosts the entire web application and provides the environment where everything runs.</w:t>
             </w:r>
           </w:p>
         </w:tc>
@@ -2635,6 +2754,7 @@
               <w:pStyle w:val="Compact"/>
             </w:pPr>
             <w:r>
+              <w:lastRenderedPageBreak/>
               <w:t>Web Server</w:t>
             </w:r>
           </w:p>
@@ -2648,7 +2768,7 @@
               <w:pStyle w:val="Compact"/>
             </w:pPr>
             <w:r>
-              <w:t>???</w:t>
+              <w:t>Apache</w:t>
             </w:r>
           </w:p>
         </w:tc>
@@ -2661,7 +2781,10 @@
               <w:pStyle w:val="Compact"/>
             </w:pPr>
             <w:r>
-              <w:t>Lab ?</w:t>
+              <w:t xml:space="preserve">Lab </w:t>
+            </w:r>
+            <w:r>
+              <w:t>1</w:t>
             </w:r>
           </w:p>
         </w:tc>
@@ -2674,7 +2797,7 @@
               <w:pStyle w:val="Compact"/>
             </w:pPr>
             <w:r>
-              <w:t>???</w:t>
+              <w:t>Handles incoming HTTP requests and serves PHP and HTML files to the browser.</w:t>
             </w:r>
           </w:p>
         </w:tc>
@@ -2702,7 +2825,7 @@
               <w:pStyle w:val="Compact"/>
             </w:pPr>
             <w:r>
-              <w:t>???</w:t>
+              <w:t>PHP</w:t>
             </w:r>
           </w:p>
         </w:tc>
@@ -2715,7 +2838,10 @@
               <w:pStyle w:val="Compact"/>
             </w:pPr>
             <w:r>
-              <w:t>Lab ?</w:t>
+              <w:t xml:space="preserve">Lab </w:t>
+            </w:r>
+            <w:r>
+              <w:t>9</w:t>
             </w:r>
           </w:p>
         </w:tc>
@@ -2728,7 +2854,7 @@
               <w:pStyle w:val="Compact"/>
             </w:pPr>
             <w:r>
-              <w:t>???</w:t>
+              <w:t>Processes form data, connects to the database, and generates dynamic content.</w:t>
             </w:r>
           </w:p>
         </w:tc>
@@ -2756,7 +2882,7 @@
               <w:pStyle w:val="Compact"/>
             </w:pPr>
             <w:r>
-              <w:t>???</w:t>
+              <w:t>MySQL</w:t>
             </w:r>
           </w:p>
         </w:tc>
@@ -2769,7 +2895,10 @@
               <w:pStyle w:val="Compact"/>
             </w:pPr>
             <w:r>
-              <w:t>Lab ?</w:t>
+              <w:t xml:space="preserve">Lab </w:t>
+            </w:r>
+            <w:r>
+              <w:t>9</w:t>
             </w:r>
           </w:p>
         </w:tc>
@@ -2782,7 +2911,7 @@
               <w:pStyle w:val="Compact"/>
             </w:pPr>
             <w:r>
-              <w:t>???</w:t>
+              <w:t>Stores and retrieves persistent data such as user inputs and records.</w:t>
             </w:r>
           </w:p>
         </w:tc>
@@ -2810,7 +2939,7 @@
               <w:pStyle w:val="Compact"/>
             </w:pPr>
             <w:r>
-              <w:t>???</w:t>
+              <w:t>JSON</w:t>
             </w:r>
           </w:p>
         </w:tc>
@@ -2823,7 +2952,10 @@
               <w:pStyle w:val="Compact"/>
             </w:pPr>
             <w:r>
-              <w:t>Lab ?</w:t>
+              <w:t xml:space="preserve">Lab </w:t>
+            </w:r>
+            <w:r>
+              <w:t>8</w:t>
             </w:r>
           </w:p>
         </w:tc>
@@ -2836,7 +2968,10 @@
               <w:pStyle w:val="Compact"/>
             </w:pPr>
             <w:r>
-              <w:t>???</w:t>
+              <w:t>U</w:t>
+            </w:r>
+            <w:r>
+              <w:t>sed to structure and transfer data between client and server in a readable format.</w:t>
             </w:r>
           </w:p>
         </w:tc>
@@ -2864,7 +2999,7 @@
               <w:pStyle w:val="Compact"/>
             </w:pPr>
             <w:r>
-              <w:t>???</w:t>
+              <w:t>JavaScript / jQuery</w:t>
             </w:r>
           </w:p>
         </w:tc>
@@ -2877,7 +3012,10 @@
               <w:pStyle w:val="Compact"/>
             </w:pPr>
             <w:r>
-              <w:t>Lab ?</w:t>
+              <w:t>Lab</w:t>
+            </w:r>
+            <w:r>
+              <w:t xml:space="preserve"> 6 &amp; 8</w:t>
             </w:r>
           </w:p>
         </w:tc>
@@ -2890,7 +3028,7 @@
               <w:pStyle w:val="Compact"/>
             </w:pPr>
             <w:r>
-              <w:t>???</w:t>
+              <w:t>Handles user interaction, AJAX requests, and updates the page without reloading.</w:t>
             </w:r>
           </w:p>
         </w:tc>
@@ -2918,7 +3056,7 @@
               <w:pStyle w:val="Compact"/>
             </w:pPr>
             <w:r>
-              <w:t>???</w:t>
+              <w:t>HTML &amp; CSS</w:t>
             </w:r>
           </w:p>
         </w:tc>
@@ -2931,7 +3069,10 @@
               <w:pStyle w:val="Compact"/>
             </w:pPr>
             <w:r>
-              <w:t>Lab ?</w:t>
+              <w:t xml:space="preserve">Lab </w:t>
+            </w:r>
+            <w:r>
+              <w:t>2 &amp; 3</w:t>
             </w:r>
           </w:p>
         </w:tc>
@@ -2944,7 +3085,7 @@
               <w:pStyle w:val="Compact"/>
             </w:pPr>
             <w:r>
-              <w:t>???</w:t>
+              <w:t>Defines the structure and appearance of the webpage.</w:t>
             </w:r>
           </w:p>
         </w:tc>
@@ -2972,8 +3113,13 @@
               <w:pStyle w:val="Compact"/>
             </w:pPr>
             <w:r>
-              <w:t>???</w:t>
-            </w:r>
+              <w:t xml:space="preserve">Git / </w:t>
+            </w:r>
+            <w:proofErr w:type="spellStart"/>
+            <w:r>
+              <w:t>Github</w:t>
+            </w:r>
+            <w:proofErr w:type="spellEnd"/>
           </w:p>
         </w:tc>
         <w:tc>
@@ -2985,7 +3131,7 @@
               <w:pStyle w:val="Compact"/>
             </w:pPr>
             <w:r>
-              <w:t>Lab ?</w:t>
+              <w:t>All Labs</w:t>
             </w:r>
           </w:p>
         </w:tc>
@@ -2998,7 +3144,7 @@
               <w:pStyle w:val="Compact"/>
             </w:pPr>
             <w:r>
-              <w:t>???</w:t>
+              <w:t>Tracks changes, manages versions, and allows code to be pushed to a repository.</w:t>
             </w:r>
           </w:p>
         </w:tc>
@@ -3026,7 +3172,20 @@
               <w:pStyle w:val="Compact"/>
             </w:pPr>
             <w:r>
-              <w:t>???</w:t>
+              <w:t xml:space="preserve">Prepared Statements + </w:t>
+            </w:r>
+            <w:proofErr w:type="spellStart"/>
+            <w:proofErr w:type="gramStart"/>
+            <w:r>
+              <w:t>htmlspecialchars</w:t>
+            </w:r>
+            <w:proofErr w:type="spellEnd"/>
+            <w:r>
+              <w:t>(</w:t>
+            </w:r>
+            <w:proofErr w:type="gramEnd"/>
+            <w:r>
+              <w:t>)</w:t>
             </w:r>
           </w:p>
         </w:tc>
@@ -3039,7 +3198,10 @@
               <w:pStyle w:val="Compact"/>
             </w:pPr>
             <w:r>
-              <w:t>Lab ?</w:t>
+              <w:t xml:space="preserve">Lab </w:t>
+            </w:r>
+            <w:r>
+              <w:t>9</w:t>
             </w:r>
           </w:p>
         </w:tc>
@@ -3052,7 +3214,7 @@
               <w:pStyle w:val="Compact"/>
             </w:pPr>
             <w:r>
-              <w:t>???</w:t>
+              <w:t>Prevents SQL injection and XSS by securing input and output.</w:t>
             </w:r>
           </w:p>
         </w:tc>
@@ -3063,8 +3225,70 @@
         <w:pStyle w:val="BodyText"/>
       </w:pPr>
       <w:r>
-        <w:t>After the table, write 2-3 paragraphs connecting these layers: how does a single user request flow through ALL of them? Use your Lab 9 movies page as the example.</w:t>
-      </w:r>
+        <w:t xml:space="preserve">After the table, write 2-3 paragraphs connecting these layers: how does a single user request flow through ALL of them? Use your Lab 9 movies page as </w:t>
+      </w:r>
+      <w:proofErr w:type="gramStart"/>
+      <w:r>
+        <w:t>the</w:t>
+      </w:r>
+      <w:proofErr w:type="gramEnd"/>
+      <w:r>
+        <w:t xml:space="preserve"> example.</w:t>
+      </w:r>
+    </w:p>
+    <w:p>
+      <w:pPr>
+        <w:pStyle w:val="BodyText"/>
+        <w:rPr>
+          <w:color w:val="0070C0"/>
+        </w:rPr>
+      </w:pPr>
+      <w:r>
+        <w:rPr>
+          <w:color w:val="0070C0"/>
+        </w:rPr>
+        <w:t>A single user request flows through multiple layers of the web stack. When a user visits the movies page from Lab 9, the request first reaches the Azure virtual machine, which acts as the infrastructure layer. The Apache web server receives the request and determines which file to serve. Since the page uses PHP, Apache passes the request to the PHP engine instead of serving a static file.</w:t>
+      </w:r>
+    </w:p>
+    <w:p>
+      <w:pPr>
+        <w:pStyle w:val="BodyText"/>
+        <w:rPr>
+          <w:color w:val="0070C0"/>
+        </w:rPr>
+      </w:pPr>
+      <w:r>
+        <w:rPr>
+          <w:color w:val="0070C0"/>
+        </w:rPr>
+        <w:t>PHP then runs server-side logic, which includes connecting to the MySQL database and executing queries to retrieve movie data. The database returns the requested data to PHP, which then generates HTML output dynamically. Before sending the response back, PHP ensures security by using prepared statements for database interaction and escaping output to prevent XSS.</w:t>
+      </w:r>
+    </w:p>
+    <w:p>
+      <w:pPr>
+        <w:pStyle w:val="BodyText"/>
+        <w:rPr>
+          <w:color w:val="0070C0"/>
+        </w:rPr>
+      </w:pPr>
+      <w:r>
+        <w:rPr>
+          <w:color w:val="0070C0"/>
+        </w:rPr>
+        <w:t xml:space="preserve">Once the response reaches the browser, the client-side layer takes over. HTML and CSS render the structure and design of the page, while JavaScript and jQuery handle interactivity, such as updating content or responding to user actions without reloading the </w:t>
+      </w:r>
+      <w:r>
+        <w:rPr>
+          <w:color w:val="0070C0"/>
+        </w:rPr>
+        <w:lastRenderedPageBreak/>
+        <w:t>page. This entire flow shows how each layer works together, from infrastructure to frontend, to deliver a complete web application experience.</w:t>
+      </w:r>
+    </w:p>
+    <w:p>
+      <w:pPr>
+        <w:pStyle w:val="BodyText"/>
+      </w:pPr>
     </w:p>
     <w:p>
       <w:pPr>
@@ -3122,7 +3346,6 @@
         <w:pStyle w:val="FirstParagraph"/>
       </w:pPr>
       <w:r>
-        <w:lastRenderedPageBreak/>
         <w:t xml:space="preserve">How has your </w:t>
       </w:r>
       <w:r>
@@ -3186,6 +3409,72 @@
     </w:p>
     <w:p>
       <w:pPr>
+        <w:pStyle w:val="Compact"/>
+      </w:pPr>
+    </w:p>
+    <w:p>
+      <w:pPr>
+        <w:pStyle w:val="Compact"/>
+        <w:rPr>
+          <w:color w:val="0070C0"/>
+        </w:rPr>
+      </w:pPr>
+      <w:r>
+        <w:rPr>
+          <w:color w:val="0070C0"/>
+        </w:rPr>
+        <w:t>My relationship with AI has changed a lot over the semester. Earlier on, I used AI mainly to understand concepts like how web technologies work and how different layers of the stack connect. Now, I use it more as a tool to guide development, especially when building full features like the guestbook application.</w:t>
+      </w:r>
+    </w:p>
+    <w:p>
+      <w:pPr>
+        <w:pStyle w:val="Compact"/>
+        <w:rPr>
+          <w:color w:val="0070C0"/>
+        </w:rPr>
+      </w:pPr>
+      <w:r>
+        <w:rPr>
+          <w:color w:val="0070C0"/>
+        </w:rPr>
+        <w:t>What changed the most is how I structure my prompts and how I use the responses. I can now ask more specific questions and get targeted answers that fit my project. I also use AI to break down more complex topics like prepared statements, AJAX, and how data flows between the frontend and backend. This makes it easier to connect concepts instead of treating them as separate pieces.</w:t>
+      </w:r>
+    </w:p>
+    <w:p>
+      <w:pPr>
+        <w:pStyle w:val="Compact"/>
+        <w:rPr>
+          <w:color w:val="0070C0"/>
+        </w:rPr>
+      </w:pPr>
+      <w:r>
+        <w:rPr>
+          <w:color w:val="0070C0"/>
+        </w:rPr>
+        <w:t xml:space="preserve">I also learned when not to rely on AI. For example, when debugging issues like file paths or deployment errors on Azure, it is more effective to test directly and check the environment. AI can explain possible causes, but it cannot see my actual setup. The one thing AI still cannot do for me is guarantee that code works in my specific environment. I still </w:t>
+      </w:r>
+      <w:proofErr w:type="gramStart"/>
+      <w:r>
+        <w:rPr>
+          <w:color w:val="0070C0"/>
+        </w:rPr>
+        <w:t>have to</w:t>
+      </w:r>
+      <w:proofErr w:type="gramEnd"/>
+      <w:r>
+        <w:rPr>
+          <w:color w:val="0070C0"/>
+        </w:rPr>
+        <w:t xml:space="preserve"> test everything myself to confirm that it runs correctly.</w:t>
+      </w:r>
+    </w:p>
+    <w:p>
+      <w:pPr>
+        <w:pStyle w:val="Compact"/>
+      </w:pPr>
+    </w:p>
+    <w:p>
+      <w:pPr>
         <w:pStyle w:val="FirstParagraph"/>
       </w:pPr>
       <w:r>
@@ -3242,6 +3531,7 @@
         </w:numPr>
       </w:pPr>
       <w:r>
+        <w:lastRenderedPageBreak/>
         <w:t xml:space="preserve">What is one skill or concept from this course that you will use </w:t>
       </w:r>
       <w:r>
@@ -4359,7 +4649,6 @@
   <w:style w:type="character" w:default="1" w:styleId="DefaultParagraphFont">
     <w:name w:val="Default Paragraph Font"/>
     <w:uiPriority w:val="1"/>
-    <w:semiHidden/>
     <w:unhideWhenUsed/>
   </w:style>
   <w:style w:type="table" w:default="1" w:styleId="TableNormal">

--- a/iit/quiz3/ITWS1100-S26-Quiz3-collid7.docx
+++ b/iit/quiz3/ITWS1100-S26-Quiz3-collid7.docx
@@ -550,21 +550,7 @@
         <w:rPr>
           <w:color w:val="0070C0"/>
         </w:rPr>
-        <w:t xml:space="preserve">includes </w:t>
-      </w:r>
-      <w:proofErr w:type="gramStart"/>
-      <w:r>
-        <w:rPr>
-          <w:color w:val="0070C0"/>
-        </w:rPr>
-        <w:t>allow</w:t>
-      </w:r>
-      <w:proofErr w:type="gramEnd"/>
-      <w:r>
-        <w:rPr>
-          <w:color w:val="0070C0"/>
-        </w:rPr>
-        <w:t xml:space="preserve"> me </w:t>
+        <w:t xml:space="preserve">includes allow me </w:t>
       </w:r>
       <w:r>
         <w:rPr>
@@ -605,49 +591,7 @@
         <w:rPr>
           <w:color w:val="0070C0"/>
         </w:rPr>
-        <w:t xml:space="preserve">To connect to the database, I use a separate configuration file. In my </w:t>
-      </w:r>
-      <w:proofErr w:type="spellStart"/>
-      <w:r>
-        <w:rPr>
-          <w:color w:val="0070C0"/>
-        </w:rPr>
-        <w:t>config.php</w:t>
-      </w:r>
-      <w:proofErr w:type="spellEnd"/>
-      <w:r>
-        <w:rPr>
-          <w:color w:val="0070C0"/>
-        </w:rPr>
-        <w:t xml:space="preserve"> file, I define the connection using </w:t>
-      </w:r>
-      <w:proofErr w:type="spellStart"/>
-      <w:r>
-        <w:rPr>
-          <w:color w:val="0070C0"/>
-        </w:rPr>
-        <w:t>mysqli_connect</w:t>
-      </w:r>
-      <w:proofErr w:type="spellEnd"/>
-      <w:r>
-        <w:rPr>
-          <w:color w:val="0070C0"/>
-        </w:rPr>
-        <w:t xml:space="preserve"> with the </w:t>
-      </w:r>
-      <w:proofErr w:type="gramStart"/>
-      <w:r>
-        <w:rPr>
-          <w:color w:val="0070C0"/>
-        </w:rPr>
-        <w:t>server</w:t>
-      </w:r>
-      <w:proofErr w:type="gramEnd"/>
-      <w:r>
-        <w:rPr>
-          <w:color w:val="0070C0"/>
-        </w:rPr>
-        <w:t xml:space="preserve"> name, username, password, and database name. This connected is then used to interact with MySQL.</w:t>
+        <w:t>To connect to the database, I use a separate configuration file. In my config.php file, I define the connection using mysqli_connect with the server name, username, password, and database name. This connected is then used to interact with MySQL.</w:t>
       </w:r>
     </w:p>
     <w:p>
@@ -691,179 +635,57 @@
         <w:rPr>
           <w:color w:val="0070C0"/>
         </w:rPr>
-        <w:t>$</w:t>
-      </w:r>
-      <w:proofErr w:type="spellStart"/>
-      <w:r>
-        <w:rPr>
-          <w:color w:val="0070C0"/>
-        </w:rPr>
-        <w:t>stmt</w:t>
-      </w:r>
-      <w:proofErr w:type="spellEnd"/>
-      <w:r>
-        <w:rPr>
-          <w:color w:val="0070C0"/>
-        </w:rPr>
-        <w:t xml:space="preserve"> = $conn-&gt;</w:t>
-      </w:r>
-      <w:proofErr w:type="gramStart"/>
-      <w:r>
-        <w:rPr>
-          <w:color w:val="0070C0"/>
-        </w:rPr>
-        <w:t>prepare(</w:t>
-      </w:r>
-      <w:proofErr w:type="gramEnd"/>
-      <w:r>
-        <w:rPr>
-          <w:color w:val="0070C0"/>
-        </w:rPr>
-        <w:t>"INSERT INTO movies (title) VALUES (?)"</w:t>
-      </w:r>
-      <w:proofErr w:type="gramStart"/>
-      <w:r>
-        <w:rPr>
-          <w:color w:val="0070C0"/>
-        </w:rPr>
-        <w:t>);</w:t>
-      </w:r>
-      <w:proofErr w:type="gramEnd"/>
-    </w:p>
-    <w:p>
-      <w:pPr>
-        <w:pStyle w:val="Compact"/>
-        <w:rPr>
-          <w:color w:val="0070C0"/>
-        </w:rPr>
-      </w:pPr>
-      <w:r>
-        <w:rPr>
-          <w:color w:val="0070C0"/>
-        </w:rPr>
-        <w:t>$</w:t>
-      </w:r>
-      <w:proofErr w:type="spellStart"/>
-      <w:r>
-        <w:rPr>
-          <w:color w:val="0070C0"/>
-        </w:rPr>
-        <w:t>stmt</w:t>
-      </w:r>
-      <w:proofErr w:type="spellEnd"/>
-      <w:r>
-        <w:rPr>
-          <w:color w:val="0070C0"/>
-        </w:rPr>
-        <w:t>-&gt;</w:t>
-      </w:r>
-      <w:proofErr w:type="spellStart"/>
-      <w:r>
-        <w:rPr>
-          <w:color w:val="0070C0"/>
-        </w:rPr>
-        <w:t>bind_</w:t>
-      </w:r>
-      <w:proofErr w:type="gramStart"/>
-      <w:r>
-        <w:rPr>
-          <w:color w:val="0070C0"/>
-        </w:rPr>
-        <w:t>param</w:t>
-      </w:r>
-      <w:proofErr w:type="spellEnd"/>
-      <w:r>
-        <w:rPr>
-          <w:color w:val="0070C0"/>
-        </w:rPr>
-        <w:t>(</w:t>
-      </w:r>
-      <w:proofErr w:type="gramEnd"/>
-      <w:r>
-        <w:rPr>
-          <w:color w:val="0070C0"/>
-        </w:rPr>
-        <w:t>"s", $title</w:t>
-      </w:r>
-      <w:proofErr w:type="gramStart"/>
-      <w:r>
-        <w:rPr>
-          <w:color w:val="0070C0"/>
-        </w:rPr>
-        <w:t>);</w:t>
-      </w:r>
-      <w:proofErr w:type="gramEnd"/>
-    </w:p>
-    <w:p>
-      <w:pPr>
-        <w:pStyle w:val="Compact"/>
-        <w:rPr>
-          <w:color w:val="0070C0"/>
-        </w:rPr>
-      </w:pPr>
-      <w:r>
-        <w:rPr>
-          <w:color w:val="0070C0"/>
-        </w:rPr>
-        <w:t>$</w:t>
-      </w:r>
-      <w:proofErr w:type="spellStart"/>
-      <w:r>
-        <w:rPr>
-          <w:color w:val="0070C0"/>
-        </w:rPr>
-        <w:t>stmt</w:t>
-      </w:r>
-      <w:proofErr w:type="spellEnd"/>
-      <w:r>
-        <w:rPr>
-          <w:color w:val="0070C0"/>
-        </w:rPr>
-        <w:t>-&gt;</w:t>
-      </w:r>
-      <w:proofErr w:type="gramStart"/>
-      <w:r>
-        <w:rPr>
-          <w:color w:val="0070C0"/>
-        </w:rPr>
-        <w:t>execute();</w:t>
-      </w:r>
-      <w:proofErr w:type="gramEnd"/>
-    </w:p>
-    <w:p>
-      <w:pPr>
-        <w:pStyle w:val="Compact"/>
-        <w:rPr>
-          <w:color w:val="0070C0"/>
-        </w:rPr>
-      </w:pPr>
-    </w:p>
-    <w:p>
-      <w:pPr>
-        <w:pStyle w:val="Compact"/>
-        <w:rPr>
-          <w:color w:val="0070C0"/>
-        </w:rPr>
-      </w:pPr>
-      <w:r>
-        <w:rPr>
-          <w:color w:val="0070C0"/>
-        </w:rPr>
-        <w:t xml:space="preserve">I use a prepared statement to prevent SQL injection. Without it, a malicious user could enter input such </w:t>
-      </w:r>
-      <w:proofErr w:type="gramStart"/>
-      <w:r>
-        <w:rPr>
-          <w:color w:val="0070C0"/>
-        </w:rPr>
-        <w:t>as ‘)</w:t>
-      </w:r>
-      <w:proofErr w:type="gramEnd"/>
-      <w:r>
-        <w:rPr>
-          <w:color w:val="0070C0"/>
-        </w:rPr>
-        <w:t xml:space="preserve">; DROP TABLE movies; -- into the form field. If that input were directly played into the SQL string, the database could execute it as a command and delete the entire table. With a prepared statement, the input </w:t>
+        <w:t>$stmt = $conn-&gt;prepare("INSERT INTO movies (title) VALUES (?)");</w:t>
+      </w:r>
+    </w:p>
+    <w:p>
+      <w:pPr>
+        <w:pStyle w:val="Compact"/>
+        <w:rPr>
+          <w:color w:val="0070C0"/>
+        </w:rPr>
+      </w:pPr>
+      <w:r>
+        <w:rPr>
+          <w:color w:val="0070C0"/>
+        </w:rPr>
+        <w:t>$stmt-&gt;bind_param("s", $title);</w:t>
+      </w:r>
+    </w:p>
+    <w:p>
+      <w:pPr>
+        <w:pStyle w:val="Compact"/>
+        <w:rPr>
+          <w:color w:val="0070C0"/>
+        </w:rPr>
+      </w:pPr>
+      <w:r>
+        <w:rPr>
+          <w:color w:val="0070C0"/>
+        </w:rPr>
+        <w:t>$stmt-&gt;execute();</w:t>
+      </w:r>
+    </w:p>
+    <w:p>
+      <w:pPr>
+        <w:pStyle w:val="Compact"/>
+        <w:rPr>
+          <w:color w:val="0070C0"/>
+        </w:rPr>
+      </w:pPr>
+    </w:p>
+    <w:p>
+      <w:pPr>
+        <w:pStyle w:val="Compact"/>
+        <w:rPr>
+          <w:color w:val="0070C0"/>
+        </w:rPr>
+      </w:pPr>
+      <w:r>
+        <w:rPr>
+          <w:color w:val="0070C0"/>
+        </w:rPr>
+        <w:t xml:space="preserve">I use a prepared statement to prevent SQL injection. Without it, a malicious user could enter input such as ‘); DROP TABLE movies; -- into the form field. If that input were directly played into the SQL string, the database could execute it as a command and delete the entire table. With a prepared statement, the input </w:t>
       </w:r>
       <w:r>
         <w:rPr>
@@ -1002,21 +824,7 @@
           <w:color w:val="0070C0"/>
         </w:rPr>
         <w:lastRenderedPageBreak/>
-        <w:t xml:space="preserve">In Lab 8, the data lives in a JSON file that stores </w:t>
-      </w:r>
-      <w:proofErr w:type="gramStart"/>
-      <w:r>
-        <w:rPr>
-          <w:color w:val="0070C0"/>
-        </w:rPr>
-        <w:t>all of</w:t>
-      </w:r>
-      <w:proofErr w:type="gramEnd"/>
-      <w:r>
-        <w:rPr>
-          <w:color w:val="0070C0"/>
-        </w:rPr>
-        <w:t xml:space="preserve"> my project information, such as title, description, and link. In Lab 9, the data lives in a MySQL database. The JSON file is simple and easy to edit, since I can just add a new object and the menu updates automatically. However, it is static and not built for large or frequently changing data. The database in Lab 9 is more complex, but it allows structured storage, updates, and queries, which makes it better for dynamic applications.</w:t>
+        <w:t>In Lab 8, the data lives in a JSON file that stores all of my project information, such as title, description, and link. In Lab 9, the data lives in a MySQL database. The JSON file is simple and easy to edit, since I can just add a new object and the menu updates automatically. However, it is static and not built for large or frequently changing data. The database in Lab 9 is more complex, but it allows structured storage, updates, and queries, which makes it better for dynamic applications.</w:t>
       </w:r>
     </w:p>
     <w:p>
@@ -1031,43 +839,7 @@
         <w:rPr>
           <w:color w:val="0070C0"/>
         </w:rPr>
-        <w:t xml:space="preserve">The timing of when data loads </w:t>
-      </w:r>
-      <w:proofErr w:type="gramStart"/>
-      <w:r>
-        <w:rPr>
-          <w:color w:val="0070C0"/>
-        </w:rPr>
-        <w:t>is</w:t>
-      </w:r>
-      <w:proofErr w:type="gramEnd"/>
-      <w:r>
-        <w:rPr>
-          <w:color w:val="0070C0"/>
-        </w:rPr>
-        <w:t xml:space="preserve"> different in each lab. In Lab 8, the projects page loads first, then JavaScript uses AJAX, specifically a jQuery request like </w:t>
-      </w:r>
-      <w:proofErr w:type="gramStart"/>
-      <w:r>
-        <w:rPr>
-          <w:color w:val="0070C0"/>
-        </w:rPr>
-        <w:t>$.</w:t>
-      </w:r>
-      <w:proofErr w:type="spellStart"/>
-      <w:r>
-        <w:rPr>
-          <w:color w:val="0070C0"/>
-        </w:rPr>
-        <w:t>getJSON</w:t>
-      </w:r>
-      <w:proofErr w:type="spellEnd"/>
-      <w:proofErr w:type="gramEnd"/>
-      <w:r>
-        <w:rPr>
-          <w:color w:val="0070C0"/>
-        </w:rPr>
-        <w:t>(), to fetch the JSON file asynchronously. After the data is received, the menu is built dynamically. In Lab 9, the data is loaded during the page request. PHP runs on the server, queries the database, and sends back a fully built HTML page, so the browser receives everything at once.</w:t>
+        <w:t>The timing of when data loads is different in each lab. In Lab 8, the projects page loads first, then JavaScript uses AJAX, specifically a jQuery request like $.getJSON(), to fetch the JSON file asynchronously. After the data is received, the menu is built dynamically. In Lab 9, the data is loaded during the page request. PHP runs on the server, queries the database, and sends back a fully built HTML page, so the browser receives everything at once.</w:t>
       </w:r>
     </w:p>
     <w:p>
@@ -1109,7 +881,6 @@
       <w:pPr>
         <w:pStyle w:val="FirstParagraph"/>
       </w:pPr>
-      <w:proofErr w:type="gramStart"/>
       <w:r>
         <w:rPr>
           <w:b/>
@@ -1118,11 +889,7 @@
         <w:t>c. (8 points)</w:t>
       </w:r>
       <w:r>
-        <w:t xml:space="preserve"> In</w:t>
-      </w:r>
-      <w:proofErr w:type="gramEnd"/>
-      <w:r>
-        <w:t xml:space="preserve"> Lab 10, you configured your Azure server for production. Answer the following:</w:t>
+        <w:t xml:space="preserve"> In Lab 10, you configured your Azure server for production. Answer the following:</w:t>
       </w:r>
     </w:p>
     <w:p>
@@ -1226,6 +993,82 @@
       <w:r>
         <w:t xml:space="preserve"> call in PHP? Why?</w:t>
       </w:r>
+    </w:p>
+    <w:p>
+      <w:pPr>
+        <w:pStyle w:val="Compact"/>
+        <w:ind w:left="360"/>
+      </w:pPr>
+    </w:p>
+    <w:p>
+      <w:pPr>
+        <w:pStyle w:val="Compact"/>
+        <w:ind w:left="360"/>
+      </w:pPr>
+      <w:r>
+        <w:t>Answer:</w:t>
+      </w:r>
+    </w:p>
+    <w:p>
+      <w:pPr>
+        <w:pStyle w:val="Compact"/>
+        <w:ind w:left="360"/>
+      </w:pPr>
+      <w:r>
+        <w:lastRenderedPageBreak/>
+        <w:t xml:space="preserve">.htaccess is a configuration file used </w:t>
+      </w:r>
+      <w:r>
+        <w:t xml:space="preserve">by Apache to control behavior at the directory level. It allows you to set rules such as access control, authentication, and redirects directly inside a folder. In this lab, I used it to require a username and password before access certain directories. For .htaccess to work, Apache must have the ‘AllowOverride All’ directive enabled, which allows these local configuration files to override the main server settings. </w:t>
+      </w:r>
+    </w:p>
+    <w:p>
+      <w:pPr>
+        <w:pStyle w:val="Compact"/>
+        <w:ind w:left="360"/>
+      </w:pPr>
+    </w:p>
+    <w:p>
+      <w:pPr>
+        <w:pStyle w:val="Compact"/>
+        <w:ind w:left="360"/>
+      </w:pPr>
+      <w:r>
+        <w:t xml:space="preserve">The .htaccess and .htpasswd files work together to enforce authentication. The .htaccess file defines the rule that a user must log in, while the .htpasswd file stores the actual usernames and hashed passwords. The .htaccess file includes a path that points to the .htpasswd file so Apache knows where to verify credentials. </w:t>
+      </w:r>
+      <w:r>
+        <w:t xml:space="preserve">The .htaccess file should be placed inside the directory you want to </w:t>
+      </w:r>
+      <w:r>
+        <w:t>protect</w:t>
+      </w:r>
+      <w:r>
+        <w:t>, such as the Lab 1 or Lab 9 folder, so the rules apply only to that content. Th</w:t>
+      </w:r>
+      <w:r>
+        <w:t>e .htpasswd should be placed outside of the public web root, such as outside /var/www/html, so it cannot be accessed directly through a browser.</w:t>
+      </w:r>
+    </w:p>
+    <w:p>
+      <w:pPr>
+        <w:pStyle w:val="Compact"/>
+        <w:ind w:left="360"/>
+      </w:pPr>
+    </w:p>
+    <w:p>
+      <w:pPr>
+        <w:pStyle w:val="Compact"/>
+        <w:ind w:left="360"/>
+      </w:pPr>
+      <w:r>
+        <w:t>Lab 9 needed to be secured because it uses PHP to interact with a MySQL database, which involves sensitive information.</w:t>
+      </w:r>
+    </w:p>
+    <w:p>
+      <w:pPr>
+        <w:pStyle w:val="Compact"/>
+        <w:ind w:left="360"/>
+      </w:pPr>
     </w:p>
     <w:p>
       <w:r>
@@ -1241,7 +1084,6 @@
       <w:bookmarkStart w:id="3" w:name="deltacore-analytics-case-15-points"/>
       <w:bookmarkEnd w:id="2"/>
       <w:r>
-        <w:lastRenderedPageBreak/>
         <w:t>2. DeltaCore Analytics Case (15 points)</w:t>
       </w:r>
     </w:p>
@@ -1333,6 +1175,7 @@
         </w:numPr>
       </w:pPr>
       <w:r>
+        <w:lastRenderedPageBreak/>
         <w:t>Jordan Koenig says “The tools are great co-pilots. But they’re not drivers. Not yet.” Do you agree? Use a specific example from the case AND a specific example from your own lab work to support your position.</w:t>
       </w:r>
     </w:p>
@@ -1585,6 +1428,7 @@
           <w:b/>
           <w:bCs/>
         </w:rPr>
+        <w:lastRenderedPageBreak/>
         <w:t>b. (7 points)</w:t>
       </w:r>
       <w:r>
@@ -1694,7 +1538,6 @@
       </w:pPr>
       <w:bookmarkStart w:id="5" w:name="the-assignment"/>
       <w:r>
-        <w:lastRenderedPageBreak/>
         <w:t>The Assignment</w:t>
       </w:r>
     </w:p>
@@ -1807,6 +1650,7 @@
           <w:b/>
           <w:bCs/>
         </w:rPr>
+        <w:lastRenderedPageBreak/>
         <w:t>At least one MySQL table</w:t>
       </w:r>
       <w:r>
@@ -2064,8 +1908,152 @@
         <w:pStyle w:val="FirstParagraph"/>
       </w:pPr>
       <w:r>
+        <w:t>This is not busy work. The prompt log is how you prove you were driving, not riding. A log that shows blind copy-paste will score lower than a log that shows iteration, correction, and judgment.</w:t>
+      </w:r>
+    </w:p>
+    <w:p>
+      <w:pPr>
+        <w:pStyle w:val="BodyText"/>
+      </w:pPr>
+      <w:r>
+        <w:t xml:space="preserve">Minimum: </w:t>
+      </w:r>
+      <w:r>
+        <w:rPr>
+          <w:b/>
+          <w:bCs/>
+        </w:rPr>
+        <w:t>8 documented prompts</w:t>
+      </w:r>
+      <w:r>
+        <w:t xml:space="preserve"> showing a progression from initial setup to working feature.</w:t>
+      </w:r>
+    </w:p>
+    <w:p>
+      <w:pPr>
+        <w:pStyle w:val="BodyText"/>
+      </w:pPr>
+      <w:r>
+        <w:rPr>
+          <w:b/>
+          <w:bCs/>
+        </w:rPr>
+        <w:t>D3. Code Walkthrough (12 points)</w:t>
+      </w:r>
+    </w:p>
+    <w:p>
+      <w:pPr>
+        <w:pStyle w:val="BodyText"/>
+      </w:pPr>
+      <w:r>
+        <w:t xml:space="preserve">In your quiz document, write a </w:t>
+      </w:r>
+      <w:r>
+        <w:rPr>
+          <w:b/>
+          <w:bCs/>
+        </w:rPr>
+        <w:t>guided tour of your own code</w:t>
+      </w:r>
+      <w:r>
+        <w:t>. Walk through the most important parts and explain them as if you were teaching a classmate who missed the PHP/SQL lectures. You must cover:</w:t>
+      </w:r>
+    </w:p>
+    <w:p>
+      <w:pPr>
+        <w:pStyle w:val="Compact"/>
+        <w:numPr>
+          <w:ilvl w:val="0"/>
+          <w:numId w:val="11"/>
+        </w:numPr>
+      </w:pPr>
+      <w:r>
+        <w:t xml:space="preserve">Your database schema — what table(s) you created, what each column is for, and what data types you chose (and why) </w:t>
+      </w:r>
+      <w:r>
+        <w:rPr>
+          <w:b/>
+          <w:bCs/>
+        </w:rPr>
+        <w:t>(3 pts)</w:t>
+      </w:r>
+    </w:p>
+    <w:p>
+      <w:pPr>
+        <w:pStyle w:val="Compact"/>
+        <w:numPr>
+          <w:ilvl w:val="0"/>
+          <w:numId w:val="11"/>
+        </w:numPr>
+      </w:pPr>
+      <w:r>
+        <w:t xml:space="preserve">Your PHP “write” path — trace a user action from form submission through PHP to the INSERT statement. Explain every line. </w:t>
+      </w:r>
+      <w:r>
+        <w:rPr>
+          <w:b/>
+          <w:bCs/>
+        </w:rPr>
+        <w:t>(3 pts)</w:t>
+      </w:r>
+    </w:p>
+    <w:p>
+      <w:pPr>
+        <w:pStyle w:val="Compact"/>
+        <w:numPr>
+          <w:ilvl w:val="0"/>
+          <w:numId w:val="11"/>
+        </w:numPr>
+      </w:pPr>
+      <w:r>
+        <w:t xml:space="preserve">Your PHP “read” path — trace how data gets from MySQL back to the browser. Explain the fetch loop and how you build the HTML output. </w:t>
+      </w:r>
+      <w:r>
+        <w:rPr>
+          <w:b/>
+          <w:bCs/>
+        </w:rPr>
+        <w:t>(3 pts)</w:t>
+      </w:r>
+    </w:p>
+    <w:p>
+      <w:pPr>
+        <w:pStyle w:val="Compact"/>
+        <w:numPr>
+          <w:ilvl w:val="0"/>
+          <w:numId w:val="11"/>
+        </w:numPr>
+      </w:pPr>
+      <w:r>
+        <w:t xml:space="preserve">Your client-side JavaScript — what does it do, how does it interact with the server-side? </w:t>
+      </w:r>
+      <w:r>
+        <w:rPr>
+          <w:b/>
+          <w:bCs/>
+        </w:rPr>
+        <w:t>(3 pts)</w:t>
+      </w:r>
+    </w:p>
+    <w:p>
+      <w:pPr>
+        <w:pStyle w:val="FirstParagraph"/>
+      </w:pPr>
+      <w:r>
+        <w:t>If you cannot explain a line of code in your own words, it shouldn’t be in your submission.</w:t>
+      </w:r>
+    </w:p>
+    <w:p>
+      <w:pPr>
+        <w:pStyle w:val="BodyText"/>
+      </w:pPr>
+      <w:r>
+        <w:rPr>
+          <w:b/>
+          <w:bCs/>
+        </w:rPr>
         <w:lastRenderedPageBreak/>
-        <w:t>This is not busy work. The prompt log is how you prove you were driving, not riding. A log that shows blind copy-paste will score lower than a log that shows iteration, correction, and judgment.</w:t>
+        <w:t>D4. The “Break It” Exercise (8 points)</w:t>
       </w:r>
     </w:p>
     <w:p>
@@ -2073,17 +2061,17 @@
         <w:pStyle w:val="BodyText"/>
       </w:pPr>
       <w:r>
-        <w:t xml:space="preserve">Minimum: </w:t>
-      </w:r>
-      <w:r>
-        <w:rPr>
-          <w:b/>
-          <w:bCs/>
-        </w:rPr>
-        <w:t>8 documented prompts</w:t>
-      </w:r>
-      <w:r>
-        <w:t xml:space="preserve"> showing a progression from initial setup to working feature.</w:t>
+        <w:t xml:space="preserve">This is the most important part of this section. You will intentionally introduce </w:t>
+      </w:r>
+      <w:r>
+        <w:rPr>
+          <w:b/>
+          <w:bCs/>
+        </w:rPr>
+        <w:t>two</w:t>
+      </w:r>
+      <w:r>
+        <w:t xml:space="preserve"> vulnerabilities into a COPY of your code (do not break your live site), document what happens, and fix them.</w:t>
       </w:r>
     </w:p>
     <w:p>
@@ -2091,11 +2079,16 @@
         <w:pStyle w:val="BodyText"/>
       </w:pPr>
       <w:r>
-        <w:rPr>
-          <w:b/>
-          <w:bCs/>
-        </w:rPr>
-        <w:t>D3. Code Walkthrough (12 points)</w:t>
+        <w:t xml:space="preserve">Create a file called </w:t>
+      </w:r>
+      <w:r>
+        <w:rPr>
+          <w:rStyle w:val="VerbatimChar"/>
+        </w:rPr>
+        <w:t>break-it.md</w:t>
+      </w:r>
+      <w:r>
+        <w:t xml:space="preserve"> in your quiz3 folder:</w:t>
       </w:r>
     </w:p>
     <w:p>
@@ -2103,93 +2096,80 @@
         <w:pStyle w:val="BodyText"/>
       </w:pPr>
       <w:r>
-        <w:t xml:space="preserve">In your quiz document, write a </w:t>
-      </w:r>
-      <w:r>
-        <w:rPr>
-          <w:b/>
-          <w:bCs/>
-        </w:rPr>
-        <w:t>guided tour of your own code</w:t>
-      </w:r>
-      <w:r>
-        <w:t>. Walk through the most important parts and explain them as if you were teaching a classmate who missed the PHP/SQL lectures. You must cover:</w:t>
-      </w:r>
-    </w:p>
-    <w:p>
-      <w:pPr>
-        <w:pStyle w:val="Compact"/>
-        <w:numPr>
-          <w:ilvl w:val="0"/>
-          <w:numId w:val="11"/>
-        </w:numPr>
-      </w:pPr>
-      <w:r>
-        <w:t xml:space="preserve">Your database schema — what table(s) you created, what each column is for, and what data types you chose (and why) </w:t>
-      </w:r>
-      <w:r>
-        <w:rPr>
-          <w:b/>
-          <w:bCs/>
-        </w:rPr>
-        <w:t>(3 pts)</w:t>
-      </w:r>
-    </w:p>
-    <w:p>
-      <w:pPr>
-        <w:pStyle w:val="Compact"/>
-        <w:numPr>
-          <w:ilvl w:val="0"/>
-          <w:numId w:val="11"/>
-        </w:numPr>
-      </w:pPr>
-      <w:r>
-        <w:t xml:space="preserve">Your PHP “write” path — trace a user action from form submission through PHP to the INSERT statement. Explain every line. </w:t>
-      </w:r>
-      <w:r>
-        <w:rPr>
-          <w:b/>
-          <w:bCs/>
-        </w:rPr>
-        <w:t>(3 pts)</w:t>
-      </w:r>
-    </w:p>
-    <w:p>
-      <w:pPr>
-        <w:pStyle w:val="Compact"/>
-        <w:numPr>
-          <w:ilvl w:val="0"/>
-          <w:numId w:val="11"/>
-        </w:numPr>
-      </w:pPr>
-      <w:r>
-        <w:t xml:space="preserve">Your PHP “read” path — trace how data gets from MySQL back to the browser. Explain the fetch loop and how you build the HTML output. </w:t>
-      </w:r>
-      <w:r>
-        <w:rPr>
-          <w:b/>
-          <w:bCs/>
-        </w:rPr>
-        <w:t>(3 pts)</w:t>
-      </w:r>
-    </w:p>
-    <w:p>
-      <w:pPr>
-        <w:pStyle w:val="Compact"/>
-        <w:numPr>
-          <w:ilvl w:val="0"/>
-          <w:numId w:val="11"/>
-        </w:numPr>
-      </w:pPr>
-      <w:r>
-        <w:t xml:space="preserve">Your client-side JavaScript — what does it do, how does it interact with the server-side? </w:t>
-      </w:r>
-      <w:r>
-        <w:rPr>
-          <w:b/>
-          <w:bCs/>
-        </w:rPr>
-        <w:t>(3 pts)</w:t>
+        <w:rPr>
+          <w:b/>
+          <w:bCs/>
+        </w:rPr>
+        <w:t>Vulnerability 1 — SQL Injection (4 pts)</w:t>
+      </w:r>
+    </w:p>
+    <w:p>
+      <w:pPr>
+        <w:pStyle w:val="Compact"/>
+        <w:numPr>
+          <w:ilvl w:val="0"/>
+          <w:numId w:val="12"/>
+        </w:numPr>
+      </w:pPr>
+      <w:r>
+        <w:t xml:space="preserve">Take one of your prepared statements and rewrite it as a direct string concatenation (e.g., </w:t>
+      </w:r>
+      <w:r>
+        <w:rPr>
+          <w:rStyle w:val="VerbatimChar"/>
+        </w:rPr>
+        <w:t>"INSERT INTO ... VALUES ('" . $_POST['name'] . "')"</w:t>
+      </w:r>
+      <w:r>
+        <w:t>)</w:t>
+      </w:r>
+    </w:p>
+    <w:p>
+      <w:pPr>
+        <w:pStyle w:val="Compact"/>
+        <w:numPr>
+          <w:ilvl w:val="0"/>
+          <w:numId w:val="12"/>
+        </w:numPr>
+      </w:pPr>
+      <w:r>
+        <w:t>Show the vulnerable code</w:t>
+      </w:r>
+    </w:p>
+    <w:p>
+      <w:pPr>
+        <w:pStyle w:val="Compact"/>
+        <w:numPr>
+          <w:ilvl w:val="0"/>
+          <w:numId w:val="12"/>
+        </w:numPr>
+      </w:pPr>
+      <w:r>
+        <w:t>Write a specific malicious input that would exploit it (e.g., what someone could type in the form field)</w:t>
+      </w:r>
+    </w:p>
+    <w:p>
+      <w:pPr>
+        <w:pStyle w:val="Compact"/>
+        <w:numPr>
+          <w:ilvl w:val="0"/>
+          <w:numId w:val="12"/>
+        </w:numPr>
+      </w:pPr>
+      <w:r>
+        <w:t>Explain what would happen to your database</w:t>
+      </w:r>
+    </w:p>
+    <w:p>
+      <w:pPr>
+        <w:pStyle w:val="Compact"/>
+        <w:numPr>
+          <w:ilvl w:val="0"/>
+          <w:numId w:val="12"/>
+        </w:numPr>
+      </w:pPr>
+      <w:r>
+        <w:t>Show your original safe code and explain why it prevents this attack</w:t>
       </w:r>
     </w:p>
     <w:p>
@@ -2197,7 +2177,11 @@
         <w:pStyle w:val="FirstParagraph"/>
       </w:pPr>
       <w:r>
-        <w:t>If you cannot explain a line of code in your own words, it shouldn’t be in your submission.</w:t>
+        <w:rPr>
+          <w:b/>
+          <w:bCs/>
+        </w:rPr>
+        <w:t>Vulnerability 2 — Your Choice (4 pts)</w:t>
       </w:r>
     </w:p>
     <w:p>
@@ -2205,147 +2189,44 @@
         <w:pStyle w:val="BodyText"/>
       </w:pPr>
       <w:r>
-        <w:rPr>
-          <w:b/>
-          <w:bCs/>
-        </w:rPr>
-        <w:t>D4. The “Break It” Exercise (8 points)</w:t>
-      </w:r>
-    </w:p>
-    <w:p>
-      <w:pPr>
-        <w:pStyle w:val="BodyText"/>
-      </w:pPr>
-      <w:r>
-        <w:t xml:space="preserve">This is the most important part of this section. You will intentionally introduce </w:t>
-      </w:r>
-      <w:r>
-        <w:rPr>
-          <w:b/>
-          <w:bCs/>
-        </w:rPr>
-        <w:t>two</w:t>
-      </w:r>
-      <w:r>
-        <w:t xml:space="preserve"> vulnerabilities into a COPY of your code (do not break your live site), document what happens, and fix them.</w:t>
-      </w:r>
-    </w:p>
-    <w:p>
-      <w:pPr>
-        <w:pStyle w:val="BodyText"/>
-      </w:pPr>
-      <w:r>
-        <w:t xml:space="preserve">Create a file called </w:t>
+        <w:t>Choose one:</w:t>
+      </w:r>
+    </w:p>
+    <w:p>
+      <w:pPr>
+        <w:pStyle w:val="Compact"/>
+        <w:numPr>
+          <w:ilvl w:val="0"/>
+          <w:numId w:val="13"/>
+        </w:numPr>
+      </w:pPr>
+      <w:r>
+        <w:rPr>
+          <w:b/>
+          <w:bCs/>
+        </w:rPr>
+        <w:t>XSS (Cross-Site Scripting):</w:t>
+      </w:r>
+      <w:r>
+        <w:t xml:space="preserve"> Remove your </w:t>
       </w:r>
       <w:r>
         <w:rPr>
           <w:rStyle w:val="VerbatimChar"/>
         </w:rPr>
-        <w:t>break-it.md</w:t>
-      </w:r>
-      <w:r>
-        <w:t xml:space="preserve"> in your quiz3 folder:</w:t>
-      </w:r>
-    </w:p>
-    <w:p>
-      <w:pPr>
-        <w:pStyle w:val="BodyText"/>
-      </w:pPr>
-      <w:r>
-        <w:rPr>
-          <w:b/>
-          <w:bCs/>
-        </w:rPr>
-        <w:t>Vulnerability 1 — SQL Injection (4 pts)</w:t>
-      </w:r>
-    </w:p>
-    <w:p>
-      <w:pPr>
-        <w:pStyle w:val="Compact"/>
-        <w:numPr>
-          <w:ilvl w:val="0"/>
-          <w:numId w:val="12"/>
-        </w:numPr>
-      </w:pPr>
-      <w:r>
-        <w:t xml:space="preserve">Take one of your prepared statements and rewrite it as a direct string concatenation (e.g., </w:t>
+        <w:t>htmlspecialchars()</w:t>
+      </w:r>
+      <w:r>
+        <w:t xml:space="preserve"> output escaping (or add raw output if you don’t have it). Show what a </w:t>
       </w:r>
       <w:r>
         <w:rPr>
           <w:rStyle w:val="VerbatimChar"/>
         </w:rPr>
-        <w:t>"INSERT INTO ... VALUES ('" . $_POST['name'] . "')"</w:t>
-      </w:r>
-      <w:r>
-        <w:t>)</w:t>
-      </w:r>
-    </w:p>
-    <w:p>
-      <w:pPr>
-        <w:pStyle w:val="Compact"/>
-        <w:numPr>
-          <w:ilvl w:val="0"/>
-          <w:numId w:val="12"/>
-        </w:numPr>
-      </w:pPr>
-      <w:r>
-        <w:t>Show the vulnerable code</w:t>
-      </w:r>
-    </w:p>
-    <w:p>
-      <w:pPr>
-        <w:pStyle w:val="Compact"/>
-        <w:numPr>
-          <w:ilvl w:val="0"/>
-          <w:numId w:val="12"/>
-        </w:numPr>
-      </w:pPr>
-      <w:r>
-        <w:t>Write a specific malicious input that would exploit it (e.g., what someone could type in the form field)</w:t>
-      </w:r>
-    </w:p>
-    <w:p>
-      <w:pPr>
-        <w:pStyle w:val="Compact"/>
-        <w:numPr>
-          <w:ilvl w:val="0"/>
-          <w:numId w:val="12"/>
-        </w:numPr>
-      </w:pPr>
-      <w:r>
-        <w:t>Explain what would happen to your database</w:t>
-      </w:r>
-    </w:p>
-    <w:p>
-      <w:pPr>
-        <w:pStyle w:val="Compact"/>
-        <w:numPr>
-          <w:ilvl w:val="0"/>
-          <w:numId w:val="12"/>
-        </w:numPr>
-      </w:pPr>
-      <w:r>
-        <w:t>Show your original safe code and explain why it prevents this attack</w:t>
-      </w:r>
-    </w:p>
-    <w:p>
-      <w:pPr>
-        <w:pStyle w:val="FirstParagraph"/>
-      </w:pPr>
-      <w:r>
-        <w:rPr>
-          <w:b/>
-          <w:bCs/>
-        </w:rPr>
-        <w:t>Vulnerability 2 — Your Choice (4 pts)</w:t>
-      </w:r>
-    </w:p>
-    <w:p>
-      <w:pPr>
-        <w:pStyle w:val="BodyText"/>
-      </w:pPr>
-      <w:r>
-        <w:t>Choose one:</w:t>
+        <w:t>&lt;script&gt;alert('hacked')&lt;/script&gt;</w:t>
+      </w:r>
+      <w:r>
+        <w:t xml:space="preserve"> input would do. Explain the fix.</w:t>
       </w:r>
     </w:p>
     <w:p>
@@ -2361,205 +2242,118 @@
           <w:b/>
           <w:bCs/>
         </w:rPr>
+        <w:t>Authentication bypass:</w:t>
+      </w:r>
+      <w:r>
+        <w:t xml:space="preserve"> Remove or weaken your </w:t>
+      </w:r>
+      <w:r>
+        <w:rPr>
+          <w:rStyle w:val="VerbatimChar"/>
+        </w:rPr>
+        <w:t>.htaccess</w:t>
+      </w:r>
+      <w:r>
+        <w:t xml:space="preserve"> protection on the quiz3 folder. Show what’s exposed. Explain why this matters for pages with database credentials.</w:t>
+      </w:r>
+    </w:p>
+    <w:p>
+      <w:pPr>
+        <w:pStyle w:val="Compact"/>
+        <w:numPr>
+          <w:ilvl w:val="0"/>
+          <w:numId w:val="13"/>
+        </w:numPr>
+      </w:pPr>
+      <w:r>
+        <w:rPr>
+          <w:b/>
+          <w:bCs/>
+        </w:rPr>
+        <w:t>Information exposure:</w:t>
+      </w:r>
+      <w:r>
+        <w:t xml:space="preserve"> Show what happens if your PHP displays database errors to the user (</w:t>
+      </w:r>
+      <w:r>
+        <w:rPr>
+          <w:rStyle w:val="VerbatimChar"/>
+        </w:rPr>
+        <w:t>mysqli_error()</w:t>
+      </w:r>
+      <w:r>
+        <w:t xml:space="preserve"> output). What could an attacker learn? Explain the fix.</w:t>
+      </w:r>
+    </w:p>
+    <w:p>
+      <w:pPr>
+        <w:pStyle w:val="Compact"/>
+      </w:pPr>
+    </w:p>
+    <w:p>
+      <w:pPr>
+        <w:pStyle w:val="Compact"/>
+        <w:rPr>
+          <w:color w:val="0070C0"/>
+        </w:rPr>
+      </w:pPr>
+      <w:r>
+        <w:rPr>
+          <w:color w:val="0070C0"/>
+        </w:rPr>
+        <w:t>I implemented a guestbook web application using PHP, MySQL, and jQuery. The application allows users to submit a name and message through a form. When the form is submitted, jQuery sends the data to the server using an AJAX POST request, which prevents the page from reloading.</w:t>
+      </w:r>
+    </w:p>
+    <w:p>
+      <w:pPr>
+        <w:pStyle w:val="Compact"/>
+        <w:rPr>
+          <w:color w:val="0070C0"/>
+        </w:rPr>
+      </w:pPr>
+      <w:r>
+        <w:rPr>
+          <w:color w:val="0070C0"/>
+        </w:rPr>
+        <w:t>On the server side, submit.php receives the form data and validates it. The data is then inserted into a MySQL database using a prepared statement. This ensures that user input is treated as data and prevents SQL injection attacks.</w:t>
+      </w:r>
+    </w:p>
+    <w:p>
+      <w:pPr>
+        <w:pStyle w:val="Compact"/>
+        <w:rPr>
+          <w:color w:val="0070C0"/>
+        </w:rPr>
+      </w:pPr>
+      <w:r>
+        <w:rPr>
+          <w:color w:val="0070C0"/>
+        </w:rPr>
+        <w:t>The guestbook.php file retrieves all entries from the database using a SELECT query and displays them on the page. Each entry is shown with the user’s name, message, and timestamp. The output is wrapped with htmlspecialchars() to prevent cross-site scripting (XSS) attacks by escaping any HTML or script content.</w:t>
+      </w:r>
+    </w:p>
+    <w:p>
+      <w:pPr>
+        <w:pStyle w:val="Compact"/>
+        <w:rPr>
+          <w:color w:val="0070C0"/>
+        </w:rPr>
+      </w:pPr>
+      <w:r>
+        <w:rPr>
+          <w:color w:val="0070C0"/>
+        </w:rPr>
+        <w:t>Overall, the system demonstrates a complete full-stack workflow, including client-side interactivity, server-side processing, database integration, and basic security practices.</w:t>
+      </w:r>
+    </w:p>
+    <w:p>
+      <w:pPr>
+        <w:pStyle w:val="Compact"/>
+      </w:pPr>
+    </w:p>
+    <w:p>
+      <w:r>
         <w:lastRenderedPageBreak/>
-        <w:t>XSS (Cross-Site Scripting):</w:t>
-      </w:r>
-      <w:r>
-        <w:t xml:space="preserve"> Remove your </w:t>
-      </w:r>
-      <w:r>
-        <w:rPr>
-          <w:rStyle w:val="VerbatimChar"/>
-        </w:rPr>
-        <w:t>htmlspecialchars()</w:t>
-      </w:r>
-      <w:r>
-        <w:t xml:space="preserve"> output escaping (or add raw output if you don’t have it). Show what a </w:t>
-      </w:r>
-      <w:r>
-        <w:rPr>
-          <w:rStyle w:val="VerbatimChar"/>
-        </w:rPr>
-        <w:t>&lt;script&gt;alert('hacked')&lt;/script&gt;</w:t>
-      </w:r>
-      <w:r>
-        <w:t xml:space="preserve"> input would do. Explain the fix.</w:t>
-      </w:r>
-    </w:p>
-    <w:p>
-      <w:pPr>
-        <w:pStyle w:val="Compact"/>
-        <w:numPr>
-          <w:ilvl w:val="0"/>
-          <w:numId w:val="13"/>
-        </w:numPr>
-      </w:pPr>
-      <w:r>
-        <w:rPr>
-          <w:b/>
-          <w:bCs/>
-        </w:rPr>
-        <w:t>Authentication bypass:</w:t>
-      </w:r>
-      <w:r>
-        <w:t xml:space="preserve"> Remove or weaken your </w:t>
-      </w:r>
-      <w:r>
-        <w:rPr>
-          <w:rStyle w:val="VerbatimChar"/>
-        </w:rPr>
-        <w:t>.htaccess</w:t>
-      </w:r>
-      <w:r>
-        <w:t xml:space="preserve"> protection on the quiz3 folder. Show what’s exposed. Explain why this matters for pages with database credentials.</w:t>
-      </w:r>
-    </w:p>
-    <w:p>
-      <w:pPr>
-        <w:pStyle w:val="Compact"/>
-        <w:numPr>
-          <w:ilvl w:val="0"/>
-          <w:numId w:val="13"/>
-        </w:numPr>
-      </w:pPr>
-      <w:r>
-        <w:rPr>
-          <w:b/>
-          <w:bCs/>
-        </w:rPr>
-        <w:t>Information exposure:</w:t>
-      </w:r>
-      <w:r>
-        <w:t xml:space="preserve"> Show what happens if your PHP displays database errors to the user (</w:t>
-      </w:r>
-      <w:r>
-        <w:rPr>
-          <w:rStyle w:val="VerbatimChar"/>
-        </w:rPr>
-        <w:t>mysqli_error()</w:t>
-      </w:r>
-      <w:r>
-        <w:t xml:space="preserve"> output). What could an attacker learn? Explain the fix.</w:t>
-      </w:r>
-    </w:p>
-    <w:p>
-      <w:pPr>
-        <w:pStyle w:val="Compact"/>
-      </w:pPr>
-    </w:p>
-    <w:p>
-      <w:pPr>
-        <w:pStyle w:val="Compact"/>
-        <w:rPr>
-          <w:color w:val="0070C0"/>
-        </w:rPr>
-      </w:pPr>
-      <w:r>
-        <w:rPr>
-          <w:color w:val="0070C0"/>
-        </w:rPr>
-        <w:t>I implemented a guestbook web application using PHP, MySQL, and jQuery. The application allows users to submit a name and message through a form. When the form is submitted, jQuery sends the data to the server using an AJAX POST request, which prevents the page from reloading.</w:t>
-      </w:r>
-    </w:p>
-    <w:p>
-      <w:pPr>
-        <w:pStyle w:val="Compact"/>
-        <w:rPr>
-          <w:color w:val="0070C0"/>
-        </w:rPr>
-      </w:pPr>
-      <w:r>
-        <w:rPr>
-          <w:color w:val="0070C0"/>
-        </w:rPr>
-        <w:t xml:space="preserve">On the server side, </w:t>
-      </w:r>
-      <w:proofErr w:type="spellStart"/>
-      <w:r>
-        <w:rPr>
-          <w:color w:val="0070C0"/>
-        </w:rPr>
-        <w:t>submit.php</w:t>
-      </w:r>
-      <w:proofErr w:type="spellEnd"/>
-      <w:r>
-        <w:rPr>
-          <w:color w:val="0070C0"/>
-        </w:rPr>
-        <w:t xml:space="preserve"> receives the form data and validates it. The data is then inserted into a MySQL database using a prepared statement. This ensures that user input is treated as data and prevents SQL injection attacks.</w:t>
-      </w:r>
-    </w:p>
-    <w:p>
-      <w:pPr>
-        <w:pStyle w:val="Compact"/>
-        <w:rPr>
-          <w:color w:val="0070C0"/>
-        </w:rPr>
-      </w:pPr>
-      <w:r>
-        <w:rPr>
-          <w:color w:val="0070C0"/>
-        </w:rPr>
-        <w:t xml:space="preserve">The </w:t>
-      </w:r>
-      <w:proofErr w:type="spellStart"/>
-      <w:r>
-        <w:rPr>
-          <w:color w:val="0070C0"/>
-        </w:rPr>
-        <w:t>guestbook.php</w:t>
-      </w:r>
-      <w:proofErr w:type="spellEnd"/>
-      <w:r>
-        <w:rPr>
-          <w:color w:val="0070C0"/>
-        </w:rPr>
-        <w:t xml:space="preserve"> file retrieves all entries from the database using a SELECT query and displays them on the page. Each entry is shown with the user’s name, message, and timestamp. The output is wrapped with </w:t>
-      </w:r>
-      <w:proofErr w:type="spellStart"/>
-      <w:proofErr w:type="gramStart"/>
-      <w:r>
-        <w:rPr>
-          <w:color w:val="0070C0"/>
-        </w:rPr>
-        <w:t>htmlspecialchars</w:t>
-      </w:r>
-      <w:proofErr w:type="spellEnd"/>
-      <w:r>
-        <w:rPr>
-          <w:color w:val="0070C0"/>
-        </w:rPr>
-        <w:t>(</w:t>
-      </w:r>
-      <w:proofErr w:type="gramEnd"/>
-      <w:r>
-        <w:rPr>
-          <w:color w:val="0070C0"/>
-        </w:rPr>
-        <w:t>) to prevent cross-site scripting (XSS) attacks by escaping any HTML or script content.</w:t>
-      </w:r>
-    </w:p>
-    <w:p>
-      <w:pPr>
-        <w:pStyle w:val="Compact"/>
-        <w:rPr>
-          <w:color w:val="0070C0"/>
-        </w:rPr>
-      </w:pPr>
-      <w:r>
-        <w:rPr>
-          <w:color w:val="0070C0"/>
-        </w:rPr>
-        <w:t>Overall, the system demonstrates a complete full-stack workflow, including client-side interactivity, server-side processing, database integration, and basic security practices.</w:t>
-      </w:r>
-    </w:p>
-    <w:p>
-      <w:pPr>
-        <w:pStyle w:val="Compact"/>
-      </w:pPr>
-    </w:p>
-    <w:p>
-      <w:r>
         <w:pict w14:anchorId="5E962B00">
           <v:rect id="_x0000_i1028" style="width:0;height:1.5pt" o:hralign="center" o:hrstd="t" o:hr="t"/>
         </w:pict>
@@ -2754,7 +2548,6 @@
               <w:pStyle w:val="Compact"/>
             </w:pPr>
             <w:r>
-              <w:lastRenderedPageBreak/>
               <w:t>Web Server</w:t>
             </w:r>
           </w:p>
@@ -3113,13 +2906,8 @@
               <w:pStyle w:val="Compact"/>
             </w:pPr>
             <w:r>
-              <w:t xml:space="preserve">Git / </w:t>
-            </w:r>
-            <w:proofErr w:type="spellStart"/>
-            <w:r>
-              <w:t>Github</w:t>
-            </w:r>
-            <w:proofErr w:type="spellEnd"/>
+              <w:t>Git / Github</w:t>
+            </w:r>
           </w:p>
         </w:tc>
         <w:tc>
@@ -3172,20 +2960,7 @@
               <w:pStyle w:val="Compact"/>
             </w:pPr>
             <w:r>
-              <w:t xml:space="preserve">Prepared Statements + </w:t>
-            </w:r>
-            <w:proofErr w:type="spellStart"/>
-            <w:proofErr w:type="gramStart"/>
-            <w:r>
-              <w:t>htmlspecialchars</w:t>
-            </w:r>
-            <w:proofErr w:type="spellEnd"/>
-            <w:r>
-              <w:t>(</w:t>
-            </w:r>
-            <w:proofErr w:type="gramEnd"/>
-            <w:r>
-              <w:t>)</w:t>
+              <w:t>Prepared Statements + htmlspecialchars()</w:t>
             </w:r>
           </w:p>
         </w:tc>
@@ -3225,15 +3000,8 @@
         <w:pStyle w:val="BodyText"/>
       </w:pPr>
       <w:r>
-        <w:t xml:space="preserve">After the table, write 2-3 paragraphs connecting these layers: how does a single user request flow through ALL of them? Use your Lab 9 movies page as </w:t>
-      </w:r>
-      <w:proofErr w:type="gramStart"/>
-      <w:r>
-        <w:t>the</w:t>
-      </w:r>
-      <w:proofErr w:type="gramEnd"/>
-      <w:r>
-        <w:t xml:space="preserve"> example.</w:t>
+        <w:lastRenderedPageBreak/>
+        <w:t>After the table, write 2-3 paragraphs connecting these layers: how does a single user request flow through ALL of them? Use your Lab 9 movies page as the example.</w:t>
       </w:r>
     </w:p>
     <w:p>
@@ -3275,209 +3043,195 @@
         <w:rPr>
           <w:color w:val="0070C0"/>
         </w:rPr>
-        <w:t xml:space="preserve">Once the response reaches the browser, the client-side layer takes over. HTML and CSS render the structure and design of the page, while JavaScript and jQuery handle interactivity, such as updating content or responding to user actions without reloading the </w:t>
+        <w:t>Once the response reaches the browser, the client-side layer takes over. HTML and CSS render the structure and design of the page, while JavaScript and jQuery handle interactivity, such as updating content or responding to user actions without reloading the page. This entire flow shows how each layer works together, from infrastructure to frontend, to deliver a complete web application experience.</w:t>
+      </w:r>
+    </w:p>
+    <w:p>
+      <w:pPr>
+        <w:pStyle w:val="BodyText"/>
+      </w:pPr>
+    </w:p>
+    <w:p>
+      <w:pPr>
+        <w:pStyle w:val="BodyText"/>
+      </w:pPr>
+      <w:r>
+        <w:rPr>
+          <w:b/>
+          <w:bCs/>
+        </w:rPr>
+        <w:t>b. (5 points)</w:t>
+      </w:r>
+      <w:r>
+        <w:t xml:space="preserve"> Across Quiz 1, Quiz 2, and now Quiz 3, you have written about AI as a development tool three times. Your perspective should have evolved:</w:t>
+      </w:r>
+    </w:p>
+    <w:p>
+      <w:pPr>
+        <w:pStyle w:val="Compact"/>
+        <w:numPr>
+          <w:ilvl w:val="0"/>
+          <w:numId w:val="14"/>
+        </w:numPr>
+      </w:pPr>
+      <w:r>
+        <w:t>In Quiz 1, you described generative vs. agentic AI and the CLEAR method (theory)</w:t>
+      </w:r>
+    </w:p>
+    <w:p>
+      <w:pPr>
+        <w:pStyle w:val="Compact"/>
+        <w:numPr>
+          <w:ilvl w:val="0"/>
+          <w:numId w:val="14"/>
+        </w:numPr>
+      </w:pPr>
+      <w:r>
+        <w:t>In Quiz 2, you reflected on specific lab experiences with AI (practice)</w:t>
+      </w:r>
+    </w:p>
+    <w:p>
+      <w:pPr>
+        <w:pStyle w:val="Compact"/>
+        <w:numPr>
+          <w:ilvl w:val="0"/>
+          <w:numId w:val="14"/>
+        </w:numPr>
+      </w:pPr>
+      <w:r>
+        <w:t>Now, in Quiz 3, you just used AI to build an entire feature from scratch (fluency)</w:t>
+      </w:r>
+    </w:p>
+    <w:p>
+      <w:pPr>
+        <w:pStyle w:val="FirstParagraph"/>
+      </w:pPr>
+      <w:r>
+        <w:t xml:space="preserve">How has your </w:t>
+      </w:r>
+      <w:r>
+        <w:rPr>
+          <w:b/>
+          <w:bCs/>
+        </w:rPr>
+        <w:t>personal relationship with AI as a tool</w:t>
+      </w:r>
+      <w:r>
+        <w:t xml:space="preserve"> changed across the semester? Be specific:</w:t>
+      </w:r>
+    </w:p>
+    <w:p>
+      <w:pPr>
+        <w:pStyle w:val="Compact"/>
+        <w:numPr>
+          <w:ilvl w:val="0"/>
+          <w:numId w:val="15"/>
+        </w:numPr>
+      </w:pPr>
+      <w:r>
+        <w:t>What can you do with AI now that you couldn’t in Week 6?</w:t>
+      </w:r>
+    </w:p>
+    <w:p>
+      <w:pPr>
+        <w:pStyle w:val="Compact"/>
+        <w:numPr>
+          <w:ilvl w:val="0"/>
+          <w:numId w:val="15"/>
+        </w:numPr>
+      </w:pPr>
+      <w:r>
+        <w:t>What mistakes have you stopped making?</w:t>
+      </w:r>
+    </w:p>
+    <w:p>
+      <w:pPr>
+        <w:pStyle w:val="Compact"/>
+        <w:numPr>
+          <w:ilvl w:val="0"/>
+          <w:numId w:val="15"/>
+        </w:numPr>
+      </w:pPr>
+      <w:r>
+        <w:t>When do you choose NOT to use it?</w:t>
+      </w:r>
+    </w:p>
+    <w:p>
+      <w:pPr>
+        <w:pStyle w:val="Compact"/>
+        <w:numPr>
+          <w:ilvl w:val="0"/>
+          <w:numId w:val="15"/>
+        </w:numPr>
+      </w:pPr>
+      <w:r>
+        <w:t>What is the one thing AI still cannot do for you?</w:t>
+      </w:r>
+    </w:p>
+    <w:p>
+      <w:pPr>
+        <w:pStyle w:val="Compact"/>
+      </w:pPr>
+    </w:p>
+    <w:p>
+      <w:pPr>
+        <w:pStyle w:val="Compact"/>
+        <w:rPr>
+          <w:color w:val="0070C0"/>
+        </w:rPr>
+      </w:pPr>
+      <w:r>
+        <w:rPr>
+          <w:color w:val="0070C0"/>
+        </w:rPr>
+        <w:t>My relationship with AI has changed a lot over the semester. Earlier on, I used AI mainly to understand concepts like how web technologies work and how different layers of the stack connect. Now, I use it more as a tool to guide development, especially when building full features like the guestbook application.</w:t>
+      </w:r>
+    </w:p>
+    <w:p>
+      <w:pPr>
+        <w:pStyle w:val="Compact"/>
+        <w:rPr>
+          <w:color w:val="0070C0"/>
+        </w:rPr>
+      </w:pPr>
+      <w:r>
+        <w:rPr>
+          <w:color w:val="0070C0"/>
+        </w:rPr>
+        <w:t xml:space="preserve">What changed the most is how I structure my prompts and how I use the responses. I can now ask more specific questions and get targeted answers that fit my project. I also use AI to break down more complex topics like prepared statements, AJAX, and how data flows </w:t>
       </w:r>
       <w:r>
         <w:rPr>
           <w:color w:val="0070C0"/>
         </w:rPr>
         <w:lastRenderedPageBreak/>
-        <w:t>page. This entire flow shows how each layer works together, from infrastructure to frontend, to deliver a complete web application experience.</w:t>
-      </w:r>
-    </w:p>
-    <w:p>
-      <w:pPr>
-        <w:pStyle w:val="BodyText"/>
-      </w:pPr>
-    </w:p>
-    <w:p>
-      <w:pPr>
-        <w:pStyle w:val="BodyText"/>
-      </w:pPr>
-      <w:r>
-        <w:rPr>
-          <w:b/>
-          <w:bCs/>
-        </w:rPr>
-        <w:t>b. (5 points)</w:t>
-      </w:r>
-      <w:r>
-        <w:t xml:space="preserve"> Across Quiz 1, Quiz 2, and now Quiz 3, you have written about AI as a development tool three times. Your perspective should have evolved:</w:t>
-      </w:r>
-    </w:p>
-    <w:p>
-      <w:pPr>
-        <w:pStyle w:val="Compact"/>
-        <w:numPr>
-          <w:ilvl w:val="0"/>
-          <w:numId w:val="14"/>
-        </w:numPr>
-      </w:pPr>
-      <w:r>
-        <w:t>In Quiz 1, you described generative vs. agentic AI and the CLEAR method (theory)</w:t>
-      </w:r>
-    </w:p>
-    <w:p>
-      <w:pPr>
-        <w:pStyle w:val="Compact"/>
-        <w:numPr>
-          <w:ilvl w:val="0"/>
-          <w:numId w:val="14"/>
-        </w:numPr>
-      </w:pPr>
-      <w:r>
-        <w:t>In Quiz 2, you reflected on specific lab experiences with AI (practice)</w:t>
-      </w:r>
-    </w:p>
-    <w:p>
-      <w:pPr>
-        <w:pStyle w:val="Compact"/>
-        <w:numPr>
-          <w:ilvl w:val="0"/>
-          <w:numId w:val="14"/>
-        </w:numPr>
-      </w:pPr>
-      <w:r>
-        <w:t>Now, in Quiz 3, you just used AI to build an entire feature from scratch (fluency)</w:t>
-      </w:r>
+        <w:t>between the frontend and backend. This makes it easier to connect concepts instead of treating them as separate pieces.</w:t>
+      </w:r>
+    </w:p>
+    <w:p>
+      <w:pPr>
+        <w:pStyle w:val="Compact"/>
+        <w:rPr>
+          <w:color w:val="0070C0"/>
+        </w:rPr>
+      </w:pPr>
+      <w:r>
+        <w:rPr>
+          <w:color w:val="0070C0"/>
+        </w:rPr>
+        <w:t>I also learned when not to rely on AI. For example, when debugging issues like file paths or deployment errors on Azure, it is more effective to test directly and check the environment. AI can explain possible causes, but it cannot see my actual setup. The one thing AI still cannot do for me is guarantee that code works in my specific environment. I still have to test everything myself to confirm that it runs correctly.</w:t>
+      </w:r>
+    </w:p>
+    <w:p>
+      <w:pPr>
+        <w:pStyle w:val="Compact"/>
+      </w:pPr>
     </w:p>
     <w:p>
       <w:pPr>
         <w:pStyle w:val="FirstParagraph"/>
       </w:pPr>
       <w:r>
-        <w:t xml:space="preserve">How has your </w:t>
-      </w:r>
-      <w:r>
-        <w:rPr>
-          <w:b/>
-          <w:bCs/>
-        </w:rPr>
-        <w:t>personal relationship with AI as a tool</w:t>
-      </w:r>
-      <w:r>
-        <w:t xml:space="preserve"> changed across the semester? Be specific:</w:t>
-      </w:r>
-    </w:p>
-    <w:p>
-      <w:pPr>
-        <w:pStyle w:val="Compact"/>
-        <w:numPr>
-          <w:ilvl w:val="0"/>
-          <w:numId w:val="15"/>
-        </w:numPr>
-      </w:pPr>
-      <w:r>
-        <w:t>What can you do with AI now that you couldn’t in Week 6?</w:t>
-      </w:r>
-    </w:p>
-    <w:p>
-      <w:pPr>
-        <w:pStyle w:val="Compact"/>
-        <w:numPr>
-          <w:ilvl w:val="0"/>
-          <w:numId w:val="15"/>
-        </w:numPr>
-      </w:pPr>
-      <w:r>
-        <w:t>What mistakes have you stopped making?</w:t>
-      </w:r>
-    </w:p>
-    <w:p>
-      <w:pPr>
-        <w:pStyle w:val="Compact"/>
-        <w:numPr>
-          <w:ilvl w:val="0"/>
-          <w:numId w:val="15"/>
-        </w:numPr>
-      </w:pPr>
-      <w:r>
-        <w:t>When do you choose NOT to use it?</w:t>
-      </w:r>
-    </w:p>
-    <w:p>
-      <w:pPr>
-        <w:pStyle w:val="Compact"/>
-        <w:numPr>
-          <w:ilvl w:val="0"/>
-          <w:numId w:val="15"/>
-        </w:numPr>
-      </w:pPr>
-      <w:r>
-        <w:t>What is the one thing AI still cannot do for you?</w:t>
-      </w:r>
-    </w:p>
-    <w:p>
-      <w:pPr>
-        <w:pStyle w:val="Compact"/>
-      </w:pPr>
-    </w:p>
-    <w:p>
-      <w:pPr>
-        <w:pStyle w:val="Compact"/>
-        <w:rPr>
-          <w:color w:val="0070C0"/>
-        </w:rPr>
-      </w:pPr>
-      <w:r>
-        <w:rPr>
-          <w:color w:val="0070C0"/>
-        </w:rPr>
-        <w:t>My relationship with AI has changed a lot over the semester. Earlier on, I used AI mainly to understand concepts like how web technologies work and how different layers of the stack connect. Now, I use it more as a tool to guide development, especially when building full features like the guestbook application.</w:t>
-      </w:r>
-    </w:p>
-    <w:p>
-      <w:pPr>
-        <w:pStyle w:val="Compact"/>
-        <w:rPr>
-          <w:color w:val="0070C0"/>
-        </w:rPr>
-      </w:pPr>
-      <w:r>
-        <w:rPr>
-          <w:color w:val="0070C0"/>
-        </w:rPr>
-        <w:t>What changed the most is how I structure my prompts and how I use the responses. I can now ask more specific questions and get targeted answers that fit my project. I also use AI to break down more complex topics like prepared statements, AJAX, and how data flows between the frontend and backend. This makes it easier to connect concepts instead of treating them as separate pieces.</w:t>
-      </w:r>
-    </w:p>
-    <w:p>
-      <w:pPr>
-        <w:pStyle w:val="Compact"/>
-        <w:rPr>
-          <w:color w:val="0070C0"/>
-        </w:rPr>
-      </w:pPr>
-      <w:r>
-        <w:rPr>
-          <w:color w:val="0070C0"/>
-        </w:rPr>
-        <w:t xml:space="preserve">I also learned when not to rely on AI. For example, when debugging issues like file paths or deployment errors on Azure, it is more effective to test directly and check the environment. AI can explain possible causes, but it cannot see my actual setup. The one thing AI still cannot do for me is guarantee that code works in my specific environment. I still </w:t>
-      </w:r>
-      <w:proofErr w:type="gramStart"/>
-      <w:r>
-        <w:rPr>
-          <w:color w:val="0070C0"/>
-        </w:rPr>
-        <w:t>have to</w:t>
-      </w:r>
-      <w:proofErr w:type="gramEnd"/>
-      <w:r>
-        <w:rPr>
-          <w:color w:val="0070C0"/>
-        </w:rPr>
-        <w:t xml:space="preserve"> test everything myself to confirm that it runs correctly.</w:t>
-      </w:r>
-    </w:p>
-    <w:p>
-      <w:pPr>
-        <w:pStyle w:val="Compact"/>
-      </w:pPr>
-    </w:p>
-    <w:p>
-      <w:pPr>
-        <w:pStyle w:val="FirstParagraph"/>
-      </w:pPr>
-      <w:r>
         <w:rPr>
           <w:b/>
           <w:bCs/>
@@ -3531,7 +3285,6 @@
         </w:numPr>
       </w:pPr>
       <w:r>
-        <w:lastRenderedPageBreak/>
         <w:t xml:space="preserve">What is one skill or concept from this course that you will use </w:t>
       </w:r>
       <w:r>
@@ -4649,6 +4402,7 @@
   <w:style w:type="character" w:default="1" w:styleId="DefaultParagraphFont">
     <w:name w:val="Default Paragraph Font"/>
     <w:uiPriority w:val="1"/>
+    <w:semiHidden/>
     <w:unhideWhenUsed/>
   </w:style>
   <w:style w:type="table" w:default="1" w:styleId="TableNormal">

--- a/iit/quiz3/ITWS1100-S26-Quiz3-collid7.docx
+++ b/iit/quiz3/ITWS1100-S26-Quiz3-collid7.docx
@@ -1004,8 +1004,14 @@
       <w:pPr>
         <w:pStyle w:val="Compact"/>
         <w:ind w:left="360"/>
-      </w:pPr>
-      <w:r>
+        <w:rPr>
+          <w:color w:val="215E99" w:themeColor="text2" w:themeTint="BF"/>
+        </w:rPr>
+      </w:pPr>
+      <w:r>
+        <w:rPr>
+          <w:color w:val="215E99" w:themeColor="text2" w:themeTint="BF"/>
+        </w:rPr>
         <w:t>Answer:</w:t>
       </w:r>
     </w:p>
@@ -1013,55 +1019,88 @@
       <w:pPr>
         <w:pStyle w:val="Compact"/>
         <w:ind w:left="360"/>
-      </w:pPr>
-      <w:r>
+        <w:rPr>
+          <w:color w:val="215E99" w:themeColor="text2" w:themeTint="BF"/>
+        </w:rPr>
+      </w:pPr>
+      <w:r>
+        <w:rPr>
+          <w:color w:val="215E99" w:themeColor="text2" w:themeTint="BF"/>
+        </w:rPr>
         <w:lastRenderedPageBreak/>
-        <w:t xml:space="preserve">.htaccess is a configuration file used </w:t>
-      </w:r>
-      <w:r>
-        <w:t xml:space="preserve">by Apache to control behavior at the directory level. It allows you to set rules such as access control, authentication, and redirects directly inside a folder. In this lab, I used it to require a username and password before access certain directories. For .htaccess to work, Apache must have the ‘AllowOverride All’ directive enabled, which allows these local configuration files to override the main server settings. </w:t>
+        <w:t>.htaccess is a configuration file used by Apache to control behavior at the directory level. It allows me to enforce rules such as authentication, redirects, and access restrictions directly inside a folder. In this lab, I used it to require a username and password before accessing my Lab 1 and Lab 9 directories. For .htaccess to function, Apache must have the AllowOverride All directive enabled, which allows these files to override the main server configuration.</w:t>
       </w:r>
     </w:p>
     <w:p>
       <w:pPr>
         <w:pStyle w:val="Compact"/>
         <w:ind w:left="360"/>
+        <w:rPr>
+          <w:color w:val="215E99" w:themeColor="text2" w:themeTint="BF"/>
+        </w:rPr>
       </w:pPr>
     </w:p>
     <w:p>
       <w:pPr>
         <w:pStyle w:val="Compact"/>
         <w:ind w:left="360"/>
-      </w:pPr>
-      <w:r>
-        <w:t xml:space="preserve">The .htaccess and .htpasswd files work together to enforce authentication. The .htaccess file defines the rule that a user must log in, while the .htpasswd file stores the actual usernames and hashed passwords. The .htaccess file includes a path that points to the .htpasswd file so Apache knows where to verify credentials. </w:t>
-      </w:r>
-      <w:r>
-        <w:t xml:space="preserve">The .htaccess file should be placed inside the directory you want to </w:t>
-      </w:r>
-      <w:r>
-        <w:t>protect</w:t>
-      </w:r>
-      <w:r>
-        <w:t>, such as the Lab 1 or Lab 9 folder, so the rules apply only to that content. Th</w:t>
-      </w:r>
-      <w:r>
-        <w:t>e .htpasswd should be placed outside of the public web root, such as outside /var/www/html, so it cannot be accessed directly through a browser.</w:t>
+        <w:rPr>
+          <w:color w:val="215E99" w:themeColor="text2" w:themeTint="BF"/>
+        </w:rPr>
+      </w:pPr>
+      <w:r>
+        <w:rPr>
+          <w:color w:val="215E99" w:themeColor="text2" w:themeTint="BF"/>
+        </w:rPr>
+        <w:t>The .htaccess and .htpasswd files work together to enforce authentication. The .htaccess file defines that a user must log in and specifies the path to the password file. The .htpasswd file stores the actual usernames and hashed passwords used for verification. I placed .htaccess inside my Lab 1 and Lab 9 folders so that those directories require authentication. I placed .htpasswd outside of /var/www/html/ so it cannot be accessed through a browser, which protects the credential data from being exposed.</w:t>
       </w:r>
     </w:p>
     <w:p>
       <w:pPr>
         <w:pStyle w:val="Compact"/>
         <w:ind w:left="360"/>
+        <w:rPr>
+          <w:color w:val="215E99" w:themeColor="text2" w:themeTint="BF"/>
+        </w:rPr>
       </w:pPr>
     </w:p>
     <w:p>
       <w:pPr>
         <w:pStyle w:val="Compact"/>
         <w:ind w:left="360"/>
-      </w:pPr>
-      <w:r>
-        <w:t>Lab 9 needed to be secured because it uses PHP to interact with a MySQL database, which involves sensitive information.</w:t>
+        <w:rPr>
+          <w:color w:val="215E99" w:themeColor="text2" w:themeTint="BF"/>
+        </w:rPr>
+      </w:pPr>
+      <w:r>
+        <w:rPr>
+          <w:color w:val="215E99" w:themeColor="text2" w:themeTint="BF"/>
+        </w:rPr>
+        <w:t>I secured Lab 9 because my PHP files connect directly to a MySQL database using credentials stored in config.php, such as the username phpmyadmin, the password, and the database name iit. My movies.php file also allows users to submit data through a form and executes SQL queries like inserting and selecting from the movies table. If someone accessed these files without authentication, they could view my database connection setup, understand how my queries work, and potentially send malicious requests to modify or retrieve data. Password protection prevents unauthorized users from interacting with my database-backed application.</w:t>
+      </w:r>
+    </w:p>
+    <w:p>
+      <w:pPr>
+        <w:pStyle w:val="Compact"/>
+        <w:ind w:left="360"/>
+        <w:rPr>
+          <w:color w:val="215E99" w:themeColor="text2" w:themeTint="BF"/>
+        </w:rPr>
+      </w:pPr>
+    </w:p>
+    <w:p>
+      <w:pPr>
+        <w:pStyle w:val="Compact"/>
+        <w:ind w:left="360"/>
+        <w:rPr>
+          <w:color w:val="215E99" w:themeColor="text2" w:themeTint="BF"/>
+        </w:rPr>
+      </w:pPr>
+      <w:r>
+        <w:rPr>
+          <w:color w:val="215E99" w:themeColor="text2" w:themeTint="BF"/>
+        </w:rPr>
+        <w:t>The header('Location: iit/index.html') function sends an HTTP 302 Found status code by default, which tells the browser to redirect to another page. This redirect only works if no output has been sent before the header() call. If any HTML or text is output first, PHP sends the headers immediately, which locks them in place. As a result, the redirect fails and produces a “headers already sent” error because HTTP headers must be sent before any content in the response.</w:t>
       </w:r>
     </w:p>
     <w:p>
@@ -1114,6 +1153,7 @@
           <w:b/>
           <w:bCs/>
         </w:rPr>
+        <w:lastRenderedPageBreak/>
         <w:t>a. (8 points)</w:t>
       </w:r>
       <w:r>
@@ -1175,217 +1215,217 @@
         </w:numPr>
       </w:pPr>
       <w:r>
+        <w:t>Jordan Koenig says “The tools are great co-pilots. But they’re not drivers. Not yet.” Do you agree? Use a specific example from the case AND a specific example from your own lab work to support your position.</w:t>
+      </w:r>
+    </w:p>
+    <w:p>
+      <w:pPr>
+        <w:pStyle w:val="Compact"/>
+        <w:numPr>
+          <w:ilvl w:val="0"/>
+          <w:numId w:val="6"/>
+        </w:numPr>
+      </w:pPr>
+      <w:r>
+        <w:t>Ava Sharma warns that if employees’ roles “become limited to prompt tweaking and reviewing AI output, they won’t build the judgment and creative instincts our clients depend on.” How does this connect to what we discussed in class about the risk of students becoming “prompt jockeys” instead of developers? What is the difference between using AI to learn and using AI to avoid learning?</w:t>
+      </w:r>
+    </w:p>
+    <w:p>
+      <w:pPr>
+        <w:pStyle w:val="Compact"/>
+        <w:numPr>
+          <w:ilvl w:val="0"/>
+          <w:numId w:val="6"/>
+        </w:numPr>
+      </w:pPr>
+      <w:r>
+        <w:t>CEO El-Gohary reframes the question from “How fast can we implement GenAI?” to “What kind of intelligence do we want to cultivate?” If you were advising El-Gohary, would you recommend Al-Najjar’s aggressive automation plan, Koenig’s human-in-the-loop model, or something else entirely? Justify your recommendation with evidence from the case.</w:t>
+      </w:r>
+    </w:p>
+    <w:p>
+      <w:pPr>
+        <w:pStyle w:val="Compact"/>
+        <w:ind w:left="360"/>
+      </w:pPr>
+    </w:p>
+    <w:p>
+      <w:pPr>
+        <w:pStyle w:val="Compact"/>
+        <w:ind w:left="360"/>
+        <w:rPr>
+          <w:color w:val="0070C0"/>
+        </w:rPr>
+      </w:pPr>
+      <w:r>
+        <w:rPr>
+          <w:color w:val="0070C0"/>
+        </w:rPr>
+        <w:t>Answer:</w:t>
+      </w:r>
+    </w:p>
+    <w:p>
+      <w:pPr>
+        <w:pStyle w:val="Compact"/>
+        <w:ind w:left="360"/>
+        <w:rPr>
+          <w:color w:val="0070C0"/>
+        </w:rPr>
+      </w:pPr>
+      <w:r>
+        <w:rPr>
+          <w:color w:val="0070C0"/>
+        </w:rPr>
+        <w:t>I agree with Koenig’s statement that AI is a strong co pilot but not a driver. In the case</w:t>
+      </w:r>
+      <w:r>
+        <w:rPr>
+          <w:color w:val="0070C0"/>
+        </w:rPr>
+        <w:t>, Koenig showed that when analysts used AI to generate dra</w:t>
+      </w:r>
+      <w:r>
+        <w:rPr>
+          <w:color w:val="0070C0"/>
+        </w:rPr>
+        <w:t>fts and then reviewed and refined them, client satisfaction improved. This shows that AI can speed up work, but human judgment</w:t>
+      </w:r>
+      <w:r>
+        <w:rPr>
+          <w:color w:val="0070C0"/>
+        </w:rPr>
+        <w:t xml:space="preserve"> is still needed to make the output accurate and meaningful. I saw the same thing in my own work</w:t>
+      </w:r>
+      <w:r>
+        <w:rPr>
+          <w:color w:val="0070C0"/>
+        </w:rPr>
+        <w:t xml:space="preserve">. When I used AI to help with my personal website </w:t>
+      </w:r>
+      <w:r>
+        <w:rPr>
+          <w:color w:val="0070C0"/>
+        </w:rPr>
+        <w:t xml:space="preserve">(lab 3b), it helped me move faster. However, I still had to read through the code, fix errors, and understand what </w:t>
+      </w:r>
+      <w:r>
+        <w:rPr>
+          <w:color w:val="0070C0"/>
+        </w:rPr>
+        <w:t>it was doing. If I just copied the output</w:t>
+      </w:r>
+      <w:r>
+        <w:rPr>
+          <w:color w:val="0070C0"/>
+        </w:rPr>
+        <w:t xml:space="preserve">, it </w:t>
+      </w:r>
+      <w:r>
+        <w:rPr>
+          <w:color w:val="0070C0"/>
+        </w:rPr>
+        <w:t xml:space="preserve">often did not fully work or </w:t>
+      </w:r>
+      <w:r>
+        <w:rPr>
+          <w:color w:val="0070C0"/>
+        </w:rPr>
+        <w:t>matched</w:t>
+      </w:r>
+      <w:r>
+        <w:rPr>
+          <w:color w:val="0070C0"/>
+        </w:rPr>
+        <w:t xml:space="preserve"> the ass</w:t>
+      </w:r>
+      <w:r>
+        <w:rPr>
+          <w:color w:val="0070C0"/>
+        </w:rPr>
+        <w:t xml:space="preserve">ignment requirements. </w:t>
+      </w:r>
+    </w:p>
+    <w:p>
+      <w:pPr>
+        <w:pStyle w:val="Compact"/>
+        <w:ind w:left="360"/>
+        <w:rPr>
+          <w:color w:val="0070C0"/>
+        </w:rPr>
+      </w:pPr>
+    </w:p>
+    <w:p>
+      <w:pPr>
+        <w:pStyle w:val="Compact"/>
+        <w:ind w:left="360"/>
+        <w:rPr>
+          <w:color w:val="0070C0"/>
+        </w:rPr>
+      </w:pPr>
+      <w:r>
+        <w:rPr>
+          <w:color w:val="0070C0"/>
+        </w:rPr>
+        <w:t xml:space="preserve">Sharma’s concern about employees becoming limited to prompt tweaking connects directly to what we discussed in class about becoming “prompt jockeys.” If someone only relies on AI to generate answers, they do not </w:t>
+      </w:r>
+      <w:r>
+        <w:rPr>
+          <w:color w:val="0070C0"/>
+        </w:rPr>
+        <w:t>actually learn how the system works. The difference between using AI to learn and using it to avoid learning is in how you interact with it.</w:t>
+      </w:r>
+      <w:r>
+        <w:rPr>
+          <w:color w:val="0070C0"/>
+        </w:rPr>
+        <w:t xml:space="preserve"> When I use AI to learn, I treat it as a guide. I ask follow</w:t>
+      </w:r>
+      <w:r>
+        <w:rPr>
+          <w:color w:val="0070C0"/>
+        </w:rPr>
+        <w:t>ing</w:t>
+      </w:r>
+      <w:r>
+        <w:rPr>
+          <w:color w:val="0070C0"/>
+        </w:rPr>
+        <w:t xml:space="preserve"> up questions, test the code, and make changes myself. When someone uses AI to avoid learning</w:t>
+      </w:r>
+      <w:r>
+        <w:rPr>
+          <w:color w:val="0070C0"/>
+        </w:rPr>
+        <w:t xml:space="preserve">, they copy the output without understanding it. </w:t>
+      </w:r>
+      <w:r>
+        <w:rPr>
+          <w:color w:val="0070C0"/>
+        </w:rPr>
+        <w:t xml:space="preserve">This leads to gaps in knowledge and makes it harder to solve problems independently. </w:t>
+      </w:r>
+    </w:p>
+    <w:p>
+      <w:pPr>
+        <w:pStyle w:val="Compact"/>
+        <w:ind w:left="360"/>
+        <w:rPr>
+          <w:color w:val="0070C0"/>
+        </w:rPr>
+      </w:pPr>
+    </w:p>
+    <w:p>
+      <w:pPr>
+        <w:pStyle w:val="Compact"/>
+        <w:ind w:left="360"/>
+        <w:rPr>
+          <w:color w:val="0070C0"/>
+        </w:rPr>
+      </w:pPr>
+      <w:r>
+        <w:rPr>
+          <w:color w:val="0070C0"/>
+        </w:rPr>
         <w:lastRenderedPageBreak/>
-        <w:t>Jordan Koenig says “The tools are great co-pilots. But they’re not drivers. Not yet.” Do you agree? Use a specific example from the case AND a specific example from your own lab work to support your position.</w:t>
-      </w:r>
-    </w:p>
-    <w:p>
-      <w:pPr>
-        <w:pStyle w:val="Compact"/>
-        <w:numPr>
-          <w:ilvl w:val="0"/>
-          <w:numId w:val="6"/>
-        </w:numPr>
-      </w:pPr>
-      <w:r>
-        <w:t>Ava Sharma warns that if employees’ roles “become limited to prompt tweaking and reviewing AI output, they won’t build the judgment and creative instincts our clients depend on.” How does this connect to what we discussed in class about the risk of students becoming “prompt jockeys” instead of developers? What is the difference between using AI to learn and using AI to avoid learning?</w:t>
-      </w:r>
-    </w:p>
-    <w:p>
-      <w:pPr>
-        <w:pStyle w:val="Compact"/>
-        <w:numPr>
-          <w:ilvl w:val="0"/>
-          <w:numId w:val="6"/>
-        </w:numPr>
-      </w:pPr>
-      <w:r>
-        <w:t>CEO El-Gohary reframes the question from “How fast can we implement GenAI?” to “What kind of intelligence do we want to cultivate?” If you were advising El-Gohary, would you recommend Al-Najjar’s aggressive automation plan, Koenig’s human-in-the-loop model, or something else entirely? Justify your recommendation with evidence from the case.</w:t>
-      </w:r>
-    </w:p>
-    <w:p>
-      <w:pPr>
-        <w:pStyle w:val="Compact"/>
-        <w:ind w:left="360"/>
-      </w:pPr>
-    </w:p>
-    <w:p>
-      <w:pPr>
-        <w:pStyle w:val="Compact"/>
-        <w:ind w:left="360"/>
-        <w:rPr>
-          <w:color w:val="0070C0"/>
-        </w:rPr>
-      </w:pPr>
-      <w:r>
-        <w:rPr>
-          <w:color w:val="0070C0"/>
-        </w:rPr>
-        <w:t>Answer:</w:t>
-      </w:r>
-    </w:p>
-    <w:p>
-      <w:pPr>
-        <w:pStyle w:val="Compact"/>
-        <w:ind w:left="360"/>
-        <w:rPr>
-          <w:color w:val="0070C0"/>
-        </w:rPr>
-      </w:pPr>
-      <w:r>
-        <w:rPr>
-          <w:color w:val="0070C0"/>
-        </w:rPr>
-        <w:t>I agree with Koenig’s statement that AI is a strong co pilot but not a driver. In the case</w:t>
-      </w:r>
-      <w:r>
-        <w:rPr>
-          <w:color w:val="0070C0"/>
-        </w:rPr>
-        <w:t>, Koenig showed that when analysts used AI to generate dra</w:t>
-      </w:r>
-      <w:r>
-        <w:rPr>
-          <w:color w:val="0070C0"/>
-        </w:rPr>
-        <w:t>fts and then reviewed and refined them, client satisfaction improved. This shows that AI can speed up work, but human judgment</w:t>
-      </w:r>
-      <w:r>
-        <w:rPr>
-          <w:color w:val="0070C0"/>
-        </w:rPr>
-        <w:t xml:space="preserve"> is still needed to make the output accurate and meaningful. I saw the same thing in my own work</w:t>
-      </w:r>
-      <w:r>
-        <w:rPr>
-          <w:color w:val="0070C0"/>
-        </w:rPr>
-        <w:t xml:space="preserve">. When I used AI to help with my personal website </w:t>
-      </w:r>
-      <w:r>
-        <w:rPr>
-          <w:color w:val="0070C0"/>
-        </w:rPr>
-        <w:t xml:space="preserve">(lab 3b), it helped me move faster. However, I still had to read through the code, fix errors, and understand what </w:t>
-      </w:r>
-      <w:r>
-        <w:rPr>
-          <w:color w:val="0070C0"/>
-        </w:rPr>
-        <w:t>it was doing. If I just copied the output</w:t>
-      </w:r>
-      <w:r>
-        <w:rPr>
-          <w:color w:val="0070C0"/>
-        </w:rPr>
-        <w:t xml:space="preserve">, it </w:t>
-      </w:r>
-      <w:r>
-        <w:rPr>
-          <w:color w:val="0070C0"/>
-        </w:rPr>
-        <w:t xml:space="preserve">often did not fully work or </w:t>
-      </w:r>
-      <w:r>
-        <w:rPr>
-          <w:color w:val="0070C0"/>
-        </w:rPr>
-        <w:t>matched</w:t>
-      </w:r>
-      <w:r>
-        <w:rPr>
-          <w:color w:val="0070C0"/>
-        </w:rPr>
-        <w:t xml:space="preserve"> the ass</w:t>
-      </w:r>
-      <w:r>
-        <w:rPr>
-          <w:color w:val="0070C0"/>
-        </w:rPr>
-        <w:t xml:space="preserve">ignment requirements. </w:t>
-      </w:r>
-    </w:p>
-    <w:p>
-      <w:pPr>
-        <w:pStyle w:val="Compact"/>
-        <w:ind w:left="360"/>
-        <w:rPr>
-          <w:color w:val="0070C0"/>
-        </w:rPr>
-      </w:pPr>
-    </w:p>
-    <w:p>
-      <w:pPr>
-        <w:pStyle w:val="Compact"/>
-        <w:ind w:left="360"/>
-        <w:rPr>
-          <w:color w:val="0070C0"/>
-        </w:rPr>
-      </w:pPr>
-      <w:r>
-        <w:rPr>
-          <w:color w:val="0070C0"/>
-        </w:rPr>
-        <w:t xml:space="preserve">Sharma’s concern about employees becoming limited to prompt tweaking connects directly to what we discussed in class about becoming “prompt jockeys.” If someone only relies on AI to generate answers, they do not </w:t>
-      </w:r>
-      <w:r>
-        <w:rPr>
-          <w:color w:val="0070C0"/>
-        </w:rPr>
-        <w:t>actually learn how the system works. The difference between using AI to learn and using it to avoid learning is in how you interact with it.</w:t>
-      </w:r>
-      <w:r>
-        <w:rPr>
-          <w:color w:val="0070C0"/>
-        </w:rPr>
-        <w:t xml:space="preserve"> When I use AI to learn, I treat it as a guide. I ask follow</w:t>
-      </w:r>
-      <w:r>
-        <w:rPr>
-          <w:color w:val="0070C0"/>
-        </w:rPr>
-        <w:t>ing</w:t>
-      </w:r>
-      <w:r>
-        <w:rPr>
-          <w:color w:val="0070C0"/>
-        </w:rPr>
-        <w:t xml:space="preserve"> up questions, test the code, and make changes myself. When someone uses AI to avoid learning</w:t>
-      </w:r>
-      <w:r>
-        <w:rPr>
-          <w:color w:val="0070C0"/>
-        </w:rPr>
-        <w:t xml:space="preserve">, they copy the output without understanding it. </w:t>
-      </w:r>
-      <w:r>
-        <w:rPr>
-          <w:color w:val="0070C0"/>
-        </w:rPr>
-        <w:t xml:space="preserve">This leads to gaps in knowledge and makes it harder to solve problems independently. </w:t>
-      </w:r>
-    </w:p>
-    <w:p>
-      <w:pPr>
-        <w:pStyle w:val="Compact"/>
-        <w:ind w:left="360"/>
-        <w:rPr>
-          <w:color w:val="0070C0"/>
-        </w:rPr>
-      </w:pPr>
-    </w:p>
-    <w:p>
-      <w:pPr>
-        <w:pStyle w:val="Compact"/>
-        <w:ind w:left="360"/>
-        <w:rPr>
-          <w:color w:val="0070C0"/>
-        </w:rPr>
-      </w:pPr>
-      <w:r>
-        <w:rPr>
-          <w:color w:val="0070C0"/>
-        </w:rPr>
         <w:t xml:space="preserve">If I were advising El Gohary, I would recommend Koenig’s human in the loop model. The aggressive automation plan from </w:t>
       </w:r>
       <w:r>
@@ -1428,7 +1468,6 @@
           <w:b/>
           <w:bCs/>
         </w:rPr>
-        <w:lastRenderedPageBreak/>
         <w:t>b. (7 points)</w:t>
       </w:r>
       <w:r>
@@ -1480,6 +1519,97 @@
       <w:r>
         <w:t>El-Gohary says “This isn’t just about transformation. It’s about stewardship.” As future IT professionals, what responsibility do you have when deciding how to use AI in your work? Give a concrete example — not a vague statement about “being ethical.”</w:t>
       </w:r>
+    </w:p>
+    <w:p>
+      <w:pPr>
+        <w:pStyle w:val="Compact"/>
+        <w:ind w:left="360"/>
+      </w:pPr>
+    </w:p>
+    <w:p>
+      <w:pPr>
+        <w:pStyle w:val="Compact"/>
+        <w:ind w:left="360"/>
+        <w:rPr>
+          <w:color w:val="215E99" w:themeColor="text2" w:themeTint="BF"/>
+        </w:rPr>
+      </w:pPr>
+      <w:r>
+        <w:rPr>
+          <w:color w:val="215E99" w:themeColor="text2" w:themeTint="BF"/>
+        </w:rPr>
+        <w:t>Answer:</w:t>
+      </w:r>
+    </w:p>
+    <w:p>
+      <w:pPr>
+        <w:pStyle w:val="Compact"/>
+        <w:ind w:left="360"/>
+        <w:rPr>
+          <w:color w:val="215E99" w:themeColor="text2" w:themeTint="BF"/>
+        </w:rPr>
+      </w:pPr>
+      <w:r>
+        <w:rPr>
+          <w:color w:val="215E99" w:themeColor="text2" w:themeTint="BF"/>
+        </w:rPr>
+        <w:t>In my team, I worked as the backend developer where I was responsible for creating and structuring the song dataset using JSON and building the playlist algorithm that ranks songs based on user input. My group had three members, and we divided responsibilities clearly across frontend, backend, and design tasks, which helped keep the project organized. We planned our project early using Figma as a design foundation, but we later had to adjust because the original design used React components and we rebuilt everything using HTML, CSS, and JavaScript to meet course requirement</w:t>
+      </w:r>
+      <w:r>
+        <w:rPr>
+          <w:color w:val="215E99" w:themeColor="text2" w:themeTint="BF"/>
+        </w:rPr>
+        <w:t>s</w:t>
+      </w:r>
+      <w:r>
+        <w:rPr>
+          <w:color w:val="215E99" w:themeColor="text2" w:themeTint="BF"/>
+        </w:rPr>
+        <w:t>. This showed the importance of flexibility when initial plans do not fully align with technical constraints.</w:t>
+      </w:r>
+    </w:p>
+    <w:p>
+      <w:pPr>
+        <w:pStyle w:val="Compact"/>
+        <w:ind w:left="360"/>
+        <w:rPr>
+          <w:color w:val="215E99" w:themeColor="text2" w:themeTint="BF"/>
+        </w:rPr>
+      </w:pPr>
+      <w:r>
+        <w:rPr>
+          <w:color w:val="215E99" w:themeColor="text2" w:themeTint="BF"/>
+        </w:rPr>
+        <w:t>One key issue in our process was that most commits were done individually rather than collaboratively, which made version control harder to manage and required more coordination. We also faced challenges with bugs related to handling and filtering the song dataset, especially when implementing features like playlist generation and game logic. These issues reflect the need for better integration and testing throughout development rather than relying on last minute fixes.</w:t>
+      </w:r>
+    </w:p>
+    <w:p>
+      <w:pPr>
+        <w:pStyle w:val="Compact"/>
+        <w:ind w:left="360"/>
+        <w:rPr>
+          <w:color w:val="215E99" w:themeColor="text2" w:themeTint="BF"/>
+        </w:rPr>
+      </w:pPr>
+      <w:r>
+        <w:rPr>
+          <w:color w:val="215E99" w:themeColor="text2" w:themeTint="BF"/>
+        </w:rPr>
+        <w:t xml:space="preserve">If I were to improve this process, I would focus on scheduling and coordination more professionally. This includes setting clearer deadlines, integrating work more frequently, and using GitHub more collaboratively instead of relying on mostly solo </w:t>
+      </w:r>
+      <w:r>
+        <w:rPr>
+          <w:color w:val="215E99" w:themeColor="text2" w:themeTint="BF"/>
+        </w:rPr>
+        <w:lastRenderedPageBreak/>
+        <w:t>commits. Overall, our team followed a structured plan and distributed tasks effectively, but improving communication and coordination would make the development process more efficient and reduce technical issues.</w:t>
+      </w:r>
+    </w:p>
+    <w:p>
+      <w:pPr>
+        <w:pStyle w:val="Compact"/>
+        <w:ind w:left="360"/>
+      </w:pPr>
     </w:p>
     <w:p>
       <w:pPr>
@@ -1650,7 +1780,6 @@
           <w:b/>
           <w:bCs/>
         </w:rPr>
-        <w:lastRenderedPageBreak/>
         <w:t>At least one MySQL table</w:t>
       </w:r>
       <w:r>
@@ -1759,6 +1888,7 @@
       <w:bookmarkStart w:id="7" w:name="X1544c9c727f2637e8c2ad4241eb4aa7b38aafc8"/>
       <w:bookmarkEnd w:id="6"/>
       <w:r>
+        <w:lastRenderedPageBreak/>
         <w:t>Deliverables (this is where the points are)</w:t>
       </w:r>
     </w:p>
@@ -2052,7 +2182,6 @@
           <w:b/>
           <w:bCs/>
         </w:rPr>
-        <w:lastRenderedPageBreak/>
         <w:t>D4. The “Break It” Exercise (8 points)</w:t>
       </w:r>
     </w:p>
@@ -2112,6 +2241,7 @@
         </w:numPr>
       </w:pPr>
       <w:r>
+        <w:lastRenderedPageBreak/>
         <w:t xml:space="preserve">Take one of your prepared statements and rewrite it as a direct string concatenation (e.g., </w:t>
       </w:r>
       <w:r>
@@ -2353,7 +2483,6 @@
     </w:p>
     <w:p>
       <w:r>
-        <w:lastRenderedPageBreak/>
         <w:pict w14:anchorId="5E962B00">
           <v:rect id="_x0000_i1028" style="width:0;height:1.5pt" o:hralign="center" o:hrstd="t" o:hr="t"/>
         </w:pict>
@@ -2387,6 +2516,7 @@
           <w:b/>
           <w:bCs/>
         </w:rPr>
+        <w:lastRenderedPageBreak/>
         <w:t>a. (8 points)</w:t>
       </w:r>
       <w:r>
@@ -3000,35 +3130,35 @@
         <w:pStyle w:val="BodyText"/>
       </w:pPr>
       <w:r>
+        <w:t>After the table, write 2-3 paragraphs connecting these layers: how does a single user request flow through ALL of them? Use your Lab 9 movies page as the example.</w:t>
+      </w:r>
+    </w:p>
+    <w:p>
+      <w:pPr>
+        <w:pStyle w:val="BodyText"/>
+        <w:rPr>
+          <w:color w:val="0070C0"/>
+        </w:rPr>
+      </w:pPr>
+      <w:r>
+        <w:rPr>
+          <w:color w:val="0070C0"/>
+        </w:rPr>
+        <w:t>A single user request flows through multiple layers of the web stack. When a user visits the movies page from Lab 9, the request first reaches the Azure virtual machine, which acts as the infrastructure layer. The Apache web server receives the request and determines which file to serve. Since the page uses PHP, Apache passes the request to the PHP engine instead of serving a static file.</w:t>
+      </w:r>
+    </w:p>
+    <w:p>
+      <w:pPr>
+        <w:pStyle w:val="BodyText"/>
+        <w:rPr>
+          <w:color w:val="0070C0"/>
+        </w:rPr>
+      </w:pPr>
+      <w:r>
+        <w:rPr>
+          <w:color w:val="0070C0"/>
+        </w:rPr>
         <w:lastRenderedPageBreak/>
-        <w:t>After the table, write 2-3 paragraphs connecting these layers: how does a single user request flow through ALL of them? Use your Lab 9 movies page as the example.</w:t>
-      </w:r>
-    </w:p>
-    <w:p>
-      <w:pPr>
-        <w:pStyle w:val="BodyText"/>
-        <w:rPr>
-          <w:color w:val="0070C0"/>
-        </w:rPr>
-      </w:pPr>
-      <w:r>
-        <w:rPr>
-          <w:color w:val="0070C0"/>
-        </w:rPr>
-        <w:t>A single user request flows through multiple layers of the web stack. When a user visits the movies page from Lab 9, the request first reaches the Azure virtual machine, which acts as the infrastructure layer. The Apache web server receives the request and determines which file to serve. Since the page uses PHP, Apache passes the request to the PHP engine instead of serving a static file.</w:t>
-      </w:r>
-    </w:p>
-    <w:p>
-      <w:pPr>
-        <w:pStyle w:val="BodyText"/>
-        <w:rPr>
-          <w:color w:val="0070C0"/>
-        </w:rPr>
-      </w:pPr>
-      <w:r>
-        <w:rPr>
-          <w:color w:val="0070C0"/>
-        </w:rPr>
         <w:t>PHP then runs server-side logic, which includes connecting to the MySQL database and executing queries to retrieve movie data. The database returns the requested data to PHP, which then generates HTML output dynamically. Before sending the response back, PHP ensures security by using prepared statements for database interaction and escaping output to prevent XSS.</w:t>
       </w:r>
     </w:p>
@@ -3198,14 +3328,7 @@
         <w:rPr>
           <w:color w:val="0070C0"/>
         </w:rPr>
-        <w:t xml:space="preserve">What changed the most is how I structure my prompts and how I use the responses. I can now ask more specific questions and get targeted answers that fit my project. I also use AI to break down more complex topics like prepared statements, AJAX, and how data flows </w:t>
-      </w:r>
-      <w:r>
-        <w:rPr>
-          <w:color w:val="0070C0"/>
-        </w:rPr>
-        <w:lastRenderedPageBreak/>
-        <w:t>between the frontend and backend. This makes it easier to connect concepts instead of treating them as separate pieces.</w:t>
+        <w:t>What changed the most is how I structure my prompts and how I use the responses. I can now ask more specific questions and get targeted answers that fit my project. I also use AI to break down more complex topics like prepared statements, AJAX, and how data flows between the frontend and backend. This makes it easier to connect concepts instead of treating them as separate pieces.</w:t>
       </w:r>
     </w:p>
     <w:p>
@@ -3236,6 +3359,7 @@
           <w:b/>
           <w:bCs/>
         </w:rPr>
+        <w:lastRenderedPageBreak/>
         <w:t>c. (7 points)</w:t>
       </w:r>
       <w:r>

--- a/iit/quiz3/ITWS1100-S26-Quiz3-collid7.docx
+++ b/iit/quiz3/ITWS1100-S26-Quiz3-collid7.docx
@@ -546,11 +546,33 @@
         </w:rPr>
         <w:t xml:space="preserve">In my setup, the main movies page includes multiple files such as init.inc.php, functions.inc.php, and other layout files. These </w:t>
       </w:r>
-      <w:r>
-        <w:rPr>
-          <w:color w:val="0070C0"/>
-        </w:rPr>
-        <w:t xml:space="preserve">includes allow me </w:t>
+      <w:proofErr w:type="gramStart"/>
+      <w:r>
+        <w:rPr>
+          <w:color w:val="0070C0"/>
+        </w:rPr>
+        <w:t>includes</w:t>
+      </w:r>
+      <w:proofErr w:type="gramEnd"/>
+      <w:r>
+        <w:rPr>
+          <w:color w:val="0070C0"/>
+        </w:rPr>
+        <w:t xml:space="preserve"> </w:t>
+      </w:r>
+      <w:proofErr w:type="gramStart"/>
+      <w:r>
+        <w:rPr>
+          <w:color w:val="0070C0"/>
+        </w:rPr>
+        <w:t>allow</w:t>
+      </w:r>
+      <w:proofErr w:type="gramEnd"/>
+      <w:r>
+        <w:rPr>
+          <w:color w:val="0070C0"/>
+        </w:rPr>
+        <w:t xml:space="preserve"> me </w:t>
       </w:r>
       <w:r>
         <w:rPr>
@@ -591,7 +613,49 @@
         <w:rPr>
           <w:color w:val="0070C0"/>
         </w:rPr>
-        <w:t>To connect to the database, I use a separate configuration file. In my config.php file, I define the connection using mysqli_connect with the server name, username, password, and database name. This connected is then used to interact with MySQL.</w:t>
+        <w:t xml:space="preserve">To connect to the database, I use a separate configuration file. In my </w:t>
+      </w:r>
+      <w:proofErr w:type="spellStart"/>
+      <w:r>
+        <w:rPr>
+          <w:color w:val="0070C0"/>
+        </w:rPr>
+        <w:t>config.php</w:t>
+      </w:r>
+      <w:proofErr w:type="spellEnd"/>
+      <w:r>
+        <w:rPr>
+          <w:color w:val="0070C0"/>
+        </w:rPr>
+        <w:t xml:space="preserve"> file, I define the connection using </w:t>
+      </w:r>
+      <w:proofErr w:type="spellStart"/>
+      <w:r>
+        <w:rPr>
+          <w:color w:val="0070C0"/>
+        </w:rPr>
+        <w:t>mysqli_connect</w:t>
+      </w:r>
+      <w:proofErr w:type="spellEnd"/>
+      <w:r>
+        <w:rPr>
+          <w:color w:val="0070C0"/>
+        </w:rPr>
+        <w:t xml:space="preserve"> with the </w:t>
+      </w:r>
+      <w:proofErr w:type="gramStart"/>
+      <w:r>
+        <w:rPr>
+          <w:color w:val="0070C0"/>
+        </w:rPr>
+        <w:t>server</w:t>
+      </w:r>
+      <w:proofErr w:type="gramEnd"/>
+      <w:r>
+        <w:rPr>
+          <w:color w:val="0070C0"/>
+        </w:rPr>
+        <w:t xml:space="preserve"> name, username, password, and database name. This connected is then used to interact with MySQL.</w:t>
       </w:r>
     </w:p>
     <w:p>
@@ -635,57 +699,179 @@
         <w:rPr>
           <w:color w:val="0070C0"/>
         </w:rPr>
-        <w:t>$stmt = $conn-&gt;prepare("INSERT INTO movies (title) VALUES (?)");</w:t>
-      </w:r>
-    </w:p>
-    <w:p>
-      <w:pPr>
-        <w:pStyle w:val="Compact"/>
-        <w:rPr>
-          <w:color w:val="0070C0"/>
-        </w:rPr>
-      </w:pPr>
-      <w:r>
-        <w:rPr>
-          <w:color w:val="0070C0"/>
-        </w:rPr>
-        <w:t>$stmt-&gt;bind_param("s", $title);</w:t>
-      </w:r>
-    </w:p>
-    <w:p>
-      <w:pPr>
-        <w:pStyle w:val="Compact"/>
-        <w:rPr>
-          <w:color w:val="0070C0"/>
-        </w:rPr>
-      </w:pPr>
-      <w:r>
-        <w:rPr>
-          <w:color w:val="0070C0"/>
-        </w:rPr>
-        <w:t>$stmt-&gt;execute();</w:t>
-      </w:r>
-    </w:p>
-    <w:p>
-      <w:pPr>
-        <w:pStyle w:val="Compact"/>
-        <w:rPr>
-          <w:color w:val="0070C0"/>
-        </w:rPr>
-      </w:pPr>
-    </w:p>
-    <w:p>
-      <w:pPr>
-        <w:pStyle w:val="Compact"/>
-        <w:rPr>
-          <w:color w:val="0070C0"/>
-        </w:rPr>
-      </w:pPr>
-      <w:r>
-        <w:rPr>
-          <w:color w:val="0070C0"/>
-        </w:rPr>
-        <w:t xml:space="preserve">I use a prepared statement to prevent SQL injection. Without it, a malicious user could enter input such as ‘); DROP TABLE movies; -- into the form field. If that input were directly played into the SQL string, the database could execute it as a command and delete the entire table. With a prepared statement, the input </w:t>
+        <w:t>$</w:t>
+      </w:r>
+      <w:proofErr w:type="spellStart"/>
+      <w:r>
+        <w:rPr>
+          <w:color w:val="0070C0"/>
+        </w:rPr>
+        <w:t>stmt</w:t>
+      </w:r>
+      <w:proofErr w:type="spellEnd"/>
+      <w:r>
+        <w:rPr>
+          <w:color w:val="0070C0"/>
+        </w:rPr>
+        <w:t xml:space="preserve"> = $conn-&gt;</w:t>
+      </w:r>
+      <w:proofErr w:type="gramStart"/>
+      <w:r>
+        <w:rPr>
+          <w:color w:val="0070C0"/>
+        </w:rPr>
+        <w:t>prepare(</w:t>
+      </w:r>
+      <w:proofErr w:type="gramEnd"/>
+      <w:r>
+        <w:rPr>
+          <w:color w:val="0070C0"/>
+        </w:rPr>
+        <w:t>"INSERT INTO movies (title) VALUES (?)"</w:t>
+      </w:r>
+      <w:proofErr w:type="gramStart"/>
+      <w:r>
+        <w:rPr>
+          <w:color w:val="0070C0"/>
+        </w:rPr>
+        <w:t>);</w:t>
+      </w:r>
+      <w:proofErr w:type="gramEnd"/>
+    </w:p>
+    <w:p>
+      <w:pPr>
+        <w:pStyle w:val="Compact"/>
+        <w:rPr>
+          <w:color w:val="0070C0"/>
+        </w:rPr>
+      </w:pPr>
+      <w:r>
+        <w:rPr>
+          <w:color w:val="0070C0"/>
+        </w:rPr>
+        <w:t>$</w:t>
+      </w:r>
+      <w:proofErr w:type="spellStart"/>
+      <w:r>
+        <w:rPr>
+          <w:color w:val="0070C0"/>
+        </w:rPr>
+        <w:t>stmt</w:t>
+      </w:r>
+      <w:proofErr w:type="spellEnd"/>
+      <w:r>
+        <w:rPr>
+          <w:color w:val="0070C0"/>
+        </w:rPr>
+        <w:t>-&gt;</w:t>
+      </w:r>
+      <w:proofErr w:type="spellStart"/>
+      <w:r>
+        <w:rPr>
+          <w:color w:val="0070C0"/>
+        </w:rPr>
+        <w:t>bind_</w:t>
+      </w:r>
+      <w:proofErr w:type="gramStart"/>
+      <w:r>
+        <w:rPr>
+          <w:color w:val="0070C0"/>
+        </w:rPr>
+        <w:t>param</w:t>
+      </w:r>
+      <w:proofErr w:type="spellEnd"/>
+      <w:r>
+        <w:rPr>
+          <w:color w:val="0070C0"/>
+        </w:rPr>
+        <w:t>(</w:t>
+      </w:r>
+      <w:proofErr w:type="gramEnd"/>
+      <w:r>
+        <w:rPr>
+          <w:color w:val="0070C0"/>
+        </w:rPr>
+        <w:t>"s", $title</w:t>
+      </w:r>
+      <w:proofErr w:type="gramStart"/>
+      <w:r>
+        <w:rPr>
+          <w:color w:val="0070C0"/>
+        </w:rPr>
+        <w:t>);</w:t>
+      </w:r>
+      <w:proofErr w:type="gramEnd"/>
+    </w:p>
+    <w:p>
+      <w:pPr>
+        <w:pStyle w:val="Compact"/>
+        <w:rPr>
+          <w:color w:val="0070C0"/>
+        </w:rPr>
+      </w:pPr>
+      <w:r>
+        <w:rPr>
+          <w:color w:val="0070C0"/>
+        </w:rPr>
+        <w:t>$</w:t>
+      </w:r>
+      <w:proofErr w:type="spellStart"/>
+      <w:r>
+        <w:rPr>
+          <w:color w:val="0070C0"/>
+        </w:rPr>
+        <w:t>stmt</w:t>
+      </w:r>
+      <w:proofErr w:type="spellEnd"/>
+      <w:r>
+        <w:rPr>
+          <w:color w:val="0070C0"/>
+        </w:rPr>
+        <w:t>-&gt;</w:t>
+      </w:r>
+      <w:proofErr w:type="gramStart"/>
+      <w:r>
+        <w:rPr>
+          <w:color w:val="0070C0"/>
+        </w:rPr>
+        <w:t>execute();</w:t>
+      </w:r>
+      <w:proofErr w:type="gramEnd"/>
+    </w:p>
+    <w:p>
+      <w:pPr>
+        <w:pStyle w:val="Compact"/>
+        <w:rPr>
+          <w:color w:val="0070C0"/>
+        </w:rPr>
+      </w:pPr>
+    </w:p>
+    <w:p>
+      <w:pPr>
+        <w:pStyle w:val="Compact"/>
+        <w:rPr>
+          <w:color w:val="0070C0"/>
+        </w:rPr>
+      </w:pPr>
+      <w:r>
+        <w:rPr>
+          <w:color w:val="0070C0"/>
+        </w:rPr>
+        <w:t xml:space="preserve">I use a prepared statement to prevent SQL injection. Without it, a malicious user could enter input such </w:t>
+      </w:r>
+      <w:proofErr w:type="gramStart"/>
+      <w:r>
+        <w:rPr>
+          <w:color w:val="0070C0"/>
+        </w:rPr>
+        <w:t>as ‘)</w:t>
+      </w:r>
+      <w:proofErr w:type="gramEnd"/>
+      <w:r>
+        <w:rPr>
+          <w:color w:val="0070C0"/>
+        </w:rPr>
+        <w:t xml:space="preserve">; DROP TABLE movies; -- into the form field. If that input were directly played into the SQL string, the database could execute it as a command and delete the entire table. With a prepared statement, the input </w:t>
       </w:r>
       <w:r>
         <w:rPr>
@@ -824,7 +1010,21 @@
           <w:color w:val="0070C0"/>
         </w:rPr>
         <w:lastRenderedPageBreak/>
-        <w:t>In Lab 8, the data lives in a JSON file that stores all of my project information, such as title, description, and link. In Lab 9, the data lives in a MySQL database. The JSON file is simple and easy to edit, since I can just add a new object and the menu updates automatically. However, it is static and not built for large or frequently changing data. The database in Lab 9 is more complex, but it allows structured storage, updates, and queries, which makes it better for dynamic applications.</w:t>
+        <w:t xml:space="preserve">In Lab 8, the data lives in a JSON file that stores </w:t>
+      </w:r>
+      <w:proofErr w:type="gramStart"/>
+      <w:r>
+        <w:rPr>
+          <w:color w:val="0070C0"/>
+        </w:rPr>
+        <w:t>all of</w:t>
+      </w:r>
+      <w:proofErr w:type="gramEnd"/>
+      <w:r>
+        <w:rPr>
+          <w:color w:val="0070C0"/>
+        </w:rPr>
+        <w:t xml:space="preserve"> my project information, such as title, description, and link. In Lab 9, the data lives in a MySQL database. The JSON file is simple and easy to edit, since I can just add a new object and the menu updates automatically. However, it is static and not built for large or frequently changing data. The database in Lab 9 is more complex, but it allows structured storage, updates, and queries, which makes it better for dynamic applications.</w:t>
       </w:r>
     </w:p>
     <w:p>
@@ -839,7 +1039,43 @@
         <w:rPr>
           <w:color w:val="0070C0"/>
         </w:rPr>
-        <w:t>The timing of when data loads is different in each lab. In Lab 8, the projects page loads first, then JavaScript uses AJAX, specifically a jQuery request like $.getJSON(), to fetch the JSON file asynchronously. After the data is received, the menu is built dynamically. In Lab 9, the data is loaded during the page request. PHP runs on the server, queries the database, and sends back a fully built HTML page, so the browser receives everything at once.</w:t>
+        <w:t xml:space="preserve">The timing of when data loads </w:t>
+      </w:r>
+      <w:proofErr w:type="gramStart"/>
+      <w:r>
+        <w:rPr>
+          <w:color w:val="0070C0"/>
+        </w:rPr>
+        <w:t>is</w:t>
+      </w:r>
+      <w:proofErr w:type="gramEnd"/>
+      <w:r>
+        <w:rPr>
+          <w:color w:val="0070C0"/>
+        </w:rPr>
+        <w:t xml:space="preserve"> different in each lab. In Lab 8, the projects page loads first, then JavaScript uses AJAX, specifically a jQuery request like </w:t>
+      </w:r>
+      <w:proofErr w:type="gramStart"/>
+      <w:r>
+        <w:rPr>
+          <w:color w:val="0070C0"/>
+        </w:rPr>
+        <w:t>$.</w:t>
+      </w:r>
+      <w:proofErr w:type="spellStart"/>
+      <w:r>
+        <w:rPr>
+          <w:color w:val="0070C0"/>
+        </w:rPr>
+        <w:t>getJSON</w:t>
+      </w:r>
+      <w:proofErr w:type="spellEnd"/>
+      <w:proofErr w:type="gramEnd"/>
+      <w:r>
+        <w:rPr>
+          <w:color w:val="0070C0"/>
+        </w:rPr>
+        <w:t>(), to fetch the JSON file asynchronously. After the data is received, the menu is built dynamically. In Lab 9, the data is loaded during the page request. PHP runs on the server, queries the database, and sends back a fully built HTML page, so the browser receives everything at once.</w:t>
       </w:r>
     </w:p>
     <w:p>
@@ -881,6 +1117,7 @@
       <w:pPr>
         <w:pStyle w:val="FirstParagraph"/>
       </w:pPr>
+      <w:proofErr w:type="gramStart"/>
       <w:r>
         <w:rPr>
           <w:b/>
@@ -889,7 +1126,11 @@
         <w:t>c. (8 points)</w:t>
       </w:r>
       <w:r>
-        <w:t xml:space="preserve"> In Lab 10, you configured your Azure server for production. Answer the following:</w:t>
+        <w:t xml:space="preserve"> In</w:t>
+      </w:r>
+      <w:proofErr w:type="gramEnd"/>
+      <w:r>
+        <w:t xml:space="preserve"> Lab 10, you configured your Azure server for production. Answer the following:</w:t>
       </w:r>
     </w:p>
     <w:p>
@@ -1028,7 +1269,49 @@
           <w:color w:val="215E99" w:themeColor="text2" w:themeTint="BF"/>
         </w:rPr>
         <w:lastRenderedPageBreak/>
-        <w:t>.htaccess is a configuration file used by Apache to control behavior at the directory level. It allows me to enforce rules such as authentication, redirects, and access restrictions directly inside a folder. In this lab, I used it to require a username and password before accessing my Lab 1 and Lab 9 directories. For .htaccess to function, Apache must have the AllowOverride All directive enabled, which allows these files to override the main server configuration.</w:t>
+        <w:t>.</w:t>
+      </w:r>
+      <w:proofErr w:type="spellStart"/>
+      <w:r>
+        <w:rPr>
+          <w:color w:val="215E99" w:themeColor="text2" w:themeTint="BF"/>
+        </w:rPr>
+        <w:t>htaccess</w:t>
+      </w:r>
+      <w:proofErr w:type="spellEnd"/>
+      <w:r>
+        <w:rPr>
+          <w:color w:val="215E99" w:themeColor="text2" w:themeTint="BF"/>
+        </w:rPr>
+        <w:t xml:space="preserve"> is a configuration file used by Apache to control behavior at the directory level. It allows me to enforce rules such as authentication, redirects, and access restrictions directly inside a folder. In this lab, I used it to require a username and password before accessing my Lab 1 and Lab 9 directories. For .</w:t>
+      </w:r>
+      <w:proofErr w:type="spellStart"/>
+      <w:r>
+        <w:rPr>
+          <w:color w:val="215E99" w:themeColor="text2" w:themeTint="BF"/>
+        </w:rPr>
+        <w:t>htaccess</w:t>
+      </w:r>
+      <w:proofErr w:type="spellEnd"/>
+      <w:r>
+        <w:rPr>
+          <w:color w:val="215E99" w:themeColor="text2" w:themeTint="BF"/>
+        </w:rPr>
+        <w:t xml:space="preserve"> to function, Apache must have the </w:t>
+      </w:r>
+      <w:proofErr w:type="spellStart"/>
+      <w:r>
+        <w:rPr>
+          <w:color w:val="215E99" w:themeColor="text2" w:themeTint="BF"/>
+        </w:rPr>
+        <w:t>AllowOverride</w:t>
+      </w:r>
+      <w:proofErr w:type="spellEnd"/>
+      <w:r>
+        <w:rPr>
+          <w:color w:val="215E99" w:themeColor="text2" w:themeTint="BF"/>
+        </w:rPr>
+        <w:t xml:space="preserve"> All directive enabled, which allows these files to override the main server configuration.</w:t>
       </w:r>
     </w:p>
     <w:p>
@@ -1052,7 +1335,91 @@
         <w:rPr>
           <w:color w:val="215E99" w:themeColor="text2" w:themeTint="BF"/>
         </w:rPr>
-        <w:t>The .htaccess and .htpasswd files work together to enforce authentication. The .htaccess file defines that a user must log in and specifies the path to the password file. The .htpasswd file stores the actual usernames and hashed passwords used for verification. I placed .htaccess inside my Lab 1 and Lab 9 folders so that those directories require authentication. I placed .htpasswd outside of /var/www/html/ so it cannot be accessed through a browser, which protects the credential data from being exposed.</w:t>
+        <w:t>The .</w:t>
+      </w:r>
+      <w:proofErr w:type="spellStart"/>
+      <w:r>
+        <w:rPr>
+          <w:color w:val="215E99" w:themeColor="text2" w:themeTint="BF"/>
+        </w:rPr>
+        <w:t>htaccess</w:t>
+      </w:r>
+      <w:proofErr w:type="spellEnd"/>
+      <w:r>
+        <w:rPr>
+          <w:color w:val="215E99" w:themeColor="text2" w:themeTint="BF"/>
+        </w:rPr>
+        <w:t xml:space="preserve"> and .</w:t>
+      </w:r>
+      <w:proofErr w:type="spellStart"/>
+      <w:r>
+        <w:rPr>
+          <w:color w:val="215E99" w:themeColor="text2" w:themeTint="BF"/>
+        </w:rPr>
+        <w:t>htpasswd</w:t>
+      </w:r>
+      <w:proofErr w:type="spellEnd"/>
+      <w:r>
+        <w:rPr>
+          <w:color w:val="215E99" w:themeColor="text2" w:themeTint="BF"/>
+        </w:rPr>
+        <w:t xml:space="preserve"> files work together to enforce authentication. The .</w:t>
+      </w:r>
+      <w:proofErr w:type="spellStart"/>
+      <w:r>
+        <w:rPr>
+          <w:color w:val="215E99" w:themeColor="text2" w:themeTint="BF"/>
+        </w:rPr>
+        <w:t>htaccess</w:t>
+      </w:r>
+      <w:proofErr w:type="spellEnd"/>
+      <w:r>
+        <w:rPr>
+          <w:color w:val="215E99" w:themeColor="text2" w:themeTint="BF"/>
+        </w:rPr>
+        <w:t xml:space="preserve"> file defines that a user must log in and specifies the path to the password file. The .</w:t>
+      </w:r>
+      <w:proofErr w:type="spellStart"/>
+      <w:r>
+        <w:rPr>
+          <w:color w:val="215E99" w:themeColor="text2" w:themeTint="BF"/>
+        </w:rPr>
+        <w:t>htpasswd</w:t>
+      </w:r>
+      <w:proofErr w:type="spellEnd"/>
+      <w:r>
+        <w:rPr>
+          <w:color w:val="215E99" w:themeColor="text2" w:themeTint="BF"/>
+        </w:rPr>
+        <w:t xml:space="preserve"> file stores the actual usernames and hashed passwords used for verification. I placed .</w:t>
+      </w:r>
+      <w:proofErr w:type="spellStart"/>
+      <w:r>
+        <w:rPr>
+          <w:color w:val="215E99" w:themeColor="text2" w:themeTint="BF"/>
+        </w:rPr>
+        <w:t>htaccess</w:t>
+      </w:r>
+      <w:proofErr w:type="spellEnd"/>
+      <w:r>
+        <w:rPr>
+          <w:color w:val="215E99" w:themeColor="text2" w:themeTint="BF"/>
+        </w:rPr>
+        <w:t xml:space="preserve"> inside my Lab 1 and Lab 9 folders so that those directories require authentication. I placed .</w:t>
+      </w:r>
+      <w:proofErr w:type="spellStart"/>
+      <w:r>
+        <w:rPr>
+          <w:color w:val="215E99" w:themeColor="text2" w:themeTint="BF"/>
+        </w:rPr>
+        <w:t>htpasswd</w:t>
+      </w:r>
+      <w:proofErr w:type="spellEnd"/>
+      <w:r>
+        <w:rPr>
+          <w:color w:val="215E99" w:themeColor="text2" w:themeTint="BF"/>
+        </w:rPr>
+        <w:t xml:space="preserve"> outside of /var/www/html/ so it cannot be accessed through a browser, which protects the credential data from being exposed.</w:t>
       </w:r>
     </w:p>
     <w:p>
@@ -1076,7 +1443,63 @@
         <w:rPr>
           <w:color w:val="215E99" w:themeColor="text2" w:themeTint="BF"/>
         </w:rPr>
-        <w:t>I secured Lab 9 because my PHP files connect directly to a MySQL database using credentials stored in config.php, such as the username phpmyadmin, the password, and the database name iit. My movies.php file also allows users to submit data through a form and executes SQL queries like inserting and selecting from the movies table. If someone accessed these files without authentication, they could view my database connection setup, understand how my queries work, and potentially send malicious requests to modify or retrieve data. Password protection prevents unauthorized users from interacting with my database-backed application.</w:t>
+        <w:t xml:space="preserve">I secured Lab 9 because my PHP files connect directly to a MySQL database using credentials stored in </w:t>
+      </w:r>
+      <w:proofErr w:type="spellStart"/>
+      <w:r>
+        <w:rPr>
+          <w:color w:val="215E99" w:themeColor="text2" w:themeTint="BF"/>
+        </w:rPr>
+        <w:t>config.php</w:t>
+      </w:r>
+      <w:proofErr w:type="spellEnd"/>
+      <w:r>
+        <w:rPr>
+          <w:color w:val="215E99" w:themeColor="text2" w:themeTint="BF"/>
+        </w:rPr>
+        <w:t xml:space="preserve">, such as the username </w:t>
+      </w:r>
+      <w:proofErr w:type="spellStart"/>
+      <w:r>
+        <w:rPr>
+          <w:color w:val="215E99" w:themeColor="text2" w:themeTint="BF"/>
+        </w:rPr>
+        <w:t>phpmyadmin</w:t>
+      </w:r>
+      <w:proofErr w:type="spellEnd"/>
+      <w:r>
+        <w:rPr>
+          <w:color w:val="215E99" w:themeColor="text2" w:themeTint="BF"/>
+        </w:rPr>
+        <w:t xml:space="preserve">, the password, and the database name </w:t>
+      </w:r>
+      <w:proofErr w:type="spellStart"/>
+      <w:r>
+        <w:rPr>
+          <w:color w:val="215E99" w:themeColor="text2" w:themeTint="BF"/>
+        </w:rPr>
+        <w:t>iit</w:t>
+      </w:r>
+      <w:proofErr w:type="spellEnd"/>
+      <w:r>
+        <w:rPr>
+          <w:color w:val="215E99" w:themeColor="text2" w:themeTint="BF"/>
+        </w:rPr>
+        <w:t xml:space="preserve">. My </w:t>
+      </w:r>
+      <w:proofErr w:type="spellStart"/>
+      <w:r>
+        <w:rPr>
+          <w:color w:val="215E99" w:themeColor="text2" w:themeTint="BF"/>
+        </w:rPr>
+        <w:t>movies.php</w:t>
+      </w:r>
+      <w:proofErr w:type="spellEnd"/>
+      <w:r>
+        <w:rPr>
+          <w:color w:val="215E99" w:themeColor="text2" w:themeTint="BF"/>
+        </w:rPr>
+        <w:t xml:space="preserve"> file also allows users to submit data through a form and executes SQL queries like inserting and selecting from the movies table. If someone accessed these files without authentication, they could view my database connection setup, understand how my queries work, and potentially send malicious requests to modify or retrieve data. Password protection prevents unauthorized users from interacting with my database-backed application.</w:t>
       </w:r>
     </w:p>
     <w:p>
@@ -1100,7 +1523,49 @@
         <w:rPr>
           <w:color w:val="215E99" w:themeColor="text2" w:themeTint="BF"/>
         </w:rPr>
-        <w:t>The header('Location: iit/index.html') function sends an HTTP 302 Found status code by default, which tells the browser to redirect to another page. This redirect only works if no output has been sent before the header() call. If any HTML or text is output first, PHP sends the headers immediately, which locks them in place. As a result, the redirect fails and produces a “headers already sent” error because HTTP headers must be sent before any content in the response.</w:t>
+        <w:t xml:space="preserve">The </w:t>
+      </w:r>
+      <w:proofErr w:type="gramStart"/>
+      <w:r>
+        <w:rPr>
+          <w:color w:val="215E99" w:themeColor="text2" w:themeTint="BF"/>
+        </w:rPr>
+        <w:t>header(</w:t>
+      </w:r>
+      <w:proofErr w:type="gramEnd"/>
+      <w:r>
+        <w:rPr>
+          <w:color w:val="215E99" w:themeColor="text2" w:themeTint="BF"/>
+        </w:rPr>
+        <w:t xml:space="preserve">'Location: </w:t>
+      </w:r>
+      <w:proofErr w:type="spellStart"/>
+      <w:r>
+        <w:rPr>
+          <w:color w:val="215E99" w:themeColor="text2" w:themeTint="BF"/>
+        </w:rPr>
+        <w:t>iit</w:t>
+      </w:r>
+      <w:proofErr w:type="spellEnd"/>
+      <w:r>
+        <w:rPr>
+          <w:color w:val="215E99" w:themeColor="text2" w:themeTint="BF"/>
+        </w:rPr>
+        <w:t xml:space="preserve">/index.html') function sends an HTTP 302 Found status code by default, which tells the browser to redirect to another page. This redirect only works if no output has been sent before the </w:t>
+      </w:r>
+      <w:proofErr w:type="gramStart"/>
+      <w:r>
+        <w:rPr>
+          <w:color w:val="215E99" w:themeColor="text2" w:themeTint="BF"/>
+        </w:rPr>
+        <w:t>header(</w:t>
+      </w:r>
+      <w:proofErr w:type="gramEnd"/>
+      <w:r>
+        <w:rPr>
+          <w:color w:val="215E99" w:themeColor="text2" w:themeTint="BF"/>
+        </w:rPr>
+        <w:t>) call. If any HTML or text is output first, PHP sends the headers immediately, which locks them in place. As a result, the redirect fails and produces a “headers already sent” error because HTTP headers must be sent before any content in the response.</w:t>
       </w:r>
     </w:p>
     <w:p>
@@ -1553,7 +2018,21 @@
         <w:rPr>
           <w:color w:val="215E99" w:themeColor="text2" w:themeTint="BF"/>
         </w:rPr>
-        <w:t>In my team, I worked as the backend developer where I was responsible for creating and structuring the song dataset using JSON and building the playlist algorithm that ranks songs based on user input. My group had three members, and we divided responsibilities clearly across frontend, backend, and design tasks, which helped keep the project organized. We planned our project early using Figma as a design foundation, but we later had to adjust because the original design used React components and we rebuilt everything using HTML, CSS, and JavaScript to meet course requirement</w:t>
+        <w:t xml:space="preserve">In my team, I worked as the backend developer where I was responsible for creating and structuring the song dataset using JSON and building the playlist algorithm that ranks songs based on user input. My group had three members, and we divided responsibilities clearly across frontend, backend, and design tasks, which helped keep the project organized. We planned our project early using Figma as a design foundation, but we later had to adjust because the original design used React components and we </w:t>
+      </w:r>
+      <w:proofErr w:type="gramStart"/>
+      <w:r>
+        <w:rPr>
+          <w:color w:val="215E99" w:themeColor="text2" w:themeTint="BF"/>
+        </w:rPr>
+        <w:t>rebuilt</w:t>
+      </w:r>
+      <w:proofErr w:type="gramEnd"/>
+      <w:r>
+        <w:rPr>
+          <w:color w:val="215E99" w:themeColor="text2" w:themeTint="BF"/>
+        </w:rPr>
+        <w:t xml:space="preserve"> everything using HTML, CSS, and JavaScript to meet course requirement</w:t>
       </w:r>
       <w:r>
         <w:rPr>
@@ -2445,35 +2924,99 @@
         <w:rPr>
           <w:color w:val="0070C0"/>
         </w:rPr>
-        <w:t>On the server side, submit.php receives the form data and validates it. The data is then inserted into a MySQL database using a prepared statement. This ensures that user input is treated as data and prevents SQL injection attacks.</w:t>
-      </w:r>
-    </w:p>
-    <w:p>
-      <w:pPr>
-        <w:pStyle w:val="Compact"/>
-        <w:rPr>
-          <w:color w:val="0070C0"/>
-        </w:rPr>
-      </w:pPr>
-      <w:r>
-        <w:rPr>
-          <w:color w:val="0070C0"/>
-        </w:rPr>
-        <w:t>The guestbook.php file retrieves all entries from the database using a SELECT query and displays them on the page. Each entry is shown with the user’s name, message, and timestamp. The output is wrapped with htmlspecialchars() to prevent cross-site scripting (XSS) attacks by escaping any HTML or script content.</w:t>
-      </w:r>
-    </w:p>
-    <w:p>
-      <w:pPr>
-        <w:pStyle w:val="Compact"/>
-        <w:rPr>
-          <w:color w:val="0070C0"/>
-        </w:rPr>
-      </w:pPr>
-      <w:r>
-        <w:rPr>
-          <w:color w:val="0070C0"/>
-        </w:rPr>
-        <w:t>Overall, the system demonstrates a complete full-stack workflow, including client-side interactivity, server-side processing, database integration, and basic security practices.</w:t>
+        <w:t xml:space="preserve">On the server side, </w:t>
+      </w:r>
+      <w:proofErr w:type="spellStart"/>
+      <w:r>
+        <w:rPr>
+          <w:color w:val="0070C0"/>
+        </w:rPr>
+        <w:t>submit.php</w:t>
+      </w:r>
+      <w:proofErr w:type="spellEnd"/>
+      <w:r>
+        <w:rPr>
+          <w:color w:val="0070C0"/>
+        </w:rPr>
+        <w:t xml:space="preserve"> receives the form data and validates it. The data is then inserted into a MySQL database using a prepared statement. This ensures that user input is treated as data and prevents SQL injection attacks.</w:t>
+      </w:r>
+    </w:p>
+    <w:p>
+      <w:pPr>
+        <w:pStyle w:val="Compact"/>
+        <w:rPr>
+          <w:color w:val="0070C0"/>
+        </w:rPr>
+      </w:pPr>
+      <w:r>
+        <w:rPr>
+          <w:color w:val="0070C0"/>
+        </w:rPr>
+        <w:t xml:space="preserve">The </w:t>
+      </w:r>
+      <w:proofErr w:type="spellStart"/>
+      <w:r>
+        <w:rPr>
+          <w:color w:val="0070C0"/>
+        </w:rPr>
+        <w:t>guestbook.php</w:t>
+      </w:r>
+      <w:proofErr w:type="spellEnd"/>
+      <w:r>
+        <w:rPr>
+          <w:color w:val="0070C0"/>
+        </w:rPr>
+        <w:t xml:space="preserve"> file retrieves all entries from the database using a SELECT query and displays them on the page. Each entry is shown with the user’s name, message, and timestamp. The output is wrapped with </w:t>
+      </w:r>
+      <w:proofErr w:type="spellStart"/>
+      <w:proofErr w:type="gramStart"/>
+      <w:r>
+        <w:rPr>
+          <w:color w:val="0070C0"/>
+        </w:rPr>
+        <w:t>htmlspecialchars</w:t>
+      </w:r>
+      <w:proofErr w:type="spellEnd"/>
+      <w:r>
+        <w:rPr>
+          <w:color w:val="0070C0"/>
+        </w:rPr>
+        <w:t>(</w:t>
+      </w:r>
+      <w:proofErr w:type="gramEnd"/>
+      <w:r>
+        <w:rPr>
+          <w:color w:val="0070C0"/>
+        </w:rPr>
+        <w:t>) to prevent cross-site scripting attacks by escaping any HTML or script content.</w:t>
+      </w:r>
+    </w:p>
+    <w:p>
+      <w:pPr>
+        <w:pStyle w:val="Compact"/>
+        <w:rPr>
+          <w:color w:val="0070C0"/>
+        </w:rPr>
+      </w:pPr>
+      <w:r>
+        <w:rPr>
+          <w:color w:val="0070C0"/>
+        </w:rPr>
+        <w:t xml:space="preserve">Overall, the system demonstrates a complete full-stack workflow, including client-side interactivity, server-side processing, database integration, and basic security practices. Through this project, I learned how each layer of the web stack connects, from handling user input on the </w:t>
+      </w:r>
+      <w:proofErr w:type="gramStart"/>
+      <w:r>
+        <w:rPr>
+          <w:color w:val="0070C0"/>
+        </w:rPr>
+        <w:t>frontend</w:t>
+      </w:r>
+      <w:proofErr w:type="gramEnd"/>
+      <w:r>
+        <w:rPr>
+          <w:color w:val="0070C0"/>
+        </w:rPr>
+        <w:t xml:space="preserve"> to securely storing and retrieving data from a database. I also learned the importance of security practices such as input validation and output sanitization when building real web applications.</w:t>
       </w:r>
     </w:p>
     <w:p>
@@ -2496,6 +3039,7 @@
       <w:bookmarkEnd w:id="4"/>
       <w:bookmarkEnd w:id="7"/>
       <w:r>
+        <w:lastRenderedPageBreak/>
         <w:t>4. Reflection &amp; Synthesis (20 points)</w:t>
       </w:r>
     </w:p>
@@ -2516,7 +3060,6 @@
           <w:b/>
           <w:bCs/>
         </w:rPr>
-        <w:lastRenderedPageBreak/>
         <w:t>a. (8 points)</w:t>
       </w:r>
       <w:r>
@@ -2619,8 +3162,14 @@
           <w:p>
             <w:pPr>
               <w:pStyle w:val="Compact"/>
+              <w:rPr>
+                <w:color w:val="215E99" w:themeColor="text2" w:themeTint="BF"/>
+              </w:rPr>
             </w:pPr>
             <w:r>
+              <w:rPr>
+                <w:color w:val="215E99" w:themeColor="text2" w:themeTint="BF"/>
+              </w:rPr>
               <w:t>Infrastructure</w:t>
             </w:r>
           </w:p>
@@ -2632,8 +3181,14 @@
           <w:p>
             <w:pPr>
               <w:pStyle w:val="Compact"/>
+              <w:rPr>
+                <w:color w:val="215E99" w:themeColor="text2" w:themeTint="BF"/>
+              </w:rPr>
             </w:pPr>
             <w:r>
+              <w:rPr>
+                <w:color w:val="215E99" w:themeColor="text2" w:themeTint="BF"/>
+              </w:rPr>
               <w:t>Azure Virtual Machine (Ubuntu)</w:t>
             </w:r>
           </w:p>
@@ -2645,11 +3200,20 @@
           <w:p>
             <w:pPr>
               <w:pStyle w:val="Compact"/>
+              <w:rPr>
+                <w:color w:val="215E99" w:themeColor="text2" w:themeTint="BF"/>
+              </w:rPr>
             </w:pPr>
             <w:r>
+              <w:rPr>
+                <w:color w:val="215E99" w:themeColor="text2" w:themeTint="BF"/>
+              </w:rPr>
               <w:t xml:space="preserve">Lab </w:t>
             </w:r>
             <w:r>
+              <w:rPr>
+                <w:color w:val="215E99" w:themeColor="text2" w:themeTint="BF"/>
+              </w:rPr>
               <w:t>1</w:t>
             </w:r>
           </w:p>
@@ -2661,8 +3225,14 @@
           <w:p>
             <w:pPr>
               <w:pStyle w:val="Compact"/>
+              <w:rPr>
+                <w:color w:val="215E99" w:themeColor="text2" w:themeTint="BF"/>
+              </w:rPr>
             </w:pPr>
             <w:r>
+              <w:rPr>
+                <w:color w:val="215E99" w:themeColor="text2" w:themeTint="BF"/>
+              </w:rPr>
               <w:t>Hosts the entire web application and provides the environment where everything runs.</w:t>
             </w:r>
           </w:p>
@@ -2676,8 +3246,14 @@
           <w:p>
             <w:pPr>
               <w:pStyle w:val="Compact"/>
+              <w:rPr>
+                <w:color w:val="215E99" w:themeColor="text2" w:themeTint="BF"/>
+              </w:rPr>
             </w:pPr>
             <w:r>
+              <w:rPr>
+                <w:color w:val="215E99" w:themeColor="text2" w:themeTint="BF"/>
+              </w:rPr>
               <w:t>Web Server</w:t>
             </w:r>
           </w:p>
@@ -2689,8 +3265,14 @@
           <w:p>
             <w:pPr>
               <w:pStyle w:val="Compact"/>
+              <w:rPr>
+                <w:color w:val="215E99" w:themeColor="text2" w:themeTint="BF"/>
+              </w:rPr>
             </w:pPr>
             <w:r>
+              <w:rPr>
+                <w:color w:val="215E99" w:themeColor="text2" w:themeTint="BF"/>
+              </w:rPr>
               <w:t>Apache</w:t>
             </w:r>
           </w:p>
@@ -2702,11 +3284,20 @@
           <w:p>
             <w:pPr>
               <w:pStyle w:val="Compact"/>
+              <w:rPr>
+                <w:color w:val="215E99" w:themeColor="text2" w:themeTint="BF"/>
+              </w:rPr>
             </w:pPr>
             <w:r>
+              <w:rPr>
+                <w:color w:val="215E99" w:themeColor="text2" w:themeTint="BF"/>
+              </w:rPr>
               <w:t xml:space="preserve">Lab </w:t>
             </w:r>
             <w:r>
+              <w:rPr>
+                <w:color w:val="215E99" w:themeColor="text2" w:themeTint="BF"/>
+              </w:rPr>
               <w:t>1</w:t>
             </w:r>
           </w:p>
@@ -2718,8 +3309,14 @@
           <w:p>
             <w:pPr>
               <w:pStyle w:val="Compact"/>
+              <w:rPr>
+                <w:color w:val="215E99" w:themeColor="text2" w:themeTint="BF"/>
+              </w:rPr>
             </w:pPr>
             <w:r>
+              <w:rPr>
+                <w:color w:val="215E99" w:themeColor="text2" w:themeTint="BF"/>
+              </w:rPr>
               <w:t>Handles incoming HTTP requests and serves PHP and HTML files to the browser.</w:t>
             </w:r>
           </w:p>
@@ -2733,8 +3330,14 @@
           <w:p>
             <w:pPr>
               <w:pStyle w:val="Compact"/>
+              <w:rPr>
+                <w:color w:val="215E99" w:themeColor="text2" w:themeTint="BF"/>
+              </w:rPr>
             </w:pPr>
             <w:r>
+              <w:rPr>
+                <w:color w:val="215E99" w:themeColor="text2" w:themeTint="BF"/>
+              </w:rPr>
               <w:t>Server-Side Language</w:t>
             </w:r>
           </w:p>
@@ -2746,8 +3349,14 @@
           <w:p>
             <w:pPr>
               <w:pStyle w:val="Compact"/>
+              <w:rPr>
+                <w:color w:val="215E99" w:themeColor="text2" w:themeTint="BF"/>
+              </w:rPr>
             </w:pPr>
             <w:r>
+              <w:rPr>
+                <w:color w:val="215E99" w:themeColor="text2" w:themeTint="BF"/>
+              </w:rPr>
               <w:t>PHP</w:t>
             </w:r>
           </w:p>
@@ -2759,11 +3368,20 @@
           <w:p>
             <w:pPr>
               <w:pStyle w:val="Compact"/>
+              <w:rPr>
+                <w:color w:val="215E99" w:themeColor="text2" w:themeTint="BF"/>
+              </w:rPr>
             </w:pPr>
             <w:r>
+              <w:rPr>
+                <w:color w:val="215E99" w:themeColor="text2" w:themeTint="BF"/>
+              </w:rPr>
               <w:t xml:space="preserve">Lab </w:t>
             </w:r>
             <w:r>
+              <w:rPr>
+                <w:color w:val="215E99" w:themeColor="text2" w:themeTint="BF"/>
+              </w:rPr>
               <w:t>9</w:t>
             </w:r>
           </w:p>
@@ -2775,8 +3393,14 @@
           <w:p>
             <w:pPr>
               <w:pStyle w:val="Compact"/>
+              <w:rPr>
+                <w:color w:val="215E99" w:themeColor="text2" w:themeTint="BF"/>
+              </w:rPr>
             </w:pPr>
             <w:r>
+              <w:rPr>
+                <w:color w:val="215E99" w:themeColor="text2" w:themeTint="BF"/>
+              </w:rPr>
               <w:t>Processes form data, connects to the database, and generates dynamic content.</w:t>
             </w:r>
           </w:p>
@@ -2790,8 +3414,14 @@
           <w:p>
             <w:pPr>
               <w:pStyle w:val="Compact"/>
+              <w:rPr>
+                <w:color w:val="215E99" w:themeColor="text2" w:themeTint="BF"/>
+              </w:rPr>
             </w:pPr>
             <w:r>
+              <w:rPr>
+                <w:color w:val="215E99" w:themeColor="text2" w:themeTint="BF"/>
+              </w:rPr>
               <w:t>Database</w:t>
             </w:r>
           </w:p>
@@ -2803,8 +3433,14 @@
           <w:p>
             <w:pPr>
               <w:pStyle w:val="Compact"/>
+              <w:rPr>
+                <w:color w:val="215E99" w:themeColor="text2" w:themeTint="BF"/>
+              </w:rPr>
             </w:pPr>
             <w:r>
+              <w:rPr>
+                <w:color w:val="215E99" w:themeColor="text2" w:themeTint="BF"/>
+              </w:rPr>
               <w:t>MySQL</w:t>
             </w:r>
           </w:p>
@@ -2816,11 +3452,20 @@
           <w:p>
             <w:pPr>
               <w:pStyle w:val="Compact"/>
+              <w:rPr>
+                <w:color w:val="215E99" w:themeColor="text2" w:themeTint="BF"/>
+              </w:rPr>
             </w:pPr>
             <w:r>
+              <w:rPr>
+                <w:color w:val="215E99" w:themeColor="text2" w:themeTint="BF"/>
+              </w:rPr>
               <w:t xml:space="preserve">Lab </w:t>
             </w:r>
             <w:r>
+              <w:rPr>
+                <w:color w:val="215E99" w:themeColor="text2" w:themeTint="BF"/>
+              </w:rPr>
               <w:t>9</w:t>
             </w:r>
           </w:p>
@@ -2832,8 +3477,14 @@
           <w:p>
             <w:pPr>
               <w:pStyle w:val="Compact"/>
+              <w:rPr>
+                <w:color w:val="215E99" w:themeColor="text2" w:themeTint="BF"/>
+              </w:rPr>
             </w:pPr>
             <w:r>
+              <w:rPr>
+                <w:color w:val="215E99" w:themeColor="text2" w:themeTint="BF"/>
+              </w:rPr>
               <w:t>Stores and retrieves persistent data such as user inputs and records.</w:t>
             </w:r>
           </w:p>
@@ -2847,8 +3498,14 @@
           <w:p>
             <w:pPr>
               <w:pStyle w:val="Compact"/>
+              <w:rPr>
+                <w:color w:val="215E99" w:themeColor="text2" w:themeTint="BF"/>
+              </w:rPr>
             </w:pPr>
             <w:r>
+              <w:rPr>
+                <w:color w:val="215E99" w:themeColor="text2" w:themeTint="BF"/>
+              </w:rPr>
               <w:t>Data Format</w:t>
             </w:r>
           </w:p>
@@ -2860,8 +3517,14 @@
           <w:p>
             <w:pPr>
               <w:pStyle w:val="Compact"/>
+              <w:rPr>
+                <w:color w:val="215E99" w:themeColor="text2" w:themeTint="BF"/>
+              </w:rPr>
             </w:pPr>
             <w:r>
+              <w:rPr>
+                <w:color w:val="215E99" w:themeColor="text2" w:themeTint="BF"/>
+              </w:rPr>
               <w:t>JSON</w:t>
             </w:r>
           </w:p>
@@ -2873,11 +3536,20 @@
           <w:p>
             <w:pPr>
               <w:pStyle w:val="Compact"/>
+              <w:rPr>
+                <w:color w:val="215E99" w:themeColor="text2" w:themeTint="BF"/>
+              </w:rPr>
             </w:pPr>
             <w:r>
+              <w:rPr>
+                <w:color w:val="215E99" w:themeColor="text2" w:themeTint="BF"/>
+              </w:rPr>
               <w:t xml:space="preserve">Lab </w:t>
             </w:r>
             <w:r>
+              <w:rPr>
+                <w:color w:val="215E99" w:themeColor="text2" w:themeTint="BF"/>
+              </w:rPr>
               <w:t>8</w:t>
             </w:r>
           </w:p>
@@ -2889,12 +3561,15 @@
           <w:p>
             <w:pPr>
               <w:pStyle w:val="Compact"/>
+              <w:rPr>
+                <w:color w:val="215E99" w:themeColor="text2" w:themeTint="BF"/>
+              </w:rPr>
             </w:pPr>
             <w:r>
-              <w:t>U</w:t>
-            </w:r>
-            <w:r>
-              <w:t>sed to structure and transfer data between client and server in a readable format.</w:t>
+              <w:rPr>
+                <w:color w:val="215E99" w:themeColor="text2" w:themeTint="BF"/>
+              </w:rPr>
+              <w:t>Used to structure and transfer data between client and server in a readable format.</w:t>
             </w:r>
           </w:p>
         </w:tc>
@@ -2907,8 +3582,14 @@
           <w:p>
             <w:pPr>
               <w:pStyle w:val="Compact"/>
+              <w:rPr>
+                <w:color w:val="215E99" w:themeColor="text2" w:themeTint="BF"/>
+              </w:rPr>
             </w:pPr>
             <w:r>
+              <w:rPr>
+                <w:color w:val="215E99" w:themeColor="text2" w:themeTint="BF"/>
+              </w:rPr>
               <w:t>Client-Side Logic</w:t>
             </w:r>
           </w:p>
@@ -2920,8 +3601,14 @@
           <w:p>
             <w:pPr>
               <w:pStyle w:val="Compact"/>
+              <w:rPr>
+                <w:color w:val="215E99" w:themeColor="text2" w:themeTint="BF"/>
+              </w:rPr>
             </w:pPr>
             <w:r>
+              <w:rPr>
+                <w:color w:val="215E99" w:themeColor="text2" w:themeTint="BF"/>
+              </w:rPr>
               <w:t>JavaScript / jQuery</w:t>
             </w:r>
           </w:p>
@@ -2933,11 +3620,20 @@
           <w:p>
             <w:pPr>
               <w:pStyle w:val="Compact"/>
+              <w:rPr>
+                <w:color w:val="215E99" w:themeColor="text2" w:themeTint="BF"/>
+              </w:rPr>
             </w:pPr>
             <w:r>
+              <w:rPr>
+                <w:color w:val="215E99" w:themeColor="text2" w:themeTint="BF"/>
+              </w:rPr>
               <w:t>Lab</w:t>
             </w:r>
             <w:r>
+              <w:rPr>
+                <w:color w:val="215E99" w:themeColor="text2" w:themeTint="BF"/>
+              </w:rPr>
               <w:t xml:space="preserve"> 6 &amp; 8</w:t>
             </w:r>
           </w:p>
@@ -2949,8 +3645,14 @@
           <w:p>
             <w:pPr>
               <w:pStyle w:val="Compact"/>
+              <w:rPr>
+                <w:color w:val="215E99" w:themeColor="text2" w:themeTint="BF"/>
+              </w:rPr>
             </w:pPr>
             <w:r>
+              <w:rPr>
+                <w:color w:val="215E99" w:themeColor="text2" w:themeTint="BF"/>
+              </w:rPr>
               <w:t>Handles user interaction, AJAX requests, and updates the page without reloading.</w:t>
             </w:r>
           </w:p>
@@ -2964,8 +3666,14 @@
           <w:p>
             <w:pPr>
               <w:pStyle w:val="Compact"/>
+              <w:rPr>
+                <w:color w:val="215E99" w:themeColor="text2" w:themeTint="BF"/>
+              </w:rPr>
             </w:pPr>
             <w:r>
+              <w:rPr>
+                <w:color w:val="215E99" w:themeColor="text2" w:themeTint="BF"/>
+              </w:rPr>
               <w:t>Markup &amp; Styling</w:t>
             </w:r>
           </w:p>
@@ -2977,8 +3685,14 @@
           <w:p>
             <w:pPr>
               <w:pStyle w:val="Compact"/>
+              <w:rPr>
+                <w:color w:val="215E99" w:themeColor="text2" w:themeTint="BF"/>
+              </w:rPr>
             </w:pPr>
             <w:r>
+              <w:rPr>
+                <w:color w:val="215E99" w:themeColor="text2" w:themeTint="BF"/>
+              </w:rPr>
               <w:t>HTML &amp; CSS</w:t>
             </w:r>
           </w:p>
@@ -2990,11 +3704,20 @@
           <w:p>
             <w:pPr>
               <w:pStyle w:val="Compact"/>
+              <w:rPr>
+                <w:color w:val="215E99" w:themeColor="text2" w:themeTint="BF"/>
+              </w:rPr>
             </w:pPr>
             <w:r>
+              <w:rPr>
+                <w:color w:val="215E99" w:themeColor="text2" w:themeTint="BF"/>
+              </w:rPr>
               <w:t xml:space="preserve">Lab </w:t>
             </w:r>
             <w:r>
+              <w:rPr>
+                <w:color w:val="215E99" w:themeColor="text2" w:themeTint="BF"/>
+              </w:rPr>
               <w:t>2 &amp; 3</w:t>
             </w:r>
           </w:p>
@@ -3006,8 +3729,14 @@
           <w:p>
             <w:pPr>
               <w:pStyle w:val="Compact"/>
+              <w:rPr>
+                <w:color w:val="215E99" w:themeColor="text2" w:themeTint="BF"/>
+              </w:rPr>
             </w:pPr>
             <w:r>
+              <w:rPr>
+                <w:color w:val="215E99" w:themeColor="text2" w:themeTint="BF"/>
+              </w:rPr>
               <w:t>Defines the structure and appearance of the webpage.</w:t>
             </w:r>
           </w:p>
@@ -3021,8 +3750,14 @@
           <w:p>
             <w:pPr>
               <w:pStyle w:val="Compact"/>
+              <w:rPr>
+                <w:color w:val="215E99" w:themeColor="text2" w:themeTint="BF"/>
+              </w:rPr>
             </w:pPr>
             <w:r>
+              <w:rPr>
+                <w:color w:val="215E99" w:themeColor="text2" w:themeTint="BF"/>
+              </w:rPr>
               <w:t>Version Control</w:t>
             </w:r>
           </w:p>
@@ -3034,10 +3769,24 @@
           <w:p>
             <w:pPr>
               <w:pStyle w:val="Compact"/>
+              <w:rPr>
+                <w:color w:val="215E99" w:themeColor="text2" w:themeTint="BF"/>
+              </w:rPr>
             </w:pPr>
             <w:r>
-              <w:t>Git / Github</w:t>
-            </w:r>
+              <w:rPr>
+                <w:color w:val="215E99" w:themeColor="text2" w:themeTint="BF"/>
+              </w:rPr>
+              <w:t xml:space="preserve">Git / </w:t>
+            </w:r>
+            <w:proofErr w:type="spellStart"/>
+            <w:r>
+              <w:rPr>
+                <w:color w:val="215E99" w:themeColor="text2" w:themeTint="BF"/>
+              </w:rPr>
+              <w:t>Github</w:t>
+            </w:r>
+            <w:proofErr w:type="spellEnd"/>
           </w:p>
         </w:tc>
         <w:tc>
@@ -3047,8 +3796,14 @@
           <w:p>
             <w:pPr>
               <w:pStyle w:val="Compact"/>
+              <w:rPr>
+                <w:color w:val="215E99" w:themeColor="text2" w:themeTint="BF"/>
+              </w:rPr>
             </w:pPr>
             <w:r>
+              <w:rPr>
+                <w:color w:val="215E99" w:themeColor="text2" w:themeTint="BF"/>
+              </w:rPr>
               <w:t>All Labs</w:t>
             </w:r>
           </w:p>
@@ -3060,8 +3815,14 @@
           <w:p>
             <w:pPr>
               <w:pStyle w:val="Compact"/>
+              <w:rPr>
+                <w:color w:val="215E99" w:themeColor="text2" w:themeTint="BF"/>
+              </w:rPr>
             </w:pPr>
             <w:r>
+              <w:rPr>
+                <w:color w:val="215E99" w:themeColor="text2" w:themeTint="BF"/>
+              </w:rPr>
               <w:t>Tracks changes, manages versions, and allows code to be pushed to a repository.</w:t>
             </w:r>
           </w:p>
@@ -3075,8 +3836,14 @@
           <w:p>
             <w:pPr>
               <w:pStyle w:val="Compact"/>
+              <w:rPr>
+                <w:color w:val="215E99" w:themeColor="text2" w:themeTint="BF"/>
+              </w:rPr>
             </w:pPr>
             <w:r>
+              <w:rPr>
+                <w:color w:val="215E99" w:themeColor="text2" w:themeTint="BF"/>
+              </w:rPr>
               <w:t>Security</w:t>
             </w:r>
           </w:p>
@@ -3088,9 +3855,37 @@
           <w:p>
             <w:pPr>
               <w:pStyle w:val="Compact"/>
+              <w:rPr>
+                <w:color w:val="215E99" w:themeColor="text2" w:themeTint="BF"/>
+              </w:rPr>
             </w:pPr>
             <w:r>
-              <w:t>Prepared Statements + htmlspecialchars()</w:t>
+              <w:rPr>
+                <w:color w:val="215E99" w:themeColor="text2" w:themeTint="BF"/>
+              </w:rPr>
+              <w:t xml:space="preserve">Prepared Statements + </w:t>
+            </w:r>
+            <w:proofErr w:type="spellStart"/>
+            <w:proofErr w:type="gramStart"/>
+            <w:r>
+              <w:rPr>
+                <w:color w:val="215E99" w:themeColor="text2" w:themeTint="BF"/>
+              </w:rPr>
+              <w:t>htmlspecialchars</w:t>
+            </w:r>
+            <w:proofErr w:type="spellEnd"/>
+            <w:r>
+              <w:rPr>
+                <w:color w:val="215E99" w:themeColor="text2" w:themeTint="BF"/>
+              </w:rPr>
+              <w:t>(</w:t>
+            </w:r>
+            <w:proofErr w:type="gramEnd"/>
+            <w:r>
+              <w:rPr>
+                <w:color w:val="215E99" w:themeColor="text2" w:themeTint="BF"/>
+              </w:rPr>
+              <w:t>)</w:t>
             </w:r>
           </w:p>
         </w:tc>
@@ -3101,11 +3896,20 @@
           <w:p>
             <w:pPr>
               <w:pStyle w:val="Compact"/>
+              <w:rPr>
+                <w:color w:val="215E99" w:themeColor="text2" w:themeTint="BF"/>
+              </w:rPr>
             </w:pPr>
             <w:r>
+              <w:rPr>
+                <w:color w:val="215E99" w:themeColor="text2" w:themeTint="BF"/>
+              </w:rPr>
               <w:t xml:space="preserve">Lab </w:t>
             </w:r>
             <w:r>
+              <w:rPr>
+                <w:color w:val="215E99" w:themeColor="text2" w:themeTint="BF"/>
+              </w:rPr>
               <w:t>9</w:t>
             </w:r>
           </w:p>
@@ -3117,8 +3921,14 @@
           <w:p>
             <w:pPr>
               <w:pStyle w:val="Compact"/>
+              <w:rPr>
+                <w:color w:val="215E99" w:themeColor="text2" w:themeTint="BF"/>
+              </w:rPr>
             </w:pPr>
             <w:r>
+              <w:rPr>
+                <w:color w:val="215E99" w:themeColor="text2" w:themeTint="BF"/>
+              </w:rPr>
               <w:t>Prevents SQL injection and XSS by securing input and output.</w:t>
             </w:r>
           </w:p>
@@ -3130,7 +3940,15 @@
         <w:pStyle w:val="BodyText"/>
       </w:pPr>
       <w:r>
-        <w:t>After the table, write 2-3 paragraphs connecting these layers: how does a single user request flow through ALL of them? Use your Lab 9 movies page as the example.</w:t>
+        <w:t xml:space="preserve">After the table, write 2-3 paragraphs connecting these layers: how does a single user request flow through ALL of them? Use your Lab 9 movies page as </w:t>
+      </w:r>
+      <w:proofErr w:type="gramStart"/>
+      <w:r>
+        <w:t>the</w:t>
+      </w:r>
+      <w:proofErr w:type="gramEnd"/>
+      <w:r>
+        <w:t xml:space="preserve"> example.</w:t>
       </w:r>
     </w:p>
     <w:p>
@@ -3144,6 +3962,7 @@
         <w:rPr>
           <w:color w:val="0070C0"/>
         </w:rPr>
+        <w:lastRenderedPageBreak/>
         <w:t>A single user request flows through multiple layers of the web stack. When a user visits the movies page from Lab 9, the request first reaches the Azure virtual machine, which acts as the infrastructure layer. The Apache web server receives the request and determines which file to serve. Since the page uses PHP, Apache passes the request to the PHP engine instead of serving a static file.</w:t>
       </w:r>
     </w:p>
@@ -3158,7 +3977,6 @@
         <w:rPr>
           <w:color w:val="0070C0"/>
         </w:rPr>
-        <w:lastRenderedPageBreak/>
         <w:t>PHP then runs server-side logic, which includes connecting to the MySQL database and executing queries to retrieve movie data. The database returns the requested data to PHP, which then generates HTML output dynamically. Before sending the response back, PHP ensures security by using prepared statements for database interaction and escaping output to prevent XSS.</w:t>
       </w:r>
     </w:p>
@@ -3342,7 +4160,22 @@
         <w:rPr>
           <w:color w:val="0070C0"/>
         </w:rPr>
-        <w:t>I also learned when not to rely on AI. For example, when debugging issues like file paths or deployment errors on Azure, it is more effective to test directly and check the environment. AI can explain possible causes, but it cannot see my actual setup. The one thing AI still cannot do for me is guarantee that code works in my specific environment. I still have to test everything myself to confirm that it runs correctly.</w:t>
+        <w:lastRenderedPageBreak/>
+        <w:t xml:space="preserve">I also learned when not to rely on AI. For example, when debugging issues like file paths or deployment errors on Azure, it is more effective to test directly and check the environment. AI can explain possible causes, but it cannot see my actual setup. The one thing AI still cannot do for me is guarantee that code works in my specific environment. I still </w:t>
+      </w:r>
+      <w:proofErr w:type="gramStart"/>
+      <w:r>
+        <w:rPr>
+          <w:color w:val="0070C0"/>
+        </w:rPr>
+        <w:t>have to</w:t>
+      </w:r>
+      <w:proofErr w:type="gramEnd"/>
+      <w:r>
+        <w:rPr>
+          <w:color w:val="0070C0"/>
+        </w:rPr>
+        <w:t xml:space="preserve"> test everything myself to confirm that it runs correctly.</w:t>
       </w:r>
     </w:p>
     <w:p>
@@ -3359,7 +4192,6 @@
           <w:b/>
           <w:bCs/>
         </w:rPr>
-        <w:lastRenderedPageBreak/>
         <w:t>c. (7 points)</w:t>
       </w:r>
       <w:r>

--- a/iit/quiz3/ITWS1100-S26-Quiz3-collid7.docx
+++ b/iit/quiz3/ITWS1100-S26-Quiz3-collid7.docx
@@ -474,20 +474,6 @@
         <w:rPr>
           <w:color w:val="0070C0"/>
         </w:rPr>
-        <w:t xml:space="preserve">Answer: </w:t>
-      </w:r>
-    </w:p>
-    <w:p>
-      <w:pPr>
-        <w:pStyle w:val="Compact"/>
-        <w:rPr>
-          <w:color w:val="0070C0"/>
-        </w:rPr>
-      </w:pPr>
-      <w:r>
-        <w:rPr>
-          <w:color w:val="0070C0"/>
-        </w:rPr>
         <w:t>When a user submits the “Add Movie” form on my movies page, the process starts</w:t>
       </w:r>
       <w:r>
@@ -546,33 +532,11 @@
         </w:rPr>
         <w:t xml:space="preserve">In my setup, the main movies page includes multiple files such as init.inc.php, functions.inc.php, and other layout files. These </w:t>
       </w:r>
-      <w:proofErr w:type="gramStart"/>
-      <w:r>
-        <w:rPr>
-          <w:color w:val="0070C0"/>
-        </w:rPr>
-        <w:t>includes</w:t>
-      </w:r>
-      <w:proofErr w:type="gramEnd"/>
-      <w:r>
-        <w:rPr>
-          <w:color w:val="0070C0"/>
-        </w:rPr>
-        <w:t xml:space="preserve"> </w:t>
-      </w:r>
-      <w:proofErr w:type="gramStart"/>
-      <w:r>
-        <w:rPr>
-          <w:color w:val="0070C0"/>
-        </w:rPr>
-        <w:t>allow</w:t>
-      </w:r>
-      <w:proofErr w:type="gramEnd"/>
-      <w:r>
-        <w:rPr>
-          <w:color w:val="0070C0"/>
-        </w:rPr>
-        <w:t xml:space="preserve"> me </w:t>
+      <w:r>
+        <w:rPr>
+          <w:color w:val="0070C0"/>
+        </w:rPr>
+        <w:t xml:space="preserve">includes allow me </w:t>
       </w:r>
       <w:r>
         <w:rPr>
@@ -584,78 +548,29 @@
         <w:rPr>
           <w:color w:val="0070C0"/>
         </w:rPr>
-        <w:t xml:space="preserve"> accesses the submitted </w:t>
-      </w:r>
-      <w:r>
-        <w:rPr>
-          <w:color w:val="0070C0"/>
-        </w:rPr>
-        <w:lastRenderedPageBreak/>
-        <w:t xml:space="preserve">form data using the $_POST super global. For example, I would retrieve the movie title using $_POST[‘title’]. </w:t>
-      </w:r>
-    </w:p>
-    <w:p>
-      <w:pPr>
-        <w:pStyle w:val="Compact"/>
-        <w:rPr>
-          <w:color w:val="0070C0"/>
-        </w:rPr>
-      </w:pPr>
-    </w:p>
-    <w:p>
-      <w:pPr>
-        <w:pStyle w:val="Compact"/>
-        <w:rPr>
-          <w:color w:val="0070C0"/>
-        </w:rPr>
-      </w:pPr>
-      <w:r>
-        <w:rPr>
-          <w:color w:val="0070C0"/>
-        </w:rPr>
-        <w:t xml:space="preserve">To connect to the database, I use a separate configuration file. In my </w:t>
-      </w:r>
-      <w:proofErr w:type="spellStart"/>
-      <w:r>
-        <w:rPr>
-          <w:color w:val="0070C0"/>
-        </w:rPr>
-        <w:t>config.php</w:t>
-      </w:r>
-      <w:proofErr w:type="spellEnd"/>
-      <w:r>
-        <w:rPr>
-          <w:color w:val="0070C0"/>
-        </w:rPr>
-        <w:t xml:space="preserve"> file, I define the connection using </w:t>
-      </w:r>
-      <w:proofErr w:type="spellStart"/>
-      <w:r>
-        <w:rPr>
-          <w:color w:val="0070C0"/>
-        </w:rPr>
-        <w:t>mysqli_connect</w:t>
-      </w:r>
-      <w:proofErr w:type="spellEnd"/>
-      <w:r>
-        <w:rPr>
-          <w:color w:val="0070C0"/>
-        </w:rPr>
-        <w:t xml:space="preserve"> with the </w:t>
-      </w:r>
-      <w:proofErr w:type="gramStart"/>
-      <w:r>
-        <w:rPr>
-          <w:color w:val="0070C0"/>
-        </w:rPr>
-        <w:t>server</w:t>
-      </w:r>
-      <w:proofErr w:type="gramEnd"/>
-      <w:r>
-        <w:rPr>
-          <w:color w:val="0070C0"/>
-        </w:rPr>
-        <w:t xml:space="preserve"> name, username, password, and database name. This connected is then used to interact with MySQL.</w:t>
+        <w:t xml:space="preserve"> accesses the submitted form data using the $_POST super global. For example, I would retrieve the movie title using $_POST[‘title’]. </w:t>
+      </w:r>
+    </w:p>
+    <w:p>
+      <w:pPr>
+        <w:pStyle w:val="Compact"/>
+        <w:rPr>
+          <w:color w:val="0070C0"/>
+        </w:rPr>
+      </w:pPr>
+    </w:p>
+    <w:p>
+      <w:pPr>
+        <w:pStyle w:val="Compact"/>
+        <w:rPr>
+          <w:color w:val="0070C0"/>
+        </w:rPr>
+      </w:pPr>
+      <w:r>
+        <w:rPr>
+          <w:color w:val="0070C0"/>
+        </w:rPr>
+        <w:t>To connect to the database, I use a separate configuration file. In my config.php file, I define the connection using mysqli_connect with the server name, username, password, and database name. This connected is then used to interact with MySQL.</w:t>
       </w:r>
     </w:p>
     <w:p>
@@ -699,179 +614,57 @@
         <w:rPr>
           <w:color w:val="0070C0"/>
         </w:rPr>
-        <w:t>$</w:t>
-      </w:r>
-      <w:proofErr w:type="spellStart"/>
-      <w:r>
-        <w:rPr>
-          <w:color w:val="0070C0"/>
-        </w:rPr>
-        <w:t>stmt</w:t>
-      </w:r>
-      <w:proofErr w:type="spellEnd"/>
-      <w:r>
-        <w:rPr>
-          <w:color w:val="0070C0"/>
-        </w:rPr>
-        <w:t xml:space="preserve"> = $conn-&gt;</w:t>
-      </w:r>
-      <w:proofErr w:type="gramStart"/>
-      <w:r>
-        <w:rPr>
-          <w:color w:val="0070C0"/>
-        </w:rPr>
-        <w:t>prepare(</w:t>
-      </w:r>
-      <w:proofErr w:type="gramEnd"/>
-      <w:r>
-        <w:rPr>
-          <w:color w:val="0070C0"/>
-        </w:rPr>
-        <w:t>"INSERT INTO movies (title) VALUES (?)"</w:t>
-      </w:r>
-      <w:proofErr w:type="gramStart"/>
-      <w:r>
-        <w:rPr>
-          <w:color w:val="0070C0"/>
-        </w:rPr>
-        <w:t>);</w:t>
-      </w:r>
-      <w:proofErr w:type="gramEnd"/>
-    </w:p>
-    <w:p>
-      <w:pPr>
-        <w:pStyle w:val="Compact"/>
-        <w:rPr>
-          <w:color w:val="0070C0"/>
-        </w:rPr>
-      </w:pPr>
-      <w:r>
-        <w:rPr>
-          <w:color w:val="0070C0"/>
-        </w:rPr>
-        <w:t>$</w:t>
-      </w:r>
-      <w:proofErr w:type="spellStart"/>
-      <w:r>
-        <w:rPr>
-          <w:color w:val="0070C0"/>
-        </w:rPr>
-        <w:t>stmt</w:t>
-      </w:r>
-      <w:proofErr w:type="spellEnd"/>
-      <w:r>
-        <w:rPr>
-          <w:color w:val="0070C0"/>
-        </w:rPr>
-        <w:t>-&gt;</w:t>
-      </w:r>
-      <w:proofErr w:type="spellStart"/>
-      <w:r>
-        <w:rPr>
-          <w:color w:val="0070C0"/>
-        </w:rPr>
-        <w:t>bind_</w:t>
-      </w:r>
-      <w:proofErr w:type="gramStart"/>
-      <w:r>
-        <w:rPr>
-          <w:color w:val="0070C0"/>
-        </w:rPr>
-        <w:t>param</w:t>
-      </w:r>
-      <w:proofErr w:type="spellEnd"/>
-      <w:r>
-        <w:rPr>
-          <w:color w:val="0070C0"/>
-        </w:rPr>
-        <w:t>(</w:t>
-      </w:r>
-      <w:proofErr w:type="gramEnd"/>
-      <w:r>
-        <w:rPr>
-          <w:color w:val="0070C0"/>
-        </w:rPr>
-        <w:t>"s", $title</w:t>
-      </w:r>
-      <w:proofErr w:type="gramStart"/>
-      <w:r>
-        <w:rPr>
-          <w:color w:val="0070C0"/>
-        </w:rPr>
-        <w:t>);</w:t>
-      </w:r>
-      <w:proofErr w:type="gramEnd"/>
-    </w:p>
-    <w:p>
-      <w:pPr>
-        <w:pStyle w:val="Compact"/>
-        <w:rPr>
-          <w:color w:val="0070C0"/>
-        </w:rPr>
-      </w:pPr>
-      <w:r>
-        <w:rPr>
-          <w:color w:val="0070C0"/>
-        </w:rPr>
-        <w:t>$</w:t>
-      </w:r>
-      <w:proofErr w:type="spellStart"/>
-      <w:r>
-        <w:rPr>
-          <w:color w:val="0070C0"/>
-        </w:rPr>
-        <w:t>stmt</w:t>
-      </w:r>
-      <w:proofErr w:type="spellEnd"/>
-      <w:r>
-        <w:rPr>
-          <w:color w:val="0070C0"/>
-        </w:rPr>
-        <w:t>-&gt;</w:t>
-      </w:r>
-      <w:proofErr w:type="gramStart"/>
-      <w:r>
-        <w:rPr>
-          <w:color w:val="0070C0"/>
-        </w:rPr>
-        <w:t>execute();</w:t>
-      </w:r>
-      <w:proofErr w:type="gramEnd"/>
-    </w:p>
-    <w:p>
-      <w:pPr>
-        <w:pStyle w:val="Compact"/>
-        <w:rPr>
-          <w:color w:val="0070C0"/>
-        </w:rPr>
-      </w:pPr>
-    </w:p>
-    <w:p>
-      <w:pPr>
-        <w:pStyle w:val="Compact"/>
-        <w:rPr>
-          <w:color w:val="0070C0"/>
-        </w:rPr>
-      </w:pPr>
-      <w:r>
-        <w:rPr>
-          <w:color w:val="0070C0"/>
-        </w:rPr>
-        <w:t xml:space="preserve">I use a prepared statement to prevent SQL injection. Without it, a malicious user could enter input such </w:t>
-      </w:r>
-      <w:proofErr w:type="gramStart"/>
-      <w:r>
-        <w:rPr>
-          <w:color w:val="0070C0"/>
-        </w:rPr>
-        <w:t>as ‘)</w:t>
-      </w:r>
-      <w:proofErr w:type="gramEnd"/>
-      <w:r>
-        <w:rPr>
-          <w:color w:val="0070C0"/>
-        </w:rPr>
-        <w:t xml:space="preserve">; DROP TABLE movies; -- into the form field. If that input were directly played into the SQL string, the database could execute it as a command and delete the entire table. With a prepared statement, the input </w:t>
+        <w:t>$stmt = $conn-&gt;prepare("INSERT INTO movies (title) VALUES (?)");</w:t>
+      </w:r>
+    </w:p>
+    <w:p>
+      <w:pPr>
+        <w:pStyle w:val="Compact"/>
+        <w:rPr>
+          <w:color w:val="0070C0"/>
+        </w:rPr>
+      </w:pPr>
+      <w:r>
+        <w:rPr>
+          <w:color w:val="0070C0"/>
+        </w:rPr>
+        <w:t>$stmt-&gt;bind_param("s", $title);</w:t>
+      </w:r>
+    </w:p>
+    <w:p>
+      <w:pPr>
+        <w:pStyle w:val="Compact"/>
+        <w:rPr>
+          <w:color w:val="0070C0"/>
+        </w:rPr>
+      </w:pPr>
+      <w:r>
+        <w:rPr>
+          <w:color w:val="0070C0"/>
+        </w:rPr>
+        <w:t>$stmt-&gt;execute();</w:t>
+      </w:r>
+    </w:p>
+    <w:p>
+      <w:pPr>
+        <w:pStyle w:val="Compact"/>
+        <w:rPr>
+          <w:color w:val="0070C0"/>
+        </w:rPr>
+      </w:pPr>
+    </w:p>
+    <w:p>
+      <w:pPr>
+        <w:pStyle w:val="Compact"/>
+        <w:rPr>
+          <w:color w:val="0070C0"/>
+        </w:rPr>
+      </w:pPr>
+      <w:r>
+        <w:rPr>
+          <w:color w:val="0070C0"/>
+        </w:rPr>
+        <w:t xml:space="preserve">I use a prepared statement to prevent SQL injection. Without it, a malicious user could enter input such as ‘); DROP TABLE movies; -- into the form field. If that input were directly played into the SQL string, the database could execute it as a command and delete the entire table. With a prepared statement, the input </w:t>
       </w:r>
       <w:r>
         <w:rPr>
@@ -994,7 +787,14 @@
         <w:rPr>
           <w:color w:val="0070C0"/>
         </w:rPr>
-        <w:t>Answer:</w:t>
+        <w:t xml:space="preserve">In Lab 8, the data lives in a JSON file that stores all of my project information, such as title, description, and link. In Lab 9, the data lives in a MySQL database. The JSON file is simple and easy to edit, since I can just add a new object and the menu updates automatically. However, it is static and not built for large or frequently changing data. </w:t>
+      </w:r>
+      <w:r>
+        <w:rPr>
+          <w:color w:val="0070C0"/>
+        </w:rPr>
+        <w:lastRenderedPageBreak/>
+        <w:t>The database in Lab 9 is more complex, but it allows structured storage, updates, and queries, which makes it better for dynamic applications.</w:t>
       </w:r>
     </w:p>
     <w:p>
@@ -1009,22 +809,7 @@
         <w:rPr>
           <w:color w:val="0070C0"/>
         </w:rPr>
-        <w:lastRenderedPageBreak/>
-        <w:t xml:space="preserve">In Lab 8, the data lives in a JSON file that stores </w:t>
-      </w:r>
-      <w:proofErr w:type="gramStart"/>
-      <w:r>
-        <w:rPr>
-          <w:color w:val="0070C0"/>
-        </w:rPr>
-        <w:t>all of</w:t>
-      </w:r>
-      <w:proofErr w:type="gramEnd"/>
-      <w:r>
-        <w:rPr>
-          <w:color w:val="0070C0"/>
-        </w:rPr>
-        <w:t xml:space="preserve"> my project information, such as title, description, and link. In Lab 9, the data lives in a MySQL database. The JSON file is simple and easy to edit, since I can just add a new object and the menu updates automatically. However, it is static and not built for large or frequently changing data. The database in Lab 9 is more complex, but it allows structured storage, updates, and queries, which makes it better for dynamic applications.</w:t>
+        <w:t>The timing of when data loads is different in each lab. In Lab 8, the projects page loads first, then JavaScript uses AJAX, specifically a jQuery request like $.getJSON(), to fetch the JSON file asynchronously. After the data is received, the menu is built dynamically. In Lab 9, the data is loaded during the page request. PHP runs on the server, queries the database, and sends back a fully built HTML page, so the browser receives everything at once.</w:t>
       </w:r>
     </w:p>
     <w:p>
@@ -1039,43 +824,7 @@
         <w:rPr>
           <w:color w:val="0070C0"/>
         </w:rPr>
-        <w:t xml:space="preserve">The timing of when data loads </w:t>
-      </w:r>
-      <w:proofErr w:type="gramStart"/>
-      <w:r>
-        <w:rPr>
-          <w:color w:val="0070C0"/>
-        </w:rPr>
-        <w:t>is</w:t>
-      </w:r>
-      <w:proofErr w:type="gramEnd"/>
-      <w:r>
-        <w:rPr>
-          <w:color w:val="0070C0"/>
-        </w:rPr>
-        <w:t xml:space="preserve"> different in each lab. In Lab 8, the projects page loads first, then JavaScript uses AJAX, specifically a jQuery request like </w:t>
-      </w:r>
-      <w:proofErr w:type="gramStart"/>
-      <w:r>
-        <w:rPr>
-          <w:color w:val="0070C0"/>
-        </w:rPr>
-        <w:t>$.</w:t>
-      </w:r>
-      <w:proofErr w:type="spellStart"/>
-      <w:r>
-        <w:rPr>
-          <w:color w:val="0070C0"/>
-        </w:rPr>
-        <w:t>getJSON</w:t>
-      </w:r>
-      <w:proofErr w:type="spellEnd"/>
-      <w:proofErr w:type="gramEnd"/>
-      <w:r>
-        <w:rPr>
-          <w:color w:val="0070C0"/>
-        </w:rPr>
-        <w:t>(), to fetch the JSON file asynchronously. After the data is received, the menu is built dynamically. In Lab 9, the data is loaded during the page request. PHP runs on the server, queries the database, and sends back a fully built HTML page, so the browser receives everything at once.</w:t>
+        <w:t>The responsibility for building HTML is also different. In Lab 8, the browser builds the menu using JavaScript and jQuery by looping through the JSON data and appending elements to the DOM. In Lab 9, the server builds the HTML using PHP before sending it to the browser. This matters because client-side rendering allows dynamic updates without reloading the page, while server-side rendering provides more control and security over the data.</w:t>
       </w:r>
     </w:p>
     <w:p>
@@ -1090,21 +839,6 @@
         <w:rPr>
           <w:color w:val="0070C0"/>
         </w:rPr>
-        <w:t>The responsibility for building HTML is also different. In Lab 8, the browser builds the menu using JavaScript and jQuery by looping through the JSON data and appending elements to the DOM. In Lab 9, the server builds the HTML using PHP before sending it to the browser. This matters because client-side rendering allows dynamic updates without reloading the page, while server-side rendering provides more control and security over the data.</w:t>
-      </w:r>
-    </w:p>
-    <w:p>
-      <w:pPr>
-        <w:pStyle w:val="NormalWeb"/>
-        <w:ind w:left="720"/>
-        <w:rPr>
-          <w:color w:val="0070C0"/>
-        </w:rPr>
-      </w:pPr>
-      <w:r>
-        <w:rPr>
-          <w:color w:val="0070C0"/>
-        </w:rPr>
         <w:t>Both my Lab 8 projects page and my Lab 9 movies page display lists, but search would be implemented differently. In Lab 8, I would filter the JSON data directly in JavaScript after it is loaded, which is fast and requires no additional requests. In Lab 9, I would send the search input to PHP and use a SQL query with a WHERE clause to filter results in the database. The database approach is more scalable and efficient for large datasets, so search is easier to expand in Lab 9.</w:t>
       </w:r>
     </w:p>
@@ -1117,7 +851,6 @@
       <w:pPr>
         <w:pStyle w:val="FirstParagraph"/>
       </w:pPr>
-      <w:proofErr w:type="gramStart"/>
       <w:r>
         <w:rPr>
           <w:b/>
@@ -1126,11 +859,7 @@
         <w:t>c. (8 points)</w:t>
       </w:r>
       <w:r>
-        <w:t xml:space="preserve"> In</w:t>
-      </w:r>
-      <w:proofErr w:type="gramEnd"/>
-      <w:r>
-        <w:t xml:space="preserve"> Lab 10, you configured your Azure server for production. Answer the following:</w:t>
+        <w:t xml:space="preserve"> In Lab 10, you configured your Azure server for production. Answer the following:</w:t>
       </w:r>
     </w:p>
     <w:p>
@@ -1238,8 +967,32 @@
     <w:p>
       <w:pPr>
         <w:pStyle w:val="Compact"/>
+        <w:rPr>
+          <w:color w:val="215E99" w:themeColor="text2" w:themeTint="BF"/>
+        </w:rPr>
+      </w:pPr>
+    </w:p>
+    <w:p>
+      <w:pPr>
+        <w:pStyle w:val="Compact"/>
         <w:ind w:left="360"/>
-      </w:pPr>
+        <w:rPr>
+          <w:color w:val="215E99" w:themeColor="text2" w:themeTint="BF"/>
+        </w:rPr>
+      </w:pPr>
+      <w:r>
+        <w:rPr>
+          <w:color w:val="215E99" w:themeColor="text2" w:themeTint="BF"/>
+        </w:rPr>
+        <w:t xml:space="preserve">.htaccess is a configuration file used by Apache to control behavior at the directory level. It allows me to enforce rules such as authentication, redirects, and access restrictions directly inside a folder. In this lab, I used it to require a username and password before accessing my Lab 1 and Lab 9 directories. For .htaccess to function, </w:t>
+      </w:r>
+      <w:r>
+        <w:rPr>
+          <w:color w:val="215E99" w:themeColor="text2" w:themeTint="BF"/>
+        </w:rPr>
+        <w:lastRenderedPageBreak/>
+        <w:t>Apache must have the AllowOverride All directive enabled, which allows these files to override the main server configuration.</w:t>
+      </w:r>
     </w:p>
     <w:p>
       <w:pPr>
@@ -1249,11 +1002,20 @@
           <w:color w:val="215E99" w:themeColor="text2" w:themeTint="BF"/>
         </w:rPr>
       </w:pPr>
-      <w:r>
+    </w:p>
+    <w:p>
+      <w:pPr>
+        <w:pStyle w:val="Compact"/>
+        <w:ind w:left="360"/>
         <w:rPr>
           <w:color w:val="215E99" w:themeColor="text2" w:themeTint="BF"/>
         </w:rPr>
-        <w:t>Answer:</w:t>
+      </w:pPr>
+      <w:r>
+        <w:rPr>
+          <w:color w:val="215E99" w:themeColor="text2" w:themeTint="BF"/>
+        </w:rPr>
+        <w:t>The .htaccess and .htpasswd files work together to enforce authentication. The .htaccess file defines that a user must log in and specifies the path to the password file. The .htpasswd file stores the actual usernames and hashed passwords used for verification. I placed .htaccess inside my Lab 1 and Lab 9 folders so that those directories require authentication. I placed .htpasswd outside of /var/www/html/ so it cannot be accessed through a browser, which protects the credential data from being exposed.</w:t>
       </w:r>
     </w:p>
     <w:p>
@@ -1264,308 +1026,44 @@
           <w:color w:val="215E99" w:themeColor="text2" w:themeTint="BF"/>
         </w:rPr>
       </w:pPr>
-      <w:r>
+    </w:p>
+    <w:p>
+      <w:pPr>
+        <w:pStyle w:val="Compact"/>
+        <w:ind w:left="360"/>
         <w:rPr>
           <w:color w:val="215E99" w:themeColor="text2" w:themeTint="BF"/>
         </w:rPr>
-        <w:lastRenderedPageBreak/>
-        <w:t>.</w:t>
-      </w:r>
-      <w:proofErr w:type="spellStart"/>
+      </w:pPr>
       <w:r>
         <w:rPr>
           <w:color w:val="215E99" w:themeColor="text2" w:themeTint="BF"/>
         </w:rPr>
-        <w:t>htaccess</w:t>
-      </w:r>
-      <w:proofErr w:type="spellEnd"/>
-      <w:r>
+        <w:t>I secured Lab 9 because my PHP files connect directly to a MySQL database using credentials stored in config.php, such as the username phpmyadmin, the password, and the database name iit. My movies.php file also allows users to submit data through a form and executes SQL queries like inserting and selecting from the movies table. If someone accessed these files without authentication, they could view my database connection setup, understand how my queries work, and potentially send malicious requests to modify or retrieve data. Password protection prevents unauthorized users from interacting with my database-backed application.</w:t>
+      </w:r>
+    </w:p>
+    <w:p>
+      <w:pPr>
+        <w:pStyle w:val="Compact"/>
+        <w:ind w:left="360"/>
         <w:rPr>
           <w:color w:val="215E99" w:themeColor="text2" w:themeTint="BF"/>
         </w:rPr>
-        <w:t xml:space="preserve"> is a configuration file used by Apache to control behavior at the directory level. It allows me to enforce rules such as authentication, redirects, and access restrictions directly inside a folder. In this lab, I used it to require a username and password before accessing my Lab 1 and Lab 9 directories. For .</w:t>
-      </w:r>
-      <w:proofErr w:type="spellStart"/>
-      <w:r>
+      </w:pPr>
+    </w:p>
+    <w:p>
+      <w:pPr>
+        <w:pStyle w:val="Compact"/>
+        <w:ind w:left="360"/>
         <w:rPr>
           <w:color w:val="215E99" w:themeColor="text2" w:themeTint="BF"/>
         </w:rPr>
-        <w:t>htaccess</w:t>
-      </w:r>
-      <w:proofErr w:type="spellEnd"/>
+      </w:pPr>
       <w:r>
         <w:rPr>
           <w:color w:val="215E99" w:themeColor="text2" w:themeTint="BF"/>
         </w:rPr>
-        <w:t xml:space="preserve"> to function, Apache must have the </w:t>
-      </w:r>
-      <w:proofErr w:type="spellStart"/>
-      <w:r>
-        <w:rPr>
-          <w:color w:val="215E99" w:themeColor="text2" w:themeTint="BF"/>
-        </w:rPr>
-        <w:t>AllowOverride</w:t>
-      </w:r>
-      <w:proofErr w:type="spellEnd"/>
-      <w:r>
-        <w:rPr>
-          <w:color w:val="215E99" w:themeColor="text2" w:themeTint="BF"/>
-        </w:rPr>
-        <w:t xml:space="preserve"> All directive enabled, which allows these files to override the main server configuration.</w:t>
-      </w:r>
-    </w:p>
-    <w:p>
-      <w:pPr>
-        <w:pStyle w:val="Compact"/>
-        <w:ind w:left="360"/>
-        <w:rPr>
-          <w:color w:val="215E99" w:themeColor="text2" w:themeTint="BF"/>
-        </w:rPr>
-      </w:pPr>
-    </w:p>
-    <w:p>
-      <w:pPr>
-        <w:pStyle w:val="Compact"/>
-        <w:ind w:left="360"/>
-        <w:rPr>
-          <w:color w:val="215E99" w:themeColor="text2" w:themeTint="BF"/>
-        </w:rPr>
-      </w:pPr>
-      <w:r>
-        <w:rPr>
-          <w:color w:val="215E99" w:themeColor="text2" w:themeTint="BF"/>
-        </w:rPr>
-        <w:t>The .</w:t>
-      </w:r>
-      <w:proofErr w:type="spellStart"/>
-      <w:r>
-        <w:rPr>
-          <w:color w:val="215E99" w:themeColor="text2" w:themeTint="BF"/>
-        </w:rPr>
-        <w:t>htaccess</w:t>
-      </w:r>
-      <w:proofErr w:type="spellEnd"/>
-      <w:r>
-        <w:rPr>
-          <w:color w:val="215E99" w:themeColor="text2" w:themeTint="BF"/>
-        </w:rPr>
-        <w:t xml:space="preserve"> and .</w:t>
-      </w:r>
-      <w:proofErr w:type="spellStart"/>
-      <w:r>
-        <w:rPr>
-          <w:color w:val="215E99" w:themeColor="text2" w:themeTint="BF"/>
-        </w:rPr>
-        <w:t>htpasswd</w:t>
-      </w:r>
-      <w:proofErr w:type="spellEnd"/>
-      <w:r>
-        <w:rPr>
-          <w:color w:val="215E99" w:themeColor="text2" w:themeTint="BF"/>
-        </w:rPr>
-        <w:t xml:space="preserve"> files work together to enforce authentication. The .</w:t>
-      </w:r>
-      <w:proofErr w:type="spellStart"/>
-      <w:r>
-        <w:rPr>
-          <w:color w:val="215E99" w:themeColor="text2" w:themeTint="BF"/>
-        </w:rPr>
-        <w:t>htaccess</w:t>
-      </w:r>
-      <w:proofErr w:type="spellEnd"/>
-      <w:r>
-        <w:rPr>
-          <w:color w:val="215E99" w:themeColor="text2" w:themeTint="BF"/>
-        </w:rPr>
-        <w:t xml:space="preserve"> file defines that a user must log in and specifies the path to the password file. The .</w:t>
-      </w:r>
-      <w:proofErr w:type="spellStart"/>
-      <w:r>
-        <w:rPr>
-          <w:color w:val="215E99" w:themeColor="text2" w:themeTint="BF"/>
-        </w:rPr>
-        <w:t>htpasswd</w:t>
-      </w:r>
-      <w:proofErr w:type="spellEnd"/>
-      <w:r>
-        <w:rPr>
-          <w:color w:val="215E99" w:themeColor="text2" w:themeTint="BF"/>
-        </w:rPr>
-        <w:t xml:space="preserve"> file stores the actual usernames and hashed passwords used for verification. I placed .</w:t>
-      </w:r>
-      <w:proofErr w:type="spellStart"/>
-      <w:r>
-        <w:rPr>
-          <w:color w:val="215E99" w:themeColor="text2" w:themeTint="BF"/>
-        </w:rPr>
-        <w:t>htaccess</w:t>
-      </w:r>
-      <w:proofErr w:type="spellEnd"/>
-      <w:r>
-        <w:rPr>
-          <w:color w:val="215E99" w:themeColor="text2" w:themeTint="BF"/>
-        </w:rPr>
-        <w:t xml:space="preserve"> inside my Lab 1 and Lab 9 folders so that those directories require authentication. I placed .</w:t>
-      </w:r>
-      <w:proofErr w:type="spellStart"/>
-      <w:r>
-        <w:rPr>
-          <w:color w:val="215E99" w:themeColor="text2" w:themeTint="BF"/>
-        </w:rPr>
-        <w:t>htpasswd</w:t>
-      </w:r>
-      <w:proofErr w:type="spellEnd"/>
-      <w:r>
-        <w:rPr>
-          <w:color w:val="215E99" w:themeColor="text2" w:themeTint="BF"/>
-        </w:rPr>
-        <w:t xml:space="preserve"> outside of /var/www/html/ so it cannot be accessed through a browser, which protects the credential data from being exposed.</w:t>
-      </w:r>
-    </w:p>
-    <w:p>
-      <w:pPr>
-        <w:pStyle w:val="Compact"/>
-        <w:ind w:left="360"/>
-        <w:rPr>
-          <w:color w:val="215E99" w:themeColor="text2" w:themeTint="BF"/>
-        </w:rPr>
-      </w:pPr>
-    </w:p>
-    <w:p>
-      <w:pPr>
-        <w:pStyle w:val="Compact"/>
-        <w:ind w:left="360"/>
-        <w:rPr>
-          <w:color w:val="215E99" w:themeColor="text2" w:themeTint="BF"/>
-        </w:rPr>
-      </w:pPr>
-      <w:r>
-        <w:rPr>
-          <w:color w:val="215E99" w:themeColor="text2" w:themeTint="BF"/>
-        </w:rPr>
-        <w:t xml:space="preserve">I secured Lab 9 because my PHP files connect directly to a MySQL database using credentials stored in </w:t>
-      </w:r>
-      <w:proofErr w:type="spellStart"/>
-      <w:r>
-        <w:rPr>
-          <w:color w:val="215E99" w:themeColor="text2" w:themeTint="BF"/>
-        </w:rPr>
-        <w:t>config.php</w:t>
-      </w:r>
-      <w:proofErr w:type="spellEnd"/>
-      <w:r>
-        <w:rPr>
-          <w:color w:val="215E99" w:themeColor="text2" w:themeTint="BF"/>
-        </w:rPr>
-        <w:t xml:space="preserve">, such as the username </w:t>
-      </w:r>
-      <w:proofErr w:type="spellStart"/>
-      <w:r>
-        <w:rPr>
-          <w:color w:val="215E99" w:themeColor="text2" w:themeTint="BF"/>
-        </w:rPr>
-        <w:t>phpmyadmin</w:t>
-      </w:r>
-      <w:proofErr w:type="spellEnd"/>
-      <w:r>
-        <w:rPr>
-          <w:color w:val="215E99" w:themeColor="text2" w:themeTint="BF"/>
-        </w:rPr>
-        <w:t xml:space="preserve">, the password, and the database name </w:t>
-      </w:r>
-      <w:proofErr w:type="spellStart"/>
-      <w:r>
-        <w:rPr>
-          <w:color w:val="215E99" w:themeColor="text2" w:themeTint="BF"/>
-        </w:rPr>
-        <w:t>iit</w:t>
-      </w:r>
-      <w:proofErr w:type="spellEnd"/>
-      <w:r>
-        <w:rPr>
-          <w:color w:val="215E99" w:themeColor="text2" w:themeTint="BF"/>
-        </w:rPr>
-        <w:t xml:space="preserve">. My </w:t>
-      </w:r>
-      <w:proofErr w:type="spellStart"/>
-      <w:r>
-        <w:rPr>
-          <w:color w:val="215E99" w:themeColor="text2" w:themeTint="BF"/>
-        </w:rPr>
-        <w:t>movies.php</w:t>
-      </w:r>
-      <w:proofErr w:type="spellEnd"/>
-      <w:r>
-        <w:rPr>
-          <w:color w:val="215E99" w:themeColor="text2" w:themeTint="BF"/>
-        </w:rPr>
-        <w:t xml:space="preserve"> file also allows users to submit data through a form and executes SQL queries like inserting and selecting from the movies table. If someone accessed these files without authentication, they could view my database connection setup, understand how my queries work, and potentially send malicious requests to modify or retrieve data. Password protection prevents unauthorized users from interacting with my database-backed application.</w:t>
-      </w:r>
-    </w:p>
-    <w:p>
-      <w:pPr>
-        <w:pStyle w:val="Compact"/>
-        <w:ind w:left="360"/>
-        <w:rPr>
-          <w:color w:val="215E99" w:themeColor="text2" w:themeTint="BF"/>
-        </w:rPr>
-      </w:pPr>
-    </w:p>
-    <w:p>
-      <w:pPr>
-        <w:pStyle w:val="Compact"/>
-        <w:ind w:left="360"/>
-        <w:rPr>
-          <w:color w:val="215E99" w:themeColor="text2" w:themeTint="BF"/>
-        </w:rPr>
-      </w:pPr>
-      <w:r>
-        <w:rPr>
-          <w:color w:val="215E99" w:themeColor="text2" w:themeTint="BF"/>
-        </w:rPr>
-        <w:t xml:space="preserve">The </w:t>
-      </w:r>
-      <w:proofErr w:type="gramStart"/>
-      <w:r>
-        <w:rPr>
-          <w:color w:val="215E99" w:themeColor="text2" w:themeTint="BF"/>
-        </w:rPr>
-        <w:t>header(</w:t>
-      </w:r>
-      <w:proofErr w:type="gramEnd"/>
-      <w:r>
-        <w:rPr>
-          <w:color w:val="215E99" w:themeColor="text2" w:themeTint="BF"/>
-        </w:rPr>
-        <w:t xml:space="preserve">'Location: </w:t>
-      </w:r>
-      <w:proofErr w:type="spellStart"/>
-      <w:r>
-        <w:rPr>
-          <w:color w:val="215E99" w:themeColor="text2" w:themeTint="BF"/>
-        </w:rPr>
-        <w:t>iit</w:t>
-      </w:r>
-      <w:proofErr w:type="spellEnd"/>
-      <w:r>
-        <w:rPr>
-          <w:color w:val="215E99" w:themeColor="text2" w:themeTint="BF"/>
-        </w:rPr>
-        <w:t xml:space="preserve">/index.html') function sends an HTTP 302 Found status code by default, which tells the browser to redirect to another page. This redirect only works if no output has been sent before the </w:t>
-      </w:r>
-      <w:proofErr w:type="gramStart"/>
-      <w:r>
-        <w:rPr>
-          <w:color w:val="215E99" w:themeColor="text2" w:themeTint="BF"/>
-        </w:rPr>
-        <w:t>header(</w:t>
-      </w:r>
-      <w:proofErr w:type="gramEnd"/>
-      <w:r>
-        <w:rPr>
-          <w:color w:val="215E99" w:themeColor="text2" w:themeTint="BF"/>
-        </w:rPr>
-        <w:t>) call. If any HTML or text is output first, PHP sends the headers immediately, which locks them in place. As a result, the redirect fails and produces a “headers already sent” error because HTTP headers must be sent before any content in the response.</w:t>
+        <w:t>The header('Location: iit/index.html') function sends an HTTP 302 Found status code by default, which tells the browser to redirect to another page. This redirect only works if no output has been sent before the header() call. If any HTML or text is output first, PHP sends the headers immediately, which locks them in place. As a result, the redirect fails and produces a “headers already sent” error because HTTP headers must be sent before any content in the response.</w:t>
       </w:r>
     </w:p>
     <w:p>
@@ -1618,7 +1116,6 @@
           <w:b/>
           <w:bCs/>
         </w:rPr>
-        <w:lastRenderedPageBreak/>
         <w:t>a. (8 points)</w:t>
       </w:r>
       <w:r>
@@ -1640,6 +1137,7 @@
         <w:pStyle w:val="BodyText"/>
       </w:pPr>
       <w:r>
+        <w:lastRenderedPageBreak/>
         <w:t>You have experienced this exact tension yourself this semester. In Lab 3b, you used AI to enhance your website. In your labs and quizzes, you’ve navigated when to use AI and when to work independently. And in Section 3 of this very quiz, you are using AI to build an entire feature.</w:t>
       </w:r>
     </w:p>
@@ -1710,8 +1208,91 @@
     <w:p>
       <w:pPr>
         <w:pStyle w:val="Compact"/>
+        <w:rPr>
+          <w:color w:val="0070C0"/>
+        </w:rPr>
+      </w:pPr>
+    </w:p>
+    <w:p>
+      <w:pPr>
+        <w:pStyle w:val="Compact"/>
         <w:ind w:left="360"/>
-      </w:pPr>
+        <w:rPr>
+          <w:color w:val="0070C0"/>
+        </w:rPr>
+      </w:pPr>
+      <w:r>
+        <w:rPr>
+          <w:color w:val="0070C0"/>
+        </w:rPr>
+        <w:t>I agree with Koenig’s statement that AI is a strong co pilot but not a driver. In the case</w:t>
+      </w:r>
+      <w:r>
+        <w:rPr>
+          <w:color w:val="0070C0"/>
+        </w:rPr>
+        <w:t>, Koenig showed that when analysts used AI to generate dra</w:t>
+      </w:r>
+      <w:r>
+        <w:rPr>
+          <w:color w:val="0070C0"/>
+        </w:rPr>
+        <w:t>fts and then reviewed and refined them, client satisfaction improved. This shows that AI can speed up work, but human judgment</w:t>
+      </w:r>
+      <w:r>
+        <w:rPr>
+          <w:color w:val="0070C0"/>
+        </w:rPr>
+        <w:t xml:space="preserve"> is still needed to make the output accurate and meaningful. I saw the same thing in my own work</w:t>
+      </w:r>
+      <w:r>
+        <w:rPr>
+          <w:color w:val="0070C0"/>
+        </w:rPr>
+        <w:t xml:space="preserve">. When I used AI to help with my personal website </w:t>
+      </w:r>
+      <w:r>
+        <w:rPr>
+          <w:color w:val="0070C0"/>
+        </w:rPr>
+        <w:t xml:space="preserve">(lab 3b), it helped me move faster. However, I still had to read through the code, fix errors, and understand what </w:t>
+      </w:r>
+      <w:r>
+        <w:rPr>
+          <w:color w:val="0070C0"/>
+        </w:rPr>
+        <w:t>it was doing. If I just copied the output</w:t>
+      </w:r>
+      <w:r>
+        <w:rPr>
+          <w:color w:val="0070C0"/>
+        </w:rPr>
+        <w:t xml:space="preserve">, it </w:t>
+      </w:r>
+      <w:r>
+        <w:rPr>
+          <w:color w:val="0070C0"/>
+        </w:rPr>
+        <w:t xml:space="preserve">often did not fully work or </w:t>
+      </w:r>
+      <w:r>
+        <w:rPr>
+          <w:color w:val="0070C0"/>
+        </w:rPr>
+        <w:t>matched</w:t>
+      </w:r>
+      <w:r>
+        <w:rPr>
+          <w:color w:val="0070C0"/>
+        </w:rPr>
+        <w:t xml:space="preserve"> the ass</w:t>
+      </w:r>
+      <w:r>
+        <w:rPr>
+          <w:color w:val="0070C0"/>
+        </w:rPr>
+        <w:t xml:space="preserve">ignment requirements. </w:t>
+      </w:r>
     </w:p>
     <w:p>
       <w:pPr>
@@ -1721,12 +1302,6 @@
           <w:color w:val="0070C0"/>
         </w:rPr>
       </w:pPr>
-      <w:r>
-        <w:rPr>
-          <w:color w:val="0070C0"/>
-        </w:rPr>
-        <w:t>Answer:</w:t>
-      </w:r>
     </w:p>
     <w:p>
       <w:pPr>
@@ -1740,73 +1315,43 @@
         <w:rPr>
           <w:color w:val="0070C0"/>
         </w:rPr>
-        <w:t>I agree with Koenig’s statement that AI is a strong co pilot but not a driver. In the case</w:t>
-      </w:r>
-      <w:r>
-        <w:rPr>
-          <w:color w:val="0070C0"/>
-        </w:rPr>
-        <w:t>, Koenig showed that when analysts used AI to generate dra</w:t>
-      </w:r>
-      <w:r>
-        <w:rPr>
-          <w:color w:val="0070C0"/>
-        </w:rPr>
-        <w:t>fts and then reviewed and refined them, client satisfaction improved. This shows that AI can speed up work, but human judgment</w:t>
-      </w:r>
-      <w:r>
-        <w:rPr>
-          <w:color w:val="0070C0"/>
-        </w:rPr>
-        <w:t xml:space="preserve"> is still needed to make the output accurate and meaningful. I saw the same thing in my own work</w:t>
-      </w:r>
-      <w:r>
-        <w:rPr>
-          <w:color w:val="0070C0"/>
-        </w:rPr>
-        <w:t xml:space="preserve">. When I used AI to help with my personal website </w:t>
-      </w:r>
-      <w:r>
-        <w:rPr>
-          <w:color w:val="0070C0"/>
-        </w:rPr>
-        <w:t xml:space="preserve">(lab 3b), it helped me move faster. However, I still had to read through the code, fix errors, and understand what </w:t>
-      </w:r>
-      <w:r>
-        <w:rPr>
-          <w:color w:val="0070C0"/>
-        </w:rPr>
-        <w:t>it was doing. If I just copied the output</w:t>
-      </w:r>
-      <w:r>
-        <w:rPr>
-          <w:color w:val="0070C0"/>
-        </w:rPr>
-        <w:t xml:space="preserve">, it </w:t>
-      </w:r>
-      <w:r>
-        <w:rPr>
-          <w:color w:val="0070C0"/>
-        </w:rPr>
-        <w:t xml:space="preserve">often did not fully work or </w:t>
-      </w:r>
-      <w:r>
-        <w:rPr>
-          <w:color w:val="0070C0"/>
-        </w:rPr>
-        <w:t>matched</w:t>
-      </w:r>
-      <w:r>
-        <w:rPr>
-          <w:color w:val="0070C0"/>
-        </w:rPr>
-        <w:t xml:space="preserve"> the ass</w:t>
-      </w:r>
-      <w:r>
-        <w:rPr>
-          <w:color w:val="0070C0"/>
-        </w:rPr>
-        <w:t xml:space="preserve">ignment requirements. </w:t>
+        <w:t xml:space="preserve">Sharma’s concern about employees becoming limited to prompt tweaking connects directly to what we discussed in class about becoming “prompt jockeys.” If someone only relies on AI to generate answers, they do not </w:t>
+      </w:r>
+      <w:r>
+        <w:rPr>
+          <w:color w:val="0070C0"/>
+        </w:rPr>
+        <w:t>actually learn how the system works. The difference between using AI to learn and using it to avoid learning is in how you interact with it.</w:t>
+      </w:r>
+      <w:r>
+        <w:rPr>
+          <w:color w:val="0070C0"/>
+        </w:rPr>
+        <w:t xml:space="preserve"> When I use AI to learn, I treat it as a guide. I ask follow</w:t>
+      </w:r>
+      <w:r>
+        <w:rPr>
+          <w:color w:val="0070C0"/>
+        </w:rPr>
+        <w:t>ing</w:t>
+      </w:r>
+      <w:r>
+        <w:rPr>
+          <w:color w:val="0070C0"/>
+        </w:rPr>
+        <w:t xml:space="preserve"> up questions, test the code, and make changes myself. When someone uses AI to avoid learning</w:t>
+      </w:r>
+      <w:r>
+        <w:rPr>
+          <w:color w:val="0070C0"/>
+        </w:rPr>
+        <w:t xml:space="preserve">, they copy the output without understanding it. </w:t>
+      </w:r>
+      <w:r>
+        <w:rPr>
+          <w:color w:val="0070C0"/>
+        </w:rPr>
+        <w:t xml:space="preserve">This leads to gaps in knowledge and makes it harder to solve problems independently. </w:t>
       </w:r>
     </w:p>
     <w:p>
@@ -1830,86 +1375,32 @@
         <w:rPr>
           <w:color w:val="0070C0"/>
         </w:rPr>
-        <w:t xml:space="preserve">Sharma’s concern about employees becoming limited to prompt tweaking connects directly to what we discussed in class about becoming “prompt jockeys.” If someone only relies on AI to generate answers, they do not </w:t>
-      </w:r>
-      <w:r>
-        <w:rPr>
-          <w:color w:val="0070C0"/>
-        </w:rPr>
-        <w:t>actually learn how the system works. The difference between using AI to learn and using it to avoid learning is in how you interact with it.</w:t>
-      </w:r>
-      <w:r>
-        <w:rPr>
-          <w:color w:val="0070C0"/>
-        </w:rPr>
-        <w:t xml:space="preserve"> When I use AI to learn, I treat it as a guide. I ask follow</w:t>
-      </w:r>
-      <w:r>
-        <w:rPr>
-          <w:color w:val="0070C0"/>
-        </w:rPr>
-        <w:t>ing</w:t>
-      </w:r>
-      <w:r>
-        <w:rPr>
-          <w:color w:val="0070C0"/>
-        </w:rPr>
-        <w:t xml:space="preserve"> up questions, test the code, and make changes myself. When someone uses AI to avoid learning</w:t>
-      </w:r>
-      <w:r>
-        <w:rPr>
-          <w:color w:val="0070C0"/>
-        </w:rPr>
-        <w:t xml:space="preserve">, they copy the output without understanding it. </w:t>
-      </w:r>
-      <w:r>
-        <w:rPr>
-          <w:color w:val="0070C0"/>
-        </w:rPr>
-        <w:t xml:space="preserve">This leads to gaps in knowledge and makes it harder to solve problems independently. </w:t>
-      </w:r>
-    </w:p>
-    <w:p>
-      <w:pPr>
-        <w:pStyle w:val="Compact"/>
-        <w:ind w:left="360"/>
-        <w:rPr>
-          <w:color w:val="0070C0"/>
-        </w:rPr>
-      </w:pPr>
-    </w:p>
-    <w:p>
-      <w:pPr>
-        <w:pStyle w:val="Compact"/>
-        <w:ind w:left="360"/>
-        <w:rPr>
-          <w:color w:val="0070C0"/>
-        </w:rPr>
-      </w:pPr>
+        <w:t xml:space="preserve">If I were advising El Gohary, I would recommend Koenig’s human in the loop model. The aggressive automation plan from </w:t>
+      </w:r>
+      <w:r>
+        <w:rPr>
+          <w:color w:val="0070C0"/>
+        </w:rPr>
+        <w:t xml:space="preserve">AI Najjar creates risk, both financially and in terms of quality. Braun </w:t>
+      </w:r>
+      <w:r>
+        <w:rPr>
+          <w:color w:val="0070C0"/>
+        </w:rPr>
+        <w:t xml:space="preserve">already pointed out that only about 25 percent </w:t>
+      </w:r>
+      <w:r>
+        <w:rPr>
+          <w:color w:val="0070C0"/>
+        </w:rPr>
+        <w:t xml:space="preserve">of these transformations meet ROI, which is a strong signal to be cautious. At the same time, ignoring AI would </w:t>
+      </w:r>
       <w:r>
         <w:rPr>
           <w:color w:val="0070C0"/>
         </w:rPr>
         <w:lastRenderedPageBreak/>
-        <w:t xml:space="preserve">If I were advising El Gohary, I would recommend Koenig’s human in the loop model. The aggressive automation plan from </w:t>
-      </w:r>
-      <w:r>
-        <w:rPr>
-          <w:color w:val="0070C0"/>
-        </w:rPr>
-        <w:t xml:space="preserve">AI Najjar creates risk, both financially and in terms of quality. Braun </w:t>
-      </w:r>
-      <w:r>
-        <w:rPr>
-          <w:color w:val="0070C0"/>
-        </w:rPr>
-        <w:t xml:space="preserve">already pointed out that only about 25 percent </w:t>
-      </w:r>
-      <w:r>
-        <w:rPr>
-          <w:color w:val="0070C0"/>
-        </w:rPr>
-        <w:t>of these transformations meet ROI, which is a strong signal to be cautious. At the same time, ignoring AI would put the company behind competitors. The hybrid approach allows DeltaCore to gain efficiency while still maintaining the human</w:t>
+        <w:t>put the company behind competitors. The hybrid approach allows DeltaCore to gain efficiency while still maintaining the human</w:t>
       </w:r>
       <w:r>
         <w:rPr>
@@ -1988,8 +1479,37 @@
     <w:p>
       <w:pPr>
         <w:pStyle w:val="Compact"/>
+        <w:rPr>
+          <w:color w:val="215E99" w:themeColor="text2" w:themeTint="BF"/>
+        </w:rPr>
+      </w:pPr>
+    </w:p>
+    <w:p>
+      <w:pPr>
+        <w:pStyle w:val="Compact"/>
         <w:ind w:left="360"/>
-      </w:pPr>
+        <w:rPr>
+          <w:color w:val="215E99" w:themeColor="text2" w:themeTint="BF"/>
+        </w:rPr>
+      </w:pPr>
+      <w:r>
+        <w:rPr>
+          <w:color w:val="215E99" w:themeColor="text2" w:themeTint="BF"/>
+        </w:rPr>
+        <w:t>In my team, I worked as the backend developer where I was responsible for creating and structuring the song dataset using JSON and building the playlist algorithm that ranks songs based on user input. My group had three members, and we divided responsibilities clearly across frontend, backend, and design tasks, which helped keep the project organized. We planned our project early using Figma as a design foundation, but we later had to adjust because the original design used React components and we rebuilt everything using HTML, CSS, and JavaScript to meet course requirement</w:t>
+      </w:r>
+      <w:r>
+        <w:rPr>
+          <w:color w:val="215E99" w:themeColor="text2" w:themeTint="BF"/>
+        </w:rPr>
+        <w:t>s</w:t>
+      </w:r>
+      <w:r>
+        <w:rPr>
+          <w:color w:val="215E99" w:themeColor="text2" w:themeTint="BF"/>
+        </w:rPr>
+        <w:t>. This showed the importance of flexibility when initial plans do not fully align with technical constraints.</w:t>
+      </w:r>
     </w:p>
     <w:p>
       <w:pPr>
@@ -2003,7 +1523,7 @@
         <w:rPr>
           <w:color w:val="215E99" w:themeColor="text2" w:themeTint="BF"/>
         </w:rPr>
-        <w:t>Answer:</w:t>
+        <w:t>One key issue in our process was that most commits were done individually rather than collaboratively, which made version control harder to manage and required more coordination. We also faced challenges with bugs related to handling and filtering the song dataset, especially when implementing features like playlist generation and game logic. These issues reflect the need for better integration and testing throughout development rather than relying on last minute fixes.</w:t>
       </w:r>
     </w:p>
     <w:p>
@@ -2018,86 +1538,24 @@
         <w:rPr>
           <w:color w:val="215E99" w:themeColor="text2" w:themeTint="BF"/>
         </w:rPr>
-        <w:t xml:space="preserve">In my team, I worked as the backend developer where I was responsible for creating and structuring the song dataset using JSON and building the playlist algorithm that ranks songs based on user input. My group had three members, and we divided responsibilities clearly across frontend, backend, and design tasks, which helped keep the project organized. We planned our project early using Figma as a design foundation, but we later had to adjust because the original design used React components and we </w:t>
-      </w:r>
-      <w:proofErr w:type="gramStart"/>
-      <w:r>
-        <w:rPr>
-          <w:color w:val="215E99" w:themeColor="text2" w:themeTint="BF"/>
-        </w:rPr>
-        <w:t>rebuilt</w:t>
-      </w:r>
-      <w:proofErr w:type="gramEnd"/>
-      <w:r>
-        <w:rPr>
-          <w:color w:val="215E99" w:themeColor="text2" w:themeTint="BF"/>
-        </w:rPr>
-        <w:t xml:space="preserve"> everything using HTML, CSS, and JavaScript to meet course requirement</w:t>
-      </w:r>
-      <w:r>
-        <w:rPr>
-          <w:color w:val="215E99" w:themeColor="text2" w:themeTint="BF"/>
-        </w:rPr>
-        <w:t>s</w:t>
-      </w:r>
-      <w:r>
-        <w:rPr>
-          <w:color w:val="215E99" w:themeColor="text2" w:themeTint="BF"/>
-        </w:rPr>
-        <w:t>. This showed the importance of flexibility when initial plans do not fully align with technical constraints.</w:t>
+        <w:t>If I were to improve this process, I would focus on scheduling and coordination more professionally. This includes setting clearer deadlines, integrating work more frequently, and using GitHub more collaboratively instead of relying on mostly solo commits. Overall, our team followed a structured plan and distributed tasks effectively, but improving communication and coordination would make the development process more efficient and reduce technical issues.</w:t>
       </w:r>
     </w:p>
     <w:p>
       <w:pPr>
         <w:pStyle w:val="Compact"/>
         <w:ind w:left="360"/>
-        <w:rPr>
-          <w:color w:val="215E99" w:themeColor="text2" w:themeTint="BF"/>
-        </w:rPr>
-      </w:pPr>
-      <w:r>
-        <w:rPr>
-          <w:color w:val="215E99" w:themeColor="text2" w:themeTint="BF"/>
-        </w:rPr>
-        <w:t>One key issue in our process was that most commits were done individually rather than collaboratively, which made version control harder to manage and required more coordination. We also faced challenges with bugs related to handling and filtering the song dataset, especially when implementing features like playlist generation and game logic. These issues reflect the need for better integration and testing throughout development rather than relying on last minute fixes.</w:t>
-      </w:r>
+      </w:pPr>
     </w:p>
     <w:p>
       <w:pPr>
         <w:pStyle w:val="Compact"/>
         <w:ind w:left="360"/>
-        <w:rPr>
-          <w:color w:val="215E99" w:themeColor="text2" w:themeTint="BF"/>
-        </w:rPr>
-      </w:pPr>
-      <w:r>
-        <w:rPr>
-          <w:color w:val="215E99" w:themeColor="text2" w:themeTint="BF"/>
-        </w:rPr>
-        <w:t xml:space="preserve">If I were to improve this process, I would focus on scheduling and coordination more professionally. This includes setting clearer deadlines, integrating work more frequently, and using GitHub more collaboratively instead of relying on mostly solo </w:t>
-      </w:r>
-      <w:r>
-        <w:rPr>
-          <w:color w:val="215E99" w:themeColor="text2" w:themeTint="BF"/>
-        </w:rPr>
+      </w:pPr>
+    </w:p>
+    <w:p>
+      <w:r>
         <w:lastRenderedPageBreak/>
-        <w:t>commits. Overall, our team followed a structured plan and distributed tasks effectively, but improving communication and coordination would make the development process more efficient and reduce technical issues.</w:t>
-      </w:r>
-    </w:p>
-    <w:p>
-      <w:pPr>
-        <w:pStyle w:val="Compact"/>
-        <w:ind w:left="360"/>
-      </w:pPr>
-    </w:p>
-    <w:p>
-      <w:pPr>
-        <w:pStyle w:val="Compact"/>
-        <w:ind w:left="360"/>
-      </w:pPr>
-    </w:p>
-    <w:p>
-      <w:r>
         <w:pict w14:anchorId="4D0F49FC">
           <v:rect id="_x0000_i1027" style="width:0;height:1.5pt" o:hralign="center" o:hrstd="t" o:hr="t"/>
         </w:pict>
@@ -2367,7 +1825,6 @@
       <w:bookmarkStart w:id="7" w:name="X1544c9c727f2637e8c2ad4241eb4aa7b38aafc8"/>
       <w:bookmarkEnd w:id="6"/>
       <w:r>
-        <w:lastRenderedPageBreak/>
         <w:t>Deliverables (this is where the points are)</w:t>
       </w:r>
     </w:p>
@@ -2416,6 +1873,7 @@
           <w:b/>
           <w:bCs/>
         </w:rPr>
+        <w:lastRenderedPageBreak/>
         <w:t>D2. AI Prompt Log (10 points)</w:t>
       </w:r>
     </w:p>
@@ -2720,52 +2178,52 @@
         </w:numPr>
       </w:pPr>
       <w:r>
+        <w:t xml:space="preserve">Take one of your prepared statements and rewrite it as a direct string concatenation (e.g., </w:t>
+      </w:r>
+      <w:r>
+        <w:rPr>
+          <w:rStyle w:val="VerbatimChar"/>
+        </w:rPr>
+        <w:t>"INSERT INTO ... VALUES ('" . $_POST['name'] . "')"</w:t>
+      </w:r>
+      <w:r>
+        <w:t>)</w:t>
+      </w:r>
+    </w:p>
+    <w:p>
+      <w:pPr>
+        <w:pStyle w:val="Compact"/>
+        <w:numPr>
+          <w:ilvl w:val="0"/>
+          <w:numId w:val="12"/>
+        </w:numPr>
+      </w:pPr>
+      <w:r>
+        <w:t>Show the vulnerable code</w:t>
+      </w:r>
+    </w:p>
+    <w:p>
+      <w:pPr>
+        <w:pStyle w:val="Compact"/>
+        <w:numPr>
+          <w:ilvl w:val="0"/>
+          <w:numId w:val="12"/>
+        </w:numPr>
+      </w:pPr>
+      <w:r>
+        <w:t>Write a specific malicious input that would exploit it (e.g., what someone could type in the form field)</w:t>
+      </w:r>
+    </w:p>
+    <w:p>
+      <w:pPr>
+        <w:pStyle w:val="Compact"/>
+        <w:numPr>
+          <w:ilvl w:val="0"/>
+          <w:numId w:val="12"/>
+        </w:numPr>
+      </w:pPr>
+      <w:r>
         <w:lastRenderedPageBreak/>
-        <w:t xml:space="preserve">Take one of your prepared statements and rewrite it as a direct string concatenation (e.g., </w:t>
-      </w:r>
-      <w:r>
-        <w:rPr>
-          <w:rStyle w:val="VerbatimChar"/>
-        </w:rPr>
-        <w:t>"INSERT INTO ... VALUES ('" . $_POST['name'] . "')"</w:t>
-      </w:r>
-      <w:r>
-        <w:t>)</w:t>
-      </w:r>
-    </w:p>
-    <w:p>
-      <w:pPr>
-        <w:pStyle w:val="Compact"/>
-        <w:numPr>
-          <w:ilvl w:val="0"/>
-          <w:numId w:val="12"/>
-        </w:numPr>
-      </w:pPr>
-      <w:r>
-        <w:t>Show the vulnerable code</w:t>
-      </w:r>
-    </w:p>
-    <w:p>
-      <w:pPr>
-        <w:pStyle w:val="Compact"/>
-        <w:numPr>
-          <w:ilvl w:val="0"/>
-          <w:numId w:val="12"/>
-        </w:numPr>
-      </w:pPr>
-      <w:r>
-        <w:t>Write a specific malicious input that would exploit it (e.g., what someone could type in the form field)</w:t>
-      </w:r>
-    </w:p>
-    <w:p>
-      <w:pPr>
-        <w:pStyle w:val="Compact"/>
-        <w:numPr>
-          <w:ilvl w:val="0"/>
-          <w:numId w:val="12"/>
-        </w:numPr>
-      </w:pPr>
-      <w:r>
         <w:t>Explain what would happen to your database</w:t>
       </w:r>
     </w:p>
@@ -2924,99 +2382,35 @@
         <w:rPr>
           <w:color w:val="0070C0"/>
         </w:rPr>
-        <w:t xml:space="preserve">On the server side, </w:t>
-      </w:r>
-      <w:proofErr w:type="spellStart"/>
-      <w:r>
-        <w:rPr>
-          <w:color w:val="0070C0"/>
-        </w:rPr>
-        <w:t>submit.php</w:t>
-      </w:r>
-      <w:proofErr w:type="spellEnd"/>
-      <w:r>
-        <w:rPr>
-          <w:color w:val="0070C0"/>
-        </w:rPr>
-        <w:t xml:space="preserve"> receives the form data and validates it. The data is then inserted into a MySQL database using a prepared statement. This ensures that user input is treated as data and prevents SQL injection attacks.</w:t>
-      </w:r>
-    </w:p>
-    <w:p>
-      <w:pPr>
-        <w:pStyle w:val="Compact"/>
-        <w:rPr>
-          <w:color w:val="0070C0"/>
-        </w:rPr>
-      </w:pPr>
-      <w:r>
-        <w:rPr>
-          <w:color w:val="0070C0"/>
-        </w:rPr>
-        <w:t xml:space="preserve">The </w:t>
-      </w:r>
-      <w:proofErr w:type="spellStart"/>
-      <w:r>
-        <w:rPr>
-          <w:color w:val="0070C0"/>
-        </w:rPr>
-        <w:t>guestbook.php</w:t>
-      </w:r>
-      <w:proofErr w:type="spellEnd"/>
-      <w:r>
-        <w:rPr>
-          <w:color w:val="0070C0"/>
-        </w:rPr>
-        <w:t xml:space="preserve"> file retrieves all entries from the database using a SELECT query and displays them on the page. Each entry is shown with the user’s name, message, and timestamp. The output is wrapped with </w:t>
-      </w:r>
-      <w:proofErr w:type="spellStart"/>
-      <w:proofErr w:type="gramStart"/>
-      <w:r>
-        <w:rPr>
-          <w:color w:val="0070C0"/>
-        </w:rPr>
-        <w:t>htmlspecialchars</w:t>
-      </w:r>
-      <w:proofErr w:type="spellEnd"/>
-      <w:r>
-        <w:rPr>
-          <w:color w:val="0070C0"/>
-        </w:rPr>
-        <w:t>(</w:t>
-      </w:r>
-      <w:proofErr w:type="gramEnd"/>
-      <w:r>
-        <w:rPr>
-          <w:color w:val="0070C0"/>
-        </w:rPr>
-        <w:t>) to prevent cross-site scripting attacks by escaping any HTML or script content.</w:t>
-      </w:r>
-    </w:p>
-    <w:p>
-      <w:pPr>
-        <w:pStyle w:val="Compact"/>
-        <w:rPr>
-          <w:color w:val="0070C0"/>
-        </w:rPr>
-      </w:pPr>
-      <w:r>
-        <w:rPr>
-          <w:color w:val="0070C0"/>
-        </w:rPr>
-        <w:t xml:space="preserve">Overall, the system demonstrates a complete full-stack workflow, including client-side interactivity, server-side processing, database integration, and basic security practices. Through this project, I learned how each layer of the web stack connects, from handling user input on the </w:t>
-      </w:r>
-      <w:proofErr w:type="gramStart"/>
-      <w:r>
-        <w:rPr>
-          <w:color w:val="0070C0"/>
-        </w:rPr>
-        <w:t>frontend</w:t>
-      </w:r>
-      <w:proofErr w:type="gramEnd"/>
-      <w:r>
-        <w:rPr>
-          <w:color w:val="0070C0"/>
-        </w:rPr>
-        <w:t xml:space="preserve"> to securely storing and retrieving data from a database. I also learned the importance of security practices such as input validation and output sanitization when building real web applications.</w:t>
+        <w:t>On the server side, submit.php receives the form data and validates it. The data is then inserted into a MySQL database using a prepared statement. This ensures that user input is treated as data and prevents SQL injection attacks.</w:t>
+      </w:r>
+    </w:p>
+    <w:p>
+      <w:pPr>
+        <w:pStyle w:val="Compact"/>
+        <w:rPr>
+          <w:color w:val="0070C0"/>
+        </w:rPr>
+      </w:pPr>
+      <w:r>
+        <w:rPr>
+          <w:color w:val="0070C0"/>
+        </w:rPr>
+        <w:t>The guestbook.php file retrieves all entries from the database using a SELECT query and displays them on the page. Each entry is shown with the user’s name, message, and timestamp. The output is wrapped with htmlspecialchars() to prevent cross-site scripting attacks by escaping any HTML or script content.</w:t>
+      </w:r>
+    </w:p>
+    <w:p>
+      <w:pPr>
+        <w:pStyle w:val="Compact"/>
+        <w:rPr>
+          <w:color w:val="0070C0"/>
+        </w:rPr>
+      </w:pPr>
+      <w:r>
+        <w:rPr>
+          <w:color w:val="0070C0"/>
+        </w:rPr>
+        <w:t>Overall, the system demonstrates a complete full-stack workflow, including client-side interactivity, server-side processing, database integration, and basic security practices. Through this project, I learned how each layer of the web stack connects, from handling user input on the frontend to securely storing and retrieving data from a database. I also learned the importance of security practices such as input validation and output sanitization when building real web applications.</w:t>
       </w:r>
     </w:p>
     <w:p>
@@ -3039,7 +2433,6 @@
       <w:bookmarkEnd w:id="4"/>
       <w:bookmarkEnd w:id="7"/>
       <w:r>
-        <w:lastRenderedPageBreak/>
         <w:t>4. Reflection &amp; Synthesis (20 points)</w:t>
       </w:r>
     </w:p>
@@ -3071,6 +2464,7 @@
         <w:pStyle w:val="BodyText"/>
       </w:pPr>
       <w:r>
+        <w:lastRenderedPageBreak/>
         <w:t xml:space="preserve">Map your learning journey through the </w:t>
       </w:r>
       <w:r>
@@ -3777,16 +3171,8 @@
               <w:rPr>
                 <w:color w:val="215E99" w:themeColor="text2" w:themeTint="BF"/>
               </w:rPr>
-              <w:t xml:space="preserve">Git / </w:t>
-            </w:r>
-            <w:proofErr w:type="spellStart"/>
-            <w:r>
-              <w:rPr>
-                <w:color w:val="215E99" w:themeColor="text2" w:themeTint="BF"/>
-              </w:rPr>
-              <w:t>Github</w:t>
-            </w:r>
-            <w:proofErr w:type="spellEnd"/>
+              <w:t>Git / Github</w:t>
+            </w:r>
           </w:p>
         </w:tc>
         <w:tc>
@@ -3863,29 +3249,7 @@
               <w:rPr>
                 <w:color w:val="215E99" w:themeColor="text2" w:themeTint="BF"/>
               </w:rPr>
-              <w:t xml:space="preserve">Prepared Statements + </w:t>
-            </w:r>
-            <w:proofErr w:type="spellStart"/>
-            <w:proofErr w:type="gramStart"/>
-            <w:r>
-              <w:rPr>
-                <w:color w:val="215E99" w:themeColor="text2" w:themeTint="BF"/>
-              </w:rPr>
-              <w:t>htmlspecialchars</w:t>
-            </w:r>
-            <w:proofErr w:type="spellEnd"/>
-            <w:r>
-              <w:rPr>
-                <w:color w:val="215E99" w:themeColor="text2" w:themeTint="BF"/>
-              </w:rPr>
-              <w:t>(</w:t>
-            </w:r>
-            <w:proofErr w:type="gramEnd"/>
-            <w:r>
-              <w:rPr>
-                <w:color w:val="215E99" w:themeColor="text2" w:themeTint="BF"/>
-              </w:rPr>
-              <w:t>)</w:t>
+              <w:t>Prepared Statements + htmlspecialchars()</w:t>
             </w:r>
           </w:p>
         </w:tc>
@@ -3940,15 +3304,7 @@
         <w:pStyle w:val="BodyText"/>
       </w:pPr>
       <w:r>
-        <w:t xml:space="preserve">After the table, write 2-3 paragraphs connecting these layers: how does a single user request flow through ALL of them? Use your Lab 9 movies page as </w:t>
-      </w:r>
-      <w:proofErr w:type="gramStart"/>
-      <w:r>
-        <w:t>the</w:t>
-      </w:r>
-      <w:proofErr w:type="gramEnd"/>
-      <w:r>
-        <w:t xml:space="preserve"> example.</w:t>
+        <w:t>After the table, write 2-3 paragraphs connecting these layers: how does a single user request flow through ALL of them? Use your Lab 9 movies page as the example.</w:t>
       </w:r>
     </w:p>
     <w:p>
@@ -3962,22 +3318,28 @@
         <w:rPr>
           <w:color w:val="0070C0"/>
         </w:rPr>
+        <w:t>A single user request flows through multiple layers of the web stack. When a user visits the movies page from Lab 9, the request first reaches the Azure virtual machine, which acts as the infrastructure layer. The Apache web server receives the request and determines which file to serve. Since the page uses PHP, Apache passes the request to the PHP engine instead of serving a static file.</w:t>
+      </w:r>
+    </w:p>
+    <w:p>
+      <w:pPr>
+        <w:pStyle w:val="BodyText"/>
+        <w:rPr>
+          <w:color w:val="0070C0"/>
+        </w:rPr>
+      </w:pPr>
+      <w:r>
+        <w:rPr>
+          <w:color w:val="0070C0"/>
+        </w:rPr>
+        <w:t xml:space="preserve">PHP then runs server-side logic, which includes connecting to the MySQL database and executing queries to retrieve movie data. The database returns the requested data to PHP, which then generates HTML output dynamically. Before sending the response back, PHP </w:t>
+      </w:r>
+      <w:r>
+        <w:rPr>
+          <w:color w:val="0070C0"/>
+        </w:rPr>
         <w:lastRenderedPageBreak/>
-        <w:t>A single user request flows through multiple layers of the web stack. When a user visits the movies page from Lab 9, the request first reaches the Azure virtual machine, which acts as the infrastructure layer. The Apache web server receives the request and determines which file to serve. Since the page uses PHP, Apache passes the request to the PHP engine instead of serving a static file.</w:t>
-      </w:r>
-    </w:p>
-    <w:p>
-      <w:pPr>
-        <w:pStyle w:val="BodyText"/>
-        <w:rPr>
-          <w:color w:val="0070C0"/>
-        </w:rPr>
-      </w:pPr>
-      <w:r>
-        <w:rPr>
-          <w:color w:val="0070C0"/>
-        </w:rPr>
-        <w:t>PHP then runs server-side logic, which includes connecting to the MySQL database and executing queries to retrieve movie data. The database returns the requested data to PHP, which then generates HTML output dynamically. Before sending the response back, PHP ensures security by using prepared statements for database interaction and escaping output to prevent XSS.</w:t>
+        <w:t>ensures security by using prepared statements for database interaction and escaping output to prevent XSS.</w:t>
       </w:r>
     </w:p>
     <w:p>
@@ -4160,22 +3522,7 @@
         <w:rPr>
           <w:color w:val="0070C0"/>
         </w:rPr>
-        <w:lastRenderedPageBreak/>
-        <w:t xml:space="preserve">I also learned when not to rely on AI. For example, when debugging issues like file paths or deployment errors on Azure, it is more effective to test directly and check the environment. AI can explain possible causes, but it cannot see my actual setup. The one thing AI still cannot do for me is guarantee that code works in my specific environment. I still </w:t>
-      </w:r>
-      <w:proofErr w:type="gramStart"/>
-      <w:r>
-        <w:rPr>
-          <w:color w:val="0070C0"/>
-        </w:rPr>
-        <w:t>have to</w:t>
-      </w:r>
-      <w:proofErr w:type="gramEnd"/>
-      <w:r>
-        <w:rPr>
-          <w:color w:val="0070C0"/>
-        </w:rPr>
-        <w:t xml:space="preserve"> test everything myself to confirm that it runs correctly.</w:t>
+        <w:t>I also learned when not to rely on AI. For example, when debugging issues like file paths or deployment errors on Azure, it is more effective to test directly and check the environment. AI can explain possible causes, but it cannot see my actual setup. The one thing AI still cannot do for me is guarantee that code works in my specific environment. I still have to test everything myself to confirm that it runs correctly.</w:t>
       </w:r>
     </w:p>
     <w:p>
@@ -4207,6 +3554,7 @@
         </w:numPr>
       </w:pPr>
       <w:r>
+        <w:lastRenderedPageBreak/>
         <w:t>What was the hardest technical challenge your team faced, and how did you solve it? Be specific — name the technology, the bug or obstacle, and the resolution.</w:t>
       </w:r>
     </w:p>
@@ -4252,6 +3600,57 @@
       </w:r>
       <w:r>
         <w:t xml:space="preserve"> this class ends — in another course, an internship, or a personal project? How specifically will you apply it?</w:t>
+      </w:r>
+    </w:p>
+    <w:p>
+      <w:pPr>
+        <w:pStyle w:val="Compact"/>
+        <w:ind w:left="360"/>
+      </w:pPr>
+    </w:p>
+    <w:p>
+      <w:pPr>
+        <w:pStyle w:val="Compact"/>
+        <w:ind w:left="360"/>
+        <w:rPr>
+          <w:color w:val="215E99" w:themeColor="text2" w:themeTint="BF"/>
+        </w:rPr>
+      </w:pPr>
+      <w:r>
+        <w:rPr>
+          <w:color w:val="215E99" w:themeColor="text2" w:themeTint="BF"/>
+        </w:rPr>
+        <w:t>The hardest technical challenge my team faced was getting the music to play correctly and ensuring that playlists were generated properly based on user input. This issue came from how we were handling our JSON dataset and JavaScript logic, especially when filtering songs and connecting that data to the playlist generation system. At times, the data was not being read or processed correctly, which caused incorrect or empty playlists. We solved this by debugging our JavaScript code, using console logs to track how data was being passed and filtered, and adjusting the structure of our dataset to ensure consistency.</w:t>
+      </w:r>
+    </w:p>
+    <w:p>
+      <w:pPr>
+        <w:pStyle w:val="Compact"/>
+        <w:ind w:left="360"/>
+        <w:rPr>
+          <w:color w:val="215E99" w:themeColor="text2" w:themeTint="BF"/>
+        </w:rPr>
+      </w:pPr>
+      <w:r>
+        <w:rPr>
+          <w:color w:val="215E99" w:themeColor="text2" w:themeTint="BF"/>
+        </w:rPr>
+        <w:t>If I could restart the project, the one thing I would do differently in the first week is set earlier internal deadlines. A lot of our work ended up happening close to the end of the project, which made debugging and integration more stressful. Setting earlier deadlines would have allowed more time for testing, catching bugs, and improving overall coordination between team members.</w:t>
+      </w:r>
+    </w:p>
+    <w:p>
+      <w:pPr>
+        <w:pStyle w:val="Compact"/>
+        <w:ind w:left="360"/>
+        <w:rPr>
+          <w:color w:val="215E99" w:themeColor="text2" w:themeTint="BF"/>
+        </w:rPr>
+      </w:pPr>
+      <w:r>
+        <w:rPr>
+          <w:color w:val="215E99" w:themeColor="text2" w:themeTint="BF"/>
+        </w:rPr>
+        <w:t>One skill I will continue to use after this course is working with JavaScript and JSON to handle and manipulate data. In this project, I used JSON to structure a dataset of over 150 songs with metadata such as genre, artist, and energy level, and used JavaScript to filter and generate playlists dynamically. I can apply this in future projects or internships by building applications that rely on dynamic data processing, such as recommendation systems or interactive web tools.</w:t>
       </w:r>
     </w:p>
     <w:p>

--- a/iit/quiz3/ITWS1100-S26-Quiz3-collid7.docx
+++ b/iit/quiz3/ITWS1100-S26-Quiz3-collid7.docx
@@ -46,7 +46,15 @@
         <w:pStyle w:val="FirstParagraph"/>
       </w:pPr>
       <w:r>
-        <w:t>There are 4 sections of multiple parts. Point values are indicated next to each question. This is a take-home quiz — you have from the time it is assigned until the due date indicated on StrideLMS.</w:t>
+        <w:t xml:space="preserve">There are 4 sections of multiple parts. Point values are indicated next to each question. This is a take-home quiz — you have from the time it is assigned until the due date indicated on </w:t>
+      </w:r>
+      <w:proofErr w:type="spellStart"/>
+      <w:r>
+        <w:t>StrideLMS</w:t>
+      </w:r>
+      <w:proofErr w:type="spellEnd"/>
+      <w:r>
+        <w:t>.</w:t>
       </w:r>
     </w:p>
     <w:p>
@@ -161,7 +169,15 @@
         </w:numPr>
       </w:pPr>
       <w:r>
-        <w:t>All written answers must be in complete, well-formed paragraphs with proper grammar and punctuation. One-sentence or bulleted-list-only responses will receive no credit.</w:t>
+        <w:t xml:space="preserve">All written answers must be in complete, well-formed paragraphs with proper grammar and punctuation. One-sentence or </w:t>
+      </w:r>
+      <w:proofErr w:type="gramStart"/>
+      <w:r>
+        <w:t>bulleted</w:t>
+      </w:r>
+      <w:proofErr w:type="gramEnd"/>
+      <w:r>
+        <w:t>-list-only responses will receive no credit.</w:t>
       </w:r>
     </w:p>
     <w:p>
@@ -185,7 +201,15 @@
         </w:numPr>
       </w:pPr>
       <w:r>
-        <w:t>Make sure your answers use an alternative font AND color — (a legible font, and not Black or Red)</w:t>
+        <w:t xml:space="preserve">Make sure your answers use an alternative font AND </w:t>
+      </w:r>
+      <w:proofErr w:type="gramStart"/>
+      <w:r>
+        <w:t>color — (</w:t>
+      </w:r>
+      <w:proofErr w:type="gramEnd"/>
+      <w:r>
+        <w:t>a legible font, and not Black or Red)</w:t>
       </w:r>
     </w:p>
     <w:p>
@@ -197,7 +221,15 @@
         </w:numPr>
       </w:pPr>
       <w:r>
-        <w:t>Make sure your submitted document remains in MS Word format (Pages, GDocs, etc. will NOT be graded.)</w:t>
+        <w:t xml:space="preserve">Make sure your submitted document remains in MS Word format (Pages, </w:t>
+      </w:r>
+      <w:proofErr w:type="spellStart"/>
+      <w:r>
+        <w:t>GDocs</w:t>
+      </w:r>
+      <w:proofErr w:type="spellEnd"/>
+      <w:r>
+        <w:t>, etc. will NOT be graded.)</w:t>
       </w:r>
     </w:p>
     <w:p>
@@ -241,7 +273,15 @@
         <w:t>zip of your entire quiz3 folder</w:t>
       </w:r>
       <w:r>
-        <w:t xml:space="preserve"> to StrideLMS. This zip should contain your answer document (ITWS1100-S26-Quiz3-yourRCSid.docx), all code files (PHP, SQL, JS, HTML, CSS), your </w:t>
+        <w:t xml:space="preserve"> to </w:t>
+      </w:r>
+      <w:proofErr w:type="spellStart"/>
+      <w:r>
+        <w:t>StrideLMS</w:t>
+      </w:r>
+      <w:proofErr w:type="spellEnd"/>
+      <w:r>
+        <w:t xml:space="preserve">. This zip should contain your answer document (ITWS1100-S26-Quiz3-yourRCSid.docx), all code files (PHP, SQL, JS, HTML, CSS), your </w:t>
       </w:r>
       <w:r>
         <w:rPr>
@@ -416,7 +456,15 @@
         </w:numPr>
       </w:pPr>
       <w:r>
-        <w:t>How your PHP code connects to MySQL and executes the INSERT (include the actual prepared statement pattern you used)</w:t>
+        <w:t>How your PHP code connects to MySQL and executes the INSERT (</w:t>
+      </w:r>
+      <w:proofErr w:type="gramStart"/>
+      <w:r>
+        <w:t>include</w:t>
+      </w:r>
+      <w:proofErr w:type="gramEnd"/>
+      <w:r>
+        <w:t xml:space="preserve"> the actual prepared statement pattern you used)</w:t>
       </w:r>
     </w:p>
     <w:p>
@@ -428,7 +476,15 @@
         </w:numPr>
       </w:pPr>
       <w:r>
-        <w:t xml:space="preserve">Why you used a </w:t>
+        <w:t xml:space="preserve">Why </w:t>
+      </w:r>
+      <w:proofErr w:type="gramStart"/>
+      <w:r>
+        <w:t>you used</w:t>
+      </w:r>
+      <w:proofErr w:type="gramEnd"/>
+      <w:r>
+        <w:t xml:space="preserve"> a </w:t>
       </w:r>
       <w:r>
         <w:rPr>
@@ -508,35 +564,99 @@
         <w:rPr>
           <w:color w:val="0070C0"/>
         </w:rPr>
-        <w:t>Apache receives the request and sees that the requested file has a .php extension. Because PHP is configured with Apache, the server does not return the file as static HTML. Instead, it passes the request to the PHP interpreter, which executes the code inside the file.</w:t>
-      </w:r>
-    </w:p>
-    <w:p>
-      <w:pPr>
-        <w:pStyle w:val="Compact"/>
-        <w:rPr>
-          <w:color w:val="0070C0"/>
-        </w:rPr>
-      </w:pPr>
-    </w:p>
-    <w:p>
-      <w:pPr>
-        <w:pStyle w:val="Compact"/>
-        <w:rPr>
-          <w:color w:val="0070C0"/>
-        </w:rPr>
-      </w:pPr>
-      <w:r>
-        <w:rPr>
-          <w:color w:val="0070C0"/>
-        </w:rPr>
-        <w:t xml:space="preserve">In my setup, the main movies page includes multiple files such as init.inc.php, functions.inc.php, and other layout files. These </w:t>
-      </w:r>
-      <w:r>
-        <w:rPr>
-          <w:color w:val="0070C0"/>
-        </w:rPr>
-        <w:t xml:space="preserve">includes allow me </w:t>
+        <w:t>Apache receives the request and sees that the requested file has a .</w:t>
+      </w:r>
+      <w:proofErr w:type="spellStart"/>
+      <w:r>
+        <w:rPr>
+          <w:color w:val="0070C0"/>
+        </w:rPr>
+        <w:t>php</w:t>
+      </w:r>
+      <w:proofErr w:type="spellEnd"/>
+      <w:r>
+        <w:rPr>
+          <w:color w:val="0070C0"/>
+        </w:rPr>
+        <w:t xml:space="preserve"> extension. Because PHP is configured with Apache, the server does not return the file as static HTML. Instead, it passes the request to the PHP interpreter, which executes the code inside the file.</w:t>
+      </w:r>
+    </w:p>
+    <w:p>
+      <w:pPr>
+        <w:pStyle w:val="Compact"/>
+        <w:rPr>
+          <w:color w:val="0070C0"/>
+        </w:rPr>
+      </w:pPr>
+    </w:p>
+    <w:p>
+      <w:pPr>
+        <w:pStyle w:val="Compact"/>
+        <w:rPr>
+          <w:color w:val="0070C0"/>
+        </w:rPr>
+      </w:pPr>
+      <w:r>
+        <w:rPr>
+          <w:color w:val="0070C0"/>
+        </w:rPr>
+        <w:t xml:space="preserve">In my setup, the main movies page includes multiple files such as </w:t>
+      </w:r>
+      <w:proofErr w:type="spellStart"/>
+      <w:r>
+        <w:rPr>
+          <w:color w:val="0070C0"/>
+        </w:rPr>
+        <w:t>init.inc.php</w:t>
+      </w:r>
+      <w:proofErr w:type="spellEnd"/>
+      <w:r>
+        <w:rPr>
+          <w:color w:val="0070C0"/>
+        </w:rPr>
+        <w:t xml:space="preserve">, </w:t>
+      </w:r>
+      <w:proofErr w:type="spellStart"/>
+      <w:r>
+        <w:rPr>
+          <w:color w:val="0070C0"/>
+        </w:rPr>
+        <w:t>functions.inc.php</w:t>
+      </w:r>
+      <w:proofErr w:type="spellEnd"/>
+      <w:r>
+        <w:rPr>
+          <w:color w:val="0070C0"/>
+        </w:rPr>
+        <w:t xml:space="preserve">, and other layout files. These </w:t>
+      </w:r>
+      <w:proofErr w:type="gramStart"/>
+      <w:r>
+        <w:rPr>
+          <w:color w:val="0070C0"/>
+        </w:rPr>
+        <w:t>includes</w:t>
+      </w:r>
+      <w:proofErr w:type="gramEnd"/>
+      <w:r>
+        <w:rPr>
+          <w:color w:val="0070C0"/>
+        </w:rPr>
+        <w:t xml:space="preserve"> </w:t>
+      </w:r>
+      <w:proofErr w:type="gramStart"/>
+      <w:r>
+        <w:rPr>
+          <w:color w:val="0070C0"/>
+        </w:rPr>
+        <w:t>allow</w:t>
+      </w:r>
+      <w:proofErr w:type="gramEnd"/>
+      <w:r>
+        <w:rPr>
+          <w:color w:val="0070C0"/>
+        </w:rPr>
+        <w:t xml:space="preserve"> me </w:t>
       </w:r>
       <w:r>
         <w:rPr>
@@ -570,7 +690,49 @@
         <w:rPr>
           <w:color w:val="0070C0"/>
         </w:rPr>
-        <w:t>To connect to the database, I use a separate configuration file. In my config.php file, I define the connection using mysqli_connect with the server name, username, password, and database name. This connected is then used to interact with MySQL.</w:t>
+        <w:t xml:space="preserve">To connect to the database, I use a separate configuration file. In my </w:t>
+      </w:r>
+      <w:proofErr w:type="spellStart"/>
+      <w:r>
+        <w:rPr>
+          <w:color w:val="0070C0"/>
+        </w:rPr>
+        <w:t>config.php</w:t>
+      </w:r>
+      <w:proofErr w:type="spellEnd"/>
+      <w:r>
+        <w:rPr>
+          <w:color w:val="0070C0"/>
+        </w:rPr>
+        <w:t xml:space="preserve"> file, I define the connection using </w:t>
+      </w:r>
+      <w:proofErr w:type="spellStart"/>
+      <w:r>
+        <w:rPr>
+          <w:color w:val="0070C0"/>
+        </w:rPr>
+        <w:t>mysqli_connect</w:t>
+      </w:r>
+      <w:proofErr w:type="spellEnd"/>
+      <w:r>
+        <w:rPr>
+          <w:color w:val="0070C0"/>
+        </w:rPr>
+        <w:t xml:space="preserve"> with the </w:t>
+      </w:r>
+      <w:proofErr w:type="gramStart"/>
+      <w:r>
+        <w:rPr>
+          <w:color w:val="0070C0"/>
+        </w:rPr>
+        <w:t>server</w:t>
+      </w:r>
+      <w:proofErr w:type="gramEnd"/>
+      <w:r>
+        <w:rPr>
+          <w:color w:val="0070C0"/>
+        </w:rPr>
+        <w:t xml:space="preserve"> name, username, password, and database name. This connected is then used to interact with MySQL.</w:t>
       </w:r>
     </w:p>
     <w:p>
@@ -614,57 +776,179 @@
         <w:rPr>
           <w:color w:val="0070C0"/>
         </w:rPr>
-        <w:t>$stmt = $conn-&gt;prepare("INSERT INTO movies (title) VALUES (?)");</w:t>
-      </w:r>
-    </w:p>
-    <w:p>
-      <w:pPr>
-        <w:pStyle w:val="Compact"/>
-        <w:rPr>
-          <w:color w:val="0070C0"/>
-        </w:rPr>
-      </w:pPr>
-      <w:r>
-        <w:rPr>
-          <w:color w:val="0070C0"/>
-        </w:rPr>
-        <w:t>$stmt-&gt;bind_param("s", $title);</w:t>
-      </w:r>
-    </w:p>
-    <w:p>
-      <w:pPr>
-        <w:pStyle w:val="Compact"/>
-        <w:rPr>
-          <w:color w:val="0070C0"/>
-        </w:rPr>
-      </w:pPr>
-      <w:r>
-        <w:rPr>
-          <w:color w:val="0070C0"/>
-        </w:rPr>
-        <w:t>$stmt-&gt;execute();</w:t>
-      </w:r>
-    </w:p>
-    <w:p>
-      <w:pPr>
-        <w:pStyle w:val="Compact"/>
-        <w:rPr>
-          <w:color w:val="0070C0"/>
-        </w:rPr>
-      </w:pPr>
-    </w:p>
-    <w:p>
-      <w:pPr>
-        <w:pStyle w:val="Compact"/>
-        <w:rPr>
-          <w:color w:val="0070C0"/>
-        </w:rPr>
-      </w:pPr>
-      <w:r>
-        <w:rPr>
-          <w:color w:val="0070C0"/>
-        </w:rPr>
-        <w:t xml:space="preserve">I use a prepared statement to prevent SQL injection. Without it, a malicious user could enter input such as ‘); DROP TABLE movies; -- into the form field. If that input were directly played into the SQL string, the database could execute it as a command and delete the entire table. With a prepared statement, the input </w:t>
+        <w:t>$</w:t>
+      </w:r>
+      <w:proofErr w:type="spellStart"/>
+      <w:r>
+        <w:rPr>
+          <w:color w:val="0070C0"/>
+        </w:rPr>
+        <w:t>stmt</w:t>
+      </w:r>
+      <w:proofErr w:type="spellEnd"/>
+      <w:r>
+        <w:rPr>
+          <w:color w:val="0070C0"/>
+        </w:rPr>
+        <w:t xml:space="preserve"> = $conn-&gt;</w:t>
+      </w:r>
+      <w:proofErr w:type="gramStart"/>
+      <w:r>
+        <w:rPr>
+          <w:color w:val="0070C0"/>
+        </w:rPr>
+        <w:t>prepare(</w:t>
+      </w:r>
+      <w:proofErr w:type="gramEnd"/>
+      <w:r>
+        <w:rPr>
+          <w:color w:val="0070C0"/>
+        </w:rPr>
+        <w:t>"INSERT INTO movies (title) VALUES (?)"</w:t>
+      </w:r>
+      <w:proofErr w:type="gramStart"/>
+      <w:r>
+        <w:rPr>
+          <w:color w:val="0070C0"/>
+        </w:rPr>
+        <w:t>);</w:t>
+      </w:r>
+      <w:proofErr w:type="gramEnd"/>
+    </w:p>
+    <w:p>
+      <w:pPr>
+        <w:pStyle w:val="Compact"/>
+        <w:rPr>
+          <w:color w:val="0070C0"/>
+        </w:rPr>
+      </w:pPr>
+      <w:r>
+        <w:rPr>
+          <w:color w:val="0070C0"/>
+        </w:rPr>
+        <w:t>$</w:t>
+      </w:r>
+      <w:proofErr w:type="spellStart"/>
+      <w:r>
+        <w:rPr>
+          <w:color w:val="0070C0"/>
+        </w:rPr>
+        <w:t>stmt</w:t>
+      </w:r>
+      <w:proofErr w:type="spellEnd"/>
+      <w:r>
+        <w:rPr>
+          <w:color w:val="0070C0"/>
+        </w:rPr>
+        <w:t>-&gt;</w:t>
+      </w:r>
+      <w:proofErr w:type="spellStart"/>
+      <w:r>
+        <w:rPr>
+          <w:color w:val="0070C0"/>
+        </w:rPr>
+        <w:t>bind_</w:t>
+      </w:r>
+      <w:proofErr w:type="gramStart"/>
+      <w:r>
+        <w:rPr>
+          <w:color w:val="0070C0"/>
+        </w:rPr>
+        <w:t>param</w:t>
+      </w:r>
+      <w:proofErr w:type="spellEnd"/>
+      <w:r>
+        <w:rPr>
+          <w:color w:val="0070C0"/>
+        </w:rPr>
+        <w:t>(</w:t>
+      </w:r>
+      <w:proofErr w:type="gramEnd"/>
+      <w:r>
+        <w:rPr>
+          <w:color w:val="0070C0"/>
+        </w:rPr>
+        <w:t>"s", $title</w:t>
+      </w:r>
+      <w:proofErr w:type="gramStart"/>
+      <w:r>
+        <w:rPr>
+          <w:color w:val="0070C0"/>
+        </w:rPr>
+        <w:t>);</w:t>
+      </w:r>
+      <w:proofErr w:type="gramEnd"/>
+    </w:p>
+    <w:p>
+      <w:pPr>
+        <w:pStyle w:val="Compact"/>
+        <w:rPr>
+          <w:color w:val="0070C0"/>
+        </w:rPr>
+      </w:pPr>
+      <w:r>
+        <w:rPr>
+          <w:color w:val="0070C0"/>
+        </w:rPr>
+        <w:t>$</w:t>
+      </w:r>
+      <w:proofErr w:type="spellStart"/>
+      <w:r>
+        <w:rPr>
+          <w:color w:val="0070C0"/>
+        </w:rPr>
+        <w:t>stmt</w:t>
+      </w:r>
+      <w:proofErr w:type="spellEnd"/>
+      <w:r>
+        <w:rPr>
+          <w:color w:val="0070C0"/>
+        </w:rPr>
+        <w:t>-&gt;</w:t>
+      </w:r>
+      <w:proofErr w:type="gramStart"/>
+      <w:r>
+        <w:rPr>
+          <w:color w:val="0070C0"/>
+        </w:rPr>
+        <w:t>execute();</w:t>
+      </w:r>
+      <w:proofErr w:type="gramEnd"/>
+    </w:p>
+    <w:p>
+      <w:pPr>
+        <w:pStyle w:val="Compact"/>
+        <w:rPr>
+          <w:color w:val="0070C0"/>
+        </w:rPr>
+      </w:pPr>
+    </w:p>
+    <w:p>
+      <w:pPr>
+        <w:pStyle w:val="Compact"/>
+        <w:rPr>
+          <w:color w:val="0070C0"/>
+        </w:rPr>
+      </w:pPr>
+      <w:r>
+        <w:rPr>
+          <w:color w:val="0070C0"/>
+        </w:rPr>
+        <w:t xml:space="preserve">I use a prepared statement to prevent SQL injection. Without it, a malicious user could enter input such </w:t>
+      </w:r>
+      <w:proofErr w:type="gramStart"/>
+      <w:r>
+        <w:rPr>
+          <w:color w:val="0070C0"/>
+        </w:rPr>
+        <w:t>as ‘)</w:t>
+      </w:r>
+      <w:proofErr w:type="gramEnd"/>
+      <w:r>
+        <w:rPr>
+          <w:color w:val="0070C0"/>
+        </w:rPr>
+        <w:t xml:space="preserve">; DROP TABLE movies; -- into the form field. If that input were directly played into the SQL string, the database could execute it as a command and delete the entire table. With a prepared statement, the input </w:t>
       </w:r>
       <w:r>
         <w:rPr>
@@ -787,7 +1071,21 @@
         <w:rPr>
           <w:color w:val="0070C0"/>
         </w:rPr>
-        <w:t xml:space="preserve">In Lab 8, the data lives in a JSON file that stores all of my project information, such as title, description, and link. In Lab 9, the data lives in a MySQL database. The JSON file is simple and easy to edit, since I can just add a new object and the menu updates automatically. However, it is static and not built for large or frequently changing data. </w:t>
+        <w:t xml:space="preserve">In Lab 8, the data lives in a JSON file that stores </w:t>
+      </w:r>
+      <w:proofErr w:type="gramStart"/>
+      <w:r>
+        <w:rPr>
+          <w:color w:val="0070C0"/>
+        </w:rPr>
+        <w:t>all of</w:t>
+      </w:r>
+      <w:proofErr w:type="gramEnd"/>
+      <w:r>
+        <w:rPr>
+          <w:color w:val="0070C0"/>
+        </w:rPr>
+        <w:t xml:space="preserve"> my project information, such as title, description, and link. In Lab 9, the data lives in a MySQL database. The JSON file is simple and easy to edit, since I can just add a new object and the menu updates automatically. However, it is static and not built for large or frequently changing data. </w:t>
       </w:r>
       <w:r>
         <w:rPr>
@@ -809,7 +1107,43 @@
         <w:rPr>
           <w:color w:val="0070C0"/>
         </w:rPr>
-        <w:t>The timing of when data loads is different in each lab. In Lab 8, the projects page loads first, then JavaScript uses AJAX, specifically a jQuery request like $.getJSON(), to fetch the JSON file asynchronously. After the data is received, the menu is built dynamically. In Lab 9, the data is loaded during the page request. PHP runs on the server, queries the database, and sends back a fully built HTML page, so the browser receives everything at once.</w:t>
+        <w:t xml:space="preserve">The timing of when data loads </w:t>
+      </w:r>
+      <w:proofErr w:type="gramStart"/>
+      <w:r>
+        <w:rPr>
+          <w:color w:val="0070C0"/>
+        </w:rPr>
+        <w:t>is</w:t>
+      </w:r>
+      <w:proofErr w:type="gramEnd"/>
+      <w:r>
+        <w:rPr>
+          <w:color w:val="0070C0"/>
+        </w:rPr>
+        <w:t xml:space="preserve"> different in each lab. In Lab 8, the projects page loads first, then JavaScript uses AJAX, specifically a jQuery request like </w:t>
+      </w:r>
+      <w:proofErr w:type="gramStart"/>
+      <w:r>
+        <w:rPr>
+          <w:color w:val="0070C0"/>
+        </w:rPr>
+        <w:t>$.</w:t>
+      </w:r>
+      <w:proofErr w:type="spellStart"/>
+      <w:r>
+        <w:rPr>
+          <w:color w:val="0070C0"/>
+        </w:rPr>
+        <w:t>getJSON</w:t>
+      </w:r>
+      <w:proofErr w:type="spellEnd"/>
+      <w:proofErr w:type="gramEnd"/>
+      <w:r>
+        <w:rPr>
+          <w:color w:val="0070C0"/>
+        </w:rPr>
+        <w:t>(), to fetch the JSON file asynchronously. After the data is received, the menu is built dynamically. In Lab 9, the data is loaded during the page request. PHP runs on the server, queries the database, and sends back a fully built HTML page, so the browser receives everything at once.</w:t>
       </w:r>
     </w:p>
     <w:p>
@@ -851,6 +1185,7 @@
       <w:pPr>
         <w:pStyle w:val="FirstParagraph"/>
       </w:pPr>
+      <w:proofErr w:type="gramStart"/>
       <w:r>
         <w:rPr>
           <w:b/>
@@ -859,7 +1194,11 @@
         <w:t>c. (8 points)</w:t>
       </w:r>
       <w:r>
-        <w:t xml:space="preserve"> In Lab 10, you configured your Azure server for production. Answer the following:</w:t>
+        <w:t xml:space="preserve"> In</w:t>
+      </w:r>
+      <w:proofErr w:type="gramEnd"/>
+      <w:r>
+        <w:t xml:space="preserve"> Lab 10, you configured your Azure server for production. Answer the following:</w:t>
       </w:r>
     </w:p>
     <w:p>
@@ -877,8 +1216,16 @@
         <w:rPr>
           <w:rStyle w:val="VerbatimChar"/>
         </w:rPr>
-        <w:t>.htaccess</w:t>
-      </w:r>
+        <w:t>.</w:t>
+      </w:r>
+      <w:proofErr w:type="spellStart"/>
+      <w:r>
+        <w:rPr>
+          <w:rStyle w:val="VerbatimChar"/>
+        </w:rPr>
+        <w:t>htaccess</w:t>
+      </w:r>
+      <w:proofErr w:type="spellEnd"/>
       <w:r>
         <w:t xml:space="preserve"> and what does it do? What Apache directive must be enabled for </w:t>
       </w:r>
@@ -886,8 +1233,16 @@
         <w:rPr>
           <w:rStyle w:val="VerbatimChar"/>
         </w:rPr>
-        <w:t>.htaccess</w:t>
-      </w:r>
+        <w:t>.</w:t>
+      </w:r>
+      <w:proofErr w:type="spellStart"/>
+      <w:r>
+        <w:rPr>
+          <w:rStyle w:val="VerbatimChar"/>
+        </w:rPr>
+        <w:t>htaccess</w:t>
+      </w:r>
+      <w:proofErr w:type="spellEnd"/>
       <w:r>
         <w:t xml:space="preserve"> files to work?</w:t>
       </w:r>
@@ -907,8 +1262,16 @@
         <w:rPr>
           <w:rStyle w:val="VerbatimChar"/>
         </w:rPr>
-        <w:t>.htaccess</w:t>
-      </w:r>
+        <w:t>.</w:t>
+      </w:r>
+      <w:proofErr w:type="spellStart"/>
+      <w:r>
+        <w:rPr>
+          <w:rStyle w:val="VerbatimChar"/>
+        </w:rPr>
+        <w:t>htaccess</w:t>
+      </w:r>
+      <w:proofErr w:type="spellEnd"/>
       <w:r>
         <w:t xml:space="preserve"> and </w:t>
       </w:r>
@@ -916,8 +1279,16 @@
         <w:rPr>
           <w:rStyle w:val="VerbatimChar"/>
         </w:rPr>
-        <w:t>.htpasswd</w:t>
-      </w:r>
+        <w:t>.</w:t>
+      </w:r>
+      <w:proofErr w:type="spellStart"/>
+      <w:r>
+        <w:rPr>
+          <w:rStyle w:val="VerbatimChar"/>
+        </w:rPr>
+        <w:t>htpasswd</w:t>
+      </w:r>
+      <w:proofErr w:type="spellEnd"/>
       <w:r>
         <w:t xml:space="preserve"> — what does each file contain, and where should each be placed (and why)?</w:t>
       </w:r>
@@ -945,20 +1316,50 @@
       <w:r>
         <w:t xml:space="preserve">Your homepage redirect uses </w:t>
       </w:r>
+      <w:proofErr w:type="gramStart"/>
       <w:r>
         <w:rPr>
           <w:rStyle w:val="VerbatimChar"/>
         </w:rPr>
-        <w:t>header('Location: iit/index.html')</w:t>
+        <w:t>header(</w:t>
+      </w:r>
+      <w:proofErr w:type="gramEnd"/>
+      <w:r>
+        <w:rPr>
+          <w:rStyle w:val="VerbatimChar"/>
+        </w:rPr>
+        <w:t xml:space="preserve">'Location: </w:t>
+      </w:r>
+      <w:proofErr w:type="spellStart"/>
+      <w:r>
+        <w:rPr>
+          <w:rStyle w:val="VerbatimChar"/>
+        </w:rPr>
+        <w:t>iit</w:t>
+      </w:r>
+      <w:proofErr w:type="spellEnd"/>
+      <w:r>
+        <w:rPr>
+          <w:rStyle w:val="VerbatimChar"/>
+        </w:rPr>
+        <w:t>/index.html')</w:t>
       </w:r>
       <w:r>
         <w:t xml:space="preserve">. What HTTP status code does this send? What would happen if you had ANY HTML output before the </w:t>
       </w:r>
+      <w:proofErr w:type="gramStart"/>
       <w:r>
         <w:rPr>
           <w:rStyle w:val="VerbatimChar"/>
         </w:rPr>
-        <w:t>header()</w:t>
+        <w:t>header(</w:t>
+      </w:r>
+      <w:proofErr w:type="gramEnd"/>
+      <w:r>
+        <w:rPr>
+          <w:rStyle w:val="VerbatimChar"/>
+        </w:rPr>
+        <w:t>)</w:t>
       </w:r>
       <w:r>
         <w:t xml:space="preserve"> call in PHP? Why?</w:t>
@@ -984,14 +1385,56 @@
         <w:rPr>
           <w:color w:val="215E99" w:themeColor="text2" w:themeTint="BF"/>
         </w:rPr>
-        <w:t xml:space="preserve">.htaccess is a configuration file used by Apache to control behavior at the directory level. It allows me to enforce rules such as authentication, redirects, and access restrictions directly inside a folder. In this lab, I used it to require a username and password before accessing my Lab 1 and Lab 9 directories. For .htaccess to function, </w:t>
-      </w:r>
+        <w:t>.</w:t>
+      </w:r>
+      <w:proofErr w:type="spellStart"/>
       <w:r>
         <w:rPr>
           <w:color w:val="215E99" w:themeColor="text2" w:themeTint="BF"/>
         </w:rPr>
+        <w:t>htaccess</w:t>
+      </w:r>
+      <w:proofErr w:type="spellEnd"/>
+      <w:r>
+        <w:rPr>
+          <w:color w:val="215E99" w:themeColor="text2" w:themeTint="BF"/>
+        </w:rPr>
+        <w:t xml:space="preserve"> is a configuration file used by Apache to control behavior at the directory level. It allows me to enforce rules such as authentication, redirects, and access restrictions directly inside a folder. In this lab, I used it to require a username and password before accessing my Lab 1 and Lab 9 directories. For .</w:t>
+      </w:r>
+      <w:proofErr w:type="spellStart"/>
+      <w:r>
+        <w:rPr>
+          <w:color w:val="215E99" w:themeColor="text2" w:themeTint="BF"/>
+        </w:rPr>
+        <w:t>htaccess</w:t>
+      </w:r>
+      <w:proofErr w:type="spellEnd"/>
+      <w:r>
+        <w:rPr>
+          <w:color w:val="215E99" w:themeColor="text2" w:themeTint="BF"/>
+        </w:rPr>
+        <w:t xml:space="preserve"> to function, </w:t>
+      </w:r>
+      <w:r>
+        <w:rPr>
+          <w:color w:val="215E99" w:themeColor="text2" w:themeTint="BF"/>
+        </w:rPr>
         <w:lastRenderedPageBreak/>
-        <w:t>Apache must have the AllowOverride All directive enabled, which allows these files to override the main server configuration.</w:t>
+        <w:t xml:space="preserve">Apache must have the </w:t>
+      </w:r>
+      <w:proofErr w:type="spellStart"/>
+      <w:r>
+        <w:rPr>
+          <w:color w:val="215E99" w:themeColor="text2" w:themeTint="BF"/>
+        </w:rPr>
+        <w:t>AllowOverride</w:t>
+      </w:r>
+      <w:proofErr w:type="spellEnd"/>
+      <w:r>
+        <w:rPr>
+          <w:color w:val="215E99" w:themeColor="text2" w:themeTint="BF"/>
+        </w:rPr>
+        <w:t xml:space="preserve"> All directive enabled, which allows these files to override the main server configuration.</w:t>
       </w:r>
     </w:p>
     <w:p>
@@ -1015,7 +1458,91 @@
         <w:rPr>
           <w:color w:val="215E99" w:themeColor="text2" w:themeTint="BF"/>
         </w:rPr>
-        <w:t>The .htaccess and .htpasswd files work together to enforce authentication. The .htaccess file defines that a user must log in and specifies the path to the password file. The .htpasswd file stores the actual usernames and hashed passwords used for verification. I placed .htaccess inside my Lab 1 and Lab 9 folders so that those directories require authentication. I placed .htpasswd outside of /var/www/html/ so it cannot be accessed through a browser, which protects the credential data from being exposed.</w:t>
+        <w:t>The .</w:t>
+      </w:r>
+      <w:proofErr w:type="spellStart"/>
+      <w:r>
+        <w:rPr>
+          <w:color w:val="215E99" w:themeColor="text2" w:themeTint="BF"/>
+        </w:rPr>
+        <w:t>htaccess</w:t>
+      </w:r>
+      <w:proofErr w:type="spellEnd"/>
+      <w:r>
+        <w:rPr>
+          <w:color w:val="215E99" w:themeColor="text2" w:themeTint="BF"/>
+        </w:rPr>
+        <w:t xml:space="preserve"> and .</w:t>
+      </w:r>
+      <w:proofErr w:type="spellStart"/>
+      <w:r>
+        <w:rPr>
+          <w:color w:val="215E99" w:themeColor="text2" w:themeTint="BF"/>
+        </w:rPr>
+        <w:t>htpasswd</w:t>
+      </w:r>
+      <w:proofErr w:type="spellEnd"/>
+      <w:r>
+        <w:rPr>
+          <w:color w:val="215E99" w:themeColor="text2" w:themeTint="BF"/>
+        </w:rPr>
+        <w:t xml:space="preserve"> files work together to enforce authentication. The .</w:t>
+      </w:r>
+      <w:proofErr w:type="spellStart"/>
+      <w:r>
+        <w:rPr>
+          <w:color w:val="215E99" w:themeColor="text2" w:themeTint="BF"/>
+        </w:rPr>
+        <w:t>htaccess</w:t>
+      </w:r>
+      <w:proofErr w:type="spellEnd"/>
+      <w:r>
+        <w:rPr>
+          <w:color w:val="215E99" w:themeColor="text2" w:themeTint="BF"/>
+        </w:rPr>
+        <w:t xml:space="preserve"> file defines that a user must log in and specifies the path to the password file. The .</w:t>
+      </w:r>
+      <w:proofErr w:type="spellStart"/>
+      <w:r>
+        <w:rPr>
+          <w:color w:val="215E99" w:themeColor="text2" w:themeTint="BF"/>
+        </w:rPr>
+        <w:t>htpasswd</w:t>
+      </w:r>
+      <w:proofErr w:type="spellEnd"/>
+      <w:r>
+        <w:rPr>
+          <w:color w:val="215E99" w:themeColor="text2" w:themeTint="BF"/>
+        </w:rPr>
+        <w:t xml:space="preserve"> file stores the actual usernames and hashed passwords used for verification. I placed .</w:t>
+      </w:r>
+      <w:proofErr w:type="spellStart"/>
+      <w:r>
+        <w:rPr>
+          <w:color w:val="215E99" w:themeColor="text2" w:themeTint="BF"/>
+        </w:rPr>
+        <w:t>htaccess</w:t>
+      </w:r>
+      <w:proofErr w:type="spellEnd"/>
+      <w:r>
+        <w:rPr>
+          <w:color w:val="215E99" w:themeColor="text2" w:themeTint="BF"/>
+        </w:rPr>
+        <w:t xml:space="preserve"> inside my Lab 1 and Lab 9 folders so that those directories require authentication. I placed .</w:t>
+      </w:r>
+      <w:proofErr w:type="spellStart"/>
+      <w:r>
+        <w:rPr>
+          <w:color w:val="215E99" w:themeColor="text2" w:themeTint="BF"/>
+        </w:rPr>
+        <w:t>htpasswd</w:t>
+      </w:r>
+      <w:proofErr w:type="spellEnd"/>
+      <w:r>
+        <w:rPr>
+          <w:color w:val="215E99" w:themeColor="text2" w:themeTint="BF"/>
+        </w:rPr>
+        <w:t xml:space="preserve"> outside of /var/www/html/ so it cannot be accessed through a browser, which protects the credential data from being exposed.</w:t>
       </w:r>
     </w:p>
     <w:p>
@@ -1039,7 +1566,63 @@
         <w:rPr>
           <w:color w:val="215E99" w:themeColor="text2" w:themeTint="BF"/>
         </w:rPr>
-        <w:t>I secured Lab 9 because my PHP files connect directly to a MySQL database using credentials stored in config.php, such as the username phpmyadmin, the password, and the database name iit. My movies.php file also allows users to submit data through a form and executes SQL queries like inserting and selecting from the movies table. If someone accessed these files without authentication, they could view my database connection setup, understand how my queries work, and potentially send malicious requests to modify or retrieve data. Password protection prevents unauthorized users from interacting with my database-backed application.</w:t>
+        <w:t xml:space="preserve">I secured Lab 9 because my PHP files connect directly to a MySQL database using credentials stored in </w:t>
+      </w:r>
+      <w:proofErr w:type="spellStart"/>
+      <w:r>
+        <w:rPr>
+          <w:color w:val="215E99" w:themeColor="text2" w:themeTint="BF"/>
+        </w:rPr>
+        <w:t>config.php</w:t>
+      </w:r>
+      <w:proofErr w:type="spellEnd"/>
+      <w:r>
+        <w:rPr>
+          <w:color w:val="215E99" w:themeColor="text2" w:themeTint="BF"/>
+        </w:rPr>
+        <w:t xml:space="preserve">, such as the username </w:t>
+      </w:r>
+      <w:proofErr w:type="spellStart"/>
+      <w:r>
+        <w:rPr>
+          <w:color w:val="215E99" w:themeColor="text2" w:themeTint="BF"/>
+        </w:rPr>
+        <w:t>phpmyadmin</w:t>
+      </w:r>
+      <w:proofErr w:type="spellEnd"/>
+      <w:r>
+        <w:rPr>
+          <w:color w:val="215E99" w:themeColor="text2" w:themeTint="BF"/>
+        </w:rPr>
+        <w:t xml:space="preserve">, the password, and the database name </w:t>
+      </w:r>
+      <w:proofErr w:type="spellStart"/>
+      <w:r>
+        <w:rPr>
+          <w:color w:val="215E99" w:themeColor="text2" w:themeTint="BF"/>
+        </w:rPr>
+        <w:t>iit</w:t>
+      </w:r>
+      <w:proofErr w:type="spellEnd"/>
+      <w:r>
+        <w:rPr>
+          <w:color w:val="215E99" w:themeColor="text2" w:themeTint="BF"/>
+        </w:rPr>
+        <w:t xml:space="preserve">. My </w:t>
+      </w:r>
+      <w:proofErr w:type="spellStart"/>
+      <w:r>
+        <w:rPr>
+          <w:color w:val="215E99" w:themeColor="text2" w:themeTint="BF"/>
+        </w:rPr>
+        <w:t>movies.php</w:t>
+      </w:r>
+      <w:proofErr w:type="spellEnd"/>
+      <w:r>
+        <w:rPr>
+          <w:color w:val="215E99" w:themeColor="text2" w:themeTint="BF"/>
+        </w:rPr>
+        <w:t xml:space="preserve"> file also allows users to submit data through a form and executes SQL queries like inserting and selecting from the movies table. If someone accessed these files without authentication, they could view my database connection setup, understand how my queries work, and potentially send malicious requests to modify or retrieve data. Password protection prevents unauthorized users from interacting with my database-backed application.</w:t>
       </w:r>
     </w:p>
     <w:p>
@@ -1063,7 +1646,49 @@
         <w:rPr>
           <w:color w:val="215E99" w:themeColor="text2" w:themeTint="BF"/>
         </w:rPr>
-        <w:t>The header('Location: iit/index.html') function sends an HTTP 302 Found status code by default, which tells the browser to redirect to another page. This redirect only works if no output has been sent before the header() call. If any HTML or text is output first, PHP sends the headers immediately, which locks them in place. As a result, the redirect fails and produces a “headers already sent” error because HTTP headers must be sent before any content in the response.</w:t>
+        <w:t xml:space="preserve">The </w:t>
+      </w:r>
+      <w:proofErr w:type="gramStart"/>
+      <w:r>
+        <w:rPr>
+          <w:color w:val="215E99" w:themeColor="text2" w:themeTint="BF"/>
+        </w:rPr>
+        <w:t>header(</w:t>
+      </w:r>
+      <w:proofErr w:type="gramEnd"/>
+      <w:r>
+        <w:rPr>
+          <w:color w:val="215E99" w:themeColor="text2" w:themeTint="BF"/>
+        </w:rPr>
+        <w:t xml:space="preserve">'Location: </w:t>
+      </w:r>
+      <w:proofErr w:type="spellStart"/>
+      <w:r>
+        <w:rPr>
+          <w:color w:val="215E99" w:themeColor="text2" w:themeTint="BF"/>
+        </w:rPr>
+        <w:t>iit</w:t>
+      </w:r>
+      <w:proofErr w:type="spellEnd"/>
+      <w:r>
+        <w:rPr>
+          <w:color w:val="215E99" w:themeColor="text2" w:themeTint="BF"/>
+        </w:rPr>
+        <w:t xml:space="preserve">/index.html') function sends an HTTP 302 Found status code by default, which tells the browser to redirect to another page. This redirect only works if no output has been sent before the </w:t>
+      </w:r>
+      <w:proofErr w:type="gramStart"/>
+      <w:r>
+        <w:rPr>
+          <w:color w:val="215E99" w:themeColor="text2" w:themeTint="BF"/>
+        </w:rPr>
+        <w:t>header(</w:t>
+      </w:r>
+      <w:proofErr w:type="gramEnd"/>
+      <w:r>
+        <w:rPr>
+          <w:color w:val="215E99" w:themeColor="text2" w:themeTint="BF"/>
+        </w:rPr>
+        <w:t>) call. If any HTML or text is output first, PHP sends the headers immediately, which locks them in place. As a result, the redirect fails and produces a “headers already sent” error because HTTP headers must be sent before any content in the response.</w:t>
       </w:r>
     </w:p>
     <w:p>
@@ -1086,7 +1711,15 @@
       <w:bookmarkStart w:id="3" w:name="deltacore-analytics-case-15-points"/>
       <w:bookmarkEnd w:id="2"/>
       <w:r>
-        <w:t>2. DeltaCore Analytics Case (15 points)</w:t>
+        <w:t xml:space="preserve">2. </w:t>
+      </w:r>
+      <w:proofErr w:type="spellStart"/>
+      <w:r>
+        <w:t>DeltaCore</w:t>
+      </w:r>
+      <w:proofErr w:type="spellEnd"/>
+      <w:r>
+        <w:t xml:space="preserve"> Analytics Case (15 points)</w:t>
       </w:r>
     </w:p>
     <w:p>
@@ -1094,7 +1727,15 @@
         <w:pStyle w:val="FirstParagraph"/>
       </w:pPr>
       <w:r>
-        <w:t>Recall the DeltaCore Analytics case (</w:t>
+        <w:t xml:space="preserve">Recall the </w:t>
+      </w:r>
+      <w:proofErr w:type="spellStart"/>
+      <w:r>
+        <w:t>DeltaCore</w:t>
+      </w:r>
+      <w:proofErr w:type="spellEnd"/>
+      <w:r>
+        <w:t xml:space="preserve"> Analytics case (</w:t>
       </w:r>
       <w:r>
         <w:rPr>
@@ -1104,7 +1745,26 @@
         <w:t>AI Transformation Beyond the Algorithm</w:t>
       </w:r>
       <w:r>
-        <w:t>). Deltacore — an 84-person marketing intelligence firm — faces a critical decision about how aggressively to adopt GenAI. The executive team is split: CDO Al-Najjar wants to automate 60-70% of reporting and become an “AI-native insights platform.” CFO Braun warns of financial risk ($1.3M investment, only 25% of similar transformations meet ROI). HR Director Sharma worries about deskilling, morale, and cultural erosion. And analyst Jordan Koenig demonstrates that a “human-in-the-loop” hybrid approach — AI drafts paired with analyst curation — actually improved client satisfaction scores.</w:t>
+        <w:t xml:space="preserve">). </w:t>
+      </w:r>
+      <w:proofErr w:type="spellStart"/>
+      <w:r>
+        <w:t>Deltacore</w:t>
+      </w:r>
+      <w:proofErr w:type="spellEnd"/>
+      <w:r>
+        <w:t xml:space="preserve"> — an 84-person marketing intelligence firm — faces a critical decision about how aggressively to adopt GenAI. The executive team is split: CDO Al-Najjar wants to automate 60-70% of reporting and become an “AI-native insights platform.” CFO Braun warns of financial risk ($1.3M investment, only 25% of similar transformations meet ROI). HR Director Sharma worries about deskilling, morale, and cultural erosion. And analyst Jordan Koeni</w:t>
+      </w:r>
+      <w:r>
+        <w:t xml:space="preserve">g demonstrates that a “human-in-the-loop” hybrid approach — AI drafts paired with analyst curation — </w:t>
+      </w:r>
+      <w:proofErr w:type="gramStart"/>
+      <w:r>
+        <w:t>actually improved</w:t>
+      </w:r>
+      <w:proofErr w:type="gramEnd"/>
+      <w:r>
+        <w:t xml:space="preserve"> client satisfaction scores.</w:t>
       </w:r>
     </w:p>
     <w:p>
@@ -1119,7 +1779,15 @@
         <w:t>a. (8 points)</w:t>
       </w:r>
       <w:r>
-        <w:t xml:space="preserve"> The central tension in DeltaCore is between </w:t>
+        <w:t xml:space="preserve"> The central tension in </w:t>
+      </w:r>
+      <w:proofErr w:type="spellStart"/>
+      <w:r>
+        <w:t>DeltaCore</w:t>
+      </w:r>
+      <w:proofErr w:type="spellEnd"/>
+      <w:r>
+        <w:t xml:space="preserve"> is between </w:t>
       </w:r>
       <w:r>
         <w:rPr>
@@ -1129,7 +1797,23 @@
         <w:t>speed and soul</w:t>
       </w:r>
       <w:r>
-        <w:t xml:space="preserve"> — the pressure to automate for efficiency versus the risk of losing the human judgment that clients actually value.</w:t>
+        <w:t xml:space="preserve"> — the pressure to </w:t>
+      </w:r>
+      <w:proofErr w:type="gramStart"/>
+      <w:r>
+        <w:t>automate for</w:t>
+      </w:r>
+      <w:proofErr w:type="gramEnd"/>
+      <w:r>
+        <w:t xml:space="preserve"> efficiency versus the risk of losing the human judgment that clients </w:t>
+      </w:r>
+      <w:proofErr w:type="gramStart"/>
+      <w:r>
+        <w:t>actually value</w:t>
+      </w:r>
+      <w:proofErr w:type="gramEnd"/>
+      <w:r>
+        <w:t>.</w:t>
       </w:r>
     </w:p>
     <w:p>
@@ -1156,7 +1840,15 @@
         <w:t>both</w:t>
       </w:r>
       <w:r>
-        <w:t xml:space="preserve"> the DeltaCore case </w:t>
+        <w:t xml:space="preserve"> the </w:t>
+      </w:r>
+      <w:proofErr w:type="spellStart"/>
+      <w:r>
+        <w:t>DeltaCore</w:t>
+      </w:r>
+      <w:proofErr w:type="spellEnd"/>
+      <w:r>
+        <w:t xml:space="preserve"> case </w:t>
       </w:r>
       <w:r>
         <w:rPr>
@@ -1225,7 +1917,21 @@
         <w:rPr>
           <w:color w:val="0070C0"/>
         </w:rPr>
-        <w:t>I agree with Koenig’s statement that AI is a strong co pilot but not a driver. In the case</w:t>
+        <w:t xml:space="preserve">I agree with Koenig’s statement that AI is a strong </w:t>
+      </w:r>
+      <w:proofErr w:type="spellStart"/>
+      <w:r>
+        <w:rPr>
+          <w:color w:val="0070C0"/>
+        </w:rPr>
+        <w:t>co pilot</w:t>
+      </w:r>
+      <w:proofErr w:type="spellEnd"/>
+      <w:r>
+        <w:rPr>
+          <w:color w:val="0070C0"/>
+        </w:rPr>
+        <w:t xml:space="preserve"> but not a driver. In the case</w:t>
       </w:r>
       <w:r>
         <w:rPr>
@@ -1400,7 +2106,21 @@
           <w:color w:val="0070C0"/>
         </w:rPr>
         <w:lastRenderedPageBreak/>
-        <w:t>put the company behind competitors. The hybrid approach allows DeltaCore to gain efficiency while still maintaining the human</w:t>
+        <w:t xml:space="preserve">put the company behind competitors. The hybrid approach allows </w:t>
+      </w:r>
+      <w:proofErr w:type="spellStart"/>
+      <w:r>
+        <w:rPr>
+          <w:color w:val="0070C0"/>
+        </w:rPr>
+        <w:t>DeltaCore</w:t>
+      </w:r>
+      <w:proofErr w:type="spellEnd"/>
+      <w:r>
+        <w:rPr>
+          <w:color w:val="0070C0"/>
+        </w:rPr>
+        <w:t xml:space="preserve"> to gain efficiency while still maintaining the human</w:t>
       </w:r>
       <w:r>
         <w:rPr>
@@ -1427,7 +2147,15 @@
         <w:t>b. (7 points)</w:t>
       </w:r>
       <w:r>
-        <w:t xml:space="preserve"> Now apply the DeltaCore framework to your </w:t>
+        <w:t xml:space="preserve"> Now apply the </w:t>
+      </w:r>
+      <w:proofErr w:type="spellStart"/>
+      <w:r>
+        <w:t>DeltaCore</w:t>
+      </w:r>
+      <w:proofErr w:type="spellEnd"/>
+      <w:r>
+        <w:t xml:space="preserve"> framework to your </w:t>
       </w:r>
       <w:r>
         <w:rPr>
@@ -1448,8 +2176,13 @@
           <w:numId w:val="7"/>
         </w:numPr>
       </w:pPr>
-      <w:r>
-        <w:t>Deltacore’s CFO identified a “triple constraint” tension between speed, cost, and strategic differentiation. Which of these three constraints has been the tightest for your team’s project, and how has your team managed it?</w:t>
+      <w:proofErr w:type="spellStart"/>
+      <w:r>
+        <w:t>Deltacore’s</w:t>
+      </w:r>
+      <w:proofErr w:type="spellEnd"/>
+      <w:r>
+        <w:t xml:space="preserve"> CFO identified a “triple constraint” tension between speed, cost, and strategic differentiation. Which of these three constraints has been the tightest for your team’s project, and how has your team managed it?</w:t>
       </w:r>
     </w:p>
     <w:p>
@@ -1496,7 +2229,21 @@
         <w:rPr>
           <w:color w:val="215E99" w:themeColor="text2" w:themeTint="BF"/>
         </w:rPr>
-        <w:t>In my team, I worked as the backend developer where I was responsible for creating and structuring the song dataset using JSON and building the playlist algorithm that ranks songs based on user input. My group had three members, and we divided responsibilities clearly across frontend, backend, and design tasks, which helped keep the project organized. We planned our project early using Figma as a design foundation, but we later had to adjust because the original design used React components and we rebuilt everything using HTML, CSS, and JavaScript to meet course requirement</w:t>
+        <w:t xml:space="preserve">In my team, I worked as the backend developer where I was responsible for creating and structuring the song dataset using JSON and building the playlist algorithm that ranks songs based on user input. My group had three members, and we divided responsibilities clearly across frontend, backend, and design tasks, which helped keep the project organized. We planned our project early using Figma as a design foundation, but we later had to adjust because the original design used React components and we </w:t>
+      </w:r>
+      <w:proofErr w:type="gramStart"/>
+      <w:r>
+        <w:rPr>
+          <w:color w:val="215E99" w:themeColor="text2" w:themeTint="BF"/>
+        </w:rPr>
+        <w:t>rebuilt</w:t>
+      </w:r>
+      <w:proofErr w:type="gramEnd"/>
+      <w:r>
+        <w:rPr>
+          <w:color w:val="215E99" w:themeColor="text2" w:themeTint="BF"/>
+        </w:rPr>
+        <w:t xml:space="preserve"> everything using HTML, CSS, and JavaScript to meet course requirement</w:t>
       </w:r>
       <w:r>
         <w:rPr>
@@ -1701,7 +2448,15 @@
         <w:pStyle w:val="FirstParagraph"/>
       </w:pPr>
       <w:r>
-        <w:t>Your feature MUST include:</w:t>
+        <w:t xml:space="preserve">Your </w:t>
+      </w:r>
+      <w:proofErr w:type="gramStart"/>
+      <w:r>
+        <w:t>feature</w:t>
+      </w:r>
+      <w:proofErr w:type="gramEnd"/>
+      <w:r>
+        <w:t xml:space="preserve"> MUST include:</w:t>
       </w:r>
     </w:p>
     <w:p>
@@ -2114,6 +2869,3420 @@
       <w:pPr>
         <w:pStyle w:val="BodyText"/>
       </w:pPr>
+    </w:p>
+    <w:p>
+      <w:pPr>
+        <w:pStyle w:val="BodyText"/>
+        <w:rPr>
+          <w:color w:val="4C94D8" w:themeColor="text2" w:themeTint="80"/>
+        </w:rPr>
+      </w:pPr>
+      <w:r>
+        <w:rPr>
+          <w:b/>
+          <w:bCs/>
+          <w:color w:val="4C94D8" w:themeColor="text2" w:themeTint="80"/>
+        </w:rPr>
+        <w:t>My guestbook uses one table called guestbook. Here is the CREATE TABLE statement I wrote:</w:t>
+      </w:r>
+    </w:p>
+    <w:p>
+      <w:pPr>
+        <w:pStyle w:val="BodyText"/>
+        <w:rPr>
+          <w:color w:val="4C94D8" w:themeColor="text2" w:themeTint="80"/>
+        </w:rPr>
+      </w:pPr>
+      <w:proofErr w:type="spellStart"/>
+      <w:r>
+        <w:rPr>
+          <w:color w:val="4C94D8" w:themeColor="text2" w:themeTint="80"/>
+        </w:rPr>
+        <w:t>sql</w:t>
+      </w:r>
+      <w:proofErr w:type="spellEnd"/>
+    </w:p>
+    <w:p>
+      <w:pPr>
+        <w:pStyle w:val="BodyText"/>
+        <w:rPr>
+          <w:color w:val="4C94D8" w:themeColor="text2" w:themeTint="80"/>
+        </w:rPr>
+      </w:pPr>
+      <w:r>
+        <w:rPr>
+          <w:color w:val="4C94D8" w:themeColor="text2" w:themeTint="80"/>
+        </w:rPr>
+        <w:t>CREATE TABLE guestbook (</w:t>
+      </w:r>
+    </w:p>
+    <w:p>
+      <w:pPr>
+        <w:pStyle w:val="BodyText"/>
+        <w:rPr>
+          <w:color w:val="4C94D8" w:themeColor="text2" w:themeTint="80"/>
+        </w:rPr>
+      </w:pPr>
+      <w:r>
+        <w:rPr>
+          <w:color w:val="4C94D8" w:themeColor="text2" w:themeTint="80"/>
+        </w:rPr>
+        <w:t xml:space="preserve">    id INT AUTO_INCREMENT PRIMARY KEY,</w:t>
+      </w:r>
+    </w:p>
+    <w:p>
+      <w:pPr>
+        <w:pStyle w:val="BodyText"/>
+        <w:rPr>
+          <w:color w:val="4C94D8" w:themeColor="text2" w:themeTint="80"/>
+        </w:rPr>
+      </w:pPr>
+      <w:r>
+        <w:rPr>
+          <w:color w:val="4C94D8" w:themeColor="text2" w:themeTint="80"/>
+        </w:rPr>
+        <w:t xml:space="preserve">    name </w:t>
+      </w:r>
+      <w:proofErr w:type="gramStart"/>
+      <w:r>
+        <w:rPr>
+          <w:color w:val="4C94D8" w:themeColor="text2" w:themeTint="80"/>
+        </w:rPr>
+        <w:t>VARCHAR(</w:t>
+      </w:r>
+      <w:proofErr w:type="gramEnd"/>
+      <w:r>
+        <w:rPr>
+          <w:color w:val="4C94D8" w:themeColor="text2" w:themeTint="80"/>
+        </w:rPr>
+        <w:t>100) NOT NULL,</w:t>
+      </w:r>
+    </w:p>
+    <w:p>
+      <w:pPr>
+        <w:pStyle w:val="BodyText"/>
+        <w:rPr>
+          <w:color w:val="4C94D8" w:themeColor="text2" w:themeTint="80"/>
+        </w:rPr>
+      </w:pPr>
+      <w:r>
+        <w:rPr>
+          <w:color w:val="4C94D8" w:themeColor="text2" w:themeTint="80"/>
+        </w:rPr>
+        <w:t xml:space="preserve">    message TEXT NOT NULL,</w:t>
+      </w:r>
+    </w:p>
+    <w:p>
+      <w:pPr>
+        <w:pStyle w:val="BodyText"/>
+        <w:rPr>
+          <w:color w:val="4C94D8" w:themeColor="text2" w:themeTint="80"/>
+        </w:rPr>
+      </w:pPr>
+      <w:r>
+        <w:rPr>
+          <w:color w:val="4C94D8" w:themeColor="text2" w:themeTint="80"/>
+        </w:rPr>
+        <w:t xml:space="preserve">    </w:t>
+      </w:r>
+      <w:proofErr w:type="spellStart"/>
+      <w:r>
+        <w:rPr>
+          <w:color w:val="4C94D8" w:themeColor="text2" w:themeTint="80"/>
+        </w:rPr>
+        <w:t>created_at</w:t>
+      </w:r>
+      <w:proofErr w:type="spellEnd"/>
+      <w:r>
+        <w:rPr>
+          <w:color w:val="4C94D8" w:themeColor="text2" w:themeTint="80"/>
+        </w:rPr>
+        <w:t xml:space="preserve"> TIMESTAMP DEFAULT CURRENT_TIMESTAMP</w:t>
+      </w:r>
+    </w:p>
+    <w:p>
+      <w:pPr>
+        <w:pStyle w:val="BodyText"/>
+        <w:rPr>
+          <w:color w:val="4C94D8" w:themeColor="text2" w:themeTint="80"/>
+        </w:rPr>
+      </w:pPr>
+      <w:proofErr w:type="gramStart"/>
+      <w:r>
+        <w:rPr>
+          <w:color w:val="4C94D8" w:themeColor="text2" w:themeTint="80"/>
+        </w:rPr>
+        <w:lastRenderedPageBreak/>
+        <w:t>);</w:t>
+      </w:r>
+      <w:proofErr w:type="gramEnd"/>
+    </w:p>
+    <w:p>
+      <w:pPr>
+        <w:pStyle w:val="BodyText"/>
+        <w:rPr>
+          <w:color w:val="4C94D8" w:themeColor="text2" w:themeTint="80"/>
+        </w:rPr>
+      </w:pPr>
+      <w:proofErr w:type="spellStart"/>
+      <w:r>
+        <w:rPr>
+          <w:color w:val="4C94D8" w:themeColor="text2" w:themeTint="80"/>
+        </w:rPr>
+        <w:t>id</w:t>
+      </w:r>
+      <w:proofErr w:type="spellEnd"/>
+      <w:r>
+        <w:rPr>
+          <w:color w:val="4C94D8" w:themeColor="text2" w:themeTint="80"/>
+        </w:rPr>
+        <w:t xml:space="preserve"> is an integer that increments automatically so each entry gets a unique identifier without manual input. name uses </w:t>
+      </w:r>
+      <w:proofErr w:type="gramStart"/>
+      <w:r>
+        <w:rPr>
+          <w:color w:val="4C94D8" w:themeColor="text2" w:themeTint="80"/>
+        </w:rPr>
+        <w:t>VARCHAR(</w:t>
+      </w:r>
+      <w:proofErr w:type="gramEnd"/>
+      <w:r>
+        <w:rPr>
+          <w:color w:val="4C94D8" w:themeColor="text2" w:themeTint="80"/>
+        </w:rPr>
+        <w:t xml:space="preserve">100) because names are short and have a predictable max length. message uses TEXT because comment length varies and TEXT handles longer strings without a fixed limit. </w:t>
+      </w:r>
+      <w:proofErr w:type="spellStart"/>
+      <w:r>
+        <w:rPr>
+          <w:color w:val="4C94D8" w:themeColor="text2" w:themeTint="80"/>
+        </w:rPr>
+        <w:t>created_at</w:t>
+      </w:r>
+      <w:proofErr w:type="spellEnd"/>
+      <w:r>
+        <w:rPr>
+          <w:color w:val="4C94D8" w:themeColor="text2" w:themeTint="80"/>
+        </w:rPr>
+        <w:t xml:space="preserve"> is a TIMESTAMP that defaults to the current time, so I never have to pass it manually from PHP.</w:t>
+      </w:r>
+    </w:p>
+    <w:p>
+      <w:pPr>
+        <w:pStyle w:val="BodyText"/>
+        <w:rPr>
+          <w:color w:val="4C94D8" w:themeColor="text2" w:themeTint="80"/>
+        </w:rPr>
+      </w:pPr>
+      <w:r>
+        <w:rPr>
+          <w:b/>
+          <w:bCs/>
+          <w:color w:val="4C94D8" w:themeColor="text2" w:themeTint="80"/>
+        </w:rPr>
+        <w:t>PHP Write Path</w:t>
+      </w:r>
+    </w:p>
+    <w:p>
+      <w:pPr>
+        <w:pStyle w:val="BodyText"/>
+        <w:rPr>
+          <w:color w:val="4C94D8" w:themeColor="text2" w:themeTint="80"/>
+        </w:rPr>
+      </w:pPr>
+      <w:r>
+        <w:rPr>
+          <w:color w:val="4C94D8" w:themeColor="text2" w:themeTint="80"/>
+        </w:rPr>
+        <w:t xml:space="preserve">When a user submits the form, jQuery intercepts the submission and sends a POST request to </w:t>
+      </w:r>
+      <w:proofErr w:type="spellStart"/>
+      <w:r>
+        <w:rPr>
+          <w:color w:val="4C94D8" w:themeColor="text2" w:themeTint="80"/>
+        </w:rPr>
+        <w:t>submit.php</w:t>
+      </w:r>
+      <w:proofErr w:type="spellEnd"/>
+      <w:r>
+        <w:rPr>
+          <w:color w:val="4C94D8" w:themeColor="text2" w:themeTint="80"/>
+        </w:rPr>
+        <w:t xml:space="preserve"> via AJAX. Here is what happens inside </w:t>
+      </w:r>
+      <w:proofErr w:type="spellStart"/>
+      <w:r>
+        <w:rPr>
+          <w:color w:val="4C94D8" w:themeColor="text2" w:themeTint="80"/>
+        </w:rPr>
+        <w:t>submit.php</w:t>
+      </w:r>
+      <w:proofErr w:type="spellEnd"/>
+      <w:r>
+        <w:rPr>
+          <w:color w:val="4C94D8" w:themeColor="text2" w:themeTint="80"/>
+        </w:rPr>
+        <w:t xml:space="preserve"> line by line:</w:t>
+      </w:r>
+    </w:p>
+    <w:p>
+      <w:pPr>
+        <w:pStyle w:val="BodyText"/>
+        <w:rPr>
+          <w:color w:val="4C94D8" w:themeColor="text2" w:themeTint="80"/>
+        </w:rPr>
+      </w:pPr>
+      <w:proofErr w:type="spellStart"/>
+      <w:r>
+        <w:rPr>
+          <w:color w:val="4C94D8" w:themeColor="text2" w:themeTint="80"/>
+        </w:rPr>
+        <w:t>php</w:t>
+      </w:r>
+      <w:proofErr w:type="spellEnd"/>
+    </w:p>
+    <w:p>
+      <w:pPr>
+        <w:pStyle w:val="BodyText"/>
+        <w:rPr>
+          <w:color w:val="4C94D8" w:themeColor="text2" w:themeTint="80"/>
+        </w:rPr>
+      </w:pPr>
+      <w:r>
+        <w:rPr>
+          <w:color w:val="4C94D8" w:themeColor="text2" w:themeTint="80"/>
+        </w:rPr>
+        <w:t>if ($_SERVER['REQUEST_METHOD'</w:t>
+      </w:r>
+      <w:proofErr w:type="gramStart"/>
+      <w:r>
+        <w:rPr>
+          <w:color w:val="4C94D8" w:themeColor="text2" w:themeTint="80"/>
+        </w:rPr>
+        <w:t>] !</w:t>
+      </w:r>
+      <w:proofErr w:type="gramEnd"/>
+      <w:r>
+        <w:rPr>
+          <w:color w:val="4C94D8" w:themeColor="text2" w:themeTint="80"/>
+        </w:rPr>
+        <w:t>== 'POST</w:t>
+      </w:r>
+      <w:proofErr w:type="gramStart"/>
+      <w:r>
+        <w:rPr>
+          <w:color w:val="4C94D8" w:themeColor="text2" w:themeTint="80"/>
+        </w:rPr>
+        <w:t>') {</w:t>
+      </w:r>
+      <w:proofErr w:type="gramEnd"/>
+    </w:p>
+    <w:p>
+      <w:pPr>
+        <w:pStyle w:val="BodyText"/>
+        <w:rPr>
+          <w:color w:val="4C94D8" w:themeColor="text2" w:themeTint="80"/>
+        </w:rPr>
+      </w:pPr>
+      <w:r>
+        <w:rPr>
+          <w:color w:val="4C94D8" w:themeColor="text2" w:themeTint="80"/>
+        </w:rPr>
+        <w:t xml:space="preserve">    </w:t>
+      </w:r>
+      <w:proofErr w:type="gramStart"/>
+      <w:r>
+        <w:rPr>
+          <w:color w:val="4C94D8" w:themeColor="text2" w:themeTint="80"/>
+        </w:rPr>
+        <w:t>header(</w:t>
+      </w:r>
+      <w:proofErr w:type="gramEnd"/>
+      <w:r>
+        <w:rPr>
+          <w:color w:val="4C94D8" w:themeColor="text2" w:themeTint="80"/>
+        </w:rPr>
+        <w:t xml:space="preserve">"Location: </w:t>
+      </w:r>
+      <w:proofErr w:type="spellStart"/>
+      <w:r>
+        <w:rPr>
+          <w:color w:val="4C94D8" w:themeColor="text2" w:themeTint="80"/>
+        </w:rPr>
+        <w:t>guestbook.php</w:t>
+      </w:r>
+      <w:proofErr w:type="spellEnd"/>
+      <w:r>
+        <w:rPr>
+          <w:color w:val="4C94D8" w:themeColor="text2" w:themeTint="80"/>
+        </w:rPr>
+        <w:t>"</w:t>
+      </w:r>
+      <w:proofErr w:type="gramStart"/>
+      <w:r>
+        <w:rPr>
+          <w:color w:val="4C94D8" w:themeColor="text2" w:themeTint="80"/>
+        </w:rPr>
+        <w:t>);</w:t>
+      </w:r>
+      <w:proofErr w:type="gramEnd"/>
+    </w:p>
+    <w:p>
+      <w:pPr>
+        <w:pStyle w:val="BodyText"/>
+        <w:rPr>
+          <w:color w:val="4C94D8" w:themeColor="text2" w:themeTint="80"/>
+        </w:rPr>
+      </w:pPr>
+      <w:r>
+        <w:rPr>
+          <w:color w:val="4C94D8" w:themeColor="text2" w:themeTint="80"/>
+        </w:rPr>
+        <w:t xml:space="preserve">    </w:t>
+      </w:r>
+      <w:proofErr w:type="gramStart"/>
+      <w:r>
+        <w:rPr>
+          <w:color w:val="4C94D8" w:themeColor="text2" w:themeTint="80"/>
+        </w:rPr>
+        <w:t>exit();</w:t>
+      </w:r>
+      <w:proofErr w:type="gramEnd"/>
+    </w:p>
+    <w:p>
+      <w:pPr>
+        <w:pStyle w:val="BodyText"/>
+        <w:rPr>
+          <w:color w:val="4C94D8" w:themeColor="text2" w:themeTint="80"/>
+        </w:rPr>
+      </w:pPr>
+      <w:r>
+        <w:rPr>
+          <w:color w:val="4C94D8" w:themeColor="text2" w:themeTint="80"/>
+        </w:rPr>
+        <w:t>}</w:t>
+      </w:r>
+    </w:p>
+    <w:p>
+      <w:pPr>
+        <w:pStyle w:val="BodyText"/>
+        <w:rPr>
+          <w:color w:val="4C94D8" w:themeColor="text2" w:themeTint="80"/>
+        </w:rPr>
+      </w:pPr>
+      <w:r>
+        <w:rPr>
+          <w:color w:val="4C94D8" w:themeColor="text2" w:themeTint="80"/>
+        </w:rPr>
+        <w:t xml:space="preserve">This blocks anyone from visiting </w:t>
+      </w:r>
+      <w:proofErr w:type="spellStart"/>
+      <w:r>
+        <w:rPr>
+          <w:color w:val="4C94D8" w:themeColor="text2" w:themeTint="80"/>
+        </w:rPr>
+        <w:t>submit.php</w:t>
+      </w:r>
+      <w:proofErr w:type="spellEnd"/>
+      <w:r>
+        <w:rPr>
+          <w:color w:val="4C94D8" w:themeColor="text2" w:themeTint="80"/>
+        </w:rPr>
+        <w:t xml:space="preserve"> directly in their browser. If the request is not a POST, it redirects them back to the guestbook page immediately.</w:t>
+      </w:r>
+    </w:p>
+    <w:p>
+      <w:pPr>
+        <w:pStyle w:val="BodyText"/>
+        <w:rPr>
+          <w:color w:val="4C94D8" w:themeColor="text2" w:themeTint="80"/>
+        </w:rPr>
+      </w:pPr>
+      <w:proofErr w:type="spellStart"/>
+      <w:r>
+        <w:rPr>
+          <w:color w:val="4C94D8" w:themeColor="text2" w:themeTint="80"/>
+        </w:rPr>
+        <w:t>php</w:t>
+      </w:r>
+      <w:proofErr w:type="spellEnd"/>
+    </w:p>
+    <w:p>
+      <w:pPr>
+        <w:pStyle w:val="BodyText"/>
+        <w:rPr>
+          <w:color w:val="4C94D8" w:themeColor="text2" w:themeTint="80"/>
+        </w:rPr>
+      </w:pPr>
+      <w:r>
+        <w:rPr>
+          <w:color w:val="4C94D8" w:themeColor="text2" w:themeTint="80"/>
+        </w:rPr>
+        <w:t>include __DIR_</w:t>
+      </w:r>
+      <w:proofErr w:type="gramStart"/>
+      <w:r>
+        <w:rPr>
+          <w:color w:val="4C94D8" w:themeColor="text2" w:themeTint="80"/>
+        </w:rPr>
+        <w:t>_ .</w:t>
+      </w:r>
+      <w:proofErr w:type="gramEnd"/>
+      <w:r>
+        <w:rPr>
+          <w:color w:val="4C94D8" w:themeColor="text2" w:themeTint="80"/>
+        </w:rPr>
+        <w:t xml:space="preserve"> '/</w:t>
+      </w:r>
+      <w:proofErr w:type="spellStart"/>
+      <w:r>
+        <w:rPr>
+          <w:color w:val="4C94D8" w:themeColor="text2" w:themeTint="80"/>
+        </w:rPr>
+        <w:t>config.php</w:t>
+      </w:r>
+      <w:proofErr w:type="spellEnd"/>
+      <w:proofErr w:type="gramStart"/>
+      <w:r>
+        <w:rPr>
+          <w:color w:val="4C94D8" w:themeColor="text2" w:themeTint="80"/>
+        </w:rPr>
+        <w:t>';</w:t>
+      </w:r>
+      <w:proofErr w:type="gramEnd"/>
+    </w:p>
+    <w:p>
+      <w:pPr>
+        <w:pStyle w:val="BodyText"/>
+        <w:rPr>
+          <w:color w:val="4C94D8" w:themeColor="text2" w:themeTint="80"/>
+        </w:rPr>
+      </w:pPr>
+      <w:r>
+        <w:rPr>
+          <w:color w:val="4C94D8" w:themeColor="text2" w:themeTint="80"/>
+        </w:rPr>
+        <w:t xml:space="preserve">This loads the database connection from </w:t>
+      </w:r>
+      <w:proofErr w:type="spellStart"/>
+      <w:r>
+        <w:rPr>
+          <w:color w:val="4C94D8" w:themeColor="text2" w:themeTint="80"/>
+        </w:rPr>
+        <w:t>config.php</w:t>
+      </w:r>
+      <w:proofErr w:type="spellEnd"/>
+      <w:r>
+        <w:rPr>
+          <w:color w:val="4C94D8" w:themeColor="text2" w:themeTint="80"/>
+        </w:rPr>
+        <w:t>. Using __DIR__ ensures the path resolves correctly regardless of where Apache is serving from.</w:t>
+      </w:r>
+    </w:p>
+    <w:p>
+      <w:pPr>
+        <w:pStyle w:val="BodyText"/>
+        <w:rPr>
+          <w:color w:val="4C94D8" w:themeColor="text2" w:themeTint="80"/>
+        </w:rPr>
+      </w:pPr>
+      <w:proofErr w:type="spellStart"/>
+      <w:r>
+        <w:rPr>
+          <w:color w:val="4C94D8" w:themeColor="text2" w:themeTint="80"/>
+        </w:rPr>
+        <w:t>php</w:t>
+      </w:r>
+      <w:proofErr w:type="spellEnd"/>
+    </w:p>
+    <w:p>
+      <w:pPr>
+        <w:pStyle w:val="BodyText"/>
+        <w:rPr>
+          <w:color w:val="4C94D8" w:themeColor="text2" w:themeTint="80"/>
+        </w:rPr>
+      </w:pPr>
+      <w:r>
+        <w:rPr>
+          <w:color w:val="4C94D8" w:themeColor="text2" w:themeTint="80"/>
+        </w:rPr>
+        <w:t>$name = trim($_POST['name'</w:t>
+      </w:r>
+      <w:proofErr w:type="gramStart"/>
+      <w:r>
+        <w:rPr>
+          <w:color w:val="4C94D8" w:themeColor="text2" w:themeTint="80"/>
+        </w:rPr>
+        <w:t>] ??</w:t>
+      </w:r>
+      <w:proofErr w:type="gramEnd"/>
+      <w:r>
+        <w:rPr>
+          <w:color w:val="4C94D8" w:themeColor="text2" w:themeTint="80"/>
+        </w:rPr>
+        <w:t xml:space="preserve"> ''</w:t>
+      </w:r>
+      <w:proofErr w:type="gramStart"/>
+      <w:r>
+        <w:rPr>
+          <w:color w:val="4C94D8" w:themeColor="text2" w:themeTint="80"/>
+        </w:rPr>
+        <w:t>);</w:t>
+      </w:r>
+      <w:proofErr w:type="gramEnd"/>
+    </w:p>
+    <w:p>
+      <w:pPr>
+        <w:pStyle w:val="BodyText"/>
+        <w:rPr>
+          <w:color w:val="4C94D8" w:themeColor="text2" w:themeTint="80"/>
+        </w:rPr>
+      </w:pPr>
+      <w:r>
+        <w:rPr>
+          <w:color w:val="4C94D8" w:themeColor="text2" w:themeTint="80"/>
+        </w:rPr>
+        <w:t>$message = trim($_POST['message'</w:t>
+      </w:r>
+      <w:proofErr w:type="gramStart"/>
+      <w:r>
+        <w:rPr>
+          <w:color w:val="4C94D8" w:themeColor="text2" w:themeTint="80"/>
+        </w:rPr>
+        <w:t>] ??</w:t>
+      </w:r>
+      <w:proofErr w:type="gramEnd"/>
+      <w:r>
+        <w:rPr>
+          <w:color w:val="4C94D8" w:themeColor="text2" w:themeTint="80"/>
+        </w:rPr>
+        <w:t xml:space="preserve"> ''</w:t>
+      </w:r>
+      <w:proofErr w:type="gramStart"/>
+      <w:r>
+        <w:rPr>
+          <w:color w:val="4C94D8" w:themeColor="text2" w:themeTint="80"/>
+        </w:rPr>
+        <w:t>);</w:t>
+      </w:r>
+      <w:proofErr w:type="gramEnd"/>
+    </w:p>
+    <w:p>
+      <w:pPr>
+        <w:pStyle w:val="BodyText"/>
+        <w:rPr>
+          <w:color w:val="4C94D8" w:themeColor="text2" w:themeTint="80"/>
+        </w:rPr>
+      </w:pPr>
+      <w:r>
+        <w:rPr>
+          <w:color w:val="4C94D8" w:themeColor="text2" w:themeTint="80"/>
+        </w:rPr>
+        <w:t xml:space="preserve">$_POST['name'] reads the submitted name field. </w:t>
+      </w:r>
+      <w:proofErr w:type="gramStart"/>
+      <w:r>
+        <w:rPr>
+          <w:color w:val="4C94D8" w:themeColor="text2" w:themeTint="80"/>
+        </w:rPr>
+        <w:t>trim(</w:t>
+      </w:r>
+      <w:proofErr w:type="gramEnd"/>
+      <w:r>
+        <w:rPr>
+          <w:color w:val="4C94D8" w:themeColor="text2" w:themeTint="80"/>
+        </w:rPr>
+        <w:t xml:space="preserve">) strips leading and trailing whitespace. </w:t>
+      </w:r>
+      <w:proofErr w:type="gramStart"/>
+      <w:r>
+        <w:rPr>
+          <w:color w:val="4C94D8" w:themeColor="text2" w:themeTint="80"/>
+        </w:rPr>
+        <w:t>The ??</w:t>
+      </w:r>
+      <w:proofErr w:type="gramEnd"/>
+      <w:r>
+        <w:rPr>
+          <w:color w:val="4C94D8" w:themeColor="text2" w:themeTint="80"/>
+        </w:rPr>
+        <w:t xml:space="preserve"> '' handles the case where the field is missing entirely, so PHP does not throw an error.</w:t>
+      </w:r>
+    </w:p>
+    <w:p>
+      <w:pPr>
+        <w:pStyle w:val="BodyText"/>
+        <w:rPr>
+          <w:color w:val="4C94D8" w:themeColor="text2" w:themeTint="80"/>
+        </w:rPr>
+      </w:pPr>
+      <w:proofErr w:type="spellStart"/>
+      <w:r>
+        <w:rPr>
+          <w:color w:val="4C94D8" w:themeColor="text2" w:themeTint="80"/>
+        </w:rPr>
+        <w:t>php</w:t>
+      </w:r>
+      <w:proofErr w:type="spellEnd"/>
+    </w:p>
+    <w:p>
+      <w:pPr>
+        <w:pStyle w:val="BodyText"/>
+        <w:rPr>
+          <w:color w:val="4C94D8" w:themeColor="text2" w:themeTint="80"/>
+        </w:rPr>
+      </w:pPr>
+      <w:r>
+        <w:rPr>
+          <w:color w:val="4C94D8" w:themeColor="text2" w:themeTint="80"/>
+        </w:rPr>
+        <w:t>if (empty($name) || empty($message</w:t>
+      </w:r>
+      <w:proofErr w:type="gramStart"/>
+      <w:r>
+        <w:rPr>
+          <w:color w:val="4C94D8" w:themeColor="text2" w:themeTint="80"/>
+        </w:rPr>
+        <w:t>)) {</w:t>
+      </w:r>
+      <w:proofErr w:type="gramEnd"/>
+    </w:p>
+    <w:p>
+      <w:pPr>
+        <w:pStyle w:val="BodyText"/>
+        <w:rPr>
+          <w:color w:val="4C94D8" w:themeColor="text2" w:themeTint="80"/>
+        </w:rPr>
+      </w:pPr>
+      <w:r>
+        <w:rPr>
+          <w:color w:val="4C94D8" w:themeColor="text2" w:themeTint="80"/>
+        </w:rPr>
+        <w:t xml:space="preserve">    echo "error</w:t>
+      </w:r>
+      <w:proofErr w:type="gramStart"/>
+      <w:r>
+        <w:rPr>
+          <w:color w:val="4C94D8" w:themeColor="text2" w:themeTint="80"/>
+        </w:rPr>
+        <w:t>";</w:t>
+      </w:r>
+      <w:proofErr w:type="gramEnd"/>
+    </w:p>
+    <w:p>
+      <w:pPr>
+        <w:pStyle w:val="BodyText"/>
+        <w:rPr>
+          <w:color w:val="4C94D8" w:themeColor="text2" w:themeTint="80"/>
+        </w:rPr>
+      </w:pPr>
+      <w:r>
+        <w:rPr>
+          <w:color w:val="4C94D8" w:themeColor="text2" w:themeTint="80"/>
+        </w:rPr>
+        <w:t xml:space="preserve">    </w:t>
+      </w:r>
+      <w:proofErr w:type="gramStart"/>
+      <w:r>
+        <w:rPr>
+          <w:color w:val="4C94D8" w:themeColor="text2" w:themeTint="80"/>
+        </w:rPr>
+        <w:t>exit();</w:t>
+      </w:r>
+      <w:proofErr w:type="gramEnd"/>
+    </w:p>
+    <w:p>
+      <w:pPr>
+        <w:pStyle w:val="BodyText"/>
+        <w:rPr>
+          <w:color w:val="4C94D8" w:themeColor="text2" w:themeTint="80"/>
+        </w:rPr>
+      </w:pPr>
+      <w:r>
+        <w:rPr>
+          <w:color w:val="4C94D8" w:themeColor="text2" w:themeTint="80"/>
+        </w:rPr>
+        <w:t>}</w:t>
+      </w:r>
+    </w:p>
+    <w:p>
+      <w:pPr>
+        <w:pStyle w:val="BodyText"/>
+        <w:rPr>
+          <w:color w:val="4C94D8" w:themeColor="text2" w:themeTint="80"/>
+        </w:rPr>
+      </w:pPr>
+      <w:r>
+        <w:rPr>
+          <w:color w:val="4C94D8" w:themeColor="text2" w:themeTint="80"/>
+        </w:rPr>
+        <w:lastRenderedPageBreak/>
+        <w:t xml:space="preserve">Server-side validation. If either field is empty after trimming, the script returns "error" and stops. This runs even if JavaScript validation already caught it on the </w:t>
+      </w:r>
+      <w:proofErr w:type="gramStart"/>
+      <w:r>
+        <w:rPr>
+          <w:color w:val="4C94D8" w:themeColor="text2" w:themeTint="80"/>
+        </w:rPr>
+        <w:t>frontend</w:t>
+      </w:r>
+      <w:proofErr w:type="gramEnd"/>
+      <w:r>
+        <w:rPr>
+          <w:color w:val="4C94D8" w:themeColor="text2" w:themeTint="80"/>
+        </w:rPr>
+        <w:t>.</w:t>
+      </w:r>
+    </w:p>
+    <w:p>
+      <w:pPr>
+        <w:pStyle w:val="BodyText"/>
+        <w:rPr>
+          <w:color w:val="4C94D8" w:themeColor="text2" w:themeTint="80"/>
+        </w:rPr>
+      </w:pPr>
+      <w:proofErr w:type="spellStart"/>
+      <w:r>
+        <w:rPr>
+          <w:color w:val="4C94D8" w:themeColor="text2" w:themeTint="80"/>
+        </w:rPr>
+        <w:t>php</w:t>
+      </w:r>
+      <w:proofErr w:type="spellEnd"/>
+    </w:p>
+    <w:p>
+      <w:pPr>
+        <w:pStyle w:val="BodyText"/>
+        <w:rPr>
+          <w:color w:val="4C94D8" w:themeColor="text2" w:themeTint="80"/>
+        </w:rPr>
+      </w:pPr>
+      <w:r>
+        <w:rPr>
+          <w:color w:val="4C94D8" w:themeColor="text2" w:themeTint="80"/>
+        </w:rPr>
+        <w:t>$</w:t>
+      </w:r>
+      <w:proofErr w:type="spellStart"/>
+      <w:r>
+        <w:rPr>
+          <w:color w:val="4C94D8" w:themeColor="text2" w:themeTint="80"/>
+        </w:rPr>
+        <w:t>stmt</w:t>
+      </w:r>
+      <w:proofErr w:type="spellEnd"/>
+      <w:r>
+        <w:rPr>
+          <w:color w:val="4C94D8" w:themeColor="text2" w:themeTint="80"/>
+        </w:rPr>
+        <w:t xml:space="preserve"> = $conn-&gt;</w:t>
+      </w:r>
+      <w:proofErr w:type="gramStart"/>
+      <w:r>
+        <w:rPr>
+          <w:color w:val="4C94D8" w:themeColor="text2" w:themeTint="80"/>
+        </w:rPr>
+        <w:t>prepare(</w:t>
+      </w:r>
+      <w:proofErr w:type="gramEnd"/>
+      <w:r>
+        <w:rPr>
+          <w:color w:val="4C94D8" w:themeColor="text2" w:themeTint="80"/>
+        </w:rPr>
+        <w:t xml:space="preserve">"INSERT INTO guestbook (name, message) VALUES </w:t>
+      </w:r>
+      <w:proofErr w:type="gramStart"/>
+      <w:r>
+        <w:rPr>
+          <w:color w:val="4C94D8" w:themeColor="text2" w:themeTint="80"/>
+        </w:rPr>
+        <w:t>(?,</w:t>
+      </w:r>
+      <w:proofErr w:type="gramEnd"/>
+      <w:r>
+        <w:rPr>
+          <w:color w:val="4C94D8" w:themeColor="text2" w:themeTint="80"/>
+        </w:rPr>
+        <w:t xml:space="preserve"> ?)"</w:t>
+      </w:r>
+      <w:proofErr w:type="gramStart"/>
+      <w:r>
+        <w:rPr>
+          <w:color w:val="4C94D8" w:themeColor="text2" w:themeTint="80"/>
+        </w:rPr>
+        <w:t>);</w:t>
+      </w:r>
+      <w:proofErr w:type="gramEnd"/>
+    </w:p>
+    <w:p>
+      <w:pPr>
+        <w:pStyle w:val="BodyText"/>
+        <w:rPr>
+          <w:color w:val="4C94D8" w:themeColor="text2" w:themeTint="80"/>
+        </w:rPr>
+      </w:pPr>
+      <w:r>
+        <w:rPr>
+          <w:color w:val="4C94D8" w:themeColor="text2" w:themeTint="80"/>
+        </w:rPr>
+        <w:t>$</w:t>
+      </w:r>
+      <w:proofErr w:type="spellStart"/>
+      <w:r>
+        <w:rPr>
+          <w:color w:val="4C94D8" w:themeColor="text2" w:themeTint="80"/>
+        </w:rPr>
+        <w:t>stmt</w:t>
+      </w:r>
+      <w:proofErr w:type="spellEnd"/>
+      <w:r>
+        <w:rPr>
+          <w:color w:val="4C94D8" w:themeColor="text2" w:themeTint="80"/>
+        </w:rPr>
+        <w:t>-&gt;</w:t>
+      </w:r>
+      <w:proofErr w:type="spellStart"/>
+      <w:r>
+        <w:rPr>
+          <w:color w:val="4C94D8" w:themeColor="text2" w:themeTint="80"/>
+        </w:rPr>
+        <w:t>bind_</w:t>
+      </w:r>
+      <w:proofErr w:type="gramStart"/>
+      <w:r>
+        <w:rPr>
+          <w:color w:val="4C94D8" w:themeColor="text2" w:themeTint="80"/>
+        </w:rPr>
+        <w:t>param</w:t>
+      </w:r>
+      <w:proofErr w:type="spellEnd"/>
+      <w:r>
+        <w:rPr>
+          <w:color w:val="4C94D8" w:themeColor="text2" w:themeTint="80"/>
+        </w:rPr>
+        <w:t>(</w:t>
+      </w:r>
+      <w:proofErr w:type="gramEnd"/>
+      <w:r>
+        <w:rPr>
+          <w:color w:val="4C94D8" w:themeColor="text2" w:themeTint="80"/>
+        </w:rPr>
+        <w:t>"ss", $name, $message</w:t>
+      </w:r>
+      <w:proofErr w:type="gramStart"/>
+      <w:r>
+        <w:rPr>
+          <w:color w:val="4C94D8" w:themeColor="text2" w:themeTint="80"/>
+        </w:rPr>
+        <w:t>);</w:t>
+      </w:r>
+      <w:proofErr w:type="gramEnd"/>
+    </w:p>
+    <w:p>
+      <w:pPr>
+        <w:pStyle w:val="BodyText"/>
+        <w:rPr>
+          <w:color w:val="4C94D8" w:themeColor="text2" w:themeTint="80"/>
+        </w:rPr>
+      </w:pPr>
+      <w:r>
+        <w:rPr>
+          <w:color w:val="4C94D8" w:themeColor="text2" w:themeTint="80"/>
+        </w:rPr>
+        <w:t>$</w:t>
+      </w:r>
+      <w:proofErr w:type="spellStart"/>
+      <w:r>
+        <w:rPr>
+          <w:color w:val="4C94D8" w:themeColor="text2" w:themeTint="80"/>
+        </w:rPr>
+        <w:t>stmt</w:t>
+      </w:r>
+      <w:proofErr w:type="spellEnd"/>
+      <w:r>
+        <w:rPr>
+          <w:color w:val="4C94D8" w:themeColor="text2" w:themeTint="80"/>
+        </w:rPr>
+        <w:t>-&gt;</w:t>
+      </w:r>
+      <w:proofErr w:type="gramStart"/>
+      <w:r>
+        <w:rPr>
+          <w:color w:val="4C94D8" w:themeColor="text2" w:themeTint="80"/>
+        </w:rPr>
+        <w:t>execute();</w:t>
+      </w:r>
+      <w:proofErr w:type="gramEnd"/>
+    </w:p>
+    <w:p>
+      <w:pPr>
+        <w:pStyle w:val="BodyText"/>
+        <w:rPr>
+          <w:color w:val="4C94D8" w:themeColor="text2" w:themeTint="80"/>
+        </w:rPr>
+      </w:pPr>
+      <w:proofErr w:type="gramStart"/>
+      <w:r>
+        <w:rPr>
+          <w:color w:val="4C94D8" w:themeColor="text2" w:themeTint="80"/>
+        </w:rPr>
+        <w:t>prepare(</w:t>
+      </w:r>
+      <w:proofErr w:type="gramEnd"/>
+      <w:r>
+        <w:rPr>
+          <w:color w:val="4C94D8" w:themeColor="text2" w:themeTint="80"/>
+        </w:rPr>
+        <w:t xml:space="preserve">) sends the SQL structure to the database first, before any user data is involved. </w:t>
+      </w:r>
+      <w:proofErr w:type="gramStart"/>
+      <w:r>
+        <w:rPr>
+          <w:color w:val="4C94D8" w:themeColor="text2" w:themeTint="80"/>
+        </w:rPr>
+        <w:t>The ?</w:t>
+      </w:r>
+      <w:proofErr w:type="gramEnd"/>
+      <w:r>
+        <w:rPr>
+          <w:color w:val="4C94D8" w:themeColor="text2" w:themeTint="80"/>
+        </w:rPr>
+        <w:t xml:space="preserve"> placeholders mark where the data will go. </w:t>
+      </w:r>
+      <w:proofErr w:type="spellStart"/>
+      <w:r>
+        <w:rPr>
+          <w:color w:val="4C94D8" w:themeColor="text2" w:themeTint="80"/>
+        </w:rPr>
+        <w:t>bind_</w:t>
+      </w:r>
+      <w:proofErr w:type="gramStart"/>
+      <w:r>
+        <w:rPr>
+          <w:color w:val="4C94D8" w:themeColor="text2" w:themeTint="80"/>
+        </w:rPr>
+        <w:t>param</w:t>
+      </w:r>
+      <w:proofErr w:type="spellEnd"/>
+      <w:r>
+        <w:rPr>
+          <w:color w:val="4C94D8" w:themeColor="text2" w:themeTint="80"/>
+        </w:rPr>
+        <w:t>(</w:t>
+      </w:r>
+      <w:proofErr w:type="gramEnd"/>
+      <w:r>
+        <w:rPr>
+          <w:color w:val="4C94D8" w:themeColor="text2" w:themeTint="80"/>
+        </w:rPr>
+        <w:t xml:space="preserve">"ss", ...) binds $name and $message as strings. </w:t>
+      </w:r>
+      <w:proofErr w:type="gramStart"/>
+      <w:r>
+        <w:rPr>
+          <w:color w:val="4C94D8" w:themeColor="text2" w:themeTint="80"/>
+        </w:rPr>
+        <w:t>execute(</w:t>
+      </w:r>
+      <w:proofErr w:type="gramEnd"/>
+      <w:r>
+        <w:rPr>
+          <w:color w:val="4C94D8" w:themeColor="text2" w:themeTint="80"/>
+        </w:rPr>
+        <w:t>) runs the query. Because the structure and the data are sent separately, the database never treats user input as executable SQL.</w:t>
+      </w:r>
+    </w:p>
+    <w:p>
+      <w:pPr>
+        <w:pStyle w:val="BodyText"/>
+        <w:rPr>
+          <w:color w:val="4C94D8" w:themeColor="text2" w:themeTint="80"/>
+        </w:rPr>
+      </w:pPr>
+      <w:proofErr w:type="spellStart"/>
+      <w:r>
+        <w:rPr>
+          <w:color w:val="4C94D8" w:themeColor="text2" w:themeTint="80"/>
+        </w:rPr>
+        <w:t>php</w:t>
+      </w:r>
+      <w:proofErr w:type="spellEnd"/>
+    </w:p>
+    <w:p>
+      <w:pPr>
+        <w:pStyle w:val="BodyText"/>
+        <w:rPr>
+          <w:color w:val="4C94D8" w:themeColor="text2" w:themeTint="80"/>
+        </w:rPr>
+      </w:pPr>
+      <w:r>
+        <w:rPr>
+          <w:color w:val="4C94D8" w:themeColor="text2" w:themeTint="80"/>
+        </w:rPr>
+        <w:t>echo "success</w:t>
+      </w:r>
+      <w:proofErr w:type="gramStart"/>
+      <w:r>
+        <w:rPr>
+          <w:color w:val="4C94D8" w:themeColor="text2" w:themeTint="80"/>
+        </w:rPr>
+        <w:t>";</w:t>
+      </w:r>
+      <w:proofErr w:type="gramEnd"/>
+    </w:p>
+    <w:p>
+      <w:pPr>
+        <w:pStyle w:val="BodyText"/>
+        <w:rPr>
+          <w:color w:val="4C94D8" w:themeColor="text2" w:themeTint="80"/>
+        </w:rPr>
+      </w:pPr>
+      <w:proofErr w:type="gramStart"/>
+      <w:r>
+        <w:rPr>
+          <w:color w:val="4C94D8" w:themeColor="text2" w:themeTint="80"/>
+        </w:rPr>
+        <w:t>exit();</w:t>
+      </w:r>
+      <w:proofErr w:type="gramEnd"/>
+    </w:p>
+    <w:p>
+      <w:pPr>
+        <w:pStyle w:val="BodyText"/>
+        <w:rPr>
+          <w:color w:val="4C94D8" w:themeColor="text2" w:themeTint="80"/>
+        </w:rPr>
+      </w:pPr>
+      <w:r>
+        <w:rPr>
+          <w:color w:val="4C94D8" w:themeColor="text2" w:themeTint="80"/>
+        </w:rPr>
+        <w:t xml:space="preserve">This sends "success" back to the jQuery AJAX </w:t>
+      </w:r>
+      <w:proofErr w:type="gramStart"/>
+      <w:r>
+        <w:rPr>
+          <w:color w:val="4C94D8" w:themeColor="text2" w:themeTint="80"/>
+        </w:rPr>
+        <w:t>call</w:t>
+      </w:r>
+      <w:proofErr w:type="gramEnd"/>
+      <w:r>
+        <w:rPr>
+          <w:color w:val="4C94D8" w:themeColor="text2" w:themeTint="80"/>
+        </w:rPr>
+        <w:t xml:space="preserve"> so the </w:t>
+      </w:r>
+      <w:proofErr w:type="gramStart"/>
+      <w:r>
+        <w:rPr>
+          <w:color w:val="4C94D8" w:themeColor="text2" w:themeTint="80"/>
+        </w:rPr>
+        <w:t>frontend</w:t>
+      </w:r>
+      <w:proofErr w:type="gramEnd"/>
+      <w:r>
+        <w:rPr>
+          <w:color w:val="4C94D8" w:themeColor="text2" w:themeTint="80"/>
+        </w:rPr>
+        <w:t xml:space="preserve"> knows the insert worked.</w:t>
+      </w:r>
+    </w:p>
+    <w:p>
+      <w:pPr>
+        <w:pStyle w:val="BodyText"/>
+        <w:rPr>
+          <w:color w:val="4C94D8" w:themeColor="text2" w:themeTint="80"/>
+        </w:rPr>
+      </w:pPr>
+      <w:r>
+        <w:rPr>
+          <w:b/>
+          <w:bCs/>
+          <w:color w:val="4C94D8" w:themeColor="text2" w:themeTint="80"/>
+        </w:rPr>
+        <w:t>PHP Read Path</w:t>
+      </w:r>
+    </w:p>
+    <w:p>
+      <w:pPr>
+        <w:pStyle w:val="BodyText"/>
+        <w:rPr>
+          <w:color w:val="4C94D8" w:themeColor="text2" w:themeTint="80"/>
+        </w:rPr>
+      </w:pPr>
+      <w:proofErr w:type="spellStart"/>
+      <w:r>
+        <w:rPr>
+          <w:color w:val="4C94D8" w:themeColor="text2" w:themeTint="80"/>
+        </w:rPr>
+        <w:t>guestbook.php</w:t>
+      </w:r>
+      <w:proofErr w:type="spellEnd"/>
+      <w:r>
+        <w:rPr>
+          <w:color w:val="4C94D8" w:themeColor="text2" w:themeTint="80"/>
+        </w:rPr>
+        <w:t xml:space="preserve"> handles reading all entries and building the HTML output.</w:t>
+      </w:r>
+    </w:p>
+    <w:p>
+      <w:pPr>
+        <w:pStyle w:val="BodyText"/>
+        <w:rPr>
+          <w:color w:val="4C94D8" w:themeColor="text2" w:themeTint="80"/>
+        </w:rPr>
+      </w:pPr>
+      <w:proofErr w:type="spellStart"/>
+      <w:r>
+        <w:rPr>
+          <w:color w:val="4C94D8" w:themeColor="text2" w:themeTint="80"/>
+        </w:rPr>
+        <w:t>php</w:t>
+      </w:r>
+      <w:proofErr w:type="spellEnd"/>
+    </w:p>
+    <w:p>
+      <w:pPr>
+        <w:pStyle w:val="BodyText"/>
+        <w:rPr>
+          <w:color w:val="4C94D8" w:themeColor="text2" w:themeTint="80"/>
+        </w:rPr>
+      </w:pPr>
+      <w:r>
+        <w:rPr>
+          <w:color w:val="4C94D8" w:themeColor="text2" w:themeTint="80"/>
+        </w:rPr>
+        <w:t>include __DIR_</w:t>
+      </w:r>
+      <w:proofErr w:type="gramStart"/>
+      <w:r>
+        <w:rPr>
+          <w:color w:val="4C94D8" w:themeColor="text2" w:themeTint="80"/>
+        </w:rPr>
+        <w:t>_ .</w:t>
+      </w:r>
+      <w:proofErr w:type="gramEnd"/>
+      <w:r>
+        <w:rPr>
+          <w:color w:val="4C94D8" w:themeColor="text2" w:themeTint="80"/>
+        </w:rPr>
+        <w:t xml:space="preserve"> '/</w:t>
+      </w:r>
+      <w:proofErr w:type="spellStart"/>
+      <w:r>
+        <w:rPr>
+          <w:color w:val="4C94D8" w:themeColor="text2" w:themeTint="80"/>
+        </w:rPr>
+        <w:t>config.php</w:t>
+      </w:r>
+      <w:proofErr w:type="spellEnd"/>
+      <w:proofErr w:type="gramStart"/>
+      <w:r>
+        <w:rPr>
+          <w:color w:val="4C94D8" w:themeColor="text2" w:themeTint="80"/>
+        </w:rPr>
+        <w:t>';</w:t>
+      </w:r>
+      <w:proofErr w:type="gramEnd"/>
+    </w:p>
+    <w:p>
+      <w:pPr>
+        <w:pStyle w:val="BodyText"/>
+        <w:rPr>
+          <w:color w:val="4C94D8" w:themeColor="text2" w:themeTint="80"/>
+        </w:rPr>
+      </w:pPr>
+      <w:r>
+        <w:rPr>
+          <w:color w:val="4C94D8" w:themeColor="text2" w:themeTint="80"/>
+        </w:rPr>
+        <w:t xml:space="preserve">Loads the database connection the same way as </w:t>
+      </w:r>
+      <w:proofErr w:type="spellStart"/>
+      <w:r>
+        <w:rPr>
+          <w:color w:val="4C94D8" w:themeColor="text2" w:themeTint="80"/>
+        </w:rPr>
+        <w:t>submit.php</w:t>
+      </w:r>
+      <w:proofErr w:type="spellEnd"/>
+      <w:r>
+        <w:rPr>
+          <w:color w:val="4C94D8" w:themeColor="text2" w:themeTint="80"/>
+        </w:rPr>
+        <w:t>.</w:t>
+      </w:r>
+    </w:p>
+    <w:p>
+      <w:pPr>
+        <w:pStyle w:val="BodyText"/>
+        <w:rPr>
+          <w:color w:val="4C94D8" w:themeColor="text2" w:themeTint="80"/>
+        </w:rPr>
+      </w:pPr>
+      <w:proofErr w:type="spellStart"/>
+      <w:r>
+        <w:rPr>
+          <w:color w:val="4C94D8" w:themeColor="text2" w:themeTint="80"/>
+        </w:rPr>
+        <w:t>php</w:t>
+      </w:r>
+      <w:proofErr w:type="spellEnd"/>
+    </w:p>
+    <w:p>
+      <w:pPr>
+        <w:pStyle w:val="BodyText"/>
+        <w:rPr>
+          <w:color w:val="4C94D8" w:themeColor="text2" w:themeTint="80"/>
+        </w:rPr>
+      </w:pPr>
+      <w:r>
+        <w:rPr>
+          <w:color w:val="4C94D8" w:themeColor="text2" w:themeTint="80"/>
+        </w:rPr>
+        <w:t>$</w:t>
+      </w:r>
+      <w:proofErr w:type="spellStart"/>
+      <w:r>
+        <w:rPr>
+          <w:color w:val="4C94D8" w:themeColor="text2" w:themeTint="80"/>
+        </w:rPr>
+        <w:t>sql</w:t>
+      </w:r>
+      <w:proofErr w:type="spellEnd"/>
+      <w:r>
+        <w:rPr>
+          <w:color w:val="4C94D8" w:themeColor="text2" w:themeTint="80"/>
+        </w:rPr>
+        <w:t xml:space="preserve"> = "SELECT name, message, </w:t>
+      </w:r>
+      <w:proofErr w:type="spellStart"/>
+      <w:r>
+        <w:rPr>
+          <w:color w:val="4C94D8" w:themeColor="text2" w:themeTint="80"/>
+        </w:rPr>
+        <w:t>created_at</w:t>
+      </w:r>
+      <w:proofErr w:type="spellEnd"/>
+      <w:r>
+        <w:rPr>
+          <w:color w:val="4C94D8" w:themeColor="text2" w:themeTint="80"/>
+        </w:rPr>
+        <w:t xml:space="preserve"> FROM guestbook ORDER BY </w:t>
+      </w:r>
+      <w:proofErr w:type="spellStart"/>
+      <w:r>
+        <w:rPr>
+          <w:color w:val="4C94D8" w:themeColor="text2" w:themeTint="80"/>
+        </w:rPr>
+        <w:t>created_at</w:t>
+      </w:r>
+      <w:proofErr w:type="spellEnd"/>
+      <w:r>
+        <w:rPr>
+          <w:color w:val="4C94D8" w:themeColor="text2" w:themeTint="80"/>
+        </w:rPr>
+        <w:t xml:space="preserve"> DESC</w:t>
+      </w:r>
+      <w:proofErr w:type="gramStart"/>
+      <w:r>
+        <w:rPr>
+          <w:color w:val="4C94D8" w:themeColor="text2" w:themeTint="80"/>
+        </w:rPr>
+        <w:t>";</w:t>
+      </w:r>
+      <w:proofErr w:type="gramEnd"/>
+    </w:p>
+    <w:p>
+      <w:pPr>
+        <w:pStyle w:val="BodyText"/>
+        <w:rPr>
+          <w:color w:val="4C94D8" w:themeColor="text2" w:themeTint="80"/>
+        </w:rPr>
+      </w:pPr>
+      <w:r>
+        <w:rPr>
+          <w:color w:val="4C94D8" w:themeColor="text2" w:themeTint="80"/>
+        </w:rPr>
+        <w:t xml:space="preserve">$result = </w:t>
+      </w:r>
+      <w:proofErr w:type="spellStart"/>
+      <w:r>
+        <w:rPr>
+          <w:color w:val="4C94D8" w:themeColor="text2" w:themeTint="80"/>
+        </w:rPr>
+        <w:t>mysqli_</w:t>
+      </w:r>
+      <w:proofErr w:type="gramStart"/>
+      <w:r>
+        <w:rPr>
+          <w:color w:val="4C94D8" w:themeColor="text2" w:themeTint="80"/>
+        </w:rPr>
+        <w:t>query</w:t>
+      </w:r>
+      <w:proofErr w:type="spellEnd"/>
+      <w:r>
+        <w:rPr>
+          <w:color w:val="4C94D8" w:themeColor="text2" w:themeTint="80"/>
+        </w:rPr>
+        <w:t>(</w:t>
+      </w:r>
+      <w:proofErr w:type="gramEnd"/>
+      <w:r>
+        <w:rPr>
+          <w:color w:val="4C94D8" w:themeColor="text2" w:themeTint="80"/>
+        </w:rPr>
+        <w:t>$conn, $</w:t>
+      </w:r>
+      <w:proofErr w:type="spellStart"/>
+      <w:r>
+        <w:rPr>
+          <w:color w:val="4C94D8" w:themeColor="text2" w:themeTint="80"/>
+        </w:rPr>
+        <w:t>sql</w:t>
+      </w:r>
+      <w:proofErr w:type="spellEnd"/>
+      <w:proofErr w:type="gramStart"/>
+      <w:r>
+        <w:rPr>
+          <w:color w:val="4C94D8" w:themeColor="text2" w:themeTint="80"/>
+        </w:rPr>
+        <w:t>);</w:t>
+      </w:r>
+      <w:proofErr w:type="gramEnd"/>
+    </w:p>
+    <w:p>
+      <w:pPr>
+        <w:pStyle w:val="BodyText"/>
+        <w:rPr>
+          <w:color w:val="4C94D8" w:themeColor="text2" w:themeTint="80"/>
+        </w:rPr>
+      </w:pPr>
+      <w:r>
+        <w:rPr>
+          <w:color w:val="4C94D8" w:themeColor="text2" w:themeTint="80"/>
+        </w:rPr>
+        <w:t xml:space="preserve">This query selects only the three columns I need. ORDER BY </w:t>
+      </w:r>
+      <w:proofErr w:type="spellStart"/>
+      <w:r>
+        <w:rPr>
+          <w:color w:val="4C94D8" w:themeColor="text2" w:themeTint="80"/>
+        </w:rPr>
+        <w:t>created_at</w:t>
+      </w:r>
+      <w:proofErr w:type="spellEnd"/>
+      <w:r>
+        <w:rPr>
+          <w:color w:val="4C94D8" w:themeColor="text2" w:themeTint="80"/>
+        </w:rPr>
+        <w:t xml:space="preserve"> DESC </w:t>
+      </w:r>
+      <w:proofErr w:type="gramStart"/>
+      <w:r>
+        <w:rPr>
+          <w:color w:val="4C94D8" w:themeColor="text2" w:themeTint="80"/>
+        </w:rPr>
+        <w:t>sorts</w:t>
+      </w:r>
+      <w:proofErr w:type="gramEnd"/>
+      <w:r>
+        <w:rPr>
+          <w:color w:val="4C94D8" w:themeColor="text2" w:themeTint="80"/>
+        </w:rPr>
+        <w:t xml:space="preserve"> entries so the newest appear first. No prepared statement is needed here because the query contains no user input.</w:t>
+      </w:r>
+    </w:p>
+    <w:p>
+      <w:pPr>
+        <w:pStyle w:val="BodyText"/>
+        <w:rPr>
+          <w:color w:val="4C94D8" w:themeColor="text2" w:themeTint="80"/>
+        </w:rPr>
+      </w:pPr>
+      <w:proofErr w:type="spellStart"/>
+      <w:r>
+        <w:rPr>
+          <w:color w:val="4C94D8" w:themeColor="text2" w:themeTint="80"/>
+        </w:rPr>
+        <w:t>php</w:t>
+      </w:r>
+      <w:proofErr w:type="spellEnd"/>
+    </w:p>
+    <w:p>
+      <w:pPr>
+        <w:pStyle w:val="BodyText"/>
+        <w:rPr>
+          <w:color w:val="4C94D8" w:themeColor="text2" w:themeTint="80"/>
+        </w:rPr>
+      </w:pPr>
+      <w:r>
+        <w:rPr>
+          <w:color w:val="4C94D8" w:themeColor="text2" w:themeTint="80"/>
+        </w:rPr>
+        <w:t>if (</w:t>
+      </w:r>
+      <w:proofErr w:type="spellStart"/>
+      <w:r>
+        <w:rPr>
+          <w:color w:val="4C94D8" w:themeColor="text2" w:themeTint="80"/>
+        </w:rPr>
+        <w:t>mysqli_num_rows</w:t>
+      </w:r>
+      <w:proofErr w:type="spellEnd"/>
+      <w:r>
+        <w:rPr>
+          <w:color w:val="4C94D8" w:themeColor="text2" w:themeTint="80"/>
+        </w:rPr>
+        <w:t xml:space="preserve">($result) &gt; </w:t>
+      </w:r>
+      <w:proofErr w:type="gramStart"/>
+      <w:r>
+        <w:rPr>
+          <w:color w:val="4C94D8" w:themeColor="text2" w:themeTint="80"/>
+        </w:rPr>
+        <w:t>0) {</w:t>
+      </w:r>
+      <w:proofErr w:type="gramEnd"/>
+    </w:p>
+    <w:p>
+      <w:pPr>
+        <w:pStyle w:val="BodyText"/>
+        <w:rPr>
+          <w:color w:val="4C94D8" w:themeColor="text2" w:themeTint="80"/>
+        </w:rPr>
+      </w:pPr>
+      <w:r>
+        <w:rPr>
+          <w:color w:val="4C94D8" w:themeColor="text2" w:themeTint="80"/>
+        </w:rPr>
+        <w:t xml:space="preserve">    while ($row = </w:t>
+      </w:r>
+      <w:proofErr w:type="spellStart"/>
+      <w:r>
+        <w:rPr>
+          <w:color w:val="4C94D8" w:themeColor="text2" w:themeTint="80"/>
+        </w:rPr>
+        <w:t>mysqli_fetch_assoc</w:t>
+      </w:r>
+      <w:proofErr w:type="spellEnd"/>
+      <w:r>
+        <w:rPr>
+          <w:color w:val="4C94D8" w:themeColor="text2" w:themeTint="80"/>
+        </w:rPr>
+        <w:t>($result</w:t>
+      </w:r>
+      <w:proofErr w:type="gramStart"/>
+      <w:r>
+        <w:rPr>
+          <w:color w:val="4C94D8" w:themeColor="text2" w:themeTint="80"/>
+        </w:rPr>
+        <w:t>)) {</w:t>
+      </w:r>
+      <w:proofErr w:type="gramEnd"/>
+    </w:p>
+    <w:p>
+      <w:pPr>
+        <w:pStyle w:val="BodyText"/>
+        <w:rPr>
+          <w:color w:val="4C94D8" w:themeColor="text2" w:themeTint="80"/>
+        </w:rPr>
+      </w:pPr>
+      <w:r>
+        <w:rPr>
+          <w:color w:val="4C94D8" w:themeColor="text2" w:themeTint="80"/>
+        </w:rPr>
+        <w:t xml:space="preserve">        echo "&lt;div class='entry'&gt;</w:t>
+      </w:r>
+      <w:proofErr w:type="gramStart"/>
+      <w:r>
+        <w:rPr>
+          <w:color w:val="4C94D8" w:themeColor="text2" w:themeTint="80"/>
+        </w:rPr>
+        <w:t>";</w:t>
+      </w:r>
+      <w:proofErr w:type="gramEnd"/>
+    </w:p>
+    <w:p>
+      <w:pPr>
+        <w:pStyle w:val="BodyText"/>
+        <w:rPr>
+          <w:color w:val="4C94D8" w:themeColor="text2" w:themeTint="80"/>
+        </w:rPr>
+      </w:pPr>
+      <w:r>
+        <w:rPr>
+          <w:color w:val="4C94D8" w:themeColor="text2" w:themeTint="80"/>
+        </w:rPr>
+        <w:lastRenderedPageBreak/>
+        <w:t xml:space="preserve">        echo "&lt;strong&gt;</w:t>
+      </w:r>
+      <w:proofErr w:type="gramStart"/>
+      <w:r>
+        <w:rPr>
+          <w:color w:val="4C94D8" w:themeColor="text2" w:themeTint="80"/>
+        </w:rPr>
+        <w:t>" .</w:t>
+      </w:r>
+      <w:proofErr w:type="gramEnd"/>
+      <w:r>
+        <w:rPr>
+          <w:color w:val="4C94D8" w:themeColor="text2" w:themeTint="80"/>
+        </w:rPr>
+        <w:t xml:space="preserve"> </w:t>
+      </w:r>
+      <w:proofErr w:type="spellStart"/>
+      <w:r>
+        <w:rPr>
+          <w:color w:val="4C94D8" w:themeColor="text2" w:themeTint="80"/>
+        </w:rPr>
+        <w:t>htmlspecialchars</w:t>
+      </w:r>
+      <w:proofErr w:type="spellEnd"/>
+      <w:r>
+        <w:rPr>
+          <w:color w:val="4C94D8" w:themeColor="text2" w:themeTint="80"/>
+        </w:rPr>
+        <w:t>($</w:t>
+      </w:r>
+      <w:proofErr w:type="gramStart"/>
+      <w:r>
+        <w:rPr>
+          <w:color w:val="4C94D8" w:themeColor="text2" w:themeTint="80"/>
+        </w:rPr>
+        <w:t>row['</w:t>
+      </w:r>
+      <w:proofErr w:type="gramEnd"/>
+      <w:r>
+        <w:rPr>
+          <w:color w:val="4C94D8" w:themeColor="text2" w:themeTint="80"/>
+        </w:rPr>
+        <w:t>name']</w:t>
+      </w:r>
+      <w:proofErr w:type="gramStart"/>
+      <w:r>
+        <w:rPr>
+          <w:color w:val="4C94D8" w:themeColor="text2" w:themeTint="80"/>
+        </w:rPr>
+        <w:t>) .</w:t>
+      </w:r>
+      <w:proofErr w:type="gramEnd"/>
+      <w:r>
+        <w:rPr>
+          <w:color w:val="4C94D8" w:themeColor="text2" w:themeTint="80"/>
+        </w:rPr>
+        <w:t xml:space="preserve"> "&lt;/strong&gt;</w:t>
+      </w:r>
+      <w:proofErr w:type="gramStart"/>
+      <w:r>
+        <w:rPr>
+          <w:color w:val="4C94D8" w:themeColor="text2" w:themeTint="80"/>
+        </w:rPr>
+        <w:t>";</w:t>
+      </w:r>
+      <w:proofErr w:type="gramEnd"/>
+    </w:p>
+    <w:p>
+      <w:pPr>
+        <w:pStyle w:val="BodyText"/>
+        <w:rPr>
+          <w:color w:val="4C94D8" w:themeColor="text2" w:themeTint="80"/>
+        </w:rPr>
+      </w:pPr>
+      <w:r>
+        <w:rPr>
+          <w:color w:val="4C94D8" w:themeColor="text2" w:themeTint="80"/>
+        </w:rPr>
+        <w:t xml:space="preserve">        echo "&lt;p&gt;</w:t>
+      </w:r>
+      <w:proofErr w:type="gramStart"/>
+      <w:r>
+        <w:rPr>
+          <w:color w:val="4C94D8" w:themeColor="text2" w:themeTint="80"/>
+        </w:rPr>
+        <w:t>" .</w:t>
+      </w:r>
+      <w:proofErr w:type="gramEnd"/>
+      <w:r>
+        <w:rPr>
+          <w:color w:val="4C94D8" w:themeColor="text2" w:themeTint="80"/>
+        </w:rPr>
+        <w:t xml:space="preserve"> </w:t>
+      </w:r>
+      <w:proofErr w:type="spellStart"/>
+      <w:r>
+        <w:rPr>
+          <w:color w:val="4C94D8" w:themeColor="text2" w:themeTint="80"/>
+        </w:rPr>
+        <w:t>htmlspecialchars</w:t>
+      </w:r>
+      <w:proofErr w:type="spellEnd"/>
+      <w:r>
+        <w:rPr>
+          <w:color w:val="4C94D8" w:themeColor="text2" w:themeTint="80"/>
+        </w:rPr>
+        <w:t>($row['message']</w:t>
+      </w:r>
+      <w:proofErr w:type="gramStart"/>
+      <w:r>
+        <w:rPr>
+          <w:color w:val="4C94D8" w:themeColor="text2" w:themeTint="80"/>
+        </w:rPr>
+        <w:t>) .</w:t>
+      </w:r>
+      <w:proofErr w:type="gramEnd"/>
+      <w:r>
+        <w:rPr>
+          <w:color w:val="4C94D8" w:themeColor="text2" w:themeTint="80"/>
+        </w:rPr>
+        <w:t xml:space="preserve"> "&lt;/p&gt;</w:t>
+      </w:r>
+      <w:proofErr w:type="gramStart"/>
+      <w:r>
+        <w:rPr>
+          <w:color w:val="4C94D8" w:themeColor="text2" w:themeTint="80"/>
+        </w:rPr>
+        <w:t>";</w:t>
+      </w:r>
+      <w:proofErr w:type="gramEnd"/>
+    </w:p>
+    <w:p>
+      <w:pPr>
+        <w:pStyle w:val="BodyText"/>
+        <w:rPr>
+          <w:color w:val="4C94D8" w:themeColor="text2" w:themeTint="80"/>
+        </w:rPr>
+      </w:pPr>
+      <w:r>
+        <w:rPr>
+          <w:color w:val="4C94D8" w:themeColor="text2" w:themeTint="80"/>
+        </w:rPr>
+        <w:t xml:space="preserve">        echo "&lt;small&gt;</w:t>
+      </w:r>
+      <w:proofErr w:type="gramStart"/>
+      <w:r>
+        <w:rPr>
+          <w:color w:val="4C94D8" w:themeColor="text2" w:themeTint="80"/>
+        </w:rPr>
+        <w:t>" .</w:t>
+      </w:r>
+      <w:proofErr w:type="gramEnd"/>
+      <w:r>
+        <w:rPr>
+          <w:color w:val="4C94D8" w:themeColor="text2" w:themeTint="80"/>
+        </w:rPr>
+        <w:t xml:space="preserve"> $row['</w:t>
+      </w:r>
+      <w:proofErr w:type="spellStart"/>
+      <w:r>
+        <w:rPr>
+          <w:color w:val="4C94D8" w:themeColor="text2" w:themeTint="80"/>
+        </w:rPr>
+        <w:t>created_at</w:t>
+      </w:r>
+      <w:proofErr w:type="spellEnd"/>
+      <w:r>
+        <w:rPr>
+          <w:color w:val="4C94D8" w:themeColor="text2" w:themeTint="80"/>
+        </w:rPr>
+        <w:t>'</w:t>
+      </w:r>
+      <w:proofErr w:type="gramStart"/>
+      <w:r>
+        <w:rPr>
+          <w:color w:val="4C94D8" w:themeColor="text2" w:themeTint="80"/>
+        </w:rPr>
+        <w:t>] .</w:t>
+      </w:r>
+      <w:proofErr w:type="gramEnd"/>
+      <w:r>
+        <w:rPr>
+          <w:color w:val="4C94D8" w:themeColor="text2" w:themeTint="80"/>
+        </w:rPr>
+        <w:t xml:space="preserve"> "&lt;/small&gt;</w:t>
+      </w:r>
+      <w:proofErr w:type="gramStart"/>
+      <w:r>
+        <w:rPr>
+          <w:color w:val="4C94D8" w:themeColor="text2" w:themeTint="80"/>
+        </w:rPr>
+        <w:t>";</w:t>
+      </w:r>
+      <w:proofErr w:type="gramEnd"/>
+    </w:p>
+    <w:p>
+      <w:pPr>
+        <w:pStyle w:val="BodyText"/>
+        <w:rPr>
+          <w:color w:val="4C94D8" w:themeColor="text2" w:themeTint="80"/>
+        </w:rPr>
+      </w:pPr>
+      <w:r>
+        <w:rPr>
+          <w:color w:val="4C94D8" w:themeColor="text2" w:themeTint="80"/>
+        </w:rPr>
+        <w:t xml:space="preserve">        echo "&lt;/div&gt;</w:t>
+      </w:r>
+      <w:proofErr w:type="gramStart"/>
+      <w:r>
+        <w:rPr>
+          <w:color w:val="4C94D8" w:themeColor="text2" w:themeTint="80"/>
+        </w:rPr>
+        <w:t>";</w:t>
+      </w:r>
+      <w:proofErr w:type="gramEnd"/>
+    </w:p>
+    <w:p>
+      <w:pPr>
+        <w:pStyle w:val="BodyText"/>
+        <w:rPr>
+          <w:color w:val="4C94D8" w:themeColor="text2" w:themeTint="80"/>
+        </w:rPr>
+      </w:pPr>
+      <w:r>
+        <w:rPr>
+          <w:color w:val="4C94D8" w:themeColor="text2" w:themeTint="80"/>
+        </w:rPr>
+        <w:t xml:space="preserve">    }</w:t>
+      </w:r>
+    </w:p>
+    <w:p>
+      <w:pPr>
+        <w:pStyle w:val="BodyText"/>
+        <w:rPr>
+          <w:color w:val="4C94D8" w:themeColor="text2" w:themeTint="80"/>
+        </w:rPr>
+      </w:pPr>
+      <w:r>
+        <w:rPr>
+          <w:color w:val="4C94D8" w:themeColor="text2" w:themeTint="80"/>
+        </w:rPr>
+        <w:t>} else {</w:t>
+      </w:r>
+    </w:p>
+    <w:p>
+      <w:pPr>
+        <w:pStyle w:val="BodyText"/>
+        <w:rPr>
+          <w:color w:val="4C94D8" w:themeColor="text2" w:themeTint="80"/>
+        </w:rPr>
+      </w:pPr>
+      <w:r>
+        <w:rPr>
+          <w:color w:val="4C94D8" w:themeColor="text2" w:themeTint="80"/>
+        </w:rPr>
+        <w:t xml:space="preserve">    echo "&lt;p&gt;No entries yet. Be the first to </w:t>
+      </w:r>
+      <w:proofErr w:type="gramStart"/>
+      <w:r>
+        <w:rPr>
+          <w:color w:val="4C94D8" w:themeColor="text2" w:themeTint="80"/>
+        </w:rPr>
+        <w:t>sign!&lt;</w:t>
+      </w:r>
+      <w:proofErr w:type="gramEnd"/>
+      <w:r>
+        <w:rPr>
+          <w:color w:val="4C94D8" w:themeColor="text2" w:themeTint="80"/>
+        </w:rPr>
+        <w:t>/p&gt;</w:t>
+      </w:r>
+      <w:proofErr w:type="gramStart"/>
+      <w:r>
+        <w:rPr>
+          <w:color w:val="4C94D8" w:themeColor="text2" w:themeTint="80"/>
+        </w:rPr>
+        <w:t>";</w:t>
+      </w:r>
+      <w:proofErr w:type="gramEnd"/>
+    </w:p>
+    <w:p>
+      <w:pPr>
+        <w:pStyle w:val="BodyText"/>
+        <w:rPr>
+          <w:color w:val="4C94D8" w:themeColor="text2" w:themeTint="80"/>
+        </w:rPr>
+      </w:pPr>
+      <w:r>
+        <w:rPr>
+          <w:color w:val="4C94D8" w:themeColor="text2" w:themeTint="80"/>
+        </w:rPr>
+        <w:t>}</w:t>
+      </w:r>
+    </w:p>
+    <w:p>
+      <w:pPr>
+        <w:pStyle w:val="BodyText"/>
+        <w:rPr>
+          <w:color w:val="4C94D8" w:themeColor="text2" w:themeTint="80"/>
+        </w:rPr>
+      </w:pPr>
+      <w:proofErr w:type="spellStart"/>
+      <w:r>
+        <w:rPr>
+          <w:color w:val="4C94D8" w:themeColor="text2" w:themeTint="80"/>
+        </w:rPr>
+        <w:t>mysqli_num_</w:t>
+      </w:r>
+      <w:proofErr w:type="gramStart"/>
+      <w:r>
+        <w:rPr>
+          <w:color w:val="4C94D8" w:themeColor="text2" w:themeTint="80"/>
+        </w:rPr>
+        <w:t>rows</w:t>
+      </w:r>
+      <w:proofErr w:type="spellEnd"/>
+      <w:r>
+        <w:rPr>
+          <w:color w:val="4C94D8" w:themeColor="text2" w:themeTint="80"/>
+        </w:rPr>
+        <w:t>(</w:t>
+      </w:r>
+      <w:proofErr w:type="gramEnd"/>
+      <w:r>
+        <w:rPr>
+          <w:color w:val="4C94D8" w:themeColor="text2" w:themeTint="80"/>
+        </w:rPr>
+        <w:t xml:space="preserve">) checks if any rows exist before looping. </w:t>
+      </w:r>
+      <w:proofErr w:type="spellStart"/>
+      <w:r>
+        <w:rPr>
+          <w:color w:val="4C94D8" w:themeColor="text2" w:themeTint="80"/>
+        </w:rPr>
+        <w:t>mysqli_fetch_</w:t>
+      </w:r>
+      <w:proofErr w:type="gramStart"/>
+      <w:r>
+        <w:rPr>
+          <w:color w:val="4C94D8" w:themeColor="text2" w:themeTint="80"/>
+        </w:rPr>
+        <w:t>assoc</w:t>
+      </w:r>
+      <w:proofErr w:type="spellEnd"/>
+      <w:r>
+        <w:rPr>
+          <w:color w:val="4C94D8" w:themeColor="text2" w:themeTint="80"/>
+        </w:rPr>
+        <w:t>(</w:t>
+      </w:r>
+      <w:proofErr w:type="gramEnd"/>
+      <w:r>
+        <w:rPr>
+          <w:color w:val="4C94D8" w:themeColor="text2" w:themeTint="80"/>
+        </w:rPr>
+        <w:t xml:space="preserve">) returns each row as an associative array, so I access columns by name like $row['name']. </w:t>
+      </w:r>
+      <w:proofErr w:type="spellStart"/>
+      <w:proofErr w:type="gramStart"/>
+      <w:r>
+        <w:rPr>
+          <w:color w:val="4C94D8" w:themeColor="text2" w:themeTint="80"/>
+        </w:rPr>
+        <w:t>htmlspecialchars</w:t>
+      </w:r>
+      <w:proofErr w:type="spellEnd"/>
+      <w:r>
+        <w:rPr>
+          <w:color w:val="4C94D8" w:themeColor="text2" w:themeTint="80"/>
+        </w:rPr>
+        <w:t>(</w:t>
+      </w:r>
+      <w:proofErr w:type="gramEnd"/>
+      <w:r>
+        <w:rPr>
+          <w:color w:val="4C94D8" w:themeColor="text2" w:themeTint="80"/>
+        </w:rPr>
+        <w:t>) converts characters like &lt; and &gt; into safe HTML entities before outputting them. This prevents any stored script tags from executing in the browser. Each entry gets wrapped in a div with the class entry so CSS can style it.</w:t>
+      </w:r>
+    </w:p>
+    <w:p>
+      <w:pPr>
+        <w:pStyle w:val="BodyText"/>
+        <w:rPr>
+          <w:color w:val="4C94D8" w:themeColor="text2" w:themeTint="80"/>
+        </w:rPr>
+      </w:pPr>
+      <w:proofErr w:type="spellStart"/>
+      <w:r>
+        <w:rPr>
+          <w:color w:val="4C94D8" w:themeColor="text2" w:themeTint="80"/>
+        </w:rPr>
+        <w:t>php</w:t>
+      </w:r>
+      <w:proofErr w:type="spellEnd"/>
+    </w:p>
+    <w:p>
+      <w:pPr>
+        <w:pStyle w:val="BodyText"/>
+        <w:rPr>
+          <w:color w:val="4C94D8" w:themeColor="text2" w:themeTint="80"/>
+        </w:rPr>
+      </w:pPr>
+      <w:proofErr w:type="spellStart"/>
+      <w:r>
+        <w:rPr>
+          <w:color w:val="4C94D8" w:themeColor="text2" w:themeTint="80"/>
+        </w:rPr>
+        <w:t>mysqli_free_result</w:t>
+      </w:r>
+      <w:proofErr w:type="spellEnd"/>
+      <w:r>
+        <w:rPr>
+          <w:color w:val="4C94D8" w:themeColor="text2" w:themeTint="80"/>
+        </w:rPr>
+        <w:t>($result</w:t>
+      </w:r>
+      <w:proofErr w:type="gramStart"/>
+      <w:r>
+        <w:rPr>
+          <w:color w:val="4C94D8" w:themeColor="text2" w:themeTint="80"/>
+        </w:rPr>
+        <w:t>);</w:t>
+      </w:r>
+      <w:proofErr w:type="gramEnd"/>
+    </w:p>
+    <w:p>
+      <w:pPr>
+        <w:pStyle w:val="BodyText"/>
+        <w:rPr>
+          <w:color w:val="4C94D8" w:themeColor="text2" w:themeTint="80"/>
+        </w:rPr>
+      </w:pPr>
+      <w:proofErr w:type="spellStart"/>
+      <w:r>
+        <w:rPr>
+          <w:color w:val="4C94D8" w:themeColor="text2" w:themeTint="80"/>
+        </w:rPr>
+        <w:t>mysqli_close</w:t>
+      </w:r>
+      <w:proofErr w:type="spellEnd"/>
+      <w:r>
+        <w:rPr>
+          <w:color w:val="4C94D8" w:themeColor="text2" w:themeTint="80"/>
+        </w:rPr>
+        <w:t>($conn</w:t>
+      </w:r>
+      <w:proofErr w:type="gramStart"/>
+      <w:r>
+        <w:rPr>
+          <w:color w:val="4C94D8" w:themeColor="text2" w:themeTint="80"/>
+        </w:rPr>
+        <w:t>);</w:t>
+      </w:r>
+      <w:proofErr w:type="gramEnd"/>
+    </w:p>
+    <w:p>
+      <w:pPr>
+        <w:pStyle w:val="BodyText"/>
+        <w:rPr>
+          <w:color w:val="4C94D8" w:themeColor="text2" w:themeTint="80"/>
+        </w:rPr>
+      </w:pPr>
+      <w:r>
+        <w:rPr>
+          <w:color w:val="4C94D8" w:themeColor="text2" w:themeTint="80"/>
+        </w:rPr>
+        <w:t>These release the result set and close the database connection once the loop finishes.</w:t>
+      </w:r>
+    </w:p>
+    <w:p>
+      <w:pPr>
+        <w:pStyle w:val="BodyText"/>
+        <w:rPr>
+          <w:color w:val="4C94D8" w:themeColor="text2" w:themeTint="80"/>
+        </w:rPr>
+      </w:pPr>
+      <w:r>
+        <w:rPr>
+          <w:b/>
+          <w:bCs/>
+          <w:color w:val="4C94D8" w:themeColor="text2" w:themeTint="80"/>
+        </w:rPr>
+        <w:t>Client-Side JavaScript</w:t>
+      </w:r>
+    </w:p>
+    <w:p>
+      <w:pPr>
+        <w:pStyle w:val="BodyText"/>
+        <w:rPr>
+          <w:color w:val="4C94D8" w:themeColor="text2" w:themeTint="80"/>
+        </w:rPr>
+      </w:pPr>
+      <w:r>
+        <w:rPr>
+          <w:color w:val="4C94D8" w:themeColor="text2" w:themeTint="80"/>
+        </w:rPr>
+        <w:t>guestbook.js uses jQuery to intercept form submissions and update the page without reloading.</w:t>
+      </w:r>
+    </w:p>
+    <w:p>
+      <w:pPr>
+        <w:pStyle w:val="BodyText"/>
+        <w:rPr>
+          <w:color w:val="4C94D8" w:themeColor="text2" w:themeTint="80"/>
+        </w:rPr>
+      </w:pPr>
+      <w:proofErr w:type="spellStart"/>
+      <w:r>
+        <w:rPr>
+          <w:color w:val="4C94D8" w:themeColor="text2" w:themeTint="80"/>
+        </w:rPr>
+        <w:t>javascript</w:t>
+      </w:r>
+      <w:proofErr w:type="spellEnd"/>
+    </w:p>
+    <w:p>
+      <w:pPr>
+        <w:pStyle w:val="BodyText"/>
+        <w:rPr>
+          <w:color w:val="4C94D8" w:themeColor="text2" w:themeTint="80"/>
+        </w:rPr>
+      </w:pPr>
+      <w:r>
+        <w:rPr>
+          <w:color w:val="4C94D8" w:themeColor="text2" w:themeTint="80"/>
+        </w:rPr>
+        <w:t>$(document</w:t>
+      </w:r>
+      <w:proofErr w:type="gramStart"/>
+      <w:r>
+        <w:rPr>
+          <w:color w:val="4C94D8" w:themeColor="text2" w:themeTint="80"/>
+        </w:rPr>
+        <w:t>).ready</w:t>
+      </w:r>
+      <w:proofErr w:type="gramEnd"/>
+      <w:r>
+        <w:rPr>
+          <w:color w:val="4C94D8" w:themeColor="text2" w:themeTint="80"/>
+        </w:rPr>
+        <w:t xml:space="preserve">(function </w:t>
+      </w:r>
+      <w:proofErr w:type="gramStart"/>
+      <w:r>
+        <w:rPr>
+          <w:color w:val="4C94D8" w:themeColor="text2" w:themeTint="80"/>
+        </w:rPr>
+        <w:t>() {</w:t>
+      </w:r>
+      <w:proofErr w:type="gramEnd"/>
+    </w:p>
+    <w:p>
+      <w:pPr>
+        <w:pStyle w:val="BodyText"/>
+        <w:rPr>
+          <w:color w:val="4C94D8" w:themeColor="text2" w:themeTint="80"/>
+        </w:rPr>
+      </w:pPr>
+      <w:r>
+        <w:rPr>
+          <w:color w:val="4C94D8" w:themeColor="text2" w:themeTint="80"/>
+        </w:rPr>
+        <w:t xml:space="preserve">    $("#guestbook-form"</w:t>
+      </w:r>
+      <w:proofErr w:type="gramStart"/>
+      <w:r>
+        <w:rPr>
+          <w:color w:val="4C94D8" w:themeColor="text2" w:themeTint="80"/>
+        </w:rPr>
+        <w:t>).on</w:t>
+      </w:r>
+      <w:proofErr w:type="gramEnd"/>
+      <w:r>
+        <w:rPr>
+          <w:color w:val="4C94D8" w:themeColor="text2" w:themeTint="80"/>
+        </w:rPr>
+        <w:t>("submit", function (e) {</w:t>
+      </w:r>
+    </w:p>
+    <w:p>
+      <w:pPr>
+        <w:pStyle w:val="BodyText"/>
+        <w:rPr>
+          <w:color w:val="4C94D8" w:themeColor="text2" w:themeTint="80"/>
+        </w:rPr>
+      </w:pPr>
+      <w:r>
+        <w:rPr>
+          <w:color w:val="4C94D8" w:themeColor="text2" w:themeTint="80"/>
+        </w:rPr>
+        <w:t xml:space="preserve">        </w:t>
+      </w:r>
+      <w:proofErr w:type="spellStart"/>
+      <w:proofErr w:type="gramStart"/>
+      <w:r>
+        <w:rPr>
+          <w:color w:val="4C94D8" w:themeColor="text2" w:themeTint="80"/>
+        </w:rPr>
+        <w:t>e.preventDefault</w:t>
+      </w:r>
+      <w:proofErr w:type="spellEnd"/>
+      <w:proofErr w:type="gramEnd"/>
+      <w:r>
+        <w:rPr>
+          <w:color w:val="4C94D8" w:themeColor="text2" w:themeTint="80"/>
+        </w:rPr>
+        <w:t>(</w:t>
+      </w:r>
+      <w:proofErr w:type="gramStart"/>
+      <w:r>
+        <w:rPr>
+          <w:color w:val="4C94D8" w:themeColor="text2" w:themeTint="80"/>
+        </w:rPr>
+        <w:t>);</w:t>
+      </w:r>
+      <w:proofErr w:type="gramEnd"/>
+    </w:p>
+    <w:p>
+      <w:pPr>
+        <w:pStyle w:val="BodyText"/>
+        <w:rPr>
+          <w:color w:val="4C94D8" w:themeColor="text2" w:themeTint="80"/>
+        </w:rPr>
+      </w:pPr>
+      <w:r>
+        <w:rPr>
+          <w:color w:val="4C94D8" w:themeColor="text2" w:themeTint="80"/>
+        </w:rPr>
+        <w:t>$(document</w:t>
+      </w:r>
+      <w:proofErr w:type="gramStart"/>
+      <w:r>
+        <w:rPr>
+          <w:color w:val="4C94D8" w:themeColor="text2" w:themeTint="80"/>
+        </w:rPr>
+        <w:t>).ready</w:t>
+      </w:r>
+      <w:proofErr w:type="gramEnd"/>
+      <w:r>
+        <w:rPr>
+          <w:color w:val="4C94D8" w:themeColor="text2" w:themeTint="80"/>
+        </w:rPr>
+        <w:t xml:space="preserve">() waits for the page to fully load before running any code. </w:t>
+      </w:r>
+      <w:proofErr w:type="gramStart"/>
+      <w:r>
+        <w:rPr>
+          <w:color w:val="4C94D8" w:themeColor="text2" w:themeTint="80"/>
+        </w:rPr>
+        <w:t>.on</w:t>
+      </w:r>
+      <w:proofErr w:type="gramEnd"/>
+      <w:r>
+        <w:rPr>
+          <w:color w:val="4C94D8" w:themeColor="text2" w:themeTint="80"/>
+        </w:rPr>
+        <w:t xml:space="preserve">("submit", ...) attaches a handler to the form. </w:t>
+      </w:r>
+      <w:proofErr w:type="spellStart"/>
+      <w:proofErr w:type="gramStart"/>
+      <w:r>
+        <w:rPr>
+          <w:color w:val="4C94D8" w:themeColor="text2" w:themeTint="80"/>
+        </w:rPr>
+        <w:t>e.preventDefault</w:t>
+      </w:r>
+      <w:proofErr w:type="spellEnd"/>
+      <w:proofErr w:type="gramEnd"/>
+      <w:r>
+        <w:rPr>
+          <w:color w:val="4C94D8" w:themeColor="text2" w:themeTint="80"/>
+        </w:rPr>
+        <w:t>() stops the default browser behavior, which would reload the page on submit.</w:t>
+      </w:r>
+    </w:p>
+    <w:p>
+      <w:pPr>
+        <w:pStyle w:val="BodyText"/>
+        <w:rPr>
+          <w:color w:val="4C94D8" w:themeColor="text2" w:themeTint="80"/>
+        </w:rPr>
+      </w:pPr>
+      <w:proofErr w:type="spellStart"/>
+      <w:r>
+        <w:rPr>
+          <w:color w:val="4C94D8" w:themeColor="text2" w:themeTint="80"/>
+        </w:rPr>
+        <w:t>javascript</w:t>
+      </w:r>
+      <w:proofErr w:type="spellEnd"/>
+    </w:p>
+    <w:p>
+      <w:pPr>
+        <w:pStyle w:val="BodyText"/>
+        <w:rPr>
+          <w:color w:val="4C94D8" w:themeColor="text2" w:themeTint="80"/>
+        </w:rPr>
+      </w:pPr>
+      <w:r>
+        <w:rPr>
+          <w:color w:val="4C94D8" w:themeColor="text2" w:themeTint="80"/>
+        </w:rPr>
+        <w:t>var name = $</w:t>
+      </w:r>
+      <w:proofErr w:type="gramStart"/>
+      <w:r>
+        <w:rPr>
+          <w:color w:val="4C94D8" w:themeColor="text2" w:themeTint="80"/>
+        </w:rPr>
+        <w:t>("#</w:t>
+      </w:r>
+      <w:proofErr w:type="gramEnd"/>
+      <w:r>
+        <w:rPr>
+          <w:color w:val="4C94D8" w:themeColor="text2" w:themeTint="80"/>
+        </w:rPr>
+        <w:t>name"</w:t>
+      </w:r>
+      <w:proofErr w:type="gramStart"/>
+      <w:r>
+        <w:rPr>
+          <w:color w:val="4C94D8" w:themeColor="text2" w:themeTint="80"/>
+        </w:rPr>
+        <w:t>).</w:t>
+      </w:r>
+      <w:proofErr w:type="spellStart"/>
+      <w:r>
+        <w:rPr>
+          <w:color w:val="4C94D8" w:themeColor="text2" w:themeTint="80"/>
+        </w:rPr>
+        <w:t>val</w:t>
+      </w:r>
+      <w:proofErr w:type="spellEnd"/>
+      <w:proofErr w:type="gramEnd"/>
+      <w:r>
+        <w:rPr>
+          <w:color w:val="4C94D8" w:themeColor="text2" w:themeTint="80"/>
+        </w:rPr>
+        <w:t>(</w:t>
+      </w:r>
+      <w:proofErr w:type="gramStart"/>
+      <w:r>
+        <w:rPr>
+          <w:color w:val="4C94D8" w:themeColor="text2" w:themeTint="80"/>
+        </w:rPr>
+        <w:t>).trim</w:t>
+      </w:r>
+      <w:proofErr w:type="gramEnd"/>
+      <w:r>
+        <w:rPr>
+          <w:color w:val="4C94D8" w:themeColor="text2" w:themeTint="80"/>
+        </w:rPr>
+        <w:t>(</w:t>
+      </w:r>
+      <w:proofErr w:type="gramStart"/>
+      <w:r>
+        <w:rPr>
+          <w:color w:val="4C94D8" w:themeColor="text2" w:themeTint="80"/>
+        </w:rPr>
+        <w:t>);</w:t>
+      </w:r>
+      <w:proofErr w:type="gramEnd"/>
+    </w:p>
+    <w:p>
+      <w:pPr>
+        <w:pStyle w:val="BodyText"/>
+        <w:rPr>
+          <w:color w:val="4C94D8" w:themeColor="text2" w:themeTint="80"/>
+        </w:rPr>
+      </w:pPr>
+      <w:r>
+        <w:rPr>
+          <w:color w:val="4C94D8" w:themeColor="text2" w:themeTint="80"/>
+        </w:rPr>
+        <w:t>var message = $</w:t>
+      </w:r>
+      <w:proofErr w:type="gramStart"/>
+      <w:r>
+        <w:rPr>
+          <w:color w:val="4C94D8" w:themeColor="text2" w:themeTint="80"/>
+        </w:rPr>
+        <w:t>("#</w:t>
+      </w:r>
+      <w:proofErr w:type="gramEnd"/>
+      <w:r>
+        <w:rPr>
+          <w:color w:val="4C94D8" w:themeColor="text2" w:themeTint="80"/>
+        </w:rPr>
+        <w:t>message"</w:t>
+      </w:r>
+      <w:proofErr w:type="gramStart"/>
+      <w:r>
+        <w:rPr>
+          <w:color w:val="4C94D8" w:themeColor="text2" w:themeTint="80"/>
+        </w:rPr>
+        <w:t>).</w:t>
+      </w:r>
+      <w:proofErr w:type="spellStart"/>
+      <w:r>
+        <w:rPr>
+          <w:color w:val="4C94D8" w:themeColor="text2" w:themeTint="80"/>
+        </w:rPr>
+        <w:t>val</w:t>
+      </w:r>
+      <w:proofErr w:type="spellEnd"/>
+      <w:proofErr w:type="gramEnd"/>
+      <w:r>
+        <w:rPr>
+          <w:color w:val="4C94D8" w:themeColor="text2" w:themeTint="80"/>
+        </w:rPr>
+        <w:t>(</w:t>
+      </w:r>
+      <w:proofErr w:type="gramStart"/>
+      <w:r>
+        <w:rPr>
+          <w:color w:val="4C94D8" w:themeColor="text2" w:themeTint="80"/>
+        </w:rPr>
+        <w:t>).trim</w:t>
+      </w:r>
+      <w:proofErr w:type="gramEnd"/>
+      <w:r>
+        <w:rPr>
+          <w:color w:val="4C94D8" w:themeColor="text2" w:themeTint="80"/>
+        </w:rPr>
+        <w:t>(</w:t>
+      </w:r>
+      <w:proofErr w:type="gramStart"/>
+      <w:r>
+        <w:rPr>
+          <w:color w:val="4C94D8" w:themeColor="text2" w:themeTint="80"/>
+        </w:rPr>
+        <w:t>);</w:t>
+      </w:r>
+      <w:proofErr w:type="gramEnd"/>
+    </w:p>
+    <w:p>
+      <w:pPr>
+        <w:pStyle w:val="BodyText"/>
+        <w:rPr>
+          <w:color w:val="4C94D8" w:themeColor="text2" w:themeTint="80"/>
+        </w:rPr>
+      </w:pPr>
+    </w:p>
+    <w:p>
+      <w:pPr>
+        <w:pStyle w:val="BodyText"/>
+        <w:rPr>
+          <w:color w:val="4C94D8" w:themeColor="text2" w:themeTint="80"/>
+        </w:rPr>
+      </w:pPr>
+      <w:r>
+        <w:rPr>
+          <w:color w:val="4C94D8" w:themeColor="text2" w:themeTint="80"/>
+        </w:rPr>
+        <w:t>if (name === "" || message === "") {</w:t>
+      </w:r>
+    </w:p>
+    <w:p>
+      <w:pPr>
+        <w:pStyle w:val="BodyText"/>
+        <w:rPr>
+          <w:color w:val="4C94D8" w:themeColor="text2" w:themeTint="80"/>
+        </w:rPr>
+      </w:pPr>
+      <w:r>
+        <w:rPr>
+          <w:color w:val="4C94D8" w:themeColor="text2" w:themeTint="80"/>
+        </w:rPr>
+        <w:t xml:space="preserve">    $</w:t>
+      </w:r>
+      <w:proofErr w:type="gramStart"/>
+      <w:r>
+        <w:rPr>
+          <w:color w:val="4C94D8" w:themeColor="text2" w:themeTint="80"/>
+        </w:rPr>
+        <w:t>("#</w:t>
+      </w:r>
+      <w:proofErr w:type="gramEnd"/>
+      <w:r>
+        <w:rPr>
+          <w:color w:val="4C94D8" w:themeColor="text2" w:themeTint="80"/>
+        </w:rPr>
+        <w:t>error-msg").</w:t>
+      </w:r>
+      <w:proofErr w:type="gramStart"/>
+      <w:r>
+        <w:rPr>
+          <w:color w:val="4C94D8" w:themeColor="text2" w:themeTint="80"/>
+        </w:rPr>
+        <w:t>text(</w:t>
+      </w:r>
+      <w:proofErr w:type="gramEnd"/>
+      <w:r>
+        <w:rPr>
+          <w:color w:val="4C94D8" w:themeColor="text2" w:themeTint="80"/>
+        </w:rPr>
+        <w:t>"Please fill in both fields."</w:t>
+      </w:r>
+      <w:proofErr w:type="gramStart"/>
+      <w:r>
+        <w:rPr>
+          <w:color w:val="4C94D8" w:themeColor="text2" w:themeTint="80"/>
+        </w:rPr>
+        <w:t>).</w:t>
+      </w:r>
+      <w:proofErr w:type="spellStart"/>
+      <w:r>
+        <w:rPr>
+          <w:color w:val="4C94D8" w:themeColor="text2" w:themeTint="80"/>
+        </w:rPr>
+        <w:t>fadeIn</w:t>
+      </w:r>
+      <w:proofErr w:type="spellEnd"/>
+      <w:proofErr w:type="gramEnd"/>
+      <w:r>
+        <w:rPr>
+          <w:color w:val="4C94D8" w:themeColor="text2" w:themeTint="80"/>
+        </w:rPr>
+        <w:t>(</w:t>
+      </w:r>
+      <w:proofErr w:type="gramStart"/>
+      <w:r>
+        <w:rPr>
+          <w:color w:val="4C94D8" w:themeColor="text2" w:themeTint="80"/>
+        </w:rPr>
+        <w:t>);</w:t>
+      </w:r>
+      <w:proofErr w:type="gramEnd"/>
+    </w:p>
+    <w:p>
+      <w:pPr>
+        <w:pStyle w:val="BodyText"/>
+        <w:rPr>
+          <w:color w:val="4C94D8" w:themeColor="text2" w:themeTint="80"/>
+        </w:rPr>
+      </w:pPr>
+      <w:r>
+        <w:rPr>
+          <w:color w:val="4C94D8" w:themeColor="text2" w:themeTint="80"/>
+        </w:rPr>
+        <w:t xml:space="preserve">    </w:t>
+      </w:r>
+      <w:proofErr w:type="gramStart"/>
+      <w:r>
+        <w:rPr>
+          <w:color w:val="4C94D8" w:themeColor="text2" w:themeTint="80"/>
+        </w:rPr>
+        <w:t>return;</w:t>
+      </w:r>
+      <w:proofErr w:type="gramEnd"/>
+    </w:p>
+    <w:p>
+      <w:pPr>
+        <w:pStyle w:val="BodyText"/>
+        <w:rPr>
+          <w:color w:val="4C94D8" w:themeColor="text2" w:themeTint="80"/>
+        </w:rPr>
+      </w:pPr>
+      <w:r>
+        <w:rPr>
+          <w:color w:val="4C94D8" w:themeColor="text2" w:themeTint="80"/>
+        </w:rPr>
+        <w:t>}</w:t>
+      </w:r>
+    </w:p>
+    <w:p>
+      <w:pPr>
+        <w:pStyle w:val="BodyText"/>
+        <w:rPr>
+          <w:color w:val="4C94D8" w:themeColor="text2" w:themeTint="80"/>
+        </w:rPr>
+      </w:pPr>
+      <w:r>
+        <w:rPr>
+          <w:color w:val="4C94D8" w:themeColor="text2" w:themeTint="80"/>
+        </w:rPr>
+        <w:t>This reads the current values from both fields and trims whitespace. If either is empty, it displays an error message and exits the function before sending anything to the server.</w:t>
+      </w:r>
+    </w:p>
+    <w:p>
+      <w:pPr>
+        <w:pStyle w:val="BodyText"/>
+        <w:rPr>
+          <w:color w:val="4C94D8" w:themeColor="text2" w:themeTint="80"/>
+        </w:rPr>
+      </w:pPr>
+      <w:proofErr w:type="spellStart"/>
+      <w:r>
+        <w:rPr>
+          <w:color w:val="4C94D8" w:themeColor="text2" w:themeTint="80"/>
+        </w:rPr>
+        <w:t>javascript</w:t>
+      </w:r>
+      <w:proofErr w:type="spellEnd"/>
+    </w:p>
+    <w:p>
+      <w:pPr>
+        <w:pStyle w:val="BodyText"/>
+        <w:rPr>
+          <w:color w:val="4C94D8" w:themeColor="text2" w:themeTint="80"/>
+        </w:rPr>
+      </w:pPr>
+      <w:proofErr w:type="gramStart"/>
+      <w:r>
+        <w:rPr>
+          <w:color w:val="4C94D8" w:themeColor="text2" w:themeTint="80"/>
+        </w:rPr>
+        <w:t>$.ajax</w:t>
+      </w:r>
+      <w:proofErr w:type="gramEnd"/>
+      <w:r>
+        <w:rPr>
+          <w:color w:val="4C94D8" w:themeColor="text2" w:themeTint="80"/>
+        </w:rPr>
+        <w:t>({</w:t>
+      </w:r>
+    </w:p>
+    <w:p>
+      <w:pPr>
+        <w:pStyle w:val="BodyText"/>
+        <w:rPr>
+          <w:color w:val="4C94D8" w:themeColor="text2" w:themeTint="80"/>
+        </w:rPr>
+      </w:pPr>
+      <w:r>
+        <w:rPr>
+          <w:color w:val="4C94D8" w:themeColor="text2" w:themeTint="80"/>
+        </w:rPr>
+        <w:t xml:space="preserve">    type: "POST",</w:t>
+      </w:r>
+    </w:p>
+    <w:p>
+      <w:pPr>
+        <w:pStyle w:val="BodyText"/>
+        <w:rPr>
+          <w:color w:val="4C94D8" w:themeColor="text2" w:themeTint="80"/>
+        </w:rPr>
+      </w:pPr>
+      <w:r>
+        <w:rPr>
+          <w:color w:val="4C94D8" w:themeColor="text2" w:themeTint="80"/>
+        </w:rPr>
+        <w:t xml:space="preserve">    url: "</w:t>
+      </w:r>
+      <w:proofErr w:type="spellStart"/>
+      <w:r>
+        <w:rPr>
+          <w:color w:val="4C94D8" w:themeColor="text2" w:themeTint="80"/>
+        </w:rPr>
+        <w:t>submit.php</w:t>
+      </w:r>
+      <w:proofErr w:type="spellEnd"/>
+      <w:r>
+        <w:rPr>
+          <w:color w:val="4C94D8" w:themeColor="text2" w:themeTint="80"/>
+        </w:rPr>
+        <w:t>",</w:t>
+      </w:r>
+    </w:p>
+    <w:p>
+      <w:pPr>
+        <w:pStyle w:val="BodyText"/>
+        <w:rPr>
+          <w:color w:val="4C94D8" w:themeColor="text2" w:themeTint="80"/>
+        </w:rPr>
+      </w:pPr>
+      <w:r>
+        <w:rPr>
+          <w:color w:val="4C94D8" w:themeColor="text2" w:themeTint="80"/>
+        </w:rPr>
+        <w:t xml:space="preserve">    data: </w:t>
+      </w:r>
+      <w:proofErr w:type="gramStart"/>
+      <w:r>
+        <w:rPr>
+          <w:color w:val="4C94D8" w:themeColor="text2" w:themeTint="80"/>
+        </w:rPr>
+        <w:t>{ name</w:t>
+      </w:r>
+      <w:proofErr w:type="gramEnd"/>
+      <w:r>
+        <w:rPr>
+          <w:color w:val="4C94D8" w:themeColor="text2" w:themeTint="80"/>
+        </w:rPr>
+        <w:t xml:space="preserve">: name, message: </w:t>
+      </w:r>
+      <w:proofErr w:type="gramStart"/>
+      <w:r>
+        <w:rPr>
+          <w:color w:val="4C94D8" w:themeColor="text2" w:themeTint="80"/>
+        </w:rPr>
+        <w:t>message }</w:t>
+      </w:r>
+      <w:proofErr w:type="gramEnd"/>
+      <w:r>
+        <w:rPr>
+          <w:color w:val="4C94D8" w:themeColor="text2" w:themeTint="80"/>
+        </w:rPr>
+        <w:t>,</w:t>
+      </w:r>
+    </w:p>
+    <w:p>
+      <w:pPr>
+        <w:pStyle w:val="BodyText"/>
+        <w:rPr>
+          <w:color w:val="4C94D8" w:themeColor="text2" w:themeTint="80"/>
+        </w:rPr>
+      </w:pPr>
+      <w:proofErr w:type="gramStart"/>
+      <w:r>
+        <w:rPr>
+          <w:color w:val="4C94D8" w:themeColor="text2" w:themeTint="80"/>
+        </w:rPr>
+        <w:t>$.ajax</w:t>
+      </w:r>
+      <w:proofErr w:type="gramEnd"/>
+      <w:r>
+        <w:rPr>
+          <w:color w:val="4C94D8" w:themeColor="text2" w:themeTint="80"/>
+        </w:rPr>
+        <w:t xml:space="preserve">() sends a POST request to </w:t>
+      </w:r>
+      <w:proofErr w:type="spellStart"/>
+      <w:r>
+        <w:rPr>
+          <w:color w:val="4C94D8" w:themeColor="text2" w:themeTint="80"/>
+        </w:rPr>
+        <w:t>submit.php</w:t>
+      </w:r>
+      <w:proofErr w:type="spellEnd"/>
+      <w:r>
+        <w:rPr>
+          <w:color w:val="4C94D8" w:themeColor="text2" w:themeTint="80"/>
+        </w:rPr>
+        <w:t xml:space="preserve"> with the name and message as the request body. This is the same $_POST data that PHP reads on the server side.</w:t>
+      </w:r>
+    </w:p>
+    <w:p>
+      <w:pPr>
+        <w:pStyle w:val="BodyText"/>
+        <w:rPr>
+          <w:color w:val="4C94D8" w:themeColor="text2" w:themeTint="80"/>
+        </w:rPr>
+      </w:pPr>
+      <w:proofErr w:type="spellStart"/>
+      <w:r>
+        <w:rPr>
+          <w:color w:val="4C94D8" w:themeColor="text2" w:themeTint="80"/>
+        </w:rPr>
+        <w:t>javascript</w:t>
+      </w:r>
+      <w:proofErr w:type="spellEnd"/>
+    </w:p>
+    <w:p>
+      <w:pPr>
+        <w:pStyle w:val="BodyText"/>
+        <w:rPr>
+          <w:color w:val="4C94D8" w:themeColor="text2" w:themeTint="80"/>
+        </w:rPr>
+      </w:pPr>
+      <w:r>
+        <w:rPr>
+          <w:color w:val="4C94D8" w:themeColor="text2" w:themeTint="80"/>
+        </w:rPr>
+        <w:t xml:space="preserve">    success: function </w:t>
+      </w:r>
+      <w:proofErr w:type="gramStart"/>
+      <w:r>
+        <w:rPr>
+          <w:color w:val="4C94D8" w:themeColor="text2" w:themeTint="80"/>
+        </w:rPr>
+        <w:t>() {</w:t>
+      </w:r>
+      <w:proofErr w:type="gramEnd"/>
+    </w:p>
+    <w:p>
+      <w:pPr>
+        <w:pStyle w:val="BodyText"/>
+        <w:rPr>
+          <w:color w:val="4C94D8" w:themeColor="text2" w:themeTint="80"/>
+        </w:rPr>
+      </w:pPr>
+      <w:r>
+        <w:rPr>
+          <w:color w:val="4C94D8" w:themeColor="text2" w:themeTint="80"/>
+        </w:rPr>
+        <w:t xml:space="preserve">        $</w:t>
+      </w:r>
+      <w:proofErr w:type="gramStart"/>
+      <w:r>
+        <w:rPr>
+          <w:color w:val="4C94D8" w:themeColor="text2" w:themeTint="80"/>
+        </w:rPr>
+        <w:t>("#</w:t>
+      </w:r>
+      <w:proofErr w:type="gramEnd"/>
+      <w:r>
+        <w:rPr>
+          <w:color w:val="4C94D8" w:themeColor="text2" w:themeTint="80"/>
+        </w:rPr>
+        <w:t>name"</w:t>
+      </w:r>
+      <w:proofErr w:type="gramStart"/>
+      <w:r>
+        <w:rPr>
+          <w:color w:val="4C94D8" w:themeColor="text2" w:themeTint="80"/>
+        </w:rPr>
+        <w:t>).</w:t>
+      </w:r>
+      <w:proofErr w:type="spellStart"/>
+      <w:r>
+        <w:rPr>
+          <w:color w:val="4C94D8" w:themeColor="text2" w:themeTint="80"/>
+        </w:rPr>
+        <w:t>val</w:t>
+      </w:r>
+      <w:proofErr w:type="spellEnd"/>
+      <w:proofErr w:type="gramEnd"/>
+      <w:r>
+        <w:rPr>
+          <w:color w:val="4C94D8" w:themeColor="text2" w:themeTint="80"/>
+        </w:rPr>
+        <w:t>(""</w:t>
+      </w:r>
+      <w:proofErr w:type="gramStart"/>
+      <w:r>
+        <w:rPr>
+          <w:color w:val="4C94D8" w:themeColor="text2" w:themeTint="80"/>
+        </w:rPr>
+        <w:t>);</w:t>
+      </w:r>
+      <w:proofErr w:type="gramEnd"/>
+    </w:p>
+    <w:p>
+      <w:pPr>
+        <w:pStyle w:val="BodyText"/>
+        <w:rPr>
+          <w:color w:val="4C94D8" w:themeColor="text2" w:themeTint="80"/>
+        </w:rPr>
+      </w:pPr>
+      <w:r>
+        <w:rPr>
+          <w:color w:val="4C94D8" w:themeColor="text2" w:themeTint="80"/>
+        </w:rPr>
+        <w:t xml:space="preserve">        $</w:t>
+      </w:r>
+      <w:proofErr w:type="gramStart"/>
+      <w:r>
+        <w:rPr>
+          <w:color w:val="4C94D8" w:themeColor="text2" w:themeTint="80"/>
+        </w:rPr>
+        <w:t>("#</w:t>
+      </w:r>
+      <w:proofErr w:type="gramEnd"/>
+      <w:r>
+        <w:rPr>
+          <w:color w:val="4C94D8" w:themeColor="text2" w:themeTint="80"/>
+        </w:rPr>
+        <w:t>message"</w:t>
+      </w:r>
+      <w:proofErr w:type="gramStart"/>
+      <w:r>
+        <w:rPr>
+          <w:color w:val="4C94D8" w:themeColor="text2" w:themeTint="80"/>
+        </w:rPr>
+        <w:t>).</w:t>
+      </w:r>
+      <w:proofErr w:type="spellStart"/>
+      <w:r>
+        <w:rPr>
+          <w:color w:val="4C94D8" w:themeColor="text2" w:themeTint="80"/>
+        </w:rPr>
+        <w:t>val</w:t>
+      </w:r>
+      <w:proofErr w:type="spellEnd"/>
+      <w:proofErr w:type="gramEnd"/>
+      <w:r>
+        <w:rPr>
+          <w:color w:val="4C94D8" w:themeColor="text2" w:themeTint="80"/>
+        </w:rPr>
+        <w:t>(""</w:t>
+      </w:r>
+      <w:proofErr w:type="gramStart"/>
+      <w:r>
+        <w:rPr>
+          <w:color w:val="4C94D8" w:themeColor="text2" w:themeTint="80"/>
+        </w:rPr>
+        <w:t>);</w:t>
+      </w:r>
+      <w:proofErr w:type="gramEnd"/>
+    </w:p>
+    <w:p>
+      <w:pPr>
+        <w:pStyle w:val="BodyText"/>
+        <w:rPr>
+          <w:color w:val="4C94D8" w:themeColor="text2" w:themeTint="80"/>
+        </w:rPr>
+      </w:pPr>
+    </w:p>
+    <w:p>
+      <w:pPr>
+        <w:pStyle w:val="BodyText"/>
+        <w:rPr>
+          <w:color w:val="4C94D8" w:themeColor="text2" w:themeTint="80"/>
+        </w:rPr>
+      </w:pPr>
+      <w:r>
+        <w:rPr>
+          <w:color w:val="4C94D8" w:themeColor="text2" w:themeTint="80"/>
+        </w:rPr>
+        <w:t xml:space="preserve">        var </w:t>
+      </w:r>
+      <w:proofErr w:type="spellStart"/>
+      <w:r>
+        <w:rPr>
+          <w:color w:val="4C94D8" w:themeColor="text2" w:themeTint="80"/>
+        </w:rPr>
+        <w:t>newEntry</w:t>
+      </w:r>
+      <w:proofErr w:type="spellEnd"/>
+      <w:r>
+        <w:rPr>
+          <w:color w:val="4C94D8" w:themeColor="text2" w:themeTint="80"/>
+        </w:rPr>
+        <w:t xml:space="preserve"> = $(</w:t>
+      </w:r>
+    </w:p>
+    <w:p>
+      <w:pPr>
+        <w:pStyle w:val="BodyText"/>
+        <w:rPr>
+          <w:color w:val="4C94D8" w:themeColor="text2" w:themeTint="80"/>
+        </w:rPr>
+      </w:pPr>
+      <w:r>
+        <w:rPr>
+          <w:color w:val="4C94D8" w:themeColor="text2" w:themeTint="80"/>
+        </w:rPr>
+        <w:t xml:space="preserve">            "&lt;div class='entry' style='</w:t>
+      </w:r>
+      <w:proofErr w:type="spellStart"/>
+      <w:proofErr w:type="gramStart"/>
+      <w:r>
+        <w:rPr>
+          <w:color w:val="4C94D8" w:themeColor="text2" w:themeTint="80"/>
+        </w:rPr>
+        <w:t>display:none</w:t>
+      </w:r>
+      <w:proofErr w:type="spellEnd"/>
+      <w:proofErr w:type="gramEnd"/>
+      <w:r>
+        <w:rPr>
+          <w:color w:val="4C94D8" w:themeColor="text2" w:themeTint="80"/>
+        </w:rPr>
+        <w:t>'&gt;" +</w:t>
+      </w:r>
+    </w:p>
+    <w:p>
+      <w:pPr>
+        <w:pStyle w:val="BodyText"/>
+        <w:rPr>
+          <w:color w:val="4C94D8" w:themeColor="text2" w:themeTint="80"/>
+        </w:rPr>
+      </w:pPr>
+      <w:r>
+        <w:rPr>
+          <w:color w:val="4C94D8" w:themeColor="text2" w:themeTint="80"/>
+        </w:rPr>
+        <w:t xml:space="preserve">            "&lt;strong&gt;" + $("&lt;span&gt;").text(name).</w:t>
+      </w:r>
+      <w:proofErr w:type="gramStart"/>
+      <w:r>
+        <w:rPr>
+          <w:color w:val="4C94D8" w:themeColor="text2" w:themeTint="80"/>
+        </w:rPr>
+        <w:t>html(</w:t>
+      </w:r>
+      <w:proofErr w:type="gramEnd"/>
+      <w:r>
+        <w:rPr>
+          <w:color w:val="4C94D8" w:themeColor="text2" w:themeTint="80"/>
+        </w:rPr>
+        <w:t>) + "&lt;/strong&gt;" +</w:t>
+      </w:r>
+    </w:p>
+    <w:p>
+      <w:pPr>
+        <w:pStyle w:val="BodyText"/>
+        <w:rPr>
+          <w:color w:val="4C94D8" w:themeColor="text2" w:themeTint="80"/>
+        </w:rPr>
+      </w:pPr>
+      <w:r>
+        <w:rPr>
+          <w:color w:val="4C94D8" w:themeColor="text2" w:themeTint="80"/>
+        </w:rPr>
+        <w:t xml:space="preserve">            "&lt;p&gt;" + $("&lt;span&gt;").text(message).</w:t>
+      </w:r>
+      <w:proofErr w:type="gramStart"/>
+      <w:r>
+        <w:rPr>
+          <w:color w:val="4C94D8" w:themeColor="text2" w:themeTint="80"/>
+        </w:rPr>
+        <w:t>html(</w:t>
+      </w:r>
+      <w:proofErr w:type="gramEnd"/>
+      <w:r>
+        <w:rPr>
+          <w:color w:val="4C94D8" w:themeColor="text2" w:themeTint="80"/>
+        </w:rPr>
+        <w:t>) + "&lt;/p&gt;" +</w:t>
+      </w:r>
+    </w:p>
+    <w:p>
+      <w:pPr>
+        <w:pStyle w:val="BodyText"/>
+        <w:rPr>
+          <w:color w:val="4C94D8" w:themeColor="text2" w:themeTint="80"/>
+        </w:rPr>
+      </w:pPr>
+      <w:r>
+        <w:rPr>
+          <w:color w:val="4C94D8" w:themeColor="text2" w:themeTint="80"/>
+        </w:rPr>
+        <w:t xml:space="preserve">            "&lt;small&gt;Just now&lt;/small&gt;" +</w:t>
+      </w:r>
+    </w:p>
+    <w:p>
+      <w:pPr>
+        <w:pStyle w:val="BodyText"/>
+        <w:rPr>
+          <w:color w:val="4C94D8" w:themeColor="text2" w:themeTint="80"/>
+        </w:rPr>
+      </w:pPr>
+      <w:r>
+        <w:rPr>
+          <w:color w:val="4C94D8" w:themeColor="text2" w:themeTint="80"/>
+        </w:rPr>
+        <w:t xml:space="preserve">            "&lt;/div&gt;"</w:t>
+      </w:r>
+    </w:p>
+    <w:p>
+      <w:pPr>
+        <w:pStyle w:val="BodyText"/>
+        <w:rPr>
+          <w:color w:val="4C94D8" w:themeColor="text2" w:themeTint="80"/>
+        </w:rPr>
+      </w:pPr>
+      <w:r>
+        <w:rPr>
+          <w:color w:val="4C94D8" w:themeColor="text2" w:themeTint="80"/>
+        </w:rPr>
+        <w:t xml:space="preserve">        </w:t>
+      </w:r>
+      <w:proofErr w:type="gramStart"/>
+      <w:r>
+        <w:rPr>
+          <w:color w:val="4C94D8" w:themeColor="text2" w:themeTint="80"/>
+        </w:rPr>
+        <w:t>);</w:t>
+      </w:r>
+      <w:proofErr w:type="gramEnd"/>
+    </w:p>
+    <w:p>
+      <w:pPr>
+        <w:pStyle w:val="BodyText"/>
+        <w:rPr>
+          <w:color w:val="4C94D8" w:themeColor="text2" w:themeTint="80"/>
+        </w:rPr>
+      </w:pPr>
+    </w:p>
+    <w:p>
+      <w:pPr>
+        <w:pStyle w:val="BodyText"/>
+        <w:rPr>
+          <w:color w:val="4C94D8" w:themeColor="text2" w:themeTint="80"/>
+        </w:rPr>
+      </w:pPr>
+      <w:r>
+        <w:rPr>
+          <w:color w:val="4C94D8" w:themeColor="text2" w:themeTint="80"/>
+        </w:rPr>
+        <w:t xml:space="preserve">        $</w:t>
+      </w:r>
+      <w:proofErr w:type="gramStart"/>
+      <w:r>
+        <w:rPr>
+          <w:color w:val="4C94D8" w:themeColor="text2" w:themeTint="80"/>
+        </w:rPr>
+        <w:t>("#</w:t>
+      </w:r>
+      <w:proofErr w:type="gramEnd"/>
+      <w:r>
+        <w:rPr>
+          <w:color w:val="4C94D8" w:themeColor="text2" w:themeTint="80"/>
+        </w:rPr>
+        <w:t>entries-list"</w:t>
+      </w:r>
+      <w:proofErr w:type="gramStart"/>
+      <w:r>
+        <w:rPr>
+          <w:color w:val="4C94D8" w:themeColor="text2" w:themeTint="80"/>
+        </w:rPr>
+        <w:t>).prepend</w:t>
+      </w:r>
+      <w:proofErr w:type="gramEnd"/>
+      <w:r>
+        <w:rPr>
+          <w:color w:val="4C94D8" w:themeColor="text2" w:themeTint="80"/>
+        </w:rPr>
+        <w:t>(</w:t>
+      </w:r>
+      <w:proofErr w:type="spellStart"/>
+      <w:r>
+        <w:rPr>
+          <w:color w:val="4C94D8" w:themeColor="text2" w:themeTint="80"/>
+        </w:rPr>
+        <w:t>newEntry</w:t>
+      </w:r>
+      <w:proofErr w:type="spellEnd"/>
+      <w:proofErr w:type="gramStart"/>
+      <w:r>
+        <w:rPr>
+          <w:color w:val="4C94D8" w:themeColor="text2" w:themeTint="80"/>
+        </w:rPr>
+        <w:t>);</w:t>
+      </w:r>
+      <w:proofErr w:type="gramEnd"/>
+    </w:p>
+    <w:p>
+      <w:pPr>
+        <w:pStyle w:val="BodyText"/>
+        <w:rPr>
+          <w:color w:val="4C94D8" w:themeColor="text2" w:themeTint="80"/>
+        </w:rPr>
+      </w:pPr>
+      <w:r>
+        <w:rPr>
+          <w:color w:val="4C94D8" w:themeColor="text2" w:themeTint="80"/>
+        </w:rPr>
+        <w:lastRenderedPageBreak/>
+        <w:t xml:space="preserve">        </w:t>
+      </w:r>
+      <w:proofErr w:type="spellStart"/>
+      <w:r>
+        <w:rPr>
+          <w:color w:val="4C94D8" w:themeColor="text2" w:themeTint="80"/>
+        </w:rPr>
+        <w:t>newEntry.slideDown</w:t>
+      </w:r>
+      <w:proofErr w:type="spellEnd"/>
+      <w:r>
+        <w:rPr>
+          <w:color w:val="4C94D8" w:themeColor="text2" w:themeTint="80"/>
+        </w:rPr>
+        <w:t>(400</w:t>
+      </w:r>
+      <w:proofErr w:type="gramStart"/>
+      <w:r>
+        <w:rPr>
+          <w:color w:val="4C94D8" w:themeColor="text2" w:themeTint="80"/>
+        </w:rPr>
+        <w:t>);</w:t>
+      </w:r>
+      <w:proofErr w:type="gramEnd"/>
+    </w:p>
+    <w:p>
+      <w:pPr>
+        <w:pStyle w:val="BodyText"/>
+        <w:rPr>
+          <w:color w:val="4C94D8" w:themeColor="text2" w:themeTint="80"/>
+        </w:rPr>
+      </w:pPr>
+      <w:r>
+        <w:rPr>
+          <w:color w:val="4C94D8" w:themeColor="text2" w:themeTint="80"/>
+        </w:rPr>
+        <w:t xml:space="preserve">    },</w:t>
+      </w:r>
+    </w:p>
+    <w:p>
+      <w:pPr>
+        <w:pStyle w:val="BodyText"/>
+        <w:rPr>
+          <w:color w:val="4C94D8" w:themeColor="text2" w:themeTint="80"/>
+        </w:rPr>
+      </w:pPr>
+      <w:r>
+        <w:rPr>
+          <w:color w:val="4C94D8" w:themeColor="text2" w:themeTint="80"/>
+        </w:rPr>
+        <w:t xml:space="preserve">On success, both fields </w:t>
+      </w:r>
+      <w:proofErr w:type="gramStart"/>
+      <w:r>
+        <w:rPr>
+          <w:color w:val="4C94D8" w:themeColor="text2" w:themeTint="80"/>
+        </w:rPr>
+        <w:t>clear</w:t>
+      </w:r>
+      <w:proofErr w:type="gramEnd"/>
+      <w:r>
+        <w:rPr>
+          <w:color w:val="4C94D8" w:themeColor="text2" w:themeTint="80"/>
+        </w:rPr>
+        <w:t>. A new entry div is built using $("&lt;span&gt;").text(name).</w:t>
+      </w:r>
+      <w:proofErr w:type="gramStart"/>
+      <w:r>
+        <w:rPr>
+          <w:color w:val="4C94D8" w:themeColor="text2" w:themeTint="80"/>
+        </w:rPr>
+        <w:t>html(</w:t>
+      </w:r>
+      <w:proofErr w:type="gramEnd"/>
+      <w:r>
+        <w:rPr>
+          <w:color w:val="4C94D8" w:themeColor="text2" w:themeTint="80"/>
+        </w:rPr>
+        <w:t xml:space="preserve">), which safely escapes the user input on the client side before injecting it into the DOM. The new entry is prepended to the top of the list and animated in with </w:t>
+      </w:r>
+      <w:proofErr w:type="spellStart"/>
+      <w:proofErr w:type="gramStart"/>
+      <w:r>
+        <w:rPr>
+          <w:color w:val="4C94D8" w:themeColor="text2" w:themeTint="80"/>
+        </w:rPr>
+        <w:t>slideDown</w:t>
+      </w:r>
+      <w:proofErr w:type="spellEnd"/>
+      <w:r>
+        <w:rPr>
+          <w:color w:val="4C94D8" w:themeColor="text2" w:themeTint="80"/>
+        </w:rPr>
+        <w:t>(</w:t>
+      </w:r>
+      <w:proofErr w:type="gramEnd"/>
+      <w:r>
+        <w:rPr>
+          <w:color w:val="4C94D8" w:themeColor="text2" w:themeTint="80"/>
+        </w:rPr>
+        <w:t>400).</w:t>
+      </w:r>
+    </w:p>
+    <w:p>
+      <w:pPr>
+        <w:pStyle w:val="BodyText"/>
+        <w:rPr>
+          <w:color w:val="4C94D8" w:themeColor="text2" w:themeTint="80"/>
+        </w:rPr>
+      </w:pPr>
+      <w:proofErr w:type="spellStart"/>
+      <w:r>
+        <w:rPr>
+          <w:color w:val="4C94D8" w:themeColor="text2" w:themeTint="80"/>
+        </w:rPr>
+        <w:t>javascript</w:t>
+      </w:r>
+      <w:proofErr w:type="spellEnd"/>
+    </w:p>
+    <w:p>
+      <w:pPr>
+        <w:pStyle w:val="BodyText"/>
+        <w:rPr>
+          <w:color w:val="4C94D8" w:themeColor="text2" w:themeTint="80"/>
+        </w:rPr>
+      </w:pPr>
+      <w:r>
+        <w:rPr>
+          <w:color w:val="4C94D8" w:themeColor="text2" w:themeTint="80"/>
+        </w:rPr>
+        <w:t xml:space="preserve">    error: function </w:t>
+      </w:r>
+      <w:proofErr w:type="gramStart"/>
+      <w:r>
+        <w:rPr>
+          <w:color w:val="4C94D8" w:themeColor="text2" w:themeTint="80"/>
+        </w:rPr>
+        <w:t>() {</w:t>
+      </w:r>
+      <w:proofErr w:type="gramEnd"/>
+    </w:p>
+    <w:p>
+      <w:pPr>
+        <w:pStyle w:val="BodyText"/>
+        <w:rPr>
+          <w:color w:val="4C94D8" w:themeColor="text2" w:themeTint="80"/>
+        </w:rPr>
+      </w:pPr>
+      <w:r>
+        <w:rPr>
+          <w:color w:val="4C94D8" w:themeColor="text2" w:themeTint="80"/>
+        </w:rPr>
+        <w:t xml:space="preserve">        $</w:t>
+      </w:r>
+      <w:proofErr w:type="gramStart"/>
+      <w:r>
+        <w:rPr>
+          <w:color w:val="4C94D8" w:themeColor="text2" w:themeTint="80"/>
+        </w:rPr>
+        <w:t>("#</w:t>
+      </w:r>
+      <w:proofErr w:type="gramEnd"/>
+      <w:r>
+        <w:rPr>
+          <w:color w:val="4C94D8" w:themeColor="text2" w:themeTint="80"/>
+        </w:rPr>
+        <w:t>error-msg").</w:t>
+      </w:r>
+      <w:proofErr w:type="gramStart"/>
+      <w:r>
+        <w:rPr>
+          <w:color w:val="4C94D8" w:themeColor="text2" w:themeTint="80"/>
+        </w:rPr>
+        <w:t>text(</w:t>
+      </w:r>
+      <w:proofErr w:type="gramEnd"/>
+      <w:r>
+        <w:rPr>
+          <w:color w:val="4C94D8" w:themeColor="text2" w:themeTint="80"/>
+        </w:rPr>
+        <w:t>"Something went wrong. Try again."</w:t>
+      </w:r>
+      <w:proofErr w:type="gramStart"/>
+      <w:r>
+        <w:rPr>
+          <w:color w:val="4C94D8" w:themeColor="text2" w:themeTint="80"/>
+        </w:rPr>
+        <w:t>).</w:t>
+      </w:r>
+      <w:proofErr w:type="spellStart"/>
+      <w:r>
+        <w:rPr>
+          <w:color w:val="4C94D8" w:themeColor="text2" w:themeTint="80"/>
+        </w:rPr>
+        <w:t>fadeIn</w:t>
+      </w:r>
+      <w:proofErr w:type="spellEnd"/>
+      <w:proofErr w:type="gramEnd"/>
+      <w:r>
+        <w:rPr>
+          <w:color w:val="4C94D8" w:themeColor="text2" w:themeTint="80"/>
+        </w:rPr>
+        <w:t>(</w:t>
+      </w:r>
+      <w:proofErr w:type="gramStart"/>
+      <w:r>
+        <w:rPr>
+          <w:color w:val="4C94D8" w:themeColor="text2" w:themeTint="80"/>
+        </w:rPr>
+        <w:t>);</w:t>
+      </w:r>
+      <w:proofErr w:type="gramEnd"/>
+    </w:p>
+    <w:p>
+      <w:pPr>
+        <w:pStyle w:val="BodyText"/>
+        <w:rPr>
+          <w:color w:val="4C94D8" w:themeColor="text2" w:themeTint="80"/>
+        </w:rPr>
+      </w:pPr>
+      <w:r>
+        <w:rPr>
+          <w:color w:val="4C94D8" w:themeColor="text2" w:themeTint="80"/>
+        </w:rPr>
+        <w:t xml:space="preserve">    }</w:t>
+      </w:r>
+    </w:p>
+    <w:p>
+      <w:pPr>
+        <w:pStyle w:val="BodyText"/>
+        <w:rPr>
+          <w:color w:val="4C94D8" w:themeColor="text2" w:themeTint="80"/>
+        </w:rPr>
+      </w:pPr>
+      <w:r>
+        <w:rPr>
+          <w:color w:val="4C94D8" w:themeColor="text2" w:themeTint="80"/>
+        </w:rPr>
+        <w:t>}</w:t>
+      </w:r>
+      <w:proofErr w:type="gramStart"/>
+      <w:r>
+        <w:rPr>
+          <w:color w:val="4C94D8" w:themeColor="text2" w:themeTint="80"/>
+        </w:rPr>
+        <w:t>);</w:t>
+      </w:r>
+      <w:proofErr w:type="gramEnd"/>
+    </w:p>
+    <w:p>
+      <w:pPr>
+        <w:pStyle w:val="BodyText"/>
+        <w:rPr>
+          <w:color w:val="4C94D8" w:themeColor="text2" w:themeTint="80"/>
+        </w:rPr>
+      </w:pPr>
+      <w:r>
+        <w:rPr>
+          <w:color w:val="4C94D8" w:themeColor="text2" w:themeTint="80"/>
+        </w:rPr>
+        <w:t xml:space="preserve">If the AJAX request itself fails, an error message </w:t>
+      </w:r>
+      <w:proofErr w:type="gramStart"/>
+      <w:r>
+        <w:rPr>
+          <w:color w:val="4C94D8" w:themeColor="text2" w:themeTint="80"/>
+        </w:rPr>
+        <w:t>displays</w:t>
+      </w:r>
+      <w:proofErr w:type="gramEnd"/>
+      <w:r>
+        <w:rPr>
+          <w:color w:val="4C94D8" w:themeColor="text2" w:themeTint="80"/>
+        </w:rPr>
+        <w:t>. This handles network-level failures separately from validation errors.</w:t>
+      </w:r>
+    </w:p>
+    <w:p>
+      <w:pPr>
+        <w:pStyle w:val="BodyText"/>
+      </w:pPr>
+    </w:p>
+    <w:p>
+      <w:pPr>
+        <w:pStyle w:val="Compact"/>
+        <w:rPr>
+          <w:color w:val="0070C0"/>
+        </w:rPr>
+      </w:pPr>
+      <w:r>
+        <w:rPr>
+          <w:color w:val="0070C0"/>
+        </w:rPr>
+        <w:t xml:space="preserve">Overall, the system demonstrates a complete full-stack workflow, including client-side interactivity, server-side processing, database integration, and basic security practices. Through this project, I learned how each layer of the web stack connects, from handling user input on the </w:t>
+      </w:r>
+      <w:proofErr w:type="gramStart"/>
+      <w:r>
+        <w:rPr>
+          <w:color w:val="0070C0"/>
+        </w:rPr>
+        <w:t>frontend</w:t>
+      </w:r>
+      <w:proofErr w:type="gramEnd"/>
+      <w:r>
+        <w:rPr>
+          <w:color w:val="0070C0"/>
+        </w:rPr>
+        <w:t xml:space="preserve"> to securely storing and retrieving data from a database. I also learned the importance of security practices such as input validation and output sanitization when building real web applications.</w:t>
+      </w:r>
+    </w:p>
+    <w:p>
+      <w:pPr>
+        <w:pStyle w:val="BodyText"/>
+      </w:pPr>
+    </w:p>
+    <w:p>
+      <w:pPr>
+        <w:pStyle w:val="BodyText"/>
+      </w:pPr>
+    </w:p>
+    <w:p>
+      <w:pPr>
+        <w:pStyle w:val="BodyText"/>
+      </w:pPr>
       <w:r>
         <w:rPr>
           <w:b/>
@@ -2184,7 +6353,35 @@
         <w:rPr>
           <w:rStyle w:val="VerbatimChar"/>
         </w:rPr>
-        <w:t>"INSERT INTO ... VALUES ('" . $_POST['name'] . "')"</w:t>
+        <w:t>"INSERT INTO ... VALUES ('</w:t>
+      </w:r>
+      <w:proofErr w:type="gramStart"/>
+      <w:r>
+        <w:rPr>
+          <w:rStyle w:val="VerbatimChar"/>
+        </w:rPr>
+        <w:t>" .</w:t>
+      </w:r>
+      <w:proofErr w:type="gramEnd"/>
+      <w:r>
+        <w:rPr>
+          <w:rStyle w:val="VerbatimChar"/>
+        </w:rPr>
+        <w:t xml:space="preserve"> $_POST['name'</w:t>
+      </w:r>
+      <w:proofErr w:type="gramStart"/>
+      <w:r>
+        <w:rPr>
+          <w:rStyle w:val="VerbatimChar"/>
+        </w:rPr>
+        <w:t>] .</w:t>
+      </w:r>
+      <w:proofErr w:type="gramEnd"/>
+      <w:r>
+        <w:rPr>
+          <w:rStyle w:val="VerbatimChar"/>
+        </w:rPr>
+        <w:t xml:space="preserve"> "')"</w:t>
       </w:r>
       <w:r>
         <w:t>)</w:t>
@@ -2223,7 +6420,6 @@
         </w:numPr>
       </w:pPr>
       <w:r>
-        <w:lastRenderedPageBreak/>
         <w:t>Explain what would happen to your database</w:t>
       </w:r>
     </w:p>
@@ -2236,6 +6432,7 @@
         </w:numPr>
       </w:pPr>
       <w:r>
+        <w:lastRenderedPageBreak/>
         <w:t>Show your original safe code and explain why it prevents this attack</w:t>
       </w:r>
     </w:p>
@@ -2277,11 +6474,27 @@
       <w:r>
         <w:t xml:space="preserve"> Remove your </w:t>
       </w:r>
+      <w:proofErr w:type="spellStart"/>
+      <w:proofErr w:type="gramStart"/>
       <w:r>
         <w:rPr>
           <w:rStyle w:val="VerbatimChar"/>
         </w:rPr>
-        <w:t>htmlspecialchars()</w:t>
+        <w:t>htmlspecialchars</w:t>
+      </w:r>
+      <w:proofErr w:type="spellEnd"/>
+      <w:r>
+        <w:rPr>
+          <w:rStyle w:val="VerbatimChar"/>
+        </w:rPr>
+        <w:t>(</w:t>
+      </w:r>
+      <w:proofErr w:type="gramEnd"/>
+      <w:r>
+        <w:rPr>
+          <w:rStyle w:val="VerbatimChar"/>
+        </w:rPr>
+        <w:t>)</w:t>
       </w:r>
       <w:r>
         <w:t xml:space="preserve"> output escaping (or add raw output if you don’t have it). Show what a </w:t>
@@ -2290,7 +6503,21 @@
         <w:rPr>
           <w:rStyle w:val="VerbatimChar"/>
         </w:rPr>
-        <w:t>&lt;script&gt;alert('hacked')&lt;/script&gt;</w:t>
+        <w:t>&lt;script&gt;alert('hacked</w:t>
+      </w:r>
+      <w:proofErr w:type="gramStart"/>
+      <w:r>
+        <w:rPr>
+          <w:rStyle w:val="VerbatimChar"/>
+        </w:rPr>
+        <w:t>')&lt;</w:t>
+      </w:r>
+      <w:proofErr w:type="gramEnd"/>
+      <w:r>
+        <w:rPr>
+          <w:rStyle w:val="VerbatimChar"/>
+        </w:rPr>
+        <w:t>/script&gt;</w:t>
       </w:r>
       <w:r>
         <w:t xml:space="preserve"> input would do. Explain the fix.</w:t>
@@ -2318,8 +6545,16 @@
         <w:rPr>
           <w:rStyle w:val="VerbatimChar"/>
         </w:rPr>
-        <w:t>.htaccess</w:t>
-      </w:r>
+        <w:t>.</w:t>
+      </w:r>
+      <w:proofErr w:type="spellStart"/>
+      <w:r>
+        <w:rPr>
+          <w:rStyle w:val="VerbatimChar"/>
+        </w:rPr>
+        <w:t>htaccess</w:t>
+      </w:r>
+      <w:proofErr w:type="spellEnd"/>
       <w:r>
         <w:t xml:space="preserve"> protection on the quiz3 folder. Show what’s exposed. Explain why this matters for pages with database credentials.</w:t>
       </w:r>
@@ -2340,13 +6575,38 @@
         <w:t>Information exposure:</w:t>
       </w:r>
       <w:r>
-        <w:t xml:space="preserve"> Show what happens if your PHP displays database errors to the user (</w:t>
-      </w:r>
+        <w:t xml:space="preserve"> Show what happens if your PHP displays database errors to </w:t>
+      </w:r>
+      <w:r>
+        <w:t>the user (</w:t>
+      </w:r>
+      <w:proofErr w:type="spellStart"/>
       <w:r>
         <w:rPr>
           <w:rStyle w:val="VerbatimChar"/>
         </w:rPr>
-        <w:t>mysqli_error()</w:t>
+        <w:t>mysqli_</w:t>
+      </w:r>
+      <w:proofErr w:type="gramStart"/>
+      <w:r>
+        <w:rPr>
+          <w:rStyle w:val="VerbatimChar"/>
+        </w:rPr>
+        <w:t>error</w:t>
+      </w:r>
+      <w:proofErr w:type="spellEnd"/>
+      <w:r>
+        <w:rPr>
+          <w:rStyle w:val="VerbatimChar"/>
+        </w:rPr>
+        <w:t>(</w:t>
+      </w:r>
+      <w:proofErr w:type="gramEnd"/>
+      <w:r>
+        <w:rPr>
+          <w:rStyle w:val="VerbatimChar"/>
+        </w:rPr>
+        <w:t>)</w:t>
       </w:r>
       <w:r>
         <w:t xml:space="preserve"> output). What could an attacker learn? Explain the fix.</w:t>
@@ -2356,62 +6616,6 @@
       <w:pPr>
         <w:pStyle w:val="Compact"/>
       </w:pPr>
-    </w:p>
-    <w:p>
-      <w:pPr>
-        <w:pStyle w:val="Compact"/>
-        <w:rPr>
-          <w:color w:val="0070C0"/>
-        </w:rPr>
-      </w:pPr>
-      <w:r>
-        <w:rPr>
-          <w:color w:val="0070C0"/>
-        </w:rPr>
-        <w:t>I implemented a guestbook web application using PHP, MySQL, and jQuery. The application allows users to submit a name and message through a form. When the form is submitted, jQuery sends the data to the server using an AJAX POST request, which prevents the page from reloading.</w:t>
-      </w:r>
-    </w:p>
-    <w:p>
-      <w:pPr>
-        <w:pStyle w:val="Compact"/>
-        <w:rPr>
-          <w:color w:val="0070C0"/>
-        </w:rPr>
-      </w:pPr>
-      <w:r>
-        <w:rPr>
-          <w:color w:val="0070C0"/>
-        </w:rPr>
-        <w:t>On the server side, submit.php receives the form data and validates it. The data is then inserted into a MySQL database using a prepared statement. This ensures that user input is treated as data and prevents SQL injection attacks.</w:t>
-      </w:r>
-    </w:p>
-    <w:p>
-      <w:pPr>
-        <w:pStyle w:val="Compact"/>
-        <w:rPr>
-          <w:color w:val="0070C0"/>
-        </w:rPr>
-      </w:pPr>
-      <w:r>
-        <w:rPr>
-          <w:color w:val="0070C0"/>
-        </w:rPr>
-        <w:t>The guestbook.php file retrieves all entries from the database using a SELECT query and displays them on the page. Each entry is shown with the user’s name, message, and timestamp. The output is wrapped with htmlspecialchars() to prevent cross-site scripting attacks by escaping any HTML or script content.</w:t>
-      </w:r>
-    </w:p>
-    <w:p>
-      <w:pPr>
-        <w:pStyle w:val="Compact"/>
-        <w:rPr>
-          <w:color w:val="0070C0"/>
-        </w:rPr>
-      </w:pPr>
-      <w:r>
-        <w:rPr>
-          <w:color w:val="0070C0"/>
-        </w:rPr>
-        <w:t>Overall, the system demonstrates a complete full-stack workflow, including client-side interactivity, server-side processing, database integration, and basic security practices. Through this project, I learned how each layer of the web stack connects, from handling user input on the frontend to securely storing and retrieving data from a database. I also learned the importance of security practices such as input validation and output sanitization when building real web applications.</w:t>
-      </w:r>
     </w:p>
     <w:p>
       <w:pPr>
@@ -2441,7 +6645,23 @@
         <w:pStyle w:val="FirstParagraph"/>
       </w:pPr>
       <w:r>
-        <w:t>This section asks you to look back across the entire semester and connect what you’ve learned.</w:t>
+        <w:t xml:space="preserve">This section asks you to look back </w:t>
+      </w:r>
+      <w:proofErr w:type="gramStart"/>
+      <w:r>
+        <w:t>across</w:t>
+      </w:r>
+      <w:proofErr w:type="gramEnd"/>
+      <w:r>
+        <w:t xml:space="preserve"> the entire semester and </w:t>
+      </w:r>
+      <w:proofErr w:type="gramStart"/>
+      <w:r>
+        <w:t>connect</w:t>
+      </w:r>
+      <w:proofErr w:type="gramEnd"/>
+      <w:r>
+        <w:t xml:space="preserve"> what you’ve learned.</w:t>
       </w:r>
     </w:p>
     <w:p>
@@ -2464,7 +6684,6 @@
         <w:pStyle w:val="BodyText"/>
       </w:pPr>
       <w:r>
-        <w:lastRenderedPageBreak/>
         <w:t xml:space="preserve">Map your learning journey through the </w:t>
       </w:r>
       <w:r>
@@ -2900,6 +7119,7 @@
               <w:rPr>
                 <w:color w:val="215E99" w:themeColor="text2" w:themeTint="BF"/>
               </w:rPr>
+              <w:lastRenderedPageBreak/>
               <w:t>Data Format</w:t>
             </w:r>
           </w:p>
@@ -3171,8 +7391,16 @@
               <w:rPr>
                 <w:color w:val="215E99" w:themeColor="text2" w:themeTint="BF"/>
               </w:rPr>
-              <w:t>Git / Github</w:t>
+              <w:t xml:space="preserve">Git / </w:t>
             </w:r>
+            <w:proofErr w:type="spellStart"/>
+            <w:r>
+              <w:rPr>
+                <w:color w:val="215E99" w:themeColor="text2" w:themeTint="BF"/>
+              </w:rPr>
+              <w:t>Github</w:t>
+            </w:r>
+            <w:proofErr w:type="spellEnd"/>
           </w:p>
         </w:tc>
         <w:tc>
@@ -3249,7 +7477,29 @@
               <w:rPr>
                 <w:color w:val="215E99" w:themeColor="text2" w:themeTint="BF"/>
               </w:rPr>
-              <w:t>Prepared Statements + htmlspecialchars()</w:t>
+              <w:t xml:space="preserve">Prepared Statements + </w:t>
+            </w:r>
+            <w:proofErr w:type="spellStart"/>
+            <w:proofErr w:type="gramStart"/>
+            <w:r>
+              <w:rPr>
+                <w:color w:val="215E99" w:themeColor="text2" w:themeTint="BF"/>
+              </w:rPr>
+              <w:t>htmlspecialchars</w:t>
+            </w:r>
+            <w:proofErr w:type="spellEnd"/>
+            <w:r>
+              <w:rPr>
+                <w:color w:val="215E99" w:themeColor="text2" w:themeTint="BF"/>
+              </w:rPr>
+              <w:t>(</w:t>
+            </w:r>
+            <w:proofErr w:type="gramEnd"/>
+            <w:r>
+              <w:rPr>
+                <w:color w:val="215E99" w:themeColor="text2" w:themeTint="BF"/>
+              </w:rPr>
+              <w:t>)</w:t>
             </w:r>
           </w:p>
         </w:tc>
@@ -3304,7 +7554,15 @@
         <w:pStyle w:val="BodyText"/>
       </w:pPr>
       <w:r>
-        <w:t>After the table, write 2-3 paragraphs connecting these layers: how does a single user request flow through ALL of them? Use your Lab 9 movies page as the example.</w:t>
+        <w:t xml:space="preserve">After the table, write 2-3 paragraphs connecting these layers: how does a single user request flow through ALL of them? Use your Lab 9 movies page as </w:t>
+      </w:r>
+      <w:proofErr w:type="gramStart"/>
+      <w:r>
+        <w:t>the</w:t>
+      </w:r>
+      <w:proofErr w:type="gramEnd"/>
+      <w:r>
+        <w:t xml:space="preserve"> example.</w:t>
       </w:r>
     </w:p>
     <w:p>
@@ -3332,14 +7590,7 @@
         <w:rPr>
           <w:color w:val="0070C0"/>
         </w:rPr>
-        <w:t xml:space="preserve">PHP then runs server-side logic, which includes connecting to the MySQL database and executing queries to retrieve movie data. The database returns the requested data to PHP, which then generates HTML output dynamically. Before sending the response back, PHP </w:t>
-      </w:r>
-      <w:r>
-        <w:rPr>
-          <w:color w:val="0070C0"/>
-        </w:rPr>
-        <w:lastRenderedPageBreak/>
-        <w:t>ensures security by using prepared statements for database interaction and escaping output to prevent XSS.</w:t>
+        <w:t>PHP then runs server-side logic, which includes connecting to the MySQL database and executing queries to retrieve movie data. The database returns the requested data to PHP, which then generates HTML output dynamically. Before sending the response back, PHP ensures security by using prepared statements for database interaction and escaping output to prevent XSS.</w:t>
       </w:r>
     </w:p>
     <w:p>
@@ -3417,6 +7668,7 @@
         <w:pStyle w:val="FirstParagraph"/>
       </w:pPr>
       <w:r>
+        <w:lastRenderedPageBreak/>
         <w:t xml:space="preserve">How has your </w:t>
       </w:r>
       <w:r>
@@ -3522,7 +7774,21 @@
         <w:rPr>
           <w:color w:val="0070C0"/>
         </w:rPr>
-        <w:t>I also learned when not to rely on AI. For example, when debugging issues like file paths or deployment errors on Azure, it is more effective to test directly and check the environment. AI can explain possible causes, but it cannot see my actual setup. The one thing AI still cannot do for me is guarantee that code works in my specific environment. I still have to test everything myself to confirm that it runs correctly.</w:t>
+        <w:t xml:space="preserve">I also learned when not to rely on AI. For example, when debugging issues like file paths or deployment errors on Azure, it is more effective to test directly and check the environment. AI can explain possible causes, but it cannot see my actual setup. The one thing AI still cannot do for me is guarantee that code works in my specific environment. I still </w:t>
+      </w:r>
+      <w:proofErr w:type="gramStart"/>
+      <w:r>
+        <w:rPr>
+          <w:color w:val="0070C0"/>
+        </w:rPr>
+        <w:t>have to</w:t>
+      </w:r>
+      <w:proofErr w:type="gramEnd"/>
+      <w:r>
+        <w:rPr>
+          <w:color w:val="0070C0"/>
+        </w:rPr>
+        <w:t xml:space="preserve"> test everything myself to confirm that it runs correctly.</w:t>
       </w:r>
     </w:p>
     <w:p>
@@ -3554,7 +7820,6 @@
         </w:numPr>
       </w:pPr>
       <w:r>
-        <w:lastRenderedPageBreak/>
         <w:t>What was the hardest technical challenge your team faced, and how did you solve it? Be specific — name the technology, the bug or obstacle, and the resolution.</w:t>
       </w:r>
     </w:p>
@@ -3635,7 +7900,22 @@
         <w:rPr>
           <w:color w:val="215E99" w:themeColor="text2" w:themeTint="BF"/>
         </w:rPr>
-        <w:t>If I could restart the project, the one thing I would do differently in the first week is set earlier internal deadlines. A lot of our work ended up happening close to the end of the project, which made debugging and integration more stressful. Setting earlier deadlines would have allowed more time for testing, catching bugs, and improving overall coordination between team members.</w:t>
+        <w:lastRenderedPageBreak/>
+        <w:t xml:space="preserve">If I could restart the project, the one thing I would do differently in the first week is </w:t>
+      </w:r>
+      <w:proofErr w:type="gramStart"/>
+      <w:r>
+        <w:rPr>
+          <w:color w:val="215E99" w:themeColor="text2" w:themeTint="BF"/>
+        </w:rPr>
+        <w:t>set</w:t>
+      </w:r>
+      <w:proofErr w:type="gramEnd"/>
+      <w:r>
+        <w:rPr>
+          <w:color w:val="215E99" w:themeColor="text2" w:themeTint="BF"/>
+        </w:rPr>
+        <w:t xml:space="preserve"> earlier internal deadlines. A lot of our work ended up happening close to the end of the project, which made debugging and integration more stressful. Setting earlier deadlines would have allowed more time for testing, catching bugs, and improving overall coordination between team members.</w:t>
       </w:r>
     </w:p>
     <w:p>
@@ -3779,8 +8059,13 @@
             <w:pPr>
               <w:pStyle w:val="Compact"/>
             </w:pPr>
+            <w:proofErr w:type="spellStart"/>
             <w:r>
-              <w:t>DeltaCore Analytics Case</w:t>
+              <w:t>DeltaCore</w:t>
+            </w:r>
+            <w:proofErr w:type="spellEnd"/>
+            <w:r>
+              <w:t xml:space="preserve"> Analytics Case</w:t>
             </w:r>
           </w:p>
         </w:tc>
@@ -4757,7 +9042,6 @@
   <w:style w:type="character" w:default="1" w:styleId="DefaultParagraphFont">
     <w:name w:val="Default Paragraph Font"/>
     <w:uiPriority w:val="1"/>
-    <w:semiHidden/>
     <w:unhideWhenUsed/>
   </w:style>
   <w:style w:type="table" w:default="1" w:styleId="TableNormal">
